--- a/docs/ТЗ ОРСАПР.docx
+++ b/docs/ТЗ ОРСАПР.docx
@@ -183,6 +183,15 @@
     </w:p>
     <w:sdt>
       <w:sdtPr>
+        <w:rPr>
+          <w:rFonts w:asciiTheme="minorHAnsi" w:eastAsiaTheme="minorHAnsi" w:hAnsiTheme="minorHAnsi" w:cstheme="minorBidi"/>
+          <w:color w:val="auto"/>
+          <w:kern w:val="2"/>
+          <w:sz w:val="24"/>
+          <w:szCs w:val="24"/>
+          <w:lang w:eastAsia="en-US"/>
+          <w14:ligatures w14:val="standardContextual"/>
+        </w:rPr>
         <w:id w:val="709074938"/>
         <w:docPartObj>
           <w:docPartGallery w:val="Table of Contents"/>
@@ -191,15 +200,8 @@
       </w:sdtPr>
       <w:sdtEndPr>
         <w:rPr>
-          <w:rFonts w:asciiTheme="minorHAnsi" w:eastAsiaTheme="minorHAnsi" w:hAnsiTheme="minorHAnsi" w:cstheme="minorBidi"/>
           <w:b/>
           <w:bCs/>
-          <w:color w:val="auto"/>
-          <w:kern w:val="2"/>
-          <w:sz w:val="24"/>
-          <w:szCs w:val="24"/>
-          <w:lang w:eastAsia="en-US"/>
-          <w14:ligatures w14:val="standardContextual"/>
         </w:rPr>
       </w:sdtEndPr>
       <w:sdtContent>
@@ -4785,31 +4787,7 @@
                 <w:sz w:val="28"/>
                 <w:szCs w:val="28"/>
               </w:rPr>
-              <w:t>8 ИСТОЧНИКИ РАЗРАБ</w:t>
-            </w:r>
-            <w:r>
-              <w:rPr>
-                <w:rStyle w:val="af5"/>
-                <w:rFonts w:ascii="Times New Roman" w:hAnsi="Times New Roman" w:cs="Times New Roman"/>
-                <w:b/>
-                <w:bCs/>
-                <w:noProof/>
-                <w:sz w:val="28"/>
-                <w:szCs w:val="28"/>
-              </w:rPr>
-              <w:t>О</w:t>
-            </w:r>
-            <w:r>
-              <w:rPr>
-                <w:rStyle w:val="af5"/>
-                <w:rFonts w:ascii="Times New Roman" w:hAnsi="Times New Roman" w:cs="Times New Roman"/>
-                <w:b/>
-                <w:bCs/>
-                <w:noProof/>
-                <w:sz w:val="28"/>
-                <w:szCs w:val="28"/>
-              </w:rPr>
-              <w:t>ТКИ</w:t>
+              <w:t>8 ИСТОЧНИКИ РАЗРАБОТКИ</w:t>
             </w:r>
             <w:r>
               <w:rPr>
@@ -5119,25 +5097,7 @@
           <w:sz w:val="28"/>
           <w:szCs w:val="28"/>
         </w:rPr>
-        <w:t xml:space="preserve">: кандидат технических наук, доцент кафедры компьютерных систем в управлении и проектировании (КСУП) </w:t>
-      </w:r>
-      <w:proofErr w:type="spellStart"/>
-      <w:r>
-        <w:rPr>
-          <w:rFonts w:ascii="Times New Roman" w:hAnsi="Times New Roman" w:cs="Times New Roman"/>
-          <w:sz w:val="28"/>
-          <w:szCs w:val="28"/>
-        </w:rPr>
-        <w:t>Калентьев</w:t>
-      </w:r>
-      <w:proofErr w:type="spellEnd"/>
-      <w:r>
-        <w:rPr>
-          <w:rFonts w:ascii="Times New Roman" w:hAnsi="Times New Roman" w:cs="Times New Roman"/>
-          <w:sz w:val="28"/>
-          <w:szCs w:val="28"/>
-        </w:rPr>
-        <w:t xml:space="preserve"> Алексей Анатольевич. </w:t>
+        <w:t xml:space="preserve">: кандидат технических наук, доцент кафедры компьютерных систем в управлении и проектировании (КСУП) Калентьев Алексей Анатольевич. </w:t>
       </w:r>
     </w:p>
     <w:p>
@@ -5833,6 +5793,7 @@
       <w:r>
         <w:rPr>
           <w:rFonts w:ascii="Times New Roman" w:hAnsi="Times New Roman" w:cs="Times New Roman"/>
+          <w:noProof/>
           <w:sz w:val="28"/>
           <w:szCs w:val="28"/>
         </w:rPr>
@@ -6340,35 +6301,7 @@
           <w:rFonts w:ascii="Times New Roman" w:hAnsi="Times New Roman" w:cs="Times New Roman"/>
           <w:sz w:val="28"/>
         </w:rPr>
-        <w:t xml:space="preserve"> (1</w:t>
-      </w:r>
-      <w:r>
-        <w:rPr>
-          <w:rFonts w:ascii="Times New Roman" w:hAnsi="Times New Roman" w:cs="Times New Roman"/>
-          <w:sz w:val="28"/>
-        </w:rPr>
-        <w:t>2</w:t>
-      </w:r>
-      <w:r>
-        <w:rPr>
-          <w:rFonts w:ascii="Times New Roman" w:hAnsi="Times New Roman" w:cs="Times New Roman"/>
-          <w:sz w:val="28"/>
-        </w:rPr>
-        <w:t>0 — 2</w:t>
-      </w:r>
-      <w:r>
-        <w:rPr>
-          <w:rFonts w:ascii="Times New Roman" w:hAnsi="Times New Roman" w:cs="Times New Roman"/>
-          <w:sz w:val="28"/>
-        </w:rPr>
-        <w:t>4</w:t>
-      </w:r>
-      <w:r>
-        <w:rPr>
-          <w:rFonts w:ascii="Times New Roman" w:hAnsi="Times New Roman" w:cs="Times New Roman"/>
-          <w:sz w:val="28"/>
-        </w:rPr>
-        <w:t xml:space="preserve">0мм); </w:t>
+        <w:t xml:space="preserve"> (120 — 240мм); </w:t>
       </w:r>
     </w:p>
     <w:p>
@@ -6653,39 +6586,7 @@
           <w:sz w:val="28"/>
           <w:szCs w:val="28"/>
         </w:rPr>
-        <w:t>Н</w:t>
-      </w:r>
-      <w:r>
-        <w:rPr>
-          <w:rFonts w:ascii="Times New Roman" w:hAnsi="Times New Roman" w:cs="Times New Roman"/>
-          <w:sz w:val="28"/>
-          <w:szCs w:val="28"/>
-        </w:rPr>
-        <w:t>ижний</w:t>
-      </w:r>
-      <w:r>
-        <w:rPr>
-          <w:rFonts w:ascii="Times New Roman" w:hAnsi="Times New Roman" w:cs="Times New Roman"/>
-          <w:sz w:val="28"/>
-          <w:szCs w:val="28"/>
-        </w:rPr>
-        <w:t xml:space="preserve"> динамик должен физически помещаться на лицевой панели по ширине с обязательными отступами по краям по 25мм с </w:t>
-      </w:r>
-      <w:r>
-        <w:rPr>
-          <w:rFonts w:ascii="Times New Roman" w:hAnsi="Times New Roman" w:cs="Times New Roman"/>
-          <w:sz w:val="28"/>
-          <w:szCs w:val="28"/>
-        </w:rPr>
-        <w:t>боковых</w:t>
-      </w:r>
-      <w:r>
-        <w:rPr>
-          <w:rFonts w:ascii="Times New Roman" w:hAnsi="Times New Roman" w:cs="Times New Roman"/>
-          <w:sz w:val="28"/>
-          <w:szCs w:val="28"/>
-        </w:rPr>
-        <w:t xml:space="preserve"> </w:t>
+        <w:t xml:space="preserve">Нижний динамик должен физически помещаться на лицевой панели по ширине с обязательными отступами по краям по 25мм с боковых </w:t>
       </w:r>
       <w:r>
         <w:rPr>
@@ -6711,7 +6612,6 @@
         </w:rPr>
         <w:t xml:space="preserve"> (</w:t>
       </w:r>
-      <w:proofErr w:type="spellStart"/>
       <w:r>
         <w:rPr>
           <w:rFonts w:ascii="Times New Roman" w:hAnsi="Times New Roman" w:cs="Times New Roman"/>
@@ -6731,7 +6631,6 @@
         </w:rPr>
         <w:t>woofer</w:t>
       </w:r>
-      <w:proofErr w:type="spellEnd"/>
       <w:r>
         <w:rPr>
           <w:rFonts w:ascii="Times New Roman" w:hAnsi="Times New Roman" w:cs="Times New Roman"/>
@@ -6780,15 +6679,7 @@
           <w:sz w:val="28"/>
           <w:szCs w:val="28"/>
         </w:rPr>
-        <w:t>– 50мм</w:t>
-      </w:r>
-      <w:r>
-        <w:rPr>
-          <w:rFonts w:ascii="Times New Roman" w:hAnsi="Times New Roman" w:cs="Times New Roman"/>
-          <w:sz w:val="28"/>
-          <w:szCs w:val="28"/>
-        </w:rPr>
-        <w:t>)</w:t>
+        <w:t>– 50мм)</w:t>
       </w:r>
       <w:r>
         <w:rPr>
@@ -6822,31 +6713,7 @@
           <w:sz w:val="28"/>
           <w:szCs w:val="28"/>
         </w:rPr>
-        <w:t>Верхний</w:t>
-      </w:r>
-      <w:r>
-        <w:rPr>
-          <w:rFonts w:ascii="Times New Roman" w:hAnsi="Times New Roman" w:cs="Times New Roman"/>
-          <w:sz w:val="28"/>
-          <w:szCs w:val="28"/>
-        </w:rPr>
-        <w:t xml:space="preserve"> динамик располагается строго выше нижнего динамика. Их суммарный диаметр вместе с </w:t>
-      </w:r>
-      <w:r>
-        <w:rPr>
-          <w:rFonts w:ascii="Times New Roman" w:hAnsi="Times New Roman" w:cs="Times New Roman"/>
-          <w:sz w:val="28"/>
-          <w:szCs w:val="28"/>
-        </w:rPr>
-        <w:t xml:space="preserve">обязательным </w:t>
-      </w:r>
-      <w:r>
-        <w:rPr>
-          <w:rFonts w:ascii="Times New Roman" w:hAnsi="Times New Roman" w:cs="Times New Roman"/>
-          <w:sz w:val="28"/>
-          <w:szCs w:val="28"/>
-        </w:rPr>
-        <w:t>зазором между ними (</w:t>
+        <w:t>Верхний динамик располагается строго выше нижнего динамика. Их суммарный диаметр вместе с обязательным зазором между ними (</w:t>
       </w:r>
       <w:r>
         <w:rPr>
@@ -6872,7 +6739,6 @@
         </w:rPr>
         <w:t xml:space="preserve"> (</w:t>
       </w:r>
-      <w:proofErr w:type="spellStart"/>
       <w:r>
         <w:rPr>
           <w:rFonts w:ascii="Times New Roman" w:hAnsi="Times New Roman" w:cs="Times New Roman"/>
@@ -6892,7 +6758,6 @@
         </w:rPr>
         <w:t>tweeter</w:t>
       </w:r>
-      <w:proofErr w:type="spellEnd"/>
       <w:r>
         <w:rPr>
           <w:rFonts w:ascii="Times New Roman" w:hAnsi="Times New Roman" w:cs="Times New Roman"/>
@@ -6918,7 +6783,6 @@
         </w:rPr>
         <w:t xml:space="preserve"> – </w:t>
       </w:r>
-      <w:proofErr w:type="spellStart"/>
       <w:r>
         <w:rPr>
           <w:rFonts w:ascii="Times New Roman" w:hAnsi="Times New Roman" w:cs="Times New Roman"/>
@@ -6938,7 +6802,6 @@
         </w:rPr>
         <w:t>woofer</w:t>
       </w:r>
-      <w:proofErr w:type="spellEnd"/>
       <w:r>
         <w:rPr>
           <w:rFonts w:ascii="Times New Roman" w:hAnsi="Times New Roman" w:cs="Times New Roman"/>
@@ -7457,18 +7320,8 @@
           <w:sz w:val="28"/>
           <w:szCs w:val="28"/>
         </w:rPr>
-        <w:t xml:space="preserve">Пользовательские интерфейсы для всех подсистем, разработанных в рамках создания системы должны быть выполнены в виде </w:t>
-      </w:r>
-      <w:proofErr w:type="spellStart"/>
-      <w:r>
-        <w:rPr>
-          <w:rFonts w:ascii="Times New Roman" w:hAnsi="Times New Roman" w:cs="Times New Roman"/>
-          <w:sz w:val="28"/>
-          <w:szCs w:val="28"/>
-        </w:rPr>
-        <w:t>desktop</w:t>
-      </w:r>
-      <w:proofErr w:type="spellEnd"/>
+        <w:t>Пользовательские интерфейсы для всех подсистем, разработанных в рамках создания системы должны быть выполнены в виде desktop</w:t>
+      </w:r>
       <w:r>
         <w:rPr>
           <w:rFonts w:ascii="Times New Roman" w:hAnsi="Times New Roman" w:cs="Times New Roman"/>
@@ -7483,26 +7336,9 @@
           <w:sz w:val="28"/>
           <w:szCs w:val="28"/>
         </w:rPr>
-        <w:t xml:space="preserve">интерфейсов с помощью фреймворков </w:t>
-      </w:r>
-      <w:proofErr w:type="spellStart"/>
-      <w:r>
-        <w:rPr>
-          <w:rFonts w:ascii="Times New Roman" w:hAnsi="Times New Roman" w:cs="Times New Roman"/>
-          <w:sz w:val="28"/>
-          <w:szCs w:val="28"/>
-        </w:rPr>
-        <w:t>WindowsForms</w:t>
-      </w:r>
-      <w:proofErr w:type="spellEnd"/>
-      <w:r>
-        <w:rPr>
-          <w:rFonts w:ascii="Times New Roman" w:hAnsi="Times New Roman" w:cs="Times New Roman"/>
-          <w:sz w:val="28"/>
-          <w:szCs w:val="28"/>
-        </w:rPr>
-        <w:t xml:space="preserve">, WPF или аналогичных </w:t>
-      </w:r>
+        <w:t xml:space="preserve">интерфейсов с помощью фреймворков WindowsForms, WPF или аналогичных </w:t>
+      </w:r>
+      <w:commentRangeStart w:id="32"/>
       <w:r>
         <w:rPr>
           <w:rFonts w:ascii="Times New Roman" w:hAnsi="Times New Roman" w:cs="Times New Roman"/>
@@ -7537,7 +7373,25 @@
           <w:sz w:val="28"/>
           <w:szCs w:val="28"/>
         </w:rPr>
-        <w:t>Интерфейсы должны быть адаптированы под минимальную высоту экрана 1080 пикселя и ширину экрана 1920.</w:t>
+        <w:t xml:space="preserve">Интерфейсы </w:t>
+      </w:r>
+      <w:commentRangeEnd w:id="32"/>
+      <w:r>
+        <w:rPr>
+          <w:rStyle w:val="ae"/>
+          <w:rFonts w:ascii="Times New Roman" w:hAnsi="Times New Roman" w:cs="Times New Roman"/>
+          <w:sz w:val="28"/>
+          <w:szCs w:val="28"/>
+        </w:rPr>
+        <w:commentReference w:id="32"/>
+      </w:r>
+      <w:r>
+        <w:rPr>
+          <w:rFonts w:ascii="Times New Roman" w:hAnsi="Times New Roman" w:cs="Times New Roman"/>
+          <w:sz w:val="28"/>
+          <w:szCs w:val="28"/>
+        </w:rPr>
+        <w:t>должны быть адаптированы под минимальную высоту экрана 1080 пикселя и ширину экрана 1920.</w:t>
       </w:r>
     </w:p>
     <w:p>
@@ -7557,25 +7411,7 @@
           <w:sz w:val="28"/>
           <w:szCs w:val="28"/>
         </w:rPr>
-        <w:t xml:space="preserve">Элементы интерфейса должны отвечать рекомендациям по верстке интерфейсов </w:t>
-      </w:r>
-      <w:proofErr w:type="spellStart"/>
-      <w:r>
-        <w:rPr>
-          <w:rFonts w:ascii="Times New Roman" w:hAnsi="Times New Roman" w:cs="Times New Roman"/>
-          <w:sz w:val="28"/>
-          <w:szCs w:val="28"/>
-        </w:rPr>
-        <w:t>desktop</w:t>
-      </w:r>
-      <w:proofErr w:type="spellEnd"/>
-      <w:r>
-        <w:rPr>
-          <w:rFonts w:ascii="Times New Roman" w:hAnsi="Times New Roman" w:cs="Times New Roman"/>
-          <w:sz w:val="28"/>
-          <w:szCs w:val="28"/>
-        </w:rPr>
-        <w:t>-приложений указанным в источнике [1].</w:t>
+        <w:t>Элементы интерфейса должны отвечать рекомендациям по верстке интерфейсов desktop-приложений указанным в источнике [1].</w:t>
       </w:r>
     </w:p>
     <w:p>
@@ -7595,8 +7431,8 @@
           <w:szCs w:val="28"/>
         </w:rPr>
       </w:pPr>
-      <w:bookmarkStart w:id="32" w:name="_Toc147234579"/>
-      <w:bookmarkStart w:id="33" w:name="_Toc240384807"/>
+      <w:bookmarkStart w:id="33" w:name="_Toc147234579"/>
+      <w:bookmarkStart w:id="34" w:name="_Toc240384807"/>
       <w:r>
         <w:rPr>
           <w:rFonts w:ascii="Times New Roman" w:hAnsi="Times New Roman" w:cs="Times New Roman"/>
@@ -7605,8 +7441,8 @@
         </w:rPr>
         <w:t>Требования к эксплуатации, техническому обслуживанию, ремонту и хранению компонентов системы</w:t>
       </w:r>
-      <w:bookmarkEnd w:id="32"/>
       <w:bookmarkEnd w:id="33"/>
+      <w:bookmarkEnd w:id="34"/>
     </w:p>
     <w:p>
       <w:pPr>
@@ -7645,8 +7481,8 @@
           <w:szCs w:val="28"/>
         </w:rPr>
       </w:pPr>
-      <w:bookmarkStart w:id="34" w:name="_Toc147234580"/>
-      <w:bookmarkStart w:id="35" w:name="_Toc240384808"/>
+      <w:bookmarkStart w:id="35" w:name="_Toc147234580"/>
+      <w:bookmarkStart w:id="36" w:name="_Toc240384808"/>
       <w:r>
         <w:rPr>
           <w:rFonts w:ascii="Times New Roman" w:hAnsi="Times New Roman" w:cs="Times New Roman"/>
@@ -7655,8 +7491,8 @@
         </w:rPr>
         <w:t>Требования к защите информации от несанкционированного доступа</w:t>
       </w:r>
-      <w:bookmarkEnd w:id="34"/>
       <w:bookmarkEnd w:id="35"/>
+      <w:bookmarkEnd w:id="36"/>
     </w:p>
     <w:p>
       <w:pPr>
@@ -7711,8 +7547,8 @@
           <w:szCs w:val="28"/>
         </w:rPr>
       </w:pPr>
-      <w:bookmarkStart w:id="36" w:name="_Toc147234581"/>
-      <w:bookmarkStart w:id="37" w:name="_Toc240384809"/>
+      <w:bookmarkStart w:id="37" w:name="_Toc147234581"/>
+      <w:bookmarkStart w:id="38" w:name="_Toc240384809"/>
       <w:r>
         <w:rPr>
           <w:rFonts w:ascii="Times New Roman" w:hAnsi="Times New Roman" w:cs="Times New Roman"/>
@@ -7721,8 +7557,8 @@
         </w:rPr>
         <w:t>Требования по сохранности информации при авариях</w:t>
       </w:r>
-      <w:bookmarkEnd w:id="36"/>
       <w:bookmarkEnd w:id="37"/>
+      <w:bookmarkEnd w:id="38"/>
     </w:p>
     <w:p>
       <w:pPr>
@@ -7761,8 +7597,8 @@
           <w:szCs w:val="28"/>
         </w:rPr>
       </w:pPr>
-      <w:bookmarkStart w:id="38" w:name="_Toc147234582"/>
-      <w:bookmarkStart w:id="39" w:name="_Toc240384810"/>
+      <w:bookmarkStart w:id="39" w:name="_Toc147234582"/>
+      <w:bookmarkStart w:id="40" w:name="_Toc240384810"/>
       <w:r>
         <w:rPr>
           <w:rFonts w:ascii="Times New Roman" w:hAnsi="Times New Roman" w:cs="Times New Roman"/>
@@ -7771,8 +7607,8 @@
         </w:rPr>
         <w:t>Требования к защите от влияния внешних воздействий</w:t>
       </w:r>
-      <w:bookmarkEnd w:id="38"/>
       <w:bookmarkEnd w:id="39"/>
+      <w:bookmarkEnd w:id="40"/>
     </w:p>
     <w:p>
       <w:pPr>
@@ -7811,8 +7647,8 @@
           <w:szCs w:val="28"/>
         </w:rPr>
       </w:pPr>
-      <w:bookmarkStart w:id="40" w:name="_Toc147234583"/>
-      <w:bookmarkStart w:id="41" w:name="_Toc240384811"/>
+      <w:bookmarkStart w:id="41" w:name="_Toc147234583"/>
+      <w:bookmarkStart w:id="42" w:name="_Toc240384811"/>
       <w:r>
         <w:rPr>
           <w:rFonts w:ascii="Times New Roman" w:hAnsi="Times New Roman" w:cs="Times New Roman"/>
@@ -7821,8 +7657,8 @@
         </w:rPr>
         <w:t>Требования к патентной чистоте</w:t>
       </w:r>
-      <w:bookmarkEnd w:id="40"/>
       <w:bookmarkEnd w:id="41"/>
+      <w:bookmarkEnd w:id="42"/>
     </w:p>
     <w:p>
       <w:pPr>
@@ -7861,8 +7697,8 @@
           <w:szCs w:val="28"/>
         </w:rPr>
       </w:pPr>
-      <w:bookmarkStart w:id="42" w:name="_Toc147234584"/>
-      <w:bookmarkStart w:id="43" w:name="_Toc240384812"/>
+      <w:bookmarkStart w:id="43" w:name="_Toc147234584"/>
+      <w:bookmarkStart w:id="44" w:name="_Toc240384812"/>
       <w:r>
         <w:rPr>
           <w:rFonts w:ascii="Times New Roman" w:hAnsi="Times New Roman" w:cs="Times New Roman"/>
@@ -7871,8 +7707,8 @@
         </w:rPr>
         <w:t>Требования по стандартизации и унификации</w:t>
       </w:r>
-      <w:bookmarkEnd w:id="42"/>
       <w:bookmarkEnd w:id="43"/>
+      <w:bookmarkEnd w:id="44"/>
     </w:p>
     <w:p>
       <w:pPr>
@@ -7921,8 +7757,8 @@
           <w:szCs w:val="28"/>
         </w:rPr>
       </w:pPr>
-      <w:bookmarkStart w:id="44" w:name="_Toc147234585"/>
-      <w:bookmarkStart w:id="45" w:name="_Toc240384813"/>
+      <w:bookmarkStart w:id="45" w:name="_Toc147234585"/>
+      <w:bookmarkStart w:id="46" w:name="_Toc240384813"/>
       <w:r>
         <w:rPr>
           <w:rFonts w:ascii="Times New Roman" w:hAnsi="Times New Roman" w:cs="Times New Roman"/>
@@ -7932,8 +7768,8 @@
         <w:lastRenderedPageBreak/>
         <w:t>Требования к функциям (задачам), выполняемым АС</w:t>
       </w:r>
-      <w:bookmarkEnd w:id="44"/>
       <w:bookmarkEnd w:id="45"/>
+      <w:bookmarkEnd w:id="46"/>
     </w:p>
     <w:p>
       <w:pPr>
@@ -7964,8 +7800,8 @@
           <w:szCs w:val="28"/>
         </w:rPr>
       </w:pPr>
-      <w:bookmarkStart w:id="46" w:name="_Toc147234586"/>
-      <w:bookmarkStart w:id="47" w:name="_Toc240384814"/>
+      <w:bookmarkStart w:id="47" w:name="_Toc147234586"/>
+      <w:bookmarkStart w:id="48" w:name="_Toc240384814"/>
       <w:r>
         <w:rPr>
           <w:rFonts w:ascii="Times New Roman" w:hAnsi="Times New Roman" w:cs="Times New Roman"/>
@@ -7974,8 +7810,8 @@
         </w:rPr>
         <w:t>Перечень функций, задач или их комплексов</w:t>
       </w:r>
-      <w:bookmarkEnd w:id="46"/>
       <w:bookmarkEnd w:id="47"/>
+      <w:bookmarkEnd w:id="48"/>
     </w:p>
     <w:p>
       <w:pPr>
@@ -8087,8 +7923,8 @@
           <w:szCs w:val="28"/>
         </w:rPr>
       </w:pPr>
-      <w:bookmarkStart w:id="48" w:name="_Toc147234587"/>
-      <w:bookmarkStart w:id="49" w:name="_Toc240384815"/>
+      <w:bookmarkStart w:id="49" w:name="_Toc147234587"/>
+      <w:bookmarkStart w:id="50" w:name="_Toc240384815"/>
       <w:r>
         <w:rPr>
           <w:rFonts w:ascii="Times New Roman" w:hAnsi="Times New Roman" w:cs="Times New Roman"/>
@@ -8097,8 +7933,8 @@
         </w:rPr>
         <w:t>Требования к видам обеспечения АС</w:t>
       </w:r>
-      <w:bookmarkEnd w:id="48"/>
       <w:bookmarkEnd w:id="49"/>
+      <w:bookmarkEnd w:id="50"/>
     </w:p>
     <w:p>
       <w:pPr>
@@ -8130,8 +7966,8 @@
           <w:szCs w:val="28"/>
         </w:rPr>
       </w:pPr>
-      <w:bookmarkStart w:id="50" w:name="_Toc147234588"/>
-      <w:bookmarkStart w:id="51" w:name="_Toc240384816"/>
+      <w:bookmarkStart w:id="51" w:name="_Toc147234588"/>
+      <w:bookmarkStart w:id="52" w:name="_Toc240384816"/>
       <w:r>
         <w:rPr>
           <w:rFonts w:ascii="Times New Roman" w:hAnsi="Times New Roman" w:cs="Times New Roman"/>
@@ -8140,8 +7976,8 @@
         </w:rPr>
         <w:t>Требования к математическому обеспечению системы</w:t>
       </w:r>
-      <w:bookmarkEnd w:id="50"/>
       <w:bookmarkEnd w:id="51"/>
+      <w:bookmarkEnd w:id="52"/>
     </w:p>
     <w:p>
       <w:pPr>
@@ -8180,8 +8016,8 @@
           <w:szCs w:val="28"/>
         </w:rPr>
       </w:pPr>
-      <w:bookmarkStart w:id="52" w:name="_Toc147234589"/>
-      <w:bookmarkStart w:id="53" w:name="_Toc240384817"/>
+      <w:bookmarkStart w:id="53" w:name="_Toc147234589"/>
+      <w:bookmarkStart w:id="54" w:name="_Toc240384817"/>
       <w:r>
         <w:rPr>
           <w:rFonts w:ascii="Times New Roman" w:hAnsi="Times New Roman" w:cs="Times New Roman"/>
@@ -8190,8 +8026,8 @@
         </w:rPr>
         <w:t>Требования к информационному обеспечению системы</w:t>
       </w:r>
-      <w:bookmarkEnd w:id="52"/>
       <w:bookmarkEnd w:id="53"/>
+      <w:bookmarkEnd w:id="54"/>
     </w:p>
     <w:p>
       <w:pPr>
@@ -8230,8 +8066,8 @@
           <w:szCs w:val="28"/>
         </w:rPr>
       </w:pPr>
-      <w:bookmarkStart w:id="54" w:name="_Toc147234590"/>
-      <w:bookmarkStart w:id="55" w:name="_Toc240384818"/>
+      <w:bookmarkStart w:id="55" w:name="_Toc147234590"/>
+      <w:bookmarkStart w:id="56" w:name="_Toc240384818"/>
       <w:r>
         <w:rPr>
           <w:rFonts w:ascii="Times New Roman" w:hAnsi="Times New Roman" w:cs="Times New Roman"/>
@@ -8240,8 +8076,8 @@
         </w:rPr>
         <w:t>Требования к лингвистическому обеспечению системы</w:t>
       </w:r>
-      <w:bookmarkEnd w:id="54"/>
       <w:bookmarkEnd w:id="55"/>
+      <w:bookmarkEnd w:id="56"/>
     </w:p>
     <w:p>
       <w:pPr>
@@ -8304,8 +8140,8 @@
           <w:szCs w:val="28"/>
         </w:rPr>
       </w:pPr>
-      <w:bookmarkStart w:id="56" w:name="_Toc147234591"/>
-      <w:bookmarkStart w:id="57" w:name="_Toc240384819"/>
+      <w:bookmarkStart w:id="57" w:name="_Toc147234591"/>
+      <w:bookmarkStart w:id="58" w:name="_Toc240384819"/>
       <w:r>
         <w:rPr>
           <w:rFonts w:ascii="Times New Roman" w:hAnsi="Times New Roman" w:cs="Times New Roman"/>
@@ -8315,8 +8151,8 @@
         <w:lastRenderedPageBreak/>
         <w:t>Требования к программному обеспечению системы</w:t>
       </w:r>
-      <w:bookmarkEnd w:id="56"/>
       <w:bookmarkEnd w:id="57"/>
+      <w:bookmarkEnd w:id="58"/>
     </w:p>
     <w:p>
       <w:pPr>
@@ -8441,8 +8277,8 @@
           <w:szCs w:val="28"/>
         </w:rPr>
       </w:pPr>
-      <w:bookmarkStart w:id="58" w:name="_Toc147234592"/>
-      <w:bookmarkStart w:id="59" w:name="_Toc240384820"/>
+      <w:bookmarkStart w:id="59" w:name="_Toc147234592"/>
+      <w:bookmarkStart w:id="60" w:name="_Toc240384820"/>
       <w:r>
         <w:rPr>
           <w:rFonts w:ascii="Times New Roman" w:hAnsi="Times New Roman" w:cs="Times New Roman"/>
@@ -8451,8 +8287,8 @@
         </w:rPr>
         <w:t>Требования к техническому обеспечению системы</w:t>
       </w:r>
-      <w:bookmarkEnd w:id="58"/>
       <w:bookmarkEnd w:id="59"/>
+      <w:bookmarkEnd w:id="60"/>
     </w:p>
     <w:p>
       <w:pPr>
@@ -8465,6 +8301,7 @@
           <w:szCs w:val="28"/>
         </w:rPr>
       </w:pPr>
+      <w:commentRangeStart w:id="61"/>
       <w:r>
         <w:rPr>
           <w:rFonts w:ascii="Times New Roman" w:hAnsi="Times New Roman" w:cs="Times New Roman"/>
@@ -8584,6 +8421,16 @@
           <w:szCs w:val="28"/>
         </w:rPr>
         <w:t>.</w:t>
+      </w:r>
+      <w:commentRangeEnd w:id="61"/>
+      <w:r>
+        <w:rPr>
+          <w:rStyle w:val="ae"/>
+          <w:rFonts w:ascii="Times New Roman" w:hAnsi="Times New Roman" w:cs="Times New Roman"/>
+          <w:sz w:val="28"/>
+          <w:szCs w:val="28"/>
+        </w:rPr>
+        <w:commentReference w:id="61"/>
       </w:r>
     </w:p>
     <w:p>
@@ -8603,8 +8450,8 @@
           <w:szCs w:val="28"/>
         </w:rPr>
       </w:pPr>
-      <w:bookmarkStart w:id="60" w:name="_Toc147234593"/>
-      <w:bookmarkStart w:id="61" w:name="_Toc240384821"/>
+      <w:bookmarkStart w:id="62" w:name="_Toc147234593"/>
+      <w:bookmarkStart w:id="63" w:name="_Toc240384821"/>
       <w:r>
         <w:rPr>
           <w:rFonts w:ascii="Times New Roman" w:hAnsi="Times New Roman" w:cs="Times New Roman"/>
@@ -8613,8 +8460,8 @@
         </w:rPr>
         <w:t>Требования к метрологическому обеспечению</w:t>
       </w:r>
-      <w:bookmarkEnd w:id="60"/>
-      <w:bookmarkEnd w:id="61"/>
+      <w:bookmarkEnd w:id="62"/>
+      <w:bookmarkEnd w:id="63"/>
     </w:p>
     <w:p>
       <w:pPr>
@@ -8653,8 +8500,8 @@
           <w:szCs w:val="28"/>
         </w:rPr>
       </w:pPr>
-      <w:bookmarkStart w:id="62" w:name="_Toc147234594"/>
-      <w:bookmarkStart w:id="63" w:name="_Toc240384822"/>
+      <w:bookmarkStart w:id="64" w:name="_Toc147234594"/>
+      <w:bookmarkStart w:id="65" w:name="_Toc240384822"/>
       <w:r>
         <w:rPr>
           <w:rFonts w:ascii="Times New Roman" w:hAnsi="Times New Roman" w:cs="Times New Roman"/>
@@ -8663,8 +8510,8 @@
         </w:rPr>
         <w:t>Требования к организационному обеспечению</w:t>
       </w:r>
-      <w:bookmarkEnd w:id="62"/>
-      <w:bookmarkEnd w:id="63"/>
+      <w:bookmarkEnd w:id="64"/>
+      <w:bookmarkEnd w:id="65"/>
     </w:p>
     <w:p>
       <w:pPr>
@@ -8715,8 +8562,8 @@
           <w:szCs w:val="28"/>
         </w:rPr>
       </w:pPr>
-      <w:bookmarkStart w:id="64" w:name="_Toc147234595"/>
-      <w:bookmarkStart w:id="65" w:name="_Toc240384823"/>
+      <w:bookmarkStart w:id="66" w:name="_Toc147234595"/>
+      <w:bookmarkStart w:id="67" w:name="_Toc240384823"/>
       <w:r>
         <w:rPr>
           <w:rFonts w:ascii="Times New Roman" w:hAnsi="Times New Roman" w:cs="Times New Roman"/>
@@ -8725,8 +8572,8 @@
         </w:rPr>
         <w:t>Общие технические требования к АС</w:t>
       </w:r>
-      <w:bookmarkEnd w:id="64"/>
-      <w:bookmarkEnd w:id="65"/>
+      <w:bookmarkEnd w:id="66"/>
+      <w:bookmarkEnd w:id="67"/>
     </w:p>
     <w:p>
       <w:pPr>
@@ -8787,7 +8634,7 @@
           <w:szCs w:val="28"/>
         </w:rPr>
         <w:sectPr>
-          <w:footerReference w:type="default" r:id="rId9"/>
+          <w:footerReference w:type="default" r:id="rId13"/>
           <w:pgSz w:w="11906" w:h="16838"/>
           <w:pgMar w:top="1134" w:right="850" w:bottom="1134" w:left="1701" w:header="708" w:footer="708" w:gutter="0"/>
           <w:cols w:space="708"/>
@@ -8815,8 +8662,8 @@
           <w:szCs w:val="28"/>
         </w:rPr>
       </w:pPr>
-      <w:bookmarkStart w:id="66" w:name="_Toc147234596"/>
-      <w:bookmarkStart w:id="67" w:name="_Toc240384824"/>
+      <w:bookmarkStart w:id="68" w:name="_Toc147234596"/>
+      <w:bookmarkStart w:id="69" w:name="_Toc240384824"/>
       <w:r>
         <w:rPr>
           <w:rFonts w:ascii="Times New Roman" w:hAnsi="Times New Roman" w:cs="Times New Roman"/>
@@ -8828,8 +8675,8 @@
         <w:lastRenderedPageBreak/>
         <w:t>СОСТАВ И СОДЕРЖАНИЕ РАБОТ ПО СОЗДАНИЮ АВТОМАТИЗИРОВАННОЙ СИСТЕМЫ</w:t>
       </w:r>
-      <w:bookmarkEnd w:id="66"/>
-      <w:bookmarkEnd w:id="67"/>
+      <w:bookmarkEnd w:id="68"/>
+      <w:bookmarkEnd w:id="69"/>
     </w:p>
     <w:p>
       <w:pPr>
@@ -10125,14 +9972,6 @@
           <w:docGrid w:linePitch="360"/>
         </w:sectPr>
       </w:pPr>
-      <w:r>
-        <w:rPr>
-          <w:rFonts w:ascii="Times New Roman" w:hAnsi="Times New Roman" w:cs="Times New Roman"/>
-          <w:sz w:val="28"/>
-          <w:szCs w:val="28"/>
-        </w:rPr>
-        <w:t>Томск 2026</w:t>
-      </w:r>
     </w:p>
     <w:p>
       <w:pPr>
@@ -10153,8 +9992,8 @@
           <w:szCs w:val="28"/>
         </w:rPr>
       </w:pPr>
-      <w:bookmarkStart w:id="68" w:name="_Toc147234597"/>
-      <w:bookmarkStart w:id="69" w:name="_Toc240384825"/>
+      <w:bookmarkStart w:id="70" w:name="_Toc147234597"/>
+      <w:bookmarkStart w:id="71" w:name="_Toc240384825"/>
       <w:r>
         <w:rPr>
           <w:rFonts w:ascii="Times New Roman" w:hAnsi="Times New Roman" w:cs="Times New Roman"/>
@@ -10166,8 +10005,8 @@
         <w:lastRenderedPageBreak/>
         <w:t>ПОРЯДОК РАЗРАБОТКИ АВТОМАТИЗИРОВАННОЙ СИСТЕМЫ</w:t>
       </w:r>
-      <w:bookmarkEnd w:id="68"/>
-      <w:bookmarkEnd w:id="69"/>
+      <w:bookmarkEnd w:id="70"/>
+      <w:bookmarkEnd w:id="71"/>
     </w:p>
     <w:p>
       <w:pPr>
@@ -10202,8 +10041,8 @@
           <w:szCs w:val="28"/>
         </w:rPr>
       </w:pPr>
-      <w:bookmarkStart w:id="70" w:name="_Toc147234598"/>
-      <w:bookmarkStart w:id="71" w:name="_Toc240384826"/>
+      <w:bookmarkStart w:id="72" w:name="_Toc147234598"/>
+      <w:bookmarkStart w:id="73" w:name="_Toc240384826"/>
       <w:r>
         <w:rPr>
           <w:rFonts w:ascii="Times New Roman" w:hAnsi="Times New Roman" w:cs="Times New Roman"/>
@@ -10212,8 +10051,8 @@
         </w:rPr>
         <w:t>Порядок организации разработки АС</w:t>
       </w:r>
-      <w:bookmarkEnd w:id="70"/>
-      <w:bookmarkEnd w:id="71"/>
+      <w:bookmarkEnd w:id="72"/>
+      <w:bookmarkEnd w:id="73"/>
     </w:p>
     <w:p>
       <w:pPr>
@@ -10247,16 +10086,14 @@
         </w:rPr>
         <w:t xml:space="preserve">Работа по разработке АС организуется в удаленном формате с возможностью очного присутствия в рабочие часы и использовании для разработки </w:t>
       </w:r>
-      <w:proofErr w:type="gramStart"/>
-      <w:r>
-        <w:rPr>
-          <w:rFonts w:ascii="Times New Roman" w:hAnsi="Times New Roman" w:cs="Times New Roman"/>
-          <w:sz w:val="28"/>
-          <w:szCs w:val="28"/>
-        </w:rPr>
-        <w:t>ПК</w:t>
-      </w:r>
-      <w:proofErr w:type="gramEnd"/>
+      <w:r>
+        <w:rPr>
+          <w:rFonts w:ascii="Times New Roman" w:hAnsi="Times New Roman" w:cs="Times New Roman"/>
+          <w:sz w:val="28"/>
+          <w:szCs w:val="28"/>
+        </w:rPr>
+        <w:t>ПК,</w:t>
+      </w:r>
       <w:r>
         <w:rPr>
           <w:rFonts w:ascii="Times New Roman" w:hAnsi="Times New Roman" w:cs="Times New Roman"/>
@@ -10295,8 +10132,8 @@
           <w:szCs w:val="28"/>
         </w:rPr>
       </w:pPr>
-      <w:bookmarkStart w:id="72" w:name="_Toc147234599"/>
-      <w:bookmarkStart w:id="73" w:name="_Toc240384827"/>
+      <w:bookmarkStart w:id="74" w:name="_Toc147234599"/>
+      <w:bookmarkStart w:id="75" w:name="_Toc240384827"/>
       <w:r>
         <w:rPr>
           <w:rFonts w:ascii="Times New Roman" w:hAnsi="Times New Roman" w:cs="Times New Roman"/>
@@ -10305,8 +10142,8 @@
         </w:rPr>
         <w:t>Перечень документов и исходных данных для разработки АС</w:t>
       </w:r>
-      <w:bookmarkEnd w:id="72"/>
-      <w:bookmarkEnd w:id="73"/>
+      <w:bookmarkEnd w:id="74"/>
+      <w:bookmarkEnd w:id="75"/>
     </w:p>
     <w:p>
       <w:pPr>
@@ -10456,6 +10293,7 @@
         </w:rPr>
         <w:t xml:space="preserve"> </w:t>
       </w:r>
+      <w:commentRangeStart w:id="76"/>
       <w:r>
         <w:rPr>
           <w:rFonts w:ascii="Times New Roman" w:hAnsi="Times New Roman" w:cs="Times New Roman"/>
@@ -10499,6 +10337,16 @@
           <w:szCs w:val="28"/>
         </w:rPr>
         <w:t>.</w:t>
+      </w:r>
+      <w:commentRangeEnd w:id="76"/>
+      <w:r>
+        <w:rPr>
+          <w:rStyle w:val="ae"/>
+          <w:rFonts w:ascii="Times New Roman" w:hAnsi="Times New Roman" w:cs="Times New Roman"/>
+          <w:sz w:val="28"/>
+          <w:szCs w:val="28"/>
+        </w:rPr>
+        <w:commentReference w:id="76"/>
       </w:r>
     </w:p>
     <w:p>
@@ -10530,8 +10378,8 @@
           <w:szCs w:val="28"/>
         </w:rPr>
       </w:pPr>
-      <w:bookmarkStart w:id="74" w:name="_Toc147234600"/>
-      <w:bookmarkStart w:id="75" w:name="_Toc240384828"/>
+      <w:bookmarkStart w:id="77" w:name="_Toc147234600"/>
+      <w:bookmarkStart w:id="78" w:name="_Toc240384828"/>
       <w:r>
         <w:rPr>
           <w:rFonts w:ascii="Times New Roman" w:hAnsi="Times New Roman" w:cs="Times New Roman"/>
@@ -10540,8 +10388,8 @@
         </w:rPr>
         <w:t>Перечень документов, предъявляемых по окончании соответствующих этапов работ</w:t>
       </w:r>
-      <w:bookmarkEnd w:id="74"/>
-      <w:bookmarkEnd w:id="75"/>
+      <w:bookmarkEnd w:id="77"/>
+      <w:bookmarkEnd w:id="78"/>
     </w:p>
     <w:p>
       <w:pPr>
@@ -10790,8 +10638,8 @@
           <w:szCs w:val="28"/>
         </w:rPr>
       </w:pPr>
-      <w:bookmarkStart w:id="76" w:name="_Toc147234601"/>
-      <w:bookmarkStart w:id="77" w:name="_Toc240384829"/>
+      <w:bookmarkStart w:id="79" w:name="_Toc147234601"/>
+      <w:bookmarkStart w:id="80" w:name="_Toc240384829"/>
       <w:r>
         <w:rPr>
           <w:rFonts w:ascii="Times New Roman" w:hAnsi="Times New Roman" w:cs="Times New Roman"/>
@@ -10802,8 +10650,8 @@
         </w:rPr>
         <w:t>ПОРЯДОК КОНТРОЛЯ И ПРИЕМКИ АВТОМАТИЗИРОВАННОЙ СИСТЕМЫ</w:t>
       </w:r>
-      <w:bookmarkEnd w:id="76"/>
-      <w:bookmarkEnd w:id="77"/>
+      <w:bookmarkEnd w:id="79"/>
+      <w:bookmarkEnd w:id="80"/>
     </w:p>
     <w:p>
       <w:pPr>
@@ -10837,8 +10685,8 @@
           <w:szCs w:val="28"/>
         </w:rPr>
       </w:pPr>
-      <w:bookmarkStart w:id="78" w:name="_Toc147234602"/>
-      <w:bookmarkStart w:id="79" w:name="_Toc240384830"/>
+      <w:bookmarkStart w:id="81" w:name="_Toc147234602"/>
+      <w:bookmarkStart w:id="82" w:name="_Toc240384830"/>
       <w:r>
         <w:rPr>
           <w:rFonts w:ascii="Times New Roman" w:hAnsi="Times New Roman" w:cs="Times New Roman"/>
@@ -10847,8 +10695,8 @@
         </w:rPr>
         <w:t>Виды, состав и методы испытаний АС и ее составных частей</w:t>
       </w:r>
-      <w:bookmarkEnd w:id="78"/>
-      <w:bookmarkEnd w:id="79"/>
+      <w:bookmarkEnd w:id="81"/>
+      <w:bookmarkEnd w:id="82"/>
     </w:p>
     <w:p>
       <w:pPr>
@@ -11241,8 +11089,8 @@
           <w:szCs w:val="28"/>
         </w:rPr>
       </w:pPr>
-      <w:bookmarkStart w:id="80" w:name="_Toc147234603"/>
-      <w:bookmarkStart w:id="81" w:name="_Toc240384831"/>
+      <w:bookmarkStart w:id="83" w:name="_Toc147234603"/>
+      <w:bookmarkStart w:id="84" w:name="_Toc240384831"/>
       <w:r>
         <w:rPr>
           <w:rFonts w:ascii="Times New Roman" w:hAnsi="Times New Roman" w:cs="Times New Roman"/>
@@ -11252,8 +11100,8 @@
         <w:lastRenderedPageBreak/>
         <w:t>Общие требования к приёмке работ по стадиям</w:t>
       </w:r>
-      <w:bookmarkEnd w:id="80"/>
-      <w:bookmarkEnd w:id="81"/>
+      <w:bookmarkEnd w:id="83"/>
+      <w:bookmarkEnd w:id="84"/>
     </w:p>
     <w:p>
       <w:pPr>
@@ -11398,8 +11246,8 @@
           <w:szCs w:val="28"/>
         </w:rPr>
       </w:pPr>
-      <w:bookmarkStart w:id="82" w:name="_Toc147234604"/>
-      <w:bookmarkStart w:id="83" w:name="_Toc240384832"/>
+      <w:bookmarkStart w:id="85" w:name="_Toc147234604"/>
+      <w:bookmarkStart w:id="86" w:name="_Toc240384832"/>
       <w:r>
         <w:rPr>
           <w:rFonts w:ascii="Times New Roman" w:hAnsi="Times New Roman" w:cs="Times New Roman"/>
@@ -11410,8 +11258,8 @@
         </w:rPr>
         <w:t>ТРЕБОВАНИЯ К ДОКУМЕНТИРОВАНИЮ</w:t>
       </w:r>
-      <w:bookmarkEnd w:id="82"/>
-      <w:bookmarkEnd w:id="83"/>
+      <w:bookmarkEnd w:id="85"/>
+      <w:bookmarkEnd w:id="86"/>
     </w:p>
     <w:p>
       <w:pPr>
@@ -11478,8 +11326,8 @@
           <w:szCs w:val="28"/>
         </w:rPr>
       </w:pPr>
-      <w:bookmarkStart w:id="84" w:name="_Toc147234605"/>
-      <w:bookmarkStart w:id="85" w:name="_Toc240384833"/>
+      <w:bookmarkStart w:id="87" w:name="_Toc147234605"/>
+      <w:bookmarkStart w:id="88" w:name="_Toc240384833"/>
       <w:r>
         <w:rPr>
           <w:rFonts w:ascii="Times New Roman" w:hAnsi="Times New Roman" w:cs="Times New Roman"/>
@@ -11488,8 +11336,8 @@
         </w:rPr>
         <w:t>Перечень подлежащих разработке документов</w:t>
       </w:r>
-      <w:bookmarkEnd w:id="84"/>
-      <w:bookmarkEnd w:id="85"/>
+      <w:bookmarkEnd w:id="87"/>
+      <w:bookmarkEnd w:id="88"/>
     </w:p>
     <w:p>
       <w:pPr>
@@ -11556,8 +11404,8 @@
           <w:szCs w:val="28"/>
         </w:rPr>
       </w:pPr>
-      <w:bookmarkStart w:id="86" w:name="_Toc147234606"/>
-      <w:bookmarkStart w:id="87" w:name="_Toc240384834"/>
+      <w:bookmarkStart w:id="89" w:name="_Toc147234606"/>
+      <w:bookmarkStart w:id="90" w:name="_Toc240384834"/>
       <w:r>
         <w:rPr>
           <w:rFonts w:ascii="Times New Roman" w:hAnsi="Times New Roman" w:cs="Times New Roman"/>
@@ -11567,8 +11415,8 @@
         <w:lastRenderedPageBreak/>
         <w:t>Вид представления и количество документов</w:t>
       </w:r>
-      <w:bookmarkEnd w:id="86"/>
-      <w:bookmarkEnd w:id="87"/>
+      <w:bookmarkEnd w:id="89"/>
+      <w:bookmarkEnd w:id="90"/>
     </w:p>
     <w:p>
       <w:pPr>
@@ -11603,43 +11451,7 @@
           <w:sz w:val="28"/>
           <w:szCs w:val="28"/>
         </w:rPr>
-        <w:t>Нижеперечисленные документы к АС предоставляются в электронном виде в форматах .</w:t>
-      </w:r>
-      <w:proofErr w:type="spellStart"/>
-      <w:r>
-        <w:rPr>
-          <w:rFonts w:ascii="Times New Roman" w:hAnsi="Times New Roman" w:cs="Times New Roman"/>
-          <w:sz w:val="28"/>
-          <w:szCs w:val="28"/>
-        </w:rPr>
-        <w:t>docx</w:t>
-      </w:r>
-      <w:proofErr w:type="spellEnd"/>
-      <w:r>
-        <w:rPr>
-          <w:rFonts w:ascii="Times New Roman" w:hAnsi="Times New Roman" w:cs="Times New Roman"/>
-          <w:sz w:val="28"/>
-          <w:szCs w:val="28"/>
-        </w:rPr>
-        <w:t xml:space="preserve"> и .</w:t>
-      </w:r>
-      <w:proofErr w:type="spellStart"/>
-      <w:r>
-        <w:rPr>
-          <w:rFonts w:ascii="Times New Roman" w:hAnsi="Times New Roman" w:cs="Times New Roman"/>
-          <w:sz w:val="28"/>
-          <w:szCs w:val="28"/>
-        </w:rPr>
-        <w:t>pdf</w:t>
-      </w:r>
-      <w:proofErr w:type="spellEnd"/>
-      <w:r>
-        <w:rPr>
-          <w:rFonts w:ascii="Times New Roman" w:hAnsi="Times New Roman" w:cs="Times New Roman"/>
-          <w:sz w:val="28"/>
-          <w:szCs w:val="28"/>
-        </w:rPr>
-        <w:t xml:space="preserve"> по одному экземпляру каждый: </w:t>
+        <w:t xml:space="preserve">Нижеперечисленные документы к АС предоставляются в электронном виде в форматах .docx и .pdf по одному экземпляру каждый: </w:t>
       </w:r>
     </w:p>
     <w:p>
@@ -11751,8 +11563,8 @@
           <w:szCs w:val="28"/>
         </w:rPr>
       </w:pPr>
-      <w:bookmarkStart w:id="88" w:name="_Toc147234607"/>
-      <w:bookmarkStart w:id="89" w:name="_Toc240384835"/>
+      <w:bookmarkStart w:id="91" w:name="_Toc147234607"/>
+      <w:bookmarkStart w:id="92" w:name="_Toc240384835"/>
       <w:r>
         <w:rPr>
           <w:rFonts w:ascii="Times New Roman" w:hAnsi="Times New Roman" w:cs="Times New Roman"/>
@@ -11761,8 +11573,8 @@
         </w:rPr>
         <w:t>Требования по использованию ЕСКД и ЕСПД при разработке документов</w:t>
       </w:r>
-      <w:bookmarkEnd w:id="88"/>
-      <w:bookmarkEnd w:id="89"/>
+      <w:bookmarkEnd w:id="91"/>
+      <w:bookmarkEnd w:id="92"/>
     </w:p>
     <w:p>
       <w:pPr>
@@ -11891,25 +11703,7 @@
           <w:sz w:val="28"/>
           <w:szCs w:val="28"/>
         </w:rPr>
-        <w:t xml:space="preserve">шрифт – Times New </w:t>
-      </w:r>
-      <w:proofErr w:type="spellStart"/>
-      <w:r>
-        <w:rPr>
-          <w:rFonts w:ascii="Times New Roman" w:hAnsi="Times New Roman" w:cs="Times New Roman"/>
-          <w:sz w:val="28"/>
-          <w:szCs w:val="28"/>
-        </w:rPr>
-        <w:t>Roman</w:t>
-      </w:r>
-      <w:proofErr w:type="spellEnd"/>
-      <w:r>
-        <w:rPr>
-          <w:rFonts w:ascii="Times New Roman" w:hAnsi="Times New Roman" w:cs="Times New Roman"/>
-          <w:sz w:val="28"/>
-          <w:szCs w:val="28"/>
-        </w:rPr>
-        <w:t xml:space="preserve"> 14; </w:t>
+        <w:t xml:space="preserve">шрифт – Times New Roman 14; </w:t>
       </w:r>
     </w:p>
     <w:p>
@@ -12121,8 +11915,8 @@
           <w:szCs w:val="28"/>
         </w:rPr>
       </w:pPr>
-      <w:bookmarkStart w:id="90" w:name="_Toc147234608"/>
-      <w:bookmarkStart w:id="91" w:name="_Toc240384836"/>
+      <w:bookmarkStart w:id="93" w:name="_Toc147234608"/>
+      <w:bookmarkStart w:id="94" w:name="_Toc240384836"/>
       <w:r>
         <w:rPr>
           <w:rFonts w:ascii="Times New Roman" w:hAnsi="Times New Roman" w:cs="Times New Roman"/>
@@ -12134,8 +11928,8 @@
         <w:lastRenderedPageBreak/>
         <w:t>ИСТОЧНИКИ РАЗРАБОТКИ</w:t>
       </w:r>
-      <w:bookmarkEnd w:id="90"/>
-      <w:bookmarkEnd w:id="91"/>
+      <w:bookmarkEnd w:id="93"/>
+      <w:bookmarkEnd w:id="94"/>
     </w:p>
     <w:p>
       <w:pPr>
@@ -12174,43 +11968,7 @@
           <w:sz w:val="28"/>
           <w:szCs w:val="28"/>
         </w:rPr>
-        <w:t xml:space="preserve">1. Новые технологии в программировании: учебное пособие / А. А. </w:t>
-      </w:r>
-      <w:proofErr w:type="spellStart"/>
-      <w:r>
-        <w:rPr>
-          <w:rFonts w:ascii="Times New Roman" w:hAnsi="Times New Roman" w:cs="Times New Roman"/>
-          <w:sz w:val="28"/>
-          <w:szCs w:val="28"/>
-        </w:rPr>
-        <w:t>Калентьев</w:t>
-      </w:r>
-      <w:proofErr w:type="spellEnd"/>
-      <w:r>
-        <w:rPr>
-          <w:rFonts w:ascii="Times New Roman" w:hAnsi="Times New Roman" w:cs="Times New Roman"/>
-          <w:sz w:val="28"/>
-          <w:szCs w:val="28"/>
-        </w:rPr>
-        <w:t xml:space="preserve">, Д. В. </w:t>
-      </w:r>
-      <w:proofErr w:type="spellStart"/>
-      <w:r>
-        <w:rPr>
-          <w:rFonts w:ascii="Times New Roman" w:hAnsi="Times New Roman" w:cs="Times New Roman"/>
-          <w:sz w:val="28"/>
-          <w:szCs w:val="28"/>
-        </w:rPr>
-        <w:t>Гарайс</w:t>
-      </w:r>
-      <w:proofErr w:type="spellEnd"/>
-      <w:r>
-        <w:rPr>
-          <w:rFonts w:ascii="Times New Roman" w:hAnsi="Times New Roman" w:cs="Times New Roman"/>
-          <w:sz w:val="28"/>
-          <w:szCs w:val="28"/>
-        </w:rPr>
-        <w:t xml:space="preserve">, А. Е. Горяинов — Томск: Эль Контент, 2014. — 176 с. </w:t>
+        <w:t xml:space="preserve">1. Новые технологии в программировании: учебное пособие / А. А. Калентьев, Д. В. Гарайс, А. Е. Горяинов — Томск: Эль Контент, 2014. — 176 с. </w:t>
       </w:r>
     </w:p>
     <w:p>
@@ -12330,25 +12088,7 @@
           <w:sz w:val="28"/>
           <w:szCs w:val="28"/>
         </w:rPr>
-        <w:t xml:space="preserve">7. Введение в UML от создателей языка [Текст]: руководство пользователя / Г. Буч, Д. Рамбо, И. Якобсон. - 2-е изд. - М.: ДМК Пресс, 2012. - 494 с.: ил. - (Классика программирования). - </w:t>
-      </w:r>
-      <w:proofErr w:type="spellStart"/>
-      <w:r>
-        <w:rPr>
-          <w:rFonts w:ascii="Times New Roman" w:hAnsi="Times New Roman" w:cs="Times New Roman"/>
-          <w:sz w:val="28"/>
-          <w:szCs w:val="28"/>
-        </w:rPr>
-        <w:t>Предм</w:t>
-      </w:r>
-      <w:proofErr w:type="spellEnd"/>
-      <w:r>
-        <w:rPr>
-          <w:rFonts w:ascii="Times New Roman" w:hAnsi="Times New Roman" w:cs="Times New Roman"/>
-          <w:sz w:val="28"/>
-          <w:szCs w:val="28"/>
-        </w:rPr>
-        <w:t xml:space="preserve">. указ.: с. 483-493. - ISBN 978-5-94074-644-7; </w:t>
+        <w:t xml:space="preserve">7. Введение в UML от создателей языка [Текст]: руководство пользователя / Г. Буч, Д. Рамбо, И. Якобсон. - 2-е изд. - М.: ДМК Пресс, 2012. - 494 с.: ил. - (Классика программирования). - Предм. указ.: с. 483-493. - ISBN 978-5-94074-644-7; </w:t>
       </w:r>
     </w:p>
     <w:p>
@@ -12368,25 +12108,7 @@
           <w:sz w:val="28"/>
           <w:szCs w:val="28"/>
         </w:rPr>
-        <w:t xml:space="preserve">8. Ли. К. Основы САПР (CAD/CAM/CAE). – </w:t>
-      </w:r>
-      <w:proofErr w:type="spellStart"/>
-      <w:r>
-        <w:rPr>
-          <w:rFonts w:ascii="Times New Roman" w:hAnsi="Times New Roman" w:cs="Times New Roman"/>
-          <w:sz w:val="28"/>
-          <w:szCs w:val="28"/>
-        </w:rPr>
-        <w:t>Спб</w:t>
-      </w:r>
-      <w:proofErr w:type="spellEnd"/>
-      <w:r>
-        <w:rPr>
-          <w:rFonts w:ascii="Times New Roman" w:hAnsi="Times New Roman" w:cs="Times New Roman"/>
-          <w:sz w:val="28"/>
-          <w:szCs w:val="28"/>
-        </w:rPr>
-        <w:t>.: «Питер», 2004. – 560с.</w:t>
+        <w:t>8. Ли. К. Основы САПР (CAD/CAM/CAE). – Спб.: «Питер», 2004. – 560с.</w:t>
       </w:r>
     </w:p>
     <w:p>
@@ -12407,6 +12129,83 @@
     </w:sectPr>
   </w:body>
 </w:document>
+</file>
+
+<file path=word/comments.xml><?xml version="1.0" encoding="utf-8"?>
+<w:comments xmlns:wpc="http://schemas.microsoft.com/office/word/2010/wordprocessingCanvas" xmlns:cx="http://schemas.microsoft.com/office/drawing/2014/chartex" xmlns:cx1="http://schemas.microsoft.com/office/drawing/2015/9/8/chartex" xmlns:cx2="http://schemas.microsoft.com/office/drawing/2015/10/21/chartex" xmlns:cx3="http://schemas.microsoft.com/office/drawing/2016/5/9/chartex" xmlns:cx4="http://schemas.microsoft.com/office/drawing/2016/5/10/chartex" xmlns:cx5="http://schemas.microsoft.com/office/drawing/2016/5/11/chartex" xmlns:cx6="http://schemas.microsoft.com/office/drawing/2016/5/12/chartex" xmlns:cx7="http://schemas.microsoft.com/office/drawing/2016/5/13/chartex" xmlns:cx8="http://schemas.microsoft.com/office/drawing/2016/5/14/chartex" xmlns:mc="http://schemas.openxmlformats.org/markup-compatibility/2006" xmlns:aink="http://schemas.microsoft.com/office/drawing/2016/ink" xmlns:am3d="http://schemas.microsoft.com/office/drawing/2017/model3d" xmlns:o="urn:schemas-microsoft-com:office:office" xmlns:oel="http://schemas.microsoft.com/office/2019/extlst" xmlns:r="http://schemas.openxmlformats.org/officeDocument/2006/relationships" xmlns:m="http://schemas.openxmlformats.org/officeDocument/2006/math" xmlns:v="urn:schemas-microsoft-com:vml" xmlns:wp14="http://schemas.microsoft.com/office/word/2010/wordprocessingDrawing" xmlns:wp="http://schemas.openxmlformats.org/drawingml/2006/wordprocessingDrawing" xmlns:w10="urn:schemas-microsoft-com:office:word" xmlns:w="http://schemas.openxmlformats.org/wordprocessingml/2006/main" xmlns:w14="http://schemas.microsoft.com/office/word/2010/wordml" xmlns:w15="http://schemas.microsoft.com/office/word/2012/wordml" xmlns:w16cex="http://schemas.microsoft.com/office/word/2018/wordml/cex" xmlns:w16cid="http://schemas.microsoft.com/office/word/2016/wordml/cid" xmlns:w16="http://schemas.microsoft.com/office/word/2018/wordml" xmlns:w16du="http://schemas.microsoft.com/office/word/2023/wordml/word16du" xmlns:w16sdtdh="http://schemas.microsoft.com/office/word/2020/wordml/sdtdatahash" xmlns:w16sdtfl="http://schemas.microsoft.com/office/word/2024/wordml/sdtformatlock" xmlns:w16se="http://schemas.microsoft.com/office/word/2015/wordml/symex" xmlns:wpg="http://schemas.microsoft.com/office/word/2010/wordprocessingGroup" xmlns:wpi="http://schemas.microsoft.com/office/word/2010/wordprocessingInk" xmlns:wne="http://schemas.microsoft.com/office/word/2006/wordml" xmlns:wps="http://schemas.microsoft.com/office/word/2010/wordprocessingShape" mc:Ignorable="w14 w15 w16se w16cid w16 w16cex w16sdtdh w16sdtfl w16du wp14">
+  <w:comment w:id="32" w:author="Kalentyev Alexey" w:date="2026-09-16T10:02:00Z" w:initials="KA">
+    <w:p>
+      <w:pPr>
+        <w:pStyle w:val="af6"/>
+      </w:pPr>
+      <w:r>
+        <w:rPr>
+          <w:rStyle w:val="ae"/>
+        </w:rPr>
+        <w:annotationRef/>
+      </w:r>
+      <w:r>
+        <w:t>Перепроверить все межабзацные отсупы и до и после должно быть 0.</w:t>
+      </w:r>
+    </w:p>
+  </w:comment>
+  <w:comment w:id="61" w:author="Kalentyev Alexey" w:date="2026-09-16T10:03:00Z" w:initials="KA">
+    <w:p>
+      <w:pPr>
+        <w:pStyle w:val="af6"/>
+      </w:pPr>
+      <w:r>
+        <w:rPr>
+          <w:rStyle w:val="ae"/>
+        </w:rPr>
+        <w:annotationRef/>
+      </w:r>
+      <w:r>
+        <w:t>Маркерный список</w:t>
+      </w:r>
+    </w:p>
+  </w:comment>
+  <w:comment w:id="76" w:author="Kalentyev Alexey" w:date="2026-09-16T10:04:00Z" w:initials="KA">
+    <w:p>
+      <w:pPr>
+        <w:pStyle w:val="af6"/>
+      </w:pPr>
+      <w:r>
+        <w:rPr>
+          <w:rStyle w:val="ae"/>
+        </w:rPr>
+        <w:annotationRef/>
+      </w:r>
+      <w:r>
+        <w:t>?</w:t>
+      </w:r>
+    </w:p>
+  </w:comment>
+</w:comments>
+</file>
+
+<file path=word/commentsExtended.xml><?xml version="1.0" encoding="utf-8"?>
+<w15:commentsEx xmlns:wpc="http://schemas.microsoft.com/office/word/2010/wordprocessingCanvas" xmlns:cx="http://schemas.microsoft.com/office/drawing/2014/chartex" xmlns:cx1="http://schemas.microsoft.com/office/drawing/2015/9/8/chartex" xmlns:cx2="http://schemas.microsoft.com/office/drawing/2015/10/21/chartex" xmlns:cx3="http://schemas.microsoft.com/office/drawing/2016/5/9/chartex" xmlns:cx4="http://schemas.microsoft.com/office/drawing/2016/5/10/chartex" xmlns:cx5="http://schemas.microsoft.com/office/drawing/2016/5/11/chartex" xmlns:cx6="http://schemas.microsoft.com/office/drawing/2016/5/12/chartex" xmlns:cx7="http://schemas.microsoft.com/office/drawing/2016/5/13/chartex" xmlns:cx8="http://schemas.microsoft.com/office/drawing/2016/5/14/chartex" xmlns:mc="http://schemas.openxmlformats.org/markup-compatibility/2006" xmlns:aink="http://schemas.microsoft.com/office/drawing/2016/ink" xmlns:am3d="http://schemas.microsoft.com/office/drawing/2017/model3d" xmlns:o="urn:schemas-microsoft-com:office:office" xmlns:oel="http://schemas.microsoft.com/office/2019/extlst" xmlns:r="http://schemas.openxmlformats.org/officeDocument/2006/relationships" xmlns:m="http://schemas.openxmlformats.org/officeDocument/2006/math" xmlns:v="urn:schemas-microsoft-com:vml" xmlns:wp14="http://schemas.microsoft.com/office/word/2010/wordprocessingDrawing" xmlns:wp="http://schemas.openxmlformats.org/drawingml/2006/wordprocessingDrawing" xmlns:w10="urn:schemas-microsoft-com:office:word" xmlns:w="http://schemas.openxmlformats.org/wordprocessingml/2006/main" xmlns:w14="http://schemas.microsoft.com/office/word/2010/wordml" xmlns:w15="http://schemas.microsoft.com/office/word/2012/wordml" xmlns:w16cex="http://schemas.microsoft.com/office/word/2018/wordml/cex" xmlns:w16cid="http://schemas.microsoft.com/office/word/2016/wordml/cid" xmlns:w16="http://schemas.microsoft.com/office/word/2018/wordml" xmlns:w16du="http://schemas.microsoft.com/office/word/2023/wordml/word16du" xmlns:w16sdtdh="http://schemas.microsoft.com/office/word/2020/wordml/sdtdatahash" xmlns:w16sdtfl="http://schemas.microsoft.com/office/word/2024/wordml/sdtformatlock" xmlns:w16se="http://schemas.microsoft.com/office/word/2015/wordml/symex" xmlns:wpg="http://schemas.microsoft.com/office/word/2010/wordprocessingGroup" xmlns:wpi="http://schemas.microsoft.com/office/word/2010/wordprocessingInk" xmlns:wne="http://schemas.microsoft.com/office/word/2006/wordml" xmlns:wps="http://schemas.microsoft.com/office/word/2010/wordprocessingShape" mc:Ignorable="w14 w15 w16se w16cid w16 w16cex w16sdtdh w16sdtfl w16du wp14">
+  <w15:commentEx w15:paraId="77C094C8" w15:done="0"/>
+  <w15:commentEx w15:paraId="323E482F" w15:done="0"/>
+  <w15:commentEx w15:paraId="050FAEEE" w15:done="0"/>
+</w15:commentsEx>
+</file>
+
+<file path=word/commentsExtensible.xml><?xml version="1.0" encoding="utf-8"?>
+<w16cex:commentsExtensible xmlns:wpc="http://schemas.microsoft.com/office/word/2010/wordprocessingCanvas" xmlns:cx="http://schemas.microsoft.com/office/drawing/2014/chartex" xmlns:cx1="http://schemas.microsoft.com/office/drawing/2015/9/8/chartex" xmlns:cx2="http://schemas.microsoft.com/office/drawing/2015/10/21/chartex" xmlns:cx3="http://schemas.microsoft.com/office/drawing/2016/5/9/chartex" xmlns:cx4="http://schemas.microsoft.com/office/drawing/2016/5/10/chartex" xmlns:cx5="http://schemas.microsoft.com/office/drawing/2016/5/11/chartex" xmlns:cx6="http://schemas.microsoft.com/office/drawing/2016/5/12/chartex" xmlns:cx7="http://schemas.microsoft.com/office/drawing/2016/5/13/chartex" xmlns:cx8="http://schemas.microsoft.com/office/drawing/2016/5/14/chartex" xmlns:cr="http://schemas.microsoft.com/office/comments/2020/reactions" xmlns:mc="http://schemas.openxmlformats.org/markup-compatibility/2006" xmlns:aink="http://schemas.microsoft.com/office/drawing/2016/ink" xmlns:am3d="http://schemas.microsoft.com/office/drawing/2017/model3d" xmlns:o="urn:schemas-microsoft-com:office:office" xmlns:oel="http://schemas.microsoft.com/office/2019/extlst" xmlns:r="http://schemas.openxmlformats.org/officeDocument/2006/relationships" xmlns:m="http://schemas.openxmlformats.org/officeDocument/2006/math" xmlns:v="urn:schemas-microsoft-com:vml" xmlns:wp14="http://schemas.microsoft.com/office/word/2010/wordprocessingDrawing" xmlns:wp="http://schemas.openxmlformats.org/drawingml/2006/wordprocessingDrawing" xmlns:w10="urn:schemas-microsoft-com:office:word" xmlns:w="http://schemas.openxmlformats.org/wordprocessingml/2006/main" xmlns:w14="http://schemas.microsoft.com/office/word/2010/wordml" xmlns:w15="http://schemas.microsoft.com/office/word/2012/wordml" xmlns:w16cex="http://schemas.microsoft.com/office/word/2018/wordml/cex" xmlns:w16cid="http://schemas.microsoft.com/office/word/2016/wordml/cid" xmlns:w16="http://schemas.microsoft.com/office/word/2018/wordml" xmlns:w16du="http://schemas.microsoft.com/office/word/2023/wordml/word16du" xmlns:w16sdtdh="http://schemas.microsoft.com/office/word/2020/wordml/sdtdatahash" xmlns:w16sdtfl="http://schemas.microsoft.com/office/word/2024/wordml/sdtformatlock" xmlns:w16se="http://schemas.microsoft.com/office/word/2015/wordml/symex" xmlns:wpg="http://schemas.microsoft.com/office/word/2010/wordprocessingGroup" xmlns:wpi="http://schemas.microsoft.com/office/word/2010/wordprocessingInk" xmlns:wne="http://schemas.microsoft.com/office/word/2006/wordml" xmlns:wps="http://schemas.microsoft.com/office/word/2010/wordprocessingShape" mc:Ignorable="w14 w15 w16se w16cid w16 w16cex w16sdtdh w16sdtfl cr w16du wp14">
+  <w16cex:commentExtensible w16cex:durableId="37E20E72" w16cex:dateUtc="2026-09-16T03:02:00Z"/>
+  <w16cex:commentExtensible w16cex:durableId="30A0321E" w16cex:dateUtc="2026-09-16T03:03:00Z"/>
+  <w16cex:commentExtensible w16cex:durableId="5C85841B" w16cex:dateUtc="2026-09-16T03:04:00Z"/>
+</w16cex:commentsExtensible>
+</file>
+
+<file path=word/commentsIds.xml><?xml version="1.0" encoding="utf-8"?>
+<w16cid:commentsIds xmlns:wpc="http://schemas.microsoft.com/office/word/2010/wordprocessingCanvas" xmlns:cx="http://schemas.microsoft.com/office/drawing/2014/chartex" xmlns:cx1="http://schemas.microsoft.com/office/drawing/2015/9/8/chartex" xmlns:cx2="http://schemas.microsoft.com/office/drawing/2015/10/21/chartex" xmlns:cx3="http://schemas.microsoft.com/office/drawing/2016/5/9/chartex" xmlns:cx4="http://schemas.microsoft.com/office/drawing/2016/5/10/chartex" xmlns:cx5="http://schemas.microsoft.com/office/drawing/2016/5/11/chartex" xmlns:cx6="http://schemas.microsoft.com/office/drawing/2016/5/12/chartex" xmlns:cx7="http://schemas.microsoft.com/office/drawing/2016/5/13/chartex" xmlns:cx8="http://schemas.microsoft.com/office/drawing/2016/5/14/chartex" xmlns:mc="http://schemas.openxmlformats.org/markup-compatibility/2006" xmlns:aink="http://schemas.microsoft.com/office/drawing/2016/ink" xmlns:am3d="http://schemas.microsoft.com/office/drawing/2017/model3d" xmlns:o="urn:schemas-microsoft-com:office:office" xmlns:oel="http://schemas.microsoft.com/office/2019/extlst" xmlns:r="http://schemas.openxmlformats.org/officeDocument/2006/relationships" xmlns:m="http://schemas.openxmlformats.org/officeDocument/2006/math" xmlns:v="urn:schemas-microsoft-com:vml" xmlns:wp14="http://schemas.microsoft.com/office/word/2010/wordprocessingDrawing" xmlns:wp="http://schemas.openxmlformats.org/drawingml/2006/wordprocessingDrawing" xmlns:w10="urn:schemas-microsoft-com:office:word" xmlns:w="http://schemas.openxmlformats.org/wordprocessingml/2006/main" xmlns:w14="http://schemas.microsoft.com/office/word/2010/wordml" xmlns:w15="http://schemas.microsoft.com/office/word/2012/wordml" xmlns:w16cex="http://schemas.microsoft.com/office/word/2018/wordml/cex" xmlns:w16cid="http://schemas.microsoft.com/office/word/2016/wordml/cid" xmlns:w16="http://schemas.microsoft.com/office/word/2018/wordml" xmlns:w16du="http://schemas.microsoft.com/office/word/2023/wordml/word16du" xmlns:w16sdtdh="http://schemas.microsoft.com/office/word/2020/wordml/sdtdatahash" xmlns:w16sdtfl="http://schemas.microsoft.com/office/word/2024/wordml/sdtformatlock" xmlns:w16se="http://schemas.microsoft.com/office/word/2015/wordml/symex" xmlns:wpg="http://schemas.microsoft.com/office/word/2010/wordprocessingGroup" xmlns:wpi="http://schemas.microsoft.com/office/word/2010/wordprocessingInk" xmlns:wne="http://schemas.microsoft.com/office/word/2006/wordml" xmlns:wps="http://schemas.microsoft.com/office/word/2010/wordprocessingShape" mc:Ignorable="w14 w15 w16se w16cid w16 w16cex w16sdtdh w16sdtfl w16du wp14">
+  <w16cid:commentId w16cid:paraId="77C094C8" w16cid:durableId="37E20E72"/>
+  <w16cid:commentId w16cid:paraId="323E482F" w16cid:durableId="30A0321E"/>
+  <w16cid:commentId w16cid:paraId="050FAEEE" w16cid:durableId="5C85841B"/>
+</w16cid:commentsIds>
 </file>
 
 <file path=word/endnotes.xml><?xml version="1.0" encoding="utf-8"?>
@@ -15169,6 +14968,14 @@
     <w:abstractNumId w:val="19"/>
   </w:num>
 </w:numbering>
+</file>
+
+<file path=word/people.xml><?xml version="1.0" encoding="utf-8"?>
+<w15:people xmlns:wpc="http://schemas.microsoft.com/office/word/2010/wordprocessingCanvas" xmlns:cx="http://schemas.microsoft.com/office/drawing/2014/chartex" xmlns:cx1="http://schemas.microsoft.com/office/drawing/2015/9/8/chartex" xmlns:cx2="http://schemas.microsoft.com/office/drawing/2015/10/21/chartex" xmlns:cx3="http://schemas.microsoft.com/office/drawing/2016/5/9/chartex" xmlns:cx4="http://schemas.microsoft.com/office/drawing/2016/5/10/chartex" xmlns:cx5="http://schemas.microsoft.com/office/drawing/2016/5/11/chartex" xmlns:cx6="http://schemas.microsoft.com/office/drawing/2016/5/12/chartex" xmlns:cx7="http://schemas.microsoft.com/office/drawing/2016/5/13/chartex" xmlns:cx8="http://schemas.microsoft.com/office/drawing/2016/5/14/chartex" xmlns:mc="http://schemas.openxmlformats.org/markup-compatibility/2006" xmlns:aink="http://schemas.microsoft.com/office/drawing/2016/ink" xmlns:am3d="http://schemas.microsoft.com/office/drawing/2017/model3d" xmlns:o="urn:schemas-microsoft-com:office:office" xmlns:oel="http://schemas.microsoft.com/office/2019/extlst" xmlns:r="http://schemas.openxmlformats.org/officeDocument/2006/relationships" xmlns:m="http://schemas.openxmlformats.org/officeDocument/2006/math" xmlns:v="urn:schemas-microsoft-com:vml" xmlns:wp14="http://schemas.microsoft.com/office/word/2010/wordprocessingDrawing" xmlns:wp="http://schemas.openxmlformats.org/drawingml/2006/wordprocessingDrawing" xmlns:w10="urn:schemas-microsoft-com:office:word" xmlns:w="http://schemas.openxmlformats.org/wordprocessingml/2006/main" xmlns:w14="http://schemas.microsoft.com/office/word/2010/wordml" xmlns:w15="http://schemas.microsoft.com/office/word/2012/wordml" xmlns:w16cex="http://schemas.microsoft.com/office/word/2018/wordml/cex" xmlns:w16cid="http://schemas.microsoft.com/office/word/2016/wordml/cid" xmlns:w16="http://schemas.microsoft.com/office/word/2018/wordml" xmlns:w16du="http://schemas.microsoft.com/office/word/2023/wordml/word16du" xmlns:w16sdtdh="http://schemas.microsoft.com/office/word/2020/wordml/sdtdatahash" xmlns:w16sdtfl="http://schemas.microsoft.com/office/word/2024/wordml/sdtformatlock" xmlns:w16se="http://schemas.microsoft.com/office/word/2015/wordml/symex" xmlns:wpg="http://schemas.microsoft.com/office/word/2010/wordprocessingGroup" xmlns:wpi="http://schemas.microsoft.com/office/word/2010/wordprocessingInk" xmlns:wne="http://schemas.microsoft.com/office/word/2006/wordml" xmlns:wps="http://schemas.microsoft.com/office/word/2010/wordprocessingShape" mc:Ignorable="w14 w15 w16se w16cid w16 w16cex w16sdtdh w16sdtfl w16du wp14">
+  <w15:person w15:author="Kalentyev Alexey">
+    <w15:presenceInfo w15:providerId="Windows Live" w15:userId="da819b8650d7d997"/>
+  </w15:person>
+</w15:people>
 </file>
 
 <file path=word/styles.xml><?xml version="1.0" encoding="utf-8"?>
@@ -15774,6 +15581,7 @@
   <w:style w:type="character" w:default="1" w:styleId="a0">
     <w:name w:val="Default Paragraph Font"/>
     <w:uiPriority w:val="1"/>
+    <w:semiHidden/>
     <w:unhideWhenUsed/>
   </w:style>
   <w:style w:type="table" w:default="1" w:styleId="a1">
@@ -16264,6 +16072,60 @@
       <w:u w:val="single"/>
     </w:rPr>
   </w:style>
+  <w:style w:type="paragraph" w:styleId="af6">
+    <w:name w:val="annotation text"/>
+    <w:basedOn w:val="a"/>
+    <w:link w:val="af7"/>
+    <w:uiPriority w:val="99"/>
+    <w:unhideWhenUsed/>
+    <w:rsid w:val="00F52784"/>
+    <w:pPr>
+      <w:spacing w:line="240" w:lineRule="auto"/>
+    </w:pPr>
+    <w:rPr>
+      <w:sz w:val="20"/>
+      <w:szCs w:val="20"/>
+    </w:rPr>
+  </w:style>
+  <w:style w:type="character" w:customStyle="1" w:styleId="af7">
+    <w:name w:val="Текст примечания Знак"/>
+    <w:basedOn w:val="a0"/>
+    <w:link w:val="af6"/>
+    <w:uiPriority w:val="99"/>
+    <w:rsid w:val="00F52784"/>
+    <w:rPr>
+      <w:sz w:val="20"/>
+      <w:szCs w:val="20"/>
+    </w:rPr>
+  </w:style>
+  <w:style w:type="paragraph" w:styleId="af8">
+    <w:name w:val="annotation subject"/>
+    <w:basedOn w:val="af6"/>
+    <w:next w:val="af6"/>
+    <w:link w:val="af9"/>
+    <w:uiPriority w:val="99"/>
+    <w:semiHidden/>
+    <w:unhideWhenUsed/>
+    <w:rsid w:val="00F52784"/>
+    <w:rPr>
+      <w:b/>
+      <w:bCs/>
+    </w:rPr>
+  </w:style>
+  <w:style w:type="character" w:customStyle="1" w:styleId="af9">
+    <w:name w:val="Тема примечания Знак"/>
+    <w:basedOn w:val="af7"/>
+    <w:link w:val="af8"/>
+    <w:uiPriority w:val="99"/>
+    <w:semiHidden/>
+    <w:rsid w:val="00F52784"/>
+    <w:rPr>
+      <w:b/>
+      <w:bCs/>
+      <w:sz w:val="20"/>
+      <w:szCs w:val="20"/>
+    </w:rPr>
+  </w:style>
 </w:styles>
 </file>
 

--- a/docs/ТЗ ОРСАПР.docx
+++ b/docs/ТЗ ОРСАПР.docx
@@ -4,6 +4,7 @@
   <w:body>
     <w:p>
       <w:pPr>
+        <w:spacing w:after="0" w:line="360" w:lineRule="auto"/>
         <w:jc w:val="center"/>
         <w:rPr>
           <w:rFonts w:ascii="Times New Roman" w:hAnsi="Times New Roman" w:cs="Times New Roman"/>
@@ -14,6 +15,7 @@
     </w:p>
     <w:p>
       <w:pPr>
+        <w:spacing w:after="0" w:line="360" w:lineRule="auto"/>
         <w:jc w:val="center"/>
         <w:rPr>
           <w:rFonts w:ascii="Times New Roman" w:hAnsi="Times New Roman" w:cs="Times New Roman"/>
@@ -24,6 +26,7 @@
     </w:p>
     <w:p>
       <w:pPr>
+        <w:spacing w:after="0" w:line="360" w:lineRule="auto"/>
         <w:jc w:val="center"/>
         <w:rPr>
           <w:rFonts w:ascii="Times New Roman" w:hAnsi="Times New Roman" w:cs="Times New Roman"/>
@@ -34,6 +37,7 @@
     </w:p>
     <w:p>
       <w:pPr>
+        <w:spacing w:after="0" w:line="360" w:lineRule="auto"/>
         <w:jc w:val="center"/>
         <w:rPr>
           <w:rFonts w:ascii="Times New Roman" w:hAnsi="Times New Roman" w:cs="Times New Roman"/>
@@ -44,6 +48,7 @@
     </w:p>
     <w:p>
       <w:pPr>
+        <w:spacing w:after="0" w:line="360" w:lineRule="auto"/>
         <w:jc w:val="center"/>
         <w:rPr>
           <w:rFonts w:ascii="Times New Roman" w:hAnsi="Times New Roman" w:cs="Times New Roman"/>
@@ -54,6 +59,7 @@
     </w:p>
     <w:p>
       <w:pPr>
+        <w:spacing w:after="0" w:line="360" w:lineRule="auto"/>
         <w:jc w:val="center"/>
         <w:rPr>
           <w:rFonts w:ascii="Times New Roman" w:hAnsi="Times New Roman" w:cs="Times New Roman"/>
@@ -64,6 +70,7 @@
     </w:p>
     <w:p>
       <w:pPr>
+        <w:spacing w:after="0" w:line="360" w:lineRule="auto"/>
         <w:jc w:val="center"/>
         <w:rPr>
           <w:rFonts w:ascii="Times New Roman" w:hAnsi="Times New Roman" w:cs="Times New Roman"/>
@@ -74,6 +81,7 @@
     </w:p>
     <w:p>
       <w:pPr>
+        <w:spacing w:after="0" w:line="360" w:lineRule="auto"/>
         <w:jc w:val="center"/>
         <w:rPr>
           <w:rFonts w:ascii="Times New Roman" w:hAnsi="Times New Roman" w:cs="Times New Roman"/>
@@ -84,6 +92,7 @@
     </w:p>
     <w:p>
       <w:pPr>
+        <w:spacing w:after="0" w:line="360" w:lineRule="auto"/>
         <w:jc w:val="center"/>
         <w:rPr>
           <w:rFonts w:ascii="Times New Roman" w:hAnsi="Times New Roman" w:cs="Times New Roman"/>
@@ -94,6 +103,7 @@
     </w:p>
     <w:p>
       <w:pPr>
+        <w:spacing w:after="0" w:line="360" w:lineRule="auto"/>
         <w:jc w:val="center"/>
         <w:rPr>
           <w:rFonts w:ascii="Times New Roman" w:hAnsi="Times New Roman" w:cs="Times New Roman"/>
@@ -116,6 +126,7 @@
     </w:p>
     <w:p>
       <w:pPr>
+        <w:spacing w:after="0" w:line="360" w:lineRule="auto"/>
         <w:jc w:val="center"/>
         <w:rPr>
           <w:rFonts w:ascii="Times New Roman" w:hAnsi="Times New Roman" w:cs="Times New Roman"/>
@@ -149,7 +160,7 @@
     </w:p>
     <w:p>
       <w:pPr>
-        <w:spacing w:line="360" w:lineRule="auto"/>
+        <w:spacing w:after="0" w:line="360" w:lineRule="auto"/>
         <w:jc w:val="center"/>
         <w:rPr>
           <w:rFonts w:ascii="Times New Roman" w:hAnsi="Times New Roman" w:cs="Times New Roman"/>
@@ -208,6 +219,7 @@
         <w:p>
           <w:pPr>
             <w:pStyle w:val="af4"/>
+            <w:spacing w:before="0" w:line="360" w:lineRule="auto"/>
           </w:pPr>
         </w:p>
         <w:p>
@@ -216,6 +228,7 @@
             <w:tabs>
               <w:tab w:val="right" w:leader="dot" w:pos="9345"/>
             </w:tabs>
+            <w:spacing w:after="0" w:line="360" w:lineRule="auto"/>
             <w:rPr>
               <w:rFonts w:ascii="Times New Roman" w:eastAsiaTheme="minorEastAsia" w:hAnsi="Times New Roman" w:cs="Times New Roman"/>
               <w:noProof/>
@@ -336,6 +349,7 @@
             <w:tabs>
               <w:tab w:val="right" w:leader="dot" w:pos="9345"/>
             </w:tabs>
+            <w:spacing w:after="0" w:line="360" w:lineRule="auto"/>
             <w:rPr>
               <w:rFonts w:ascii="Times New Roman" w:eastAsiaTheme="minorEastAsia" w:hAnsi="Times New Roman" w:cs="Times New Roman"/>
               <w:noProof/>
@@ -443,6 +457,7 @@
             <w:tabs>
               <w:tab w:val="right" w:leader="dot" w:pos="9345"/>
             </w:tabs>
+            <w:spacing w:after="0" w:line="360" w:lineRule="auto"/>
             <w:rPr>
               <w:rFonts w:ascii="Times New Roman" w:eastAsiaTheme="minorEastAsia" w:hAnsi="Times New Roman" w:cs="Times New Roman"/>
               <w:noProof/>
@@ -550,6 +565,7 @@
             <w:tabs>
               <w:tab w:val="right" w:leader="dot" w:pos="9345"/>
             </w:tabs>
+            <w:spacing w:after="0" w:line="360" w:lineRule="auto"/>
             <w:rPr>
               <w:rFonts w:ascii="Times New Roman" w:eastAsiaTheme="minorEastAsia" w:hAnsi="Times New Roman" w:cs="Times New Roman"/>
               <w:noProof/>
@@ -657,6 +673,7 @@
             <w:tabs>
               <w:tab w:val="right" w:leader="dot" w:pos="9345"/>
             </w:tabs>
+            <w:spacing w:after="0" w:line="360" w:lineRule="auto"/>
             <w:rPr>
               <w:rFonts w:ascii="Times New Roman" w:eastAsiaTheme="minorEastAsia" w:hAnsi="Times New Roman" w:cs="Times New Roman"/>
               <w:noProof/>
@@ -764,6 +781,7 @@
             <w:tabs>
               <w:tab w:val="right" w:leader="dot" w:pos="9345"/>
             </w:tabs>
+            <w:spacing w:after="0" w:line="360" w:lineRule="auto"/>
             <w:rPr>
               <w:rFonts w:ascii="Times New Roman" w:eastAsiaTheme="minorEastAsia" w:hAnsi="Times New Roman" w:cs="Times New Roman"/>
               <w:noProof/>
@@ -862,6 +880,7 @@
             <w:tabs>
               <w:tab w:val="right" w:leader="dot" w:pos="9345"/>
             </w:tabs>
+            <w:spacing w:after="0" w:line="360" w:lineRule="auto"/>
             <w:rPr>
               <w:rFonts w:ascii="Times New Roman" w:eastAsiaTheme="minorEastAsia" w:hAnsi="Times New Roman" w:cs="Times New Roman"/>
               <w:noProof/>
@@ -969,6 +988,7 @@
             <w:tabs>
               <w:tab w:val="right" w:leader="dot" w:pos="9345"/>
             </w:tabs>
+            <w:spacing w:after="0" w:line="360" w:lineRule="auto"/>
             <w:rPr>
               <w:rFonts w:ascii="Times New Roman" w:eastAsiaTheme="minorEastAsia" w:hAnsi="Times New Roman" w:cs="Times New Roman"/>
               <w:noProof/>
@@ -1076,6 +1096,7 @@
             <w:tabs>
               <w:tab w:val="right" w:leader="dot" w:pos="9345"/>
             </w:tabs>
+            <w:spacing w:after="0" w:line="360" w:lineRule="auto"/>
             <w:rPr>
               <w:rFonts w:ascii="Times New Roman" w:eastAsiaTheme="minorEastAsia" w:hAnsi="Times New Roman" w:cs="Times New Roman"/>
               <w:noProof/>
@@ -1174,6 +1195,7 @@
             <w:tabs>
               <w:tab w:val="right" w:leader="dot" w:pos="9345"/>
             </w:tabs>
+            <w:spacing w:after="0" w:line="360" w:lineRule="auto"/>
             <w:rPr>
               <w:rFonts w:ascii="Times New Roman" w:eastAsiaTheme="minorEastAsia" w:hAnsi="Times New Roman" w:cs="Times New Roman"/>
               <w:noProof/>
@@ -1281,6 +1303,7 @@
             <w:tabs>
               <w:tab w:val="right" w:leader="dot" w:pos="9345"/>
             </w:tabs>
+            <w:spacing w:after="0" w:line="360" w:lineRule="auto"/>
             <w:rPr>
               <w:rFonts w:ascii="Times New Roman" w:eastAsiaTheme="minorEastAsia" w:hAnsi="Times New Roman" w:cs="Times New Roman"/>
               <w:noProof/>
@@ -1377,6 +1400,7 @@
             <w:tabs>
               <w:tab w:val="right" w:leader="dot" w:pos="9345"/>
             </w:tabs>
+            <w:spacing w:after="0" w:line="360" w:lineRule="auto"/>
             <w:rPr>
               <w:rFonts w:ascii="Times New Roman" w:eastAsiaTheme="minorEastAsia" w:hAnsi="Times New Roman" w:cs="Times New Roman"/>
               <w:noProof/>
@@ -1473,6 +1497,7 @@
             <w:tabs>
               <w:tab w:val="right" w:leader="dot" w:pos="9345"/>
             </w:tabs>
+            <w:spacing w:after="0" w:line="360" w:lineRule="auto"/>
             <w:rPr>
               <w:rFonts w:ascii="Times New Roman" w:eastAsiaTheme="minorEastAsia" w:hAnsi="Times New Roman" w:cs="Times New Roman"/>
               <w:noProof/>
@@ -1569,6 +1594,7 @@
             <w:tabs>
               <w:tab w:val="right" w:leader="dot" w:pos="9345"/>
             </w:tabs>
+            <w:spacing w:after="0" w:line="360" w:lineRule="auto"/>
             <w:rPr>
               <w:rFonts w:ascii="Times New Roman" w:eastAsiaTheme="minorEastAsia" w:hAnsi="Times New Roman" w:cs="Times New Roman"/>
               <w:noProof/>
@@ -1665,6 +1691,7 @@
             <w:tabs>
               <w:tab w:val="right" w:leader="dot" w:pos="9345"/>
             </w:tabs>
+            <w:spacing w:after="0" w:line="360" w:lineRule="auto"/>
             <w:rPr>
               <w:rFonts w:ascii="Times New Roman" w:eastAsiaTheme="minorEastAsia" w:hAnsi="Times New Roman" w:cs="Times New Roman"/>
               <w:noProof/>
@@ -1761,6 +1788,7 @@
             <w:tabs>
               <w:tab w:val="right" w:leader="dot" w:pos="9345"/>
             </w:tabs>
+            <w:spacing w:after="0" w:line="360" w:lineRule="auto"/>
             <w:rPr>
               <w:rFonts w:ascii="Times New Roman" w:eastAsiaTheme="minorEastAsia" w:hAnsi="Times New Roman" w:cs="Times New Roman"/>
               <w:noProof/>
@@ -1857,6 +1885,7 @@
             <w:tabs>
               <w:tab w:val="right" w:leader="dot" w:pos="9345"/>
             </w:tabs>
+            <w:spacing w:after="0" w:line="360" w:lineRule="auto"/>
             <w:rPr>
               <w:rFonts w:ascii="Times New Roman" w:eastAsiaTheme="minorEastAsia" w:hAnsi="Times New Roman" w:cs="Times New Roman"/>
               <w:noProof/>
@@ -1953,6 +1982,7 @@
             <w:tabs>
               <w:tab w:val="right" w:leader="dot" w:pos="9345"/>
             </w:tabs>
+            <w:spacing w:after="0" w:line="360" w:lineRule="auto"/>
             <w:rPr>
               <w:rFonts w:ascii="Times New Roman" w:eastAsiaTheme="minorEastAsia" w:hAnsi="Times New Roman" w:cs="Times New Roman"/>
               <w:noProof/>
@@ -2049,6 +2079,7 @@
             <w:tabs>
               <w:tab w:val="right" w:leader="dot" w:pos="9345"/>
             </w:tabs>
+            <w:spacing w:after="0" w:line="360" w:lineRule="auto"/>
             <w:rPr>
               <w:rFonts w:ascii="Times New Roman" w:eastAsiaTheme="minorEastAsia" w:hAnsi="Times New Roman" w:cs="Times New Roman"/>
               <w:noProof/>
@@ -2145,6 +2176,7 @@
             <w:tabs>
               <w:tab w:val="right" w:leader="dot" w:pos="9345"/>
             </w:tabs>
+            <w:spacing w:after="0" w:line="360" w:lineRule="auto"/>
             <w:rPr>
               <w:rFonts w:ascii="Times New Roman" w:eastAsiaTheme="minorEastAsia" w:hAnsi="Times New Roman" w:cs="Times New Roman"/>
               <w:noProof/>
@@ -2241,6 +2273,7 @@
             <w:tabs>
               <w:tab w:val="right" w:leader="dot" w:pos="9345"/>
             </w:tabs>
+            <w:spacing w:after="0" w:line="360" w:lineRule="auto"/>
             <w:rPr>
               <w:rFonts w:ascii="Times New Roman" w:eastAsiaTheme="minorEastAsia" w:hAnsi="Times New Roman" w:cs="Times New Roman"/>
               <w:noProof/>
@@ -2337,6 +2370,7 @@
             <w:tabs>
               <w:tab w:val="right" w:leader="dot" w:pos="9345"/>
             </w:tabs>
+            <w:spacing w:after="0" w:line="360" w:lineRule="auto"/>
             <w:rPr>
               <w:rFonts w:ascii="Times New Roman" w:eastAsiaTheme="minorEastAsia" w:hAnsi="Times New Roman" w:cs="Times New Roman"/>
               <w:noProof/>
@@ -2433,6 +2467,7 @@
             <w:tabs>
               <w:tab w:val="right" w:leader="dot" w:pos="9345"/>
             </w:tabs>
+            <w:spacing w:after="0" w:line="360" w:lineRule="auto"/>
             <w:rPr>
               <w:rFonts w:ascii="Times New Roman" w:eastAsiaTheme="minorEastAsia" w:hAnsi="Times New Roman" w:cs="Times New Roman"/>
               <w:noProof/>
@@ -2520,7 +2555,7 @@
                 <w:sz w:val="28"/>
                 <w:szCs w:val="28"/>
               </w:rPr>
-              <w:t>10</w:t>
+              <w:t>9</w:t>
             </w:r>
             <w:r>
               <w:rPr>
@@ -2540,6 +2575,7 @@
             <w:tabs>
               <w:tab w:val="right" w:leader="dot" w:pos="9345"/>
             </w:tabs>
+            <w:spacing w:after="0" w:line="360" w:lineRule="auto"/>
             <w:rPr>
               <w:rFonts w:ascii="Times New Roman" w:eastAsiaTheme="minorEastAsia" w:hAnsi="Times New Roman" w:cs="Times New Roman"/>
               <w:noProof/>
@@ -2616,7 +2652,7 @@
                 <w:sz w:val="28"/>
                 <w:szCs w:val="28"/>
               </w:rPr>
-              <w:t>10</w:t>
+              <w:t>9</w:t>
             </w:r>
             <w:r>
               <w:rPr>
@@ -2636,6 +2672,7 @@
             <w:tabs>
               <w:tab w:val="right" w:leader="dot" w:pos="9345"/>
             </w:tabs>
+            <w:spacing w:after="0" w:line="360" w:lineRule="auto"/>
             <w:rPr>
               <w:rFonts w:ascii="Times New Roman" w:eastAsiaTheme="minorEastAsia" w:hAnsi="Times New Roman" w:cs="Times New Roman"/>
               <w:noProof/>
@@ -2743,6 +2780,7 @@
             <w:tabs>
               <w:tab w:val="right" w:leader="dot" w:pos="9345"/>
             </w:tabs>
+            <w:spacing w:after="0" w:line="360" w:lineRule="auto"/>
             <w:rPr>
               <w:rFonts w:ascii="Times New Roman" w:eastAsiaTheme="minorEastAsia" w:hAnsi="Times New Roman" w:cs="Times New Roman"/>
               <w:noProof/>
@@ -2839,6 +2877,7 @@
             <w:tabs>
               <w:tab w:val="right" w:leader="dot" w:pos="9345"/>
             </w:tabs>
+            <w:spacing w:after="0" w:line="360" w:lineRule="auto"/>
             <w:rPr>
               <w:rFonts w:ascii="Times New Roman" w:eastAsiaTheme="minorEastAsia" w:hAnsi="Times New Roman" w:cs="Times New Roman"/>
               <w:noProof/>
@@ -2935,6 +2974,7 @@
             <w:tabs>
               <w:tab w:val="right" w:leader="dot" w:pos="9345"/>
             </w:tabs>
+            <w:spacing w:after="0" w:line="360" w:lineRule="auto"/>
             <w:rPr>
               <w:rFonts w:ascii="Times New Roman" w:eastAsiaTheme="minorEastAsia" w:hAnsi="Times New Roman" w:cs="Times New Roman"/>
               <w:noProof/>
@@ -3031,6 +3071,7 @@
             <w:tabs>
               <w:tab w:val="right" w:leader="dot" w:pos="9345"/>
             </w:tabs>
+            <w:spacing w:after="0" w:line="360" w:lineRule="auto"/>
             <w:rPr>
               <w:rFonts w:ascii="Times New Roman" w:eastAsiaTheme="minorEastAsia" w:hAnsi="Times New Roman" w:cs="Times New Roman"/>
               <w:noProof/>
@@ -3107,7 +3148,7 @@
                 <w:sz w:val="28"/>
                 <w:szCs w:val="28"/>
               </w:rPr>
-              <w:t>11</w:t>
+              <w:t>10</w:t>
             </w:r>
             <w:r>
               <w:rPr>
@@ -3127,6 +3168,7 @@
             <w:tabs>
               <w:tab w:val="right" w:leader="dot" w:pos="9345"/>
             </w:tabs>
+            <w:spacing w:after="0" w:line="360" w:lineRule="auto"/>
             <w:rPr>
               <w:rFonts w:ascii="Times New Roman" w:eastAsiaTheme="minorEastAsia" w:hAnsi="Times New Roman" w:cs="Times New Roman"/>
               <w:noProof/>
@@ -3203,7 +3245,7 @@
                 <w:sz w:val="28"/>
                 <w:szCs w:val="28"/>
               </w:rPr>
-              <w:t>11</w:t>
+              <w:t>10</w:t>
             </w:r>
             <w:r>
               <w:rPr>
@@ -3223,6 +3265,7 @@
             <w:tabs>
               <w:tab w:val="right" w:leader="dot" w:pos="9345"/>
             </w:tabs>
+            <w:spacing w:after="0" w:line="360" w:lineRule="auto"/>
             <w:rPr>
               <w:rFonts w:ascii="Times New Roman" w:eastAsiaTheme="minorEastAsia" w:hAnsi="Times New Roman" w:cs="Times New Roman"/>
               <w:noProof/>
@@ -3319,6 +3362,7 @@
             <w:tabs>
               <w:tab w:val="right" w:leader="dot" w:pos="9345"/>
             </w:tabs>
+            <w:spacing w:after="0" w:line="360" w:lineRule="auto"/>
             <w:rPr>
               <w:rFonts w:ascii="Times New Roman" w:eastAsiaTheme="minorEastAsia" w:hAnsi="Times New Roman" w:cs="Times New Roman"/>
               <w:noProof/>
@@ -3415,6 +3459,7 @@
             <w:tabs>
               <w:tab w:val="right" w:leader="dot" w:pos="9345"/>
             </w:tabs>
+            <w:spacing w:after="0" w:line="360" w:lineRule="auto"/>
             <w:rPr>
               <w:rFonts w:ascii="Times New Roman" w:eastAsiaTheme="minorEastAsia" w:hAnsi="Times New Roman" w:cs="Times New Roman"/>
               <w:noProof/>
@@ -3522,6 +3567,7 @@
             <w:tabs>
               <w:tab w:val="right" w:leader="dot" w:pos="9345"/>
             </w:tabs>
+            <w:spacing w:after="0" w:line="360" w:lineRule="auto"/>
             <w:rPr>
               <w:rFonts w:ascii="Times New Roman" w:eastAsiaTheme="minorEastAsia" w:hAnsi="Times New Roman" w:cs="Times New Roman"/>
               <w:noProof/>
@@ -3620,6 +3666,7 @@
             <w:tabs>
               <w:tab w:val="right" w:leader="dot" w:pos="9345"/>
             </w:tabs>
+            <w:spacing w:after="0" w:line="360" w:lineRule="auto"/>
             <w:rPr>
               <w:rFonts w:ascii="Times New Roman" w:eastAsiaTheme="minorEastAsia" w:hAnsi="Times New Roman" w:cs="Times New Roman"/>
               <w:noProof/>
@@ -3718,6 +3765,7 @@
             <w:tabs>
               <w:tab w:val="right" w:leader="dot" w:pos="9345"/>
             </w:tabs>
+            <w:spacing w:after="0" w:line="360" w:lineRule="auto"/>
             <w:rPr>
               <w:rFonts w:ascii="Times New Roman" w:eastAsiaTheme="minorEastAsia" w:hAnsi="Times New Roman" w:cs="Times New Roman"/>
               <w:noProof/>
@@ -3825,6 +3873,7 @@
             <w:tabs>
               <w:tab w:val="right" w:leader="dot" w:pos="9345"/>
             </w:tabs>
+            <w:spacing w:after="0" w:line="360" w:lineRule="auto"/>
             <w:rPr>
               <w:rFonts w:ascii="Times New Roman" w:eastAsiaTheme="minorEastAsia" w:hAnsi="Times New Roman" w:cs="Times New Roman"/>
               <w:noProof/>
@@ -3932,6 +3981,7 @@
             <w:tabs>
               <w:tab w:val="right" w:leader="dot" w:pos="9345"/>
             </w:tabs>
+            <w:spacing w:after="0" w:line="360" w:lineRule="auto"/>
             <w:rPr>
               <w:rFonts w:ascii="Times New Roman" w:eastAsiaTheme="minorEastAsia" w:hAnsi="Times New Roman" w:cs="Times New Roman"/>
               <w:noProof/>
@@ -4039,6 +4089,7 @@
             <w:tabs>
               <w:tab w:val="right" w:leader="dot" w:pos="9345"/>
             </w:tabs>
+            <w:spacing w:after="0" w:line="360" w:lineRule="auto"/>
             <w:rPr>
               <w:rFonts w:ascii="Times New Roman" w:eastAsiaTheme="minorEastAsia" w:hAnsi="Times New Roman" w:cs="Times New Roman"/>
               <w:noProof/>
@@ -4137,6 +4188,7 @@
             <w:tabs>
               <w:tab w:val="right" w:leader="dot" w:pos="9345"/>
             </w:tabs>
+            <w:spacing w:after="0" w:line="360" w:lineRule="auto"/>
             <w:rPr>
               <w:rFonts w:ascii="Times New Roman" w:eastAsiaTheme="minorEastAsia" w:hAnsi="Times New Roman" w:cs="Times New Roman"/>
               <w:noProof/>
@@ -4244,6 +4296,7 @@
             <w:tabs>
               <w:tab w:val="right" w:leader="dot" w:pos="9345"/>
             </w:tabs>
+            <w:spacing w:after="0" w:line="360" w:lineRule="auto"/>
             <w:rPr>
               <w:rFonts w:ascii="Times New Roman" w:eastAsiaTheme="minorEastAsia" w:hAnsi="Times New Roman" w:cs="Times New Roman"/>
               <w:noProof/>
@@ -4331,7 +4384,7 @@
                 <w:sz w:val="28"/>
                 <w:szCs w:val="28"/>
               </w:rPr>
-              <w:t>15</w:t>
+              <w:t>14</w:t>
             </w:r>
             <w:r>
               <w:rPr>
@@ -4351,6 +4404,7 @@
             <w:tabs>
               <w:tab w:val="right" w:leader="dot" w:pos="9345"/>
             </w:tabs>
+            <w:spacing w:after="0" w:line="360" w:lineRule="auto"/>
             <w:rPr>
               <w:rFonts w:ascii="Times New Roman" w:eastAsiaTheme="minorEastAsia" w:hAnsi="Times New Roman" w:cs="Times New Roman"/>
               <w:noProof/>
@@ -4449,6 +4503,7 @@
             <w:tabs>
               <w:tab w:val="right" w:leader="dot" w:pos="9345"/>
             </w:tabs>
+            <w:spacing w:after="0" w:line="360" w:lineRule="auto"/>
             <w:rPr>
               <w:rFonts w:ascii="Times New Roman" w:eastAsiaTheme="minorEastAsia" w:hAnsi="Times New Roman" w:cs="Times New Roman"/>
               <w:noProof/>
@@ -4556,6 +4611,7 @@
             <w:tabs>
               <w:tab w:val="right" w:leader="dot" w:pos="9345"/>
             </w:tabs>
+            <w:spacing w:after="0" w:line="360" w:lineRule="auto"/>
             <w:rPr>
               <w:rFonts w:ascii="Times New Roman" w:eastAsiaTheme="minorEastAsia" w:hAnsi="Times New Roman" w:cs="Times New Roman"/>
               <w:noProof/>
@@ -4643,7 +4699,7 @@
                 <w:sz w:val="28"/>
                 <w:szCs w:val="28"/>
               </w:rPr>
-              <w:t>16</w:t>
+              <w:t>15</w:t>
             </w:r>
             <w:r>
               <w:rPr>
@@ -4663,6 +4719,7 @@
             <w:tabs>
               <w:tab w:val="right" w:leader="dot" w:pos="9345"/>
             </w:tabs>
+            <w:spacing w:after="0" w:line="360" w:lineRule="auto"/>
             <w:rPr>
               <w:rFonts w:ascii="Times New Roman" w:eastAsiaTheme="minorEastAsia" w:hAnsi="Times New Roman" w:cs="Times New Roman"/>
               <w:noProof/>
@@ -4750,7 +4807,7 @@
                 <w:sz w:val="28"/>
                 <w:szCs w:val="28"/>
               </w:rPr>
-              <w:t>16</w:t>
+              <w:t>15</w:t>
             </w:r>
             <w:r>
               <w:rPr>
@@ -4770,6 +4827,7 @@
             <w:tabs>
               <w:tab w:val="right" w:leader="dot" w:pos="9345"/>
             </w:tabs>
+            <w:spacing w:after="0" w:line="360" w:lineRule="auto"/>
             <w:rPr>
               <w:rFonts w:eastAsiaTheme="minorEastAsia"/>
               <w:noProof/>
@@ -4861,6 +4919,9 @@
           </w:hyperlink>
         </w:p>
         <w:p>
+          <w:pPr>
+            <w:spacing w:after="0" w:line="360" w:lineRule="auto"/>
+          </w:pPr>
           <w:r>
             <w:rPr>
               <w:b/>
@@ -4873,7 +4934,7 @@
     </w:sdt>
     <w:p>
       <w:pPr>
-        <w:spacing w:line="360" w:lineRule="auto"/>
+        <w:spacing w:after="0" w:line="360" w:lineRule="auto"/>
         <w:jc w:val="center"/>
         <w:rPr>
           <w:rFonts w:ascii="Times New Roman" w:hAnsi="Times New Roman" w:cs="Times New Roman"/>
@@ -4991,7 +5052,7 @@
     </w:p>
     <w:p>
       <w:pPr>
-        <w:spacing w:line="360" w:lineRule="auto"/>
+        <w:spacing w:after="0" w:line="360" w:lineRule="auto"/>
         <w:ind w:firstLine="709"/>
         <w:jc w:val="both"/>
         <w:rPr>
@@ -5041,6 +5102,18 @@
         </w:rPr>
         <w:t>.</w:t>
       </w:r>
+    </w:p>
+    <w:p>
+      <w:pPr>
+        <w:spacing w:after="0" w:line="360" w:lineRule="auto"/>
+        <w:ind w:firstLine="709"/>
+        <w:jc w:val="both"/>
+        <w:rPr>
+          <w:rFonts w:ascii="Times New Roman" w:hAnsi="Times New Roman" w:cs="Times New Roman"/>
+          <w:sz w:val="28"/>
+          <w:szCs w:val="28"/>
+        </w:rPr>
+      </w:pPr>
     </w:p>
     <w:p>
       <w:pPr>
@@ -5074,7 +5147,20 @@
     </w:p>
     <w:p>
       <w:pPr>
-        <w:spacing w:line="360" w:lineRule="auto"/>
+        <w:pStyle w:val="a7"/>
+        <w:spacing w:after="0" w:line="360" w:lineRule="auto"/>
+        <w:ind w:left="0"/>
+        <w:outlineLvl w:val="1"/>
+        <w:rPr>
+          <w:rFonts w:ascii="Times New Roman" w:hAnsi="Times New Roman" w:cs="Times New Roman"/>
+          <w:sz w:val="28"/>
+          <w:szCs w:val="28"/>
+        </w:rPr>
+      </w:pPr>
+    </w:p>
+    <w:p>
+      <w:pPr>
+        <w:spacing w:after="0" w:line="360" w:lineRule="auto"/>
         <w:ind w:firstLine="709"/>
         <w:jc w:val="both"/>
         <w:rPr>
@@ -5102,7 +5188,7 @@
     </w:p>
     <w:p>
       <w:pPr>
-        <w:spacing w:line="360" w:lineRule="auto"/>
+        <w:spacing w:after="0" w:line="360" w:lineRule="auto"/>
         <w:ind w:firstLine="709"/>
         <w:jc w:val="both"/>
         <w:rPr>
@@ -5138,7 +5224,7 @@
     </w:p>
     <w:p>
       <w:pPr>
-        <w:spacing w:line="360" w:lineRule="auto"/>
+        <w:spacing w:after="0" w:line="360" w:lineRule="auto"/>
         <w:ind w:firstLine="709"/>
         <w:jc w:val="both"/>
         <w:rPr>
@@ -5193,7 +5279,7 @@
     </w:p>
     <w:p>
       <w:pPr>
-        <w:spacing w:line="360" w:lineRule="auto"/>
+        <w:spacing w:after="0" w:line="360" w:lineRule="auto"/>
         <w:ind w:firstLine="708"/>
         <w:jc w:val="both"/>
         <w:rPr>
@@ -5375,7 +5461,7 @@
           <w:ilvl w:val="1"/>
           <w:numId w:val="1"/>
         </w:numPr>
-        <w:spacing w:line="360" w:lineRule="auto"/>
+        <w:spacing w:after="0" w:line="360" w:lineRule="auto"/>
         <w:ind w:left="709" w:hanging="425"/>
         <w:jc w:val="center"/>
         <w:outlineLvl w:val="1"/>
@@ -5400,7 +5486,20 @@
     </w:p>
     <w:p>
       <w:pPr>
-        <w:spacing w:line="360" w:lineRule="auto"/>
+        <w:pStyle w:val="a7"/>
+        <w:spacing w:after="0" w:line="360" w:lineRule="auto"/>
+        <w:ind w:left="709"/>
+        <w:outlineLvl w:val="1"/>
+        <w:rPr>
+          <w:rFonts w:ascii="Times New Roman" w:hAnsi="Times New Roman" w:cs="Times New Roman"/>
+          <w:sz w:val="28"/>
+          <w:szCs w:val="28"/>
+        </w:rPr>
+      </w:pPr>
+    </w:p>
+    <w:p>
+      <w:pPr>
+        <w:spacing w:after="0" w:line="360" w:lineRule="auto"/>
         <w:ind w:firstLine="709"/>
         <w:jc w:val="both"/>
         <w:rPr>
@@ -5452,7 +5551,7 @@
     </w:p>
     <w:p>
       <w:pPr>
-        <w:spacing w:line="360" w:lineRule="auto"/>
+        <w:spacing w:after="0" w:line="360" w:lineRule="auto"/>
         <w:ind w:firstLine="709"/>
         <w:jc w:val="both"/>
         <w:rPr>
@@ -5602,7 +5701,20 @@
     </w:p>
     <w:p>
       <w:pPr>
-        <w:spacing w:line="360" w:lineRule="auto"/>
+        <w:pStyle w:val="a7"/>
+        <w:spacing w:after="0" w:line="360" w:lineRule="auto"/>
+        <w:ind w:left="0"/>
+        <w:outlineLvl w:val="1"/>
+        <w:rPr>
+          <w:rFonts w:ascii="Times New Roman" w:hAnsi="Times New Roman" w:cs="Times New Roman"/>
+          <w:sz w:val="28"/>
+          <w:szCs w:val="28"/>
+        </w:rPr>
+      </w:pPr>
+    </w:p>
+    <w:p>
+      <w:pPr>
+        <w:spacing w:after="0" w:line="360" w:lineRule="auto"/>
         <w:ind w:firstLine="709"/>
         <w:jc w:val="both"/>
         <w:rPr>
@@ -5652,6 +5764,18 @@
         </w:rPr>
         <w:t>является автоматизация построения компьютерной аудиоколонки.</w:t>
       </w:r>
+    </w:p>
+    <w:p>
+      <w:pPr>
+        <w:spacing w:after="0" w:line="360" w:lineRule="auto"/>
+        <w:ind w:firstLine="709"/>
+        <w:jc w:val="both"/>
+        <w:rPr>
+          <w:rFonts w:ascii="Times New Roman" w:hAnsi="Times New Roman" w:cs="Times New Roman"/>
+          <w:sz w:val="28"/>
+          <w:szCs w:val="28"/>
+        </w:rPr>
+      </w:pPr>
     </w:p>
     <w:p>
       <w:pPr>
@@ -5698,7 +5822,7 @@
     </w:p>
     <w:p>
       <w:pPr>
-        <w:spacing w:line="360" w:lineRule="auto"/>
+        <w:spacing w:after="0" w:line="360" w:lineRule="auto"/>
         <w:ind w:firstLine="709"/>
         <w:jc w:val="both"/>
         <w:rPr>
@@ -5782,7 +5906,7 @@
     </w:p>
     <w:p>
       <w:pPr>
-        <w:spacing w:line="360" w:lineRule="auto"/>
+        <w:spacing w:after="0" w:line="360" w:lineRule="auto"/>
         <w:jc w:val="center"/>
         <w:rPr>
           <w:rFonts w:ascii="Times New Roman" w:hAnsi="Times New Roman" w:cs="Times New Roman"/>
@@ -5837,7 +5961,7 @@
     </w:p>
     <w:p>
       <w:pPr>
-        <w:spacing w:line="360" w:lineRule="auto"/>
+        <w:spacing w:after="0" w:line="360" w:lineRule="auto"/>
         <w:jc w:val="center"/>
         <w:rPr>
           <w:rFonts w:ascii="Times New Roman" w:hAnsi="Times New Roman" w:cs="Times New Roman"/>
@@ -5888,6 +6012,7 @@
     </w:p>
     <w:p>
       <w:pPr>
+        <w:spacing w:after="0" w:line="360" w:lineRule="auto"/>
         <w:rPr>
           <w:rFonts w:ascii="Times New Roman" w:hAnsi="Times New Roman" w:cs="Times New Roman"/>
           <w:sz w:val="28"/>
@@ -5986,7 +6111,7 @@
     <w:p>
       <w:pPr>
         <w:pStyle w:val="a7"/>
-        <w:spacing w:line="360" w:lineRule="auto"/>
+        <w:spacing w:after="0" w:line="360" w:lineRule="auto"/>
         <w:ind w:left="340"/>
         <w:outlineLvl w:val="1"/>
         <w:rPr>
@@ -6003,7 +6128,7 @@
           <w:ilvl w:val="2"/>
           <w:numId w:val="1"/>
         </w:numPr>
-        <w:spacing w:line="360" w:lineRule="auto"/>
+        <w:spacing w:after="0" w:line="360" w:lineRule="auto"/>
         <w:ind w:left="426"/>
         <w:jc w:val="both"/>
         <w:outlineLvl w:val="2"/>
@@ -6028,7 +6153,7 @@
     </w:p>
     <w:p>
       <w:pPr>
-        <w:spacing w:line="360" w:lineRule="auto"/>
+        <w:spacing w:after="0" w:line="360" w:lineRule="auto"/>
         <w:ind w:left="708"/>
         <w:jc w:val="both"/>
         <w:rPr>
@@ -6166,7 +6291,7 @@
     </w:p>
     <w:p>
       <w:pPr>
-        <w:spacing w:line="360" w:lineRule="auto"/>
+        <w:spacing w:after="0" w:line="360" w:lineRule="auto"/>
         <w:ind w:firstLine="708"/>
         <w:jc w:val="both"/>
         <w:rPr>
@@ -6838,7 +6963,7 @@
     </w:p>
     <w:p>
       <w:pPr>
-        <w:spacing w:line="360" w:lineRule="auto"/>
+        <w:spacing w:after="0" w:line="360" w:lineRule="auto"/>
         <w:ind w:firstLine="708"/>
         <w:jc w:val="both"/>
         <w:rPr>
@@ -6902,7 +7027,7 @@
           <w:sz w:val="28"/>
           <w:szCs w:val="28"/>
         </w:rPr>
-        <w:t xml:space="preserve">. В плагине должны проходить проверки значений, вводимых пользователем. Реализуемый плагин </w:t>
+        <w:t xml:space="preserve">. В плагине должны проходить проверки значений, вводимых пользователем. Реализуемый плагин должен обеспечивать обработку ошибочных ситуаций, возникающих в </w:t>
       </w:r>
       <w:r>
         <w:rPr>
@@ -6911,7 +7036,7 @@
           <w:szCs w:val="28"/>
         </w:rPr>
         <w:lastRenderedPageBreak/>
-        <w:t>должен обеспечивать обработку ошибочных ситуаций, возникающих в процессе работы. При нажатии на кнопку «Построить» должна проходить проверка правильности ввода данных. Если данные некорректные, то должно высветиться окно с ошибкой построения и не будут применяться введенные параметры.</w:t>
+        <w:t>процессе работы. При нажатии на кнопку «Построить» должна проходить проверка правильности ввода данных. Если данные некорректные, то должно высветиться окно с ошибкой построения и не будут применяться введенные параметры.</w:t>
       </w:r>
     </w:p>
     <w:p>
@@ -6946,7 +7071,7 @@
     </w:p>
     <w:p>
       <w:pPr>
-        <w:spacing w:line="360" w:lineRule="auto"/>
+        <w:spacing w:after="0" w:line="360" w:lineRule="auto"/>
         <w:ind w:firstLine="709"/>
         <w:jc w:val="both"/>
         <w:rPr>
@@ -6996,7 +7121,7 @@
     </w:p>
     <w:p>
       <w:pPr>
-        <w:spacing w:line="360" w:lineRule="auto"/>
+        <w:spacing w:after="0" w:line="360" w:lineRule="auto"/>
         <w:ind w:firstLine="709"/>
         <w:jc w:val="both"/>
         <w:rPr>
@@ -7189,7 +7314,7 @@
     </w:p>
     <w:p>
       <w:pPr>
-        <w:spacing w:line="360" w:lineRule="auto"/>
+        <w:spacing w:after="0" w:line="360" w:lineRule="auto"/>
         <w:ind w:left="708"/>
         <w:jc w:val="both"/>
         <w:rPr>
@@ -7239,7 +7364,7 @@
     </w:p>
     <w:p>
       <w:pPr>
-        <w:spacing w:line="360" w:lineRule="auto"/>
+        <w:spacing w:after="0" w:line="360" w:lineRule="auto"/>
         <w:ind w:firstLine="708"/>
         <w:jc w:val="both"/>
         <w:rPr>
@@ -7305,7 +7430,7 @@
     </w:p>
     <w:p>
       <w:pPr>
-        <w:spacing w:line="360" w:lineRule="auto"/>
+        <w:spacing w:after="0" w:line="360" w:lineRule="auto"/>
         <w:ind w:firstLine="708"/>
         <w:jc w:val="both"/>
         <w:rPr>
@@ -7339,6 +7464,26 @@
         <w:t xml:space="preserve">интерфейсов с помощью фреймворков WindowsForms, WPF или аналогичных </w:t>
       </w:r>
       <w:commentRangeStart w:id="32"/>
+      <w:commentRangeStart w:id="33"/>
+      <w:r>
+        <w:rPr>
+          <w:rFonts w:ascii="Times New Roman" w:hAnsi="Times New Roman" w:cs="Times New Roman"/>
+          <w:sz w:val="28"/>
+          <w:szCs w:val="28"/>
+        </w:rPr>
+        <w:t>им, позволяющих создавать пользовательские интерфейсы для ОС Windows 10 и выше.</w:t>
+      </w:r>
+    </w:p>
+    <w:p>
+      <w:pPr>
+        <w:spacing w:after="0" w:line="360" w:lineRule="auto"/>
+        <w:jc w:val="both"/>
+        <w:rPr>
+          <w:rFonts w:ascii="Times New Roman" w:hAnsi="Times New Roman" w:cs="Times New Roman"/>
+          <w:sz w:val="28"/>
+          <w:szCs w:val="28"/>
+        </w:rPr>
+      </w:pPr>
       <w:r>
         <w:rPr>
           <w:rFonts w:ascii="Times New Roman" w:hAnsi="Times New Roman" w:cs="Times New Roman"/>
@@ -7346,25 +7491,6 @@
           <w:szCs w:val="28"/>
         </w:rPr>
         <w:lastRenderedPageBreak/>
-        <w:t>им, позволяющих создавать пользовательские интерфейсы для ОС Windows 10 и выше.</w:t>
-      </w:r>
-    </w:p>
-    <w:p>
-      <w:pPr>
-        <w:spacing w:line="360" w:lineRule="auto"/>
-        <w:jc w:val="both"/>
-        <w:rPr>
-          <w:rFonts w:ascii="Times New Roman" w:hAnsi="Times New Roman" w:cs="Times New Roman"/>
-          <w:sz w:val="28"/>
-          <w:szCs w:val="28"/>
-        </w:rPr>
-      </w:pPr>
-      <w:r>
-        <w:rPr>
-          <w:rFonts w:ascii="Times New Roman" w:hAnsi="Times New Roman" w:cs="Times New Roman"/>
-          <w:sz w:val="28"/>
-          <w:szCs w:val="28"/>
-        </w:rPr>
         <w:tab/>
       </w:r>
       <w:r>
@@ -7385,6 +7511,16 @@
         </w:rPr>
         <w:commentReference w:id="32"/>
       </w:r>
+      <w:commentRangeEnd w:id="33"/>
+      <w:r>
+        <w:rPr>
+          <w:rStyle w:val="ae"/>
+          <w:rFonts w:ascii="Times New Roman" w:hAnsi="Times New Roman" w:cs="Times New Roman"/>
+          <w:sz w:val="28"/>
+          <w:szCs w:val="28"/>
+        </w:rPr>
+        <w:commentReference w:id="33"/>
+      </w:r>
       <w:r>
         <w:rPr>
           <w:rFonts w:ascii="Times New Roman" w:hAnsi="Times New Roman" w:cs="Times New Roman"/>
@@ -7396,7 +7532,7 @@
     </w:p>
     <w:p>
       <w:pPr>
-        <w:spacing w:line="360" w:lineRule="auto"/>
+        <w:spacing w:after="0" w:line="360" w:lineRule="auto"/>
         <w:ind w:firstLine="708"/>
         <w:jc w:val="both"/>
         <w:rPr>
@@ -7431,8 +7567,8 @@
           <w:szCs w:val="28"/>
         </w:rPr>
       </w:pPr>
-      <w:bookmarkStart w:id="33" w:name="_Toc147234579"/>
-      <w:bookmarkStart w:id="34" w:name="_Toc240384807"/>
+      <w:bookmarkStart w:id="34" w:name="_Toc147234579"/>
+      <w:bookmarkStart w:id="35" w:name="_Toc240384807"/>
       <w:r>
         <w:rPr>
           <w:rFonts w:ascii="Times New Roman" w:hAnsi="Times New Roman" w:cs="Times New Roman"/>
@@ -7441,12 +7577,12 @@
         </w:rPr>
         <w:t>Требования к эксплуатации, техническому обслуживанию, ремонту и хранению компонентов системы</w:t>
       </w:r>
-      <w:bookmarkEnd w:id="33"/>
       <w:bookmarkEnd w:id="34"/>
-    </w:p>
-    <w:p>
-      <w:pPr>
-        <w:spacing w:line="360" w:lineRule="auto"/>
+      <w:bookmarkEnd w:id="35"/>
+    </w:p>
+    <w:p>
+      <w:pPr>
+        <w:spacing w:after="0" w:line="360" w:lineRule="auto"/>
         <w:ind w:firstLine="708"/>
         <w:jc w:val="both"/>
         <w:rPr>
@@ -7481,8 +7617,8 @@
           <w:szCs w:val="28"/>
         </w:rPr>
       </w:pPr>
-      <w:bookmarkStart w:id="35" w:name="_Toc147234580"/>
-      <w:bookmarkStart w:id="36" w:name="_Toc240384808"/>
+      <w:bookmarkStart w:id="36" w:name="_Toc147234580"/>
+      <w:bookmarkStart w:id="37" w:name="_Toc240384808"/>
       <w:r>
         <w:rPr>
           <w:rFonts w:ascii="Times New Roman" w:hAnsi="Times New Roman" w:cs="Times New Roman"/>
@@ -7491,12 +7627,12 @@
         </w:rPr>
         <w:t>Требования к защите информации от несанкционированного доступа</w:t>
       </w:r>
-      <w:bookmarkEnd w:id="35"/>
       <w:bookmarkEnd w:id="36"/>
-    </w:p>
-    <w:p>
-      <w:pPr>
-        <w:spacing w:line="360" w:lineRule="auto"/>
+      <w:bookmarkEnd w:id="37"/>
+    </w:p>
+    <w:p>
+      <w:pPr>
+        <w:spacing w:after="0" w:line="360" w:lineRule="auto"/>
         <w:ind w:firstLine="708"/>
         <w:jc w:val="both"/>
         <w:rPr>
@@ -7547,8 +7683,8 @@
           <w:szCs w:val="28"/>
         </w:rPr>
       </w:pPr>
-      <w:bookmarkStart w:id="37" w:name="_Toc147234581"/>
-      <w:bookmarkStart w:id="38" w:name="_Toc240384809"/>
+      <w:bookmarkStart w:id="38" w:name="_Toc147234581"/>
+      <w:bookmarkStart w:id="39" w:name="_Toc240384809"/>
       <w:r>
         <w:rPr>
           <w:rFonts w:ascii="Times New Roman" w:hAnsi="Times New Roman" w:cs="Times New Roman"/>
@@ -7557,12 +7693,12 @@
         </w:rPr>
         <w:t>Требования по сохранности информации при авариях</w:t>
       </w:r>
-      <w:bookmarkEnd w:id="37"/>
       <w:bookmarkEnd w:id="38"/>
-    </w:p>
-    <w:p>
-      <w:pPr>
-        <w:spacing w:line="360" w:lineRule="auto"/>
+      <w:bookmarkEnd w:id="39"/>
+    </w:p>
+    <w:p>
+      <w:pPr>
+        <w:spacing w:after="0" w:line="360" w:lineRule="auto"/>
         <w:ind w:firstLine="708"/>
         <w:jc w:val="both"/>
         <w:rPr>
@@ -7597,8 +7733,8 @@
           <w:szCs w:val="28"/>
         </w:rPr>
       </w:pPr>
-      <w:bookmarkStart w:id="39" w:name="_Toc147234582"/>
-      <w:bookmarkStart w:id="40" w:name="_Toc240384810"/>
+      <w:bookmarkStart w:id="40" w:name="_Toc147234582"/>
+      <w:bookmarkStart w:id="41" w:name="_Toc240384810"/>
       <w:r>
         <w:rPr>
           <w:rFonts w:ascii="Times New Roman" w:hAnsi="Times New Roman" w:cs="Times New Roman"/>
@@ -7607,12 +7743,12 @@
         </w:rPr>
         <w:t>Требования к защите от влияния внешних воздействий</w:t>
       </w:r>
-      <w:bookmarkEnd w:id="39"/>
       <w:bookmarkEnd w:id="40"/>
-    </w:p>
-    <w:p>
-      <w:pPr>
-        <w:spacing w:line="360" w:lineRule="auto"/>
+      <w:bookmarkEnd w:id="41"/>
+    </w:p>
+    <w:p>
+      <w:pPr>
+        <w:spacing w:after="0" w:line="360" w:lineRule="auto"/>
         <w:ind w:firstLine="708"/>
         <w:jc w:val="both"/>
         <w:rPr>
@@ -7647,8 +7783,8 @@
           <w:szCs w:val="28"/>
         </w:rPr>
       </w:pPr>
-      <w:bookmarkStart w:id="41" w:name="_Toc147234583"/>
-      <w:bookmarkStart w:id="42" w:name="_Toc240384811"/>
+      <w:bookmarkStart w:id="42" w:name="_Toc147234583"/>
+      <w:bookmarkStart w:id="43" w:name="_Toc240384811"/>
       <w:r>
         <w:rPr>
           <w:rFonts w:ascii="Times New Roman" w:hAnsi="Times New Roman" w:cs="Times New Roman"/>
@@ -7657,12 +7793,12 @@
         </w:rPr>
         <w:t>Требования к патентной чистоте</w:t>
       </w:r>
-      <w:bookmarkEnd w:id="41"/>
       <w:bookmarkEnd w:id="42"/>
-    </w:p>
-    <w:p>
-      <w:pPr>
-        <w:spacing w:line="360" w:lineRule="auto"/>
+      <w:bookmarkEnd w:id="43"/>
+    </w:p>
+    <w:p>
+      <w:pPr>
+        <w:spacing w:after="0" w:line="360" w:lineRule="auto"/>
         <w:ind w:left="708"/>
         <w:jc w:val="both"/>
         <w:rPr>
@@ -7697,8 +7833,8 @@
           <w:szCs w:val="28"/>
         </w:rPr>
       </w:pPr>
-      <w:bookmarkStart w:id="43" w:name="_Toc147234584"/>
-      <w:bookmarkStart w:id="44" w:name="_Toc240384812"/>
+      <w:bookmarkStart w:id="44" w:name="_Toc147234584"/>
+      <w:bookmarkStart w:id="45" w:name="_Toc240384812"/>
       <w:r>
         <w:rPr>
           <w:rFonts w:ascii="Times New Roman" w:hAnsi="Times New Roman" w:cs="Times New Roman"/>
@@ -7707,38 +7843,42 @@
         </w:rPr>
         <w:t>Требования по стандартизации и унификации</w:t>
       </w:r>
-      <w:bookmarkEnd w:id="43"/>
       <w:bookmarkEnd w:id="44"/>
-    </w:p>
-    <w:p>
-      <w:pPr>
-        <w:spacing w:line="360" w:lineRule="auto"/>
+      <w:bookmarkEnd w:id="45"/>
+    </w:p>
+    <w:p>
+      <w:pPr>
+        <w:spacing w:after="0" w:line="360" w:lineRule="auto"/>
         <w:ind w:firstLine="704"/>
         <w:jc w:val="both"/>
         <w:rPr>
           <w:rFonts w:ascii="Times New Roman" w:hAnsi="Times New Roman" w:cs="Times New Roman"/>
-          <w:sz w:val="28"/>
-          <w:szCs w:val="28"/>
-        </w:rPr>
-      </w:pPr>
-      <w:r>
-        <w:rPr>
-          <w:rFonts w:ascii="Times New Roman" w:hAnsi="Times New Roman" w:cs="Times New Roman"/>
-          <w:sz w:val="28"/>
-          <w:szCs w:val="28"/>
-        </w:rPr>
-        <w:t>Разработка системы должна осуществляться в рамках рекомендаций по стандартизации Р 50-54-38-88 “Общесистемное ядро САПР машиностроительного применения. Общие требования”.</w:t>
-      </w:r>
-      <w:r>
-        <w:rPr>
-          <w:rFonts w:ascii="Times New Roman" w:hAnsi="Times New Roman" w:cs="Times New Roman"/>
           <w:b/>
           <w:bCs/>
           <w:sz w:val="28"/>
           <w:szCs w:val="28"/>
         </w:rPr>
-        <w:br w:type="page"/>
-      </w:r>
+      </w:pPr>
+      <w:r>
+        <w:rPr>
+          <w:rFonts w:ascii="Times New Roman" w:hAnsi="Times New Roman" w:cs="Times New Roman"/>
+          <w:sz w:val="28"/>
+          <w:szCs w:val="28"/>
+        </w:rPr>
+        <w:t>Разработка системы должна осуществляться в рамках рекомендаций по стандартизации Р 50-54-38-88 “Общесистемное ядро САПР машиностроительного применения. Общие требования”.</w:t>
+      </w:r>
+    </w:p>
+    <w:p>
+      <w:pPr>
+        <w:spacing w:after="0" w:line="360" w:lineRule="auto"/>
+        <w:ind w:firstLine="704"/>
+        <w:jc w:val="both"/>
+        <w:rPr>
+          <w:rFonts w:ascii="Times New Roman" w:hAnsi="Times New Roman" w:cs="Times New Roman"/>
+          <w:sz w:val="28"/>
+          <w:szCs w:val="28"/>
+        </w:rPr>
+      </w:pPr>
     </w:p>
     <w:p>
       <w:pPr>
@@ -7757,24 +7897,23 @@
           <w:szCs w:val="28"/>
         </w:rPr>
       </w:pPr>
-      <w:bookmarkStart w:id="45" w:name="_Toc147234585"/>
-      <w:bookmarkStart w:id="46" w:name="_Toc240384813"/>
-      <w:r>
-        <w:rPr>
-          <w:rFonts w:ascii="Times New Roman" w:hAnsi="Times New Roman" w:cs="Times New Roman"/>
-          <w:sz w:val="28"/>
-          <w:szCs w:val="28"/>
-        </w:rPr>
-        <w:lastRenderedPageBreak/>
+      <w:bookmarkStart w:id="46" w:name="_Toc147234585"/>
+      <w:bookmarkStart w:id="47" w:name="_Toc240384813"/>
+      <w:r>
+        <w:rPr>
+          <w:rFonts w:ascii="Times New Roman" w:hAnsi="Times New Roman" w:cs="Times New Roman"/>
+          <w:sz w:val="28"/>
+          <w:szCs w:val="28"/>
+        </w:rPr>
         <w:t>Требования к функциям (задачам), выполняемым АС</w:t>
       </w:r>
-      <w:bookmarkEnd w:id="45"/>
       <w:bookmarkEnd w:id="46"/>
+      <w:bookmarkEnd w:id="47"/>
     </w:p>
     <w:p>
       <w:pPr>
         <w:pStyle w:val="a7"/>
-        <w:spacing w:line="360" w:lineRule="auto"/>
+        <w:spacing w:after="0" w:line="360" w:lineRule="auto"/>
         <w:ind w:left="340"/>
         <w:outlineLvl w:val="1"/>
         <w:rPr>
@@ -7791,7 +7930,7 @@
           <w:ilvl w:val="2"/>
           <w:numId w:val="1"/>
         </w:numPr>
-        <w:spacing w:line="360" w:lineRule="auto"/>
+        <w:spacing w:after="0" w:line="360" w:lineRule="auto"/>
         <w:jc w:val="both"/>
         <w:outlineLvl w:val="2"/>
         <w:rPr>
@@ -7800,8 +7939,8 @@
           <w:szCs w:val="28"/>
         </w:rPr>
       </w:pPr>
-      <w:bookmarkStart w:id="47" w:name="_Toc147234586"/>
-      <w:bookmarkStart w:id="48" w:name="_Toc240384814"/>
+      <w:bookmarkStart w:id="48" w:name="_Toc147234586"/>
+      <w:bookmarkStart w:id="49" w:name="_Toc240384814"/>
       <w:r>
         <w:rPr>
           <w:rFonts w:ascii="Times New Roman" w:hAnsi="Times New Roman" w:cs="Times New Roman"/>
@@ -7810,12 +7949,12 @@
         </w:rPr>
         <w:t>Перечень функций, задач или их комплексов</w:t>
       </w:r>
-      <w:bookmarkEnd w:id="47"/>
       <w:bookmarkEnd w:id="48"/>
-    </w:p>
-    <w:p>
-      <w:pPr>
-        <w:spacing w:line="360" w:lineRule="auto"/>
+      <w:bookmarkEnd w:id="49"/>
+    </w:p>
+    <w:p>
+      <w:pPr>
+        <w:spacing w:after="0" w:line="360" w:lineRule="auto"/>
         <w:ind w:firstLine="709"/>
         <w:jc w:val="both"/>
         <w:rPr>
@@ -7830,12 +7969,21 @@
           <w:sz w:val="28"/>
           <w:szCs w:val="28"/>
         </w:rPr>
-        <w:t>Компьютерная аудиоколонка — небольшое портативное или настольное акустическое устройство, которое обычно располагают по обе стороны от монитора компьютера или ноутбука для качественного воспроизведения звука, озвучивания фильмов, игр, музыки и создания комфортного звукового пространства в рабочей или домашней зоне.</w:t>
-      </w:r>
-    </w:p>
-    <w:p>
-      <w:pPr>
-        <w:spacing w:line="360" w:lineRule="auto"/>
+        <w:t xml:space="preserve">Компьютерная аудиоколонка — небольшое портативное или настольное акустическое устройство, которое обычно располагают по обе стороны от </w:t>
+      </w:r>
+      <w:r>
+        <w:rPr>
+          <w:rFonts w:ascii="Times New Roman" w:hAnsi="Times New Roman" w:cs="Times New Roman"/>
+          <w:sz w:val="28"/>
+          <w:szCs w:val="28"/>
+        </w:rPr>
+        <w:lastRenderedPageBreak/>
+        <w:t>монитора компьютера или ноутбука для качественного воспроизведения звука, озвучивания фильмов, игр, музыки и создания комфортного звукового пространства в рабочей или домашней зоне.</w:t>
+      </w:r>
+    </w:p>
+    <w:p>
+      <w:pPr>
+        <w:spacing w:after="0" w:line="360" w:lineRule="auto"/>
         <w:ind w:firstLine="709"/>
         <w:jc w:val="both"/>
         <w:rPr>
@@ -7896,7 +8044,7 @@
     </w:p>
     <w:p>
       <w:pPr>
-        <w:spacing w:line="360" w:lineRule="auto"/>
+        <w:spacing w:after="0" w:line="360" w:lineRule="auto"/>
         <w:ind w:firstLine="709"/>
         <w:jc w:val="both"/>
         <w:rPr>
@@ -7923,8 +8071,8 @@
           <w:szCs w:val="28"/>
         </w:rPr>
       </w:pPr>
-      <w:bookmarkStart w:id="49" w:name="_Toc147234587"/>
-      <w:bookmarkStart w:id="50" w:name="_Toc240384815"/>
+      <w:bookmarkStart w:id="50" w:name="_Toc147234587"/>
+      <w:bookmarkStart w:id="51" w:name="_Toc240384815"/>
       <w:r>
         <w:rPr>
           <w:rFonts w:ascii="Times New Roman" w:hAnsi="Times New Roman" w:cs="Times New Roman"/>
@@ -7933,13 +8081,13 @@
         </w:rPr>
         <w:t>Требования к видам обеспечения АС</w:t>
       </w:r>
-      <w:bookmarkEnd w:id="49"/>
       <w:bookmarkEnd w:id="50"/>
+      <w:bookmarkEnd w:id="51"/>
     </w:p>
     <w:p>
       <w:pPr>
         <w:pStyle w:val="a7"/>
-        <w:spacing w:line="360" w:lineRule="auto"/>
+        <w:spacing w:after="0" w:line="360" w:lineRule="auto"/>
         <w:ind w:left="340"/>
         <w:outlineLvl w:val="1"/>
         <w:rPr>
@@ -7966,8 +8114,8 @@
           <w:szCs w:val="28"/>
         </w:rPr>
       </w:pPr>
-      <w:bookmarkStart w:id="51" w:name="_Toc147234588"/>
-      <w:bookmarkStart w:id="52" w:name="_Toc240384816"/>
+      <w:bookmarkStart w:id="52" w:name="_Toc147234588"/>
+      <w:bookmarkStart w:id="53" w:name="_Toc240384816"/>
       <w:r>
         <w:rPr>
           <w:rFonts w:ascii="Times New Roman" w:hAnsi="Times New Roman" w:cs="Times New Roman"/>
@@ -7976,8 +8124,8 @@
         </w:rPr>
         <w:t>Требования к математическому обеспечению системы</w:t>
       </w:r>
-      <w:bookmarkEnd w:id="51"/>
       <w:bookmarkEnd w:id="52"/>
+      <w:bookmarkEnd w:id="53"/>
     </w:p>
     <w:p>
       <w:pPr>
@@ -8016,8 +8164,8 @@
           <w:szCs w:val="28"/>
         </w:rPr>
       </w:pPr>
-      <w:bookmarkStart w:id="53" w:name="_Toc147234589"/>
-      <w:bookmarkStart w:id="54" w:name="_Toc240384817"/>
+      <w:bookmarkStart w:id="54" w:name="_Toc147234589"/>
+      <w:bookmarkStart w:id="55" w:name="_Toc240384817"/>
       <w:r>
         <w:rPr>
           <w:rFonts w:ascii="Times New Roman" w:hAnsi="Times New Roman" w:cs="Times New Roman"/>
@@ -8026,8 +8174,8 @@
         </w:rPr>
         <w:t>Требования к информационному обеспечению системы</w:t>
       </w:r>
-      <w:bookmarkEnd w:id="53"/>
       <w:bookmarkEnd w:id="54"/>
+      <w:bookmarkEnd w:id="55"/>
     </w:p>
     <w:p>
       <w:pPr>
@@ -8066,8 +8214,8 @@
           <w:szCs w:val="28"/>
         </w:rPr>
       </w:pPr>
-      <w:bookmarkStart w:id="55" w:name="_Toc147234590"/>
-      <w:bookmarkStart w:id="56" w:name="_Toc240384818"/>
+      <w:bookmarkStart w:id="56" w:name="_Toc147234590"/>
+      <w:bookmarkStart w:id="57" w:name="_Toc240384818"/>
       <w:r>
         <w:rPr>
           <w:rFonts w:ascii="Times New Roman" w:hAnsi="Times New Roman" w:cs="Times New Roman"/>
@@ -8076,8 +8224,8 @@
         </w:rPr>
         <w:t>Требования к лингвистическому обеспечению системы</w:t>
       </w:r>
-      <w:bookmarkEnd w:id="55"/>
       <w:bookmarkEnd w:id="56"/>
+      <w:bookmarkEnd w:id="57"/>
     </w:p>
     <w:p>
       <w:pPr>
@@ -8098,30 +8246,6 @@
         </w:rPr>
         <w:t>При разработке программы допускается использовать русский и английский языки, при этом не допускается использование обоих одновременно. При реализации сразу двух языков должна быть предусмотрена возможность переключения между ними.</w:t>
       </w:r>
-    </w:p>
-    <w:p>
-      <w:pPr>
-        <w:spacing w:after="0" w:line="360" w:lineRule="auto"/>
-        <w:ind w:firstLine="709"/>
-        <w:jc w:val="both"/>
-        <w:rPr>
-          <w:rFonts w:ascii="Times New Roman" w:hAnsi="Times New Roman" w:cs="Times New Roman"/>
-          <w:sz w:val="28"/>
-          <w:szCs w:val="28"/>
-        </w:rPr>
-      </w:pPr>
-    </w:p>
-    <w:p>
-      <w:pPr>
-        <w:spacing w:after="0" w:line="360" w:lineRule="auto"/>
-        <w:ind w:firstLine="709"/>
-        <w:jc w:val="both"/>
-        <w:rPr>
-          <w:rFonts w:ascii="Times New Roman" w:hAnsi="Times New Roman" w:cs="Times New Roman"/>
-          <w:sz w:val="28"/>
-          <w:szCs w:val="28"/>
-        </w:rPr>
-      </w:pPr>
     </w:p>
     <w:p>
       <w:pPr>
@@ -8140,19 +8264,18 @@
           <w:szCs w:val="28"/>
         </w:rPr>
       </w:pPr>
-      <w:bookmarkStart w:id="57" w:name="_Toc147234591"/>
-      <w:bookmarkStart w:id="58" w:name="_Toc240384819"/>
-      <w:r>
-        <w:rPr>
-          <w:rFonts w:ascii="Times New Roman" w:hAnsi="Times New Roman" w:cs="Times New Roman"/>
-          <w:sz w:val="28"/>
-          <w:szCs w:val="28"/>
-        </w:rPr>
-        <w:lastRenderedPageBreak/>
+      <w:bookmarkStart w:id="58" w:name="_Toc147234591"/>
+      <w:bookmarkStart w:id="59" w:name="_Toc240384819"/>
+      <w:r>
+        <w:rPr>
+          <w:rFonts w:ascii="Times New Roman" w:hAnsi="Times New Roman" w:cs="Times New Roman"/>
+          <w:sz w:val="28"/>
+          <w:szCs w:val="28"/>
+        </w:rPr>
         <w:t>Требования к программному обеспечению системы</w:t>
       </w:r>
-      <w:bookmarkEnd w:id="57"/>
       <w:bookmarkEnd w:id="58"/>
+      <w:bookmarkEnd w:id="59"/>
     </w:p>
     <w:p>
       <w:pPr>
@@ -8277,8 +8400,8 @@
           <w:szCs w:val="28"/>
         </w:rPr>
       </w:pPr>
-      <w:bookmarkStart w:id="59" w:name="_Toc147234592"/>
-      <w:bookmarkStart w:id="60" w:name="_Toc240384820"/>
+      <w:bookmarkStart w:id="60" w:name="_Toc147234592"/>
+      <w:bookmarkStart w:id="61" w:name="_Toc240384820"/>
       <w:r>
         <w:rPr>
           <w:rFonts w:ascii="Times New Roman" w:hAnsi="Times New Roman" w:cs="Times New Roman"/>
@@ -8287,8 +8410,8 @@
         </w:rPr>
         <w:t>Требования к техническому обеспечению системы</w:t>
       </w:r>
-      <w:bookmarkEnd w:id="59"/>
       <w:bookmarkEnd w:id="60"/>
+      <w:bookmarkEnd w:id="61"/>
     </w:p>
     <w:p>
       <w:pPr>
@@ -8301,14 +8424,48 @@
           <w:szCs w:val="28"/>
         </w:rPr>
       </w:pPr>
-      <w:commentRangeStart w:id="61"/>
-      <w:r>
-        <w:rPr>
-          <w:rFonts w:ascii="Times New Roman" w:hAnsi="Times New Roman" w:cs="Times New Roman"/>
-          <w:sz w:val="28"/>
-          <w:szCs w:val="28"/>
-        </w:rPr>
-        <w:t xml:space="preserve">ЦП 2.5 ГГц; </w:t>
+      <w:r>
+        <w:rPr>
+          <w:rFonts w:ascii="Times New Roman" w:hAnsi="Times New Roman" w:cs="Times New Roman"/>
+          <w:sz w:val="28"/>
+          <w:szCs w:val="28"/>
+        </w:rPr>
+        <w:lastRenderedPageBreak/>
+        <w:t>−</w:t>
+      </w:r>
+      <w:r>
+        <w:rPr>
+          <w:rFonts w:ascii="Times New Roman" w:hAnsi="Times New Roman" w:cs="Times New Roman"/>
+          <w:sz w:val="28"/>
+          <w:szCs w:val="28"/>
+        </w:rPr>
+        <w:t xml:space="preserve"> </w:t>
+      </w:r>
+      <w:commentRangeStart w:id="62"/>
+      <w:commentRangeStart w:id="63"/>
+      <w:r>
+        <w:rPr>
+          <w:rFonts w:ascii="Times New Roman" w:hAnsi="Times New Roman" w:cs="Times New Roman"/>
+          <w:sz w:val="28"/>
+          <w:szCs w:val="28"/>
+        </w:rPr>
+        <w:t>ЦП 2.5 ГГц;</w:t>
+      </w:r>
+      <w:r>
+        <w:rPr>
+          <w:rFonts w:ascii="Times New Roman" w:hAnsi="Times New Roman" w:cs="Times New Roman"/>
+          <w:sz w:val="28"/>
+          <w:szCs w:val="28"/>
+        </w:rPr>
+        <w:t xml:space="preserve"> </w:t>
+      </w:r>
+      <w:r>
+        <w:rPr>
+          <w:rFonts w:ascii="Times New Roman" w:hAnsi="Times New Roman" w:cs="Times New Roman"/>
+          <w:sz w:val="28"/>
+          <w:szCs w:val="28"/>
+        </w:rPr>
+        <w:t xml:space="preserve"> </w:t>
       </w:r>
     </w:p>
     <w:p>
@@ -8328,6 +8485,22 @@
           <w:sz w:val="28"/>
           <w:szCs w:val="28"/>
         </w:rPr>
+        <w:t>−</w:t>
+      </w:r>
+      <w:r>
+        <w:rPr>
+          <w:rFonts w:ascii="Times New Roman" w:hAnsi="Times New Roman" w:cs="Times New Roman"/>
+          <w:sz w:val="28"/>
+          <w:szCs w:val="28"/>
+        </w:rPr>
+        <w:t xml:space="preserve"> </w:t>
+      </w:r>
+      <w:r>
+        <w:rPr>
+          <w:rFonts w:ascii="Times New Roman" w:hAnsi="Times New Roman" w:cs="Times New Roman"/>
+          <w:sz w:val="28"/>
+          <w:szCs w:val="28"/>
+        </w:rPr>
         <w:t>видеокарта с поддержкой OpenGL 4.5, с 2 ГБ видеопамяти и более, пропускная способность видеопамяти — 80 ГБ/с и более;</w:t>
       </w:r>
     </w:p>
@@ -8348,6 +8521,22 @@
           <w:sz w:val="28"/>
           <w:szCs w:val="28"/>
         </w:rPr>
+        <w:t>−</w:t>
+      </w:r>
+      <w:r>
+        <w:rPr>
+          <w:rFonts w:ascii="Times New Roman" w:hAnsi="Times New Roman" w:cs="Times New Roman"/>
+          <w:sz w:val="28"/>
+          <w:szCs w:val="28"/>
+        </w:rPr>
+        <w:t xml:space="preserve"> </w:t>
+      </w:r>
+      <w:r>
+        <w:rPr>
+          <w:rFonts w:ascii="Times New Roman" w:hAnsi="Times New Roman" w:cs="Times New Roman"/>
+          <w:sz w:val="28"/>
+          <w:szCs w:val="28"/>
+        </w:rPr>
         <w:t>1</w:t>
       </w:r>
       <w:r>
@@ -8384,6 +8573,22 @@
           <w:sz w:val="28"/>
           <w:szCs w:val="28"/>
         </w:rPr>
+        <w:t>−</w:t>
+      </w:r>
+      <w:r>
+        <w:rPr>
+          <w:rFonts w:ascii="Times New Roman" w:hAnsi="Times New Roman" w:cs="Times New Roman"/>
+          <w:sz w:val="28"/>
+          <w:szCs w:val="28"/>
+        </w:rPr>
+        <w:t xml:space="preserve"> </w:t>
+      </w:r>
+      <w:r>
+        <w:rPr>
+          <w:rFonts w:ascii="Times New Roman" w:hAnsi="Times New Roman" w:cs="Times New Roman"/>
+          <w:sz w:val="28"/>
+          <w:szCs w:val="28"/>
+        </w:rPr>
         <w:t xml:space="preserve">место на диске — 40 ГБ; </w:t>
       </w:r>
     </w:p>
@@ -8404,6 +8609,22 @@
           <w:sz w:val="28"/>
           <w:szCs w:val="28"/>
         </w:rPr>
+        <w:t>−</w:t>
+      </w:r>
+      <w:r>
+        <w:rPr>
+          <w:rFonts w:ascii="Times New Roman" w:hAnsi="Times New Roman" w:cs="Times New Roman"/>
+          <w:sz w:val="28"/>
+          <w:szCs w:val="28"/>
+        </w:rPr>
+        <w:t xml:space="preserve"> </w:t>
+      </w:r>
+      <w:r>
+        <w:rPr>
+          <w:rFonts w:ascii="Times New Roman" w:hAnsi="Times New Roman" w:cs="Times New Roman"/>
+          <w:sz w:val="28"/>
+          <w:szCs w:val="28"/>
+        </w:rPr>
         <w:t>графический процессор с объемом памяти 1 ГБ, пропускной способностью 29 ГБ/с и поддержкой DirectX 1</w:t>
       </w:r>
       <w:r>
@@ -8422,7 +8643,7 @@
         </w:rPr>
         <w:t>.</w:t>
       </w:r>
-      <w:commentRangeEnd w:id="61"/>
+      <w:commentRangeEnd w:id="62"/>
       <w:r>
         <w:rPr>
           <w:rStyle w:val="ae"/>
@@ -8430,7 +8651,17 @@
           <w:sz w:val="28"/>
           <w:szCs w:val="28"/>
         </w:rPr>
-        <w:commentReference w:id="61"/>
+        <w:commentReference w:id="62"/>
+      </w:r>
+      <w:commentRangeEnd w:id="63"/>
+      <w:r>
+        <w:rPr>
+          <w:rStyle w:val="ae"/>
+          <w:rFonts w:ascii="Times New Roman" w:hAnsi="Times New Roman" w:cs="Times New Roman"/>
+          <w:sz w:val="28"/>
+          <w:szCs w:val="28"/>
+        </w:rPr>
+        <w:commentReference w:id="63"/>
       </w:r>
     </w:p>
     <w:p>
@@ -8450,8 +8681,8 @@
           <w:szCs w:val="28"/>
         </w:rPr>
       </w:pPr>
-      <w:bookmarkStart w:id="62" w:name="_Toc147234593"/>
-      <w:bookmarkStart w:id="63" w:name="_Toc240384821"/>
+      <w:bookmarkStart w:id="64" w:name="_Toc147234593"/>
+      <w:bookmarkStart w:id="65" w:name="_Toc240384821"/>
       <w:r>
         <w:rPr>
           <w:rFonts w:ascii="Times New Roman" w:hAnsi="Times New Roman" w:cs="Times New Roman"/>
@@ -8460,8 +8691,8 @@
         </w:rPr>
         <w:t>Требования к метрологическому обеспечению</w:t>
       </w:r>
-      <w:bookmarkEnd w:id="62"/>
-      <w:bookmarkEnd w:id="63"/>
+      <w:bookmarkEnd w:id="64"/>
+      <w:bookmarkEnd w:id="65"/>
     </w:p>
     <w:p>
       <w:pPr>
@@ -8500,8 +8731,8 @@
           <w:szCs w:val="28"/>
         </w:rPr>
       </w:pPr>
-      <w:bookmarkStart w:id="64" w:name="_Toc147234594"/>
-      <w:bookmarkStart w:id="65" w:name="_Toc240384822"/>
+      <w:bookmarkStart w:id="66" w:name="_Toc147234594"/>
+      <w:bookmarkStart w:id="67" w:name="_Toc240384822"/>
       <w:r>
         <w:rPr>
           <w:rFonts w:ascii="Times New Roman" w:hAnsi="Times New Roman" w:cs="Times New Roman"/>
@@ -8510,8 +8741,8 @@
         </w:rPr>
         <w:t>Требования к организационному обеспечению</w:t>
       </w:r>
-      <w:bookmarkEnd w:id="64"/>
-      <w:bookmarkEnd w:id="65"/>
+      <w:bookmarkEnd w:id="66"/>
+      <w:bookmarkEnd w:id="67"/>
     </w:p>
     <w:p>
       <w:pPr>
@@ -8562,8 +8793,8 @@
           <w:szCs w:val="28"/>
         </w:rPr>
       </w:pPr>
-      <w:bookmarkStart w:id="66" w:name="_Toc147234595"/>
-      <w:bookmarkStart w:id="67" w:name="_Toc240384823"/>
+      <w:bookmarkStart w:id="68" w:name="_Toc147234595"/>
+      <w:bookmarkStart w:id="69" w:name="_Toc240384823"/>
       <w:r>
         <w:rPr>
           <w:rFonts w:ascii="Times New Roman" w:hAnsi="Times New Roman" w:cs="Times New Roman"/>
@@ -8572,13 +8803,13 @@
         </w:rPr>
         <w:t>Общие технические требования к АС</w:t>
       </w:r>
-      <w:bookmarkEnd w:id="66"/>
-      <w:bookmarkEnd w:id="67"/>
+      <w:bookmarkEnd w:id="68"/>
+      <w:bookmarkEnd w:id="69"/>
     </w:p>
     <w:p>
       <w:pPr>
         <w:pStyle w:val="a7"/>
-        <w:spacing w:line="360" w:lineRule="auto"/>
+        <w:spacing w:after="0" w:line="360" w:lineRule="auto"/>
         <w:ind w:left="340"/>
         <w:outlineLvl w:val="1"/>
         <w:rPr>
@@ -8590,8 +8821,8 @@
     </w:p>
     <w:p>
       <w:pPr>
-        <w:spacing w:line="360" w:lineRule="auto"/>
-        <w:ind w:firstLine="704"/>
+        <w:spacing w:after="0" w:line="360" w:lineRule="auto"/>
+        <w:ind w:firstLine="709"/>
         <w:jc w:val="both"/>
         <w:rPr>
           <w:rFonts w:ascii="Times New Roman" w:hAnsi="Times New Roman" w:cs="Times New Roman"/>
@@ -8610,6 +8841,7 @@
     </w:p>
     <w:p>
       <w:pPr>
+        <w:spacing w:after="0" w:line="360" w:lineRule="auto"/>
         <w:rPr>
           <w:rFonts w:ascii="Times New Roman" w:hAnsi="Times New Roman" w:cs="Times New Roman"/>
           <w:sz w:val="28"/>
@@ -8627,6 +8859,7 @@
     </w:p>
     <w:p>
       <w:pPr>
+        <w:spacing w:after="0" w:line="360" w:lineRule="auto"/>
         <w:jc w:val="center"/>
         <w:rPr>
           <w:rFonts w:ascii="Times New Roman" w:hAnsi="Times New Roman" w:cs="Times New Roman"/>
@@ -8662,8 +8895,8 @@
           <w:szCs w:val="28"/>
         </w:rPr>
       </w:pPr>
-      <w:bookmarkStart w:id="68" w:name="_Toc147234596"/>
-      <w:bookmarkStart w:id="69" w:name="_Toc240384824"/>
+      <w:bookmarkStart w:id="70" w:name="_Toc147234596"/>
+      <w:bookmarkStart w:id="71" w:name="_Toc240384824"/>
       <w:r>
         <w:rPr>
           <w:rFonts w:ascii="Times New Roman" w:hAnsi="Times New Roman" w:cs="Times New Roman"/>
@@ -8675,8 +8908,8 @@
         <w:lastRenderedPageBreak/>
         <w:t>СОСТАВ И СОДЕРЖАНИЕ РАБОТ ПО СОЗДАНИЮ АВТОМАТИЗИРОВАННОЙ СИСТЕМЫ</w:t>
       </w:r>
-      <w:bookmarkEnd w:id="68"/>
-      <w:bookmarkEnd w:id="69"/>
+      <w:bookmarkEnd w:id="70"/>
+      <w:bookmarkEnd w:id="71"/>
     </w:p>
     <w:p>
       <w:pPr>
@@ -8801,6 +9034,7 @@
           </w:tcPr>
           <w:p>
             <w:pPr>
+              <w:spacing w:line="360" w:lineRule="auto"/>
               <w:rPr>
                 <w:rFonts w:ascii="Times New Roman" w:hAnsi="Times New Roman" w:cs="Times New Roman"/>
                 <w:b/>
@@ -8823,6 +9057,7 @@
           </w:tcPr>
           <w:p>
             <w:pPr>
+              <w:spacing w:line="360" w:lineRule="auto"/>
               <w:jc w:val="center"/>
               <w:rPr>
                 <w:rFonts w:ascii="Times New Roman" w:hAnsi="Times New Roman" w:cs="Times New Roman"/>
@@ -8846,6 +9081,7 @@
           </w:tcPr>
           <w:p>
             <w:pPr>
+              <w:spacing w:line="360" w:lineRule="auto"/>
               <w:rPr>
                 <w:rFonts w:ascii="Times New Roman" w:hAnsi="Times New Roman" w:cs="Times New Roman"/>
                 <w:b/>
@@ -8868,6 +9104,7 @@
           </w:tcPr>
           <w:p>
             <w:pPr>
+              <w:spacing w:line="360" w:lineRule="auto"/>
               <w:rPr>
                 <w:rFonts w:ascii="Times New Roman" w:hAnsi="Times New Roman" w:cs="Times New Roman"/>
                 <w:b/>
@@ -8890,6 +9127,7 @@
           </w:tcPr>
           <w:p>
             <w:pPr>
+              <w:spacing w:line="360" w:lineRule="auto"/>
               <w:rPr>
                 <w:rFonts w:ascii="Times New Roman" w:hAnsi="Times New Roman" w:cs="Times New Roman"/>
                 <w:b/>
@@ -8913,6 +9151,7 @@
           </w:tcPr>
           <w:p>
             <w:pPr>
+              <w:spacing w:line="360" w:lineRule="auto"/>
               <w:jc w:val="center"/>
               <w:rPr>
                 <w:rFonts w:ascii="Times New Roman" w:hAnsi="Times New Roman" w:cs="Times New Roman"/>
@@ -8933,7 +9172,7 @@
       </w:tr>
       <w:tr>
         <w:trPr>
-          <w:trHeight w:val="1222"/>
+          <w:trHeight w:val="1094"/>
           <w:jc w:val="center"/>
         </w:trPr>
         <w:tc>
@@ -8942,6 +9181,7 @@
           </w:tcPr>
           <w:p>
             <w:pPr>
+              <w:spacing w:line="360" w:lineRule="auto"/>
               <w:jc w:val="both"/>
               <w:rPr>
                 <w:rFonts w:ascii="Times New Roman" w:hAnsi="Times New Roman" w:cs="Times New Roman"/>
@@ -8961,6 +9201,7 @@
           </w:tcPr>
           <w:p>
             <w:pPr>
+              <w:spacing w:line="360" w:lineRule="auto"/>
               <w:jc w:val="both"/>
               <w:rPr>
                 <w:rFonts w:ascii="Times New Roman" w:hAnsi="Times New Roman" w:cs="Times New Roman"/>
@@ -8980,6 +9221,7 @@
           </w:tcPr>
           <w:p>
             <w:pPr>
+              <w:spacing w:line="360" w:lineRule="auto"/>
               <w:jc w:val="both"/>
               <w:rPr>
                 <w:rFonts w:ascii="Times New Roman" w:hAnsi="Times New Roman" w:cs="Times New Roman"/>
@@ -9000,6 +9242,7 @@
           </w:tcPr>
           <w:p>
             <w:pPr>
+              <w:spacing w:line="360" w:lineRule="auto"/>
               <w:jc w:val="center"/>
               <w:rPr>
                 <w:rFonts w:ascii="Times New Roman" w:hAnsi="Times New Roman" w:cs="Times New Roman"/>
@@ -9019,6 +9262,7 @@
           </w:tcPr>
           <w:p>
             <w:pPr>
+              <w:spacing w:line="360" w:lineRule="auto"/>
               <w:jc w:val="both"/>
               <w:rPr>
                 <w:rFonts w:ascii="Times New Roman" w:hAnsi="Times New Roman" w:cs="Times New Roman"/>
@@ -9038,6 +9282,7 @@
           </w:tcPr>
           <w:p>
             <w:pPr>
+              <w:spacing w:line="360" w:lineRule="auto"/>
               <w:jc w:val="both"/>
               <w:rPr>
                 <w:rFonts w:ascii="Times New Roman" w:hAnsi="Times New Roman" w:cs="Times New Roman"/>
@@ -9078,7 +9323,7 @@
       </w:tr>
       <w:tr>
         <w:trPr>
-          <w:trHeight w:val="1076"/>
+          <w:trHeight w:val="700"/>
           <w:jc w:val="center"/>
         </w:trPr>
         <w:tc>
@@ -9087,6 +9332,7 @@
           </w:tcPr>
           <w:p>
             <w:pPr>
+              <w:spacing w:line="360" w:lineRule="auto"/>
               <w:jc w:val="both"/>
               <w:rPr>
                 <w:rFonts w:ascii="Times New Roman" w:hAnsi="Times New Roman" w:cs="Times New Roman"/>
@@ -9106,6 +9352,7 @@
           </w:tcPr>
           <w:p>
             <w:pPr>
+              <w:spacing w:line="360" w:lineRule="auto"/>
               <w:jc w:val="both"/>
               <w:rPr>
                 <w:rFonts w:ascii="Times New Roman" w:hAnsi="Times New Roman" w:cs="Times New Roman"/>
@@ -9125,6 +9372,7 @@
           </w:tcPr>
           <w:p>
             <w:pPr>
+              <w:spacing w:line="360" w:lineRule="auto"/>
               <w:jc w:val="both"/>
               <w:rPr>
                 <w:rFonts w:ascii="Times New Roman" w:hAnsi="Times New Roman" w:cs="Times New Roman"/>
@@ -9145,6 +9393,7 @@
           </w:tcPr>
           <w:p>
             <w:pPr>
+              <w:spacing w:line="360" w:lineRule="auto"/>
               <w:jc w:val="center"/>
               <w:rPr>
                 <w:rFonts w:ascii="Times New Roman" w:hAnsi="Times New Roman" w:cs="Times New Roman"/>
@@ -9164,6 +9413,7 @@
           </w:tcPr>
           <w:p>
             <w:pPr>
+              <w:spacing w:line="360" w:lineRule="auto"/>
               <w:jc w:val="both"/>
               <w:rPr>
                 <w:rFonts w:ascii="Times New Roman" w:hAnsi="Times New Roman" w:cs="Times New Roman"/>
@@ -9183,6 +9433,7 @@
           </w:tcPr>
           <w:p>
             <w:pPr>
+              <w:spacing w:line="360" w:lineRule="auto"/>
               <w:jc w:val="both"/>
               <w:rPr>
                 <w:rFonts w:ascii="Times New Roman" w:hAnsi="Times New Roman" w:cs="Times New Roman"/>
@@ -9233,6 +9484,7 @@
           </w:tcPr>
           <w:p>
             <w:pPr>
+              <w:spacing w:line="360" w:lineRule="auto"/>
               <w:jc w:val="both"/>
               <w:rPr>
                 <w:rFonts w:ascii="Times New Roman" w:hAnsi="Times New Roman" w:cs="Times New Roman"/>
@@ -9253,6 +9505,7 @@
           </w:tcPr>
           <w:p>
             <w:pPr>
+              <w:spacing w:line="360" w:lineRule="auto"/>
               <w:jc w:val="both"/>
               <w:rPr>
                 <w:rFonts w:ascii="Times New Roman" w:hAnsi="Times New Roman" w:cs="Times New Roman"/>
@@ -9272,6 +9525,7 @@
           </w:tcPr>
           <w:p>
             <w:pPr>
+              <w:spacing w:line="360" w:lineRule="auto"/>
               <w:jc w:val="both"/>
               <w:rPr>
                 <w:rFonts w:ascii="Times New Roman" w:hAnsi="Times New Roman" w:cs="Times New Roman"/>
@@ -9293,6 +9547,7 @@
           </w:tcPr>
           <w:p>
             <w:pPr>
+              <w:spacing w:line="360" w:lineRule="auto"/>
               <w:jc w:val="center"/>
               <w:rPr>
                 <w:rFonts w:ascii="Times New Roman" w:hAnsi="Times New Roman" w:cs="Times New Roman"/>
@@ -9313,6 +9568,7 @@
           </w:tcPr>
           <w:p>
             <w:pPr>
+              <w:spacing w:line="360" w:lineRule="auto"/>
               <w:jc w:val="both"/>
               <w:rPr>
                 <w:rFonts w:ascii="Times New Roman" w:hAnsi="Times New Roman" w:cs="Times New Roman"/>
@@ -9345,6 +9601,7 @@
           </w:tcPr>
           <w:p>
             <w:pPr>
+              <w:spacing w:line="360" w:lineRule="auto"/>
               <w:jc w:val="both"/>
               <w:rPr>
                 <w:rFonts w:ascii="Times New Roman" w:hAnsi="Times New Roman" w:cs="Times New Roman"/>
@@ -9395,6 +9652,7 @@
           </w:tcPr>
           <w:p>
             <w:pPr>
+              <w:spacing w:line="360" w:lineRule="auto"/>
               <w:jc w:val="both"/>
               <w:rPr>
                 <w:rFonts w:ascii="Times New Roman" w:hAnsi="Times New Roman" w:cs="Times New Roman"/>
@@ -9409,6 +9667,7 @@
           </w:tcPr>
           <w:p>
             <w:pPr>
+              <w:spacing w:line="360" w:lineRule="auto"/>
               <w:jc w:val="both"/>
               <w:rPr>
                 <w:rFonts w:ascii="Times New Roman" w:hAnsi="Times New Roman" w:cs="Times New Roman"/>
@@ -9422,6 +9681,7 @@
           </w:tcPr>
           <w:p>
             <w:pPr>
+              <w:spacing w:line="360" w:lineRule="auto"/>
               <w:jc w:val="both"/>
               <w:rPr>
                 <w:rFonts w:ascii="Times New Roman" w:hAnsi="Times New Roman" w:cs="Times New Roman"/>
@@ -9443,6 +9703,7 @@
           </w:tcPr>
           <w:p>
             <w:pPr>
+              <w:spacing w:line="360" w:lineRule="auto"/>
               <w:jc w:val="center"/>
               <w:rPr>
                 <w:rFonts w:ascii="Times New Roman" w:hAnsi="Times New Roman" w:cs="Times New Roman"/>
@@ -9457,6 +9718,7 @@
           </w:tcPr>
           <w:p>
             <w:pPr>
+              <w:spacing w:line="360" w:lineRule="auto"/>
               <w:jc w:val="both"/>
               <w:rPr>
                 <w:rFonts w:ascii="Times New Roman" w:hAnsi="Times New Roman" w:cs="Times New Roman"/>
@@ -9471,6 +9733,7 @@
           </w:tcPr>
           <w:p>
             <w:pPr>
+              <w:spacing w:line="360" w:lineRule="auto"/>
               <w:jc w:val="both"/>
               <w:rPr>
                 <w:rFonts w:ascii="Times New Roman" w:hAnsi="Times New Roman" w:cs="Times New Roman"/>
@@ -9481,7 +9744,7 @@
       </w:tr>
       <w:tr>
         <w:trPr>
-          <w:trHeight w:val="540"/>
+          <w:trHeight w:val="425"/>
           <w:jc w:val="center"/>
         </w:trPr>
         <w:tc>
@@ -9491,6 +9754,7 @@
           </w:tcPr>
           <w:p>
             <w:pPr>
+              <w:spacing w:line="360" w:lineRule="auto"/>
               <w:jc w:val="both"/>
               <w:rPr>
                 <w:rFonts w:ascii="Times New Roman" w:hAnsi="Times New Roman" w:cs="Times New Roman"/>
@@ -9505,6 +9769,7 @@
           </w:tcPr>
           <w:p>
             <w:pPr>
+              <w:spacing w:line="360" w:lineRule="auto"/>
               <w:jc w:val="both"/>
               <w:rPr>
                 <w:rFonts w:ascii="Times New Roman" w:hAnsi="Times New Roman" w:cs="Times New Roman"/>
@@ -9518,6 +9783,7 @@
           </w:tcPr>
           <w:p>
             <w:pPr>
+              <w:spacing w:line="360" w:lineRule="auto"/>
               <w:jc w:val="both"/>
               <w:rPr>
                 <w:rFonts w:ascii="Times New Roman" w:hAnsi="Times New Roman" w:cs="Times New Roman"/>
@@ -9539,6 +9805,7 @@
           </w:tcPr>
           <w:p>
             <w:pPr>
+              <w:spacing w:line="360" w:lineRule="auto"/>
               <w:jc w:val="center"/>
               <w:rPr>
                 <w:rFonts w:ascii="Times New Roman" w:hAnsi="Times New Roman" w:cs="Times New Roman"/>
@@ -9553,6 +9820,7 @@
           </w:tcPr>
           <w:p>
             <w:pPr>
+              <w:spacing w:line="360" w:lineRule="auto"/>
               <w:jc w:val="both"/>
               <w:rPr>
                 <w:rFonts w:ascii="Times New Roman" w:hAnsi="Times New Roman" w:cs="Times New Roman"/>
@@ -9567,6 +9835,7 @@
           </w:tcPr>
           <w:p>
             <w:pPr>
+              <w:spacing w:line="360" w:lineRule="auto"/>
               <w:jc w:val="both"/>
               <w:rPr>
                 <w:rFonts w:ascii="Times New Roman" w:hAnsi="Times New Roman" w:cs="Times New Roman"/>
@@ -9587,6 +9856,7 @@
           </w:tcPr>
           <w:p>
             <w:pPr>
+              <w:spacing w:line="360" w:lineRule="auto"/>
               <w:jc w:val="both"/>
               <w:rPr>
                 <w:rFonts w:ascii="Times New Roman" w:hAnsi="Times New Roman" w:cs="Times New Roman"/>
@@ -9612,6 +9882,7 @@
                 <w:ilvl w:val="0"/>
                 <w:numId w:val="18"/>
               </w:numPr>
+              <w:spacing w:line="360" w:lineRule="auto"/>
               <w:ind w:left="0" w:firstLine="0"/>
               <w:jc w:val="both"/>
               <w:rPr>
@@ -9632,6 +9903,7 @@
                 <w:ilvl w:val="0"/>
                 <w:numId w:val="18"/>
               </w:numPr>
+              <w:spacing w:line="360" w:lineRule="auto"/>
               <w:ind w:left="0" w:firstLine="0"/>
               <w:jc w:val="both"/>
               <w:rPr>
@@ -9652,6 +9924,7 @@
           </w:tcPr>
           <w:p>
             <w:pPr>
+              <w:spacing w:line="360" w:lineRule="auto"/>
               <w:jc w:val="both"/>
               <w:rPr>
                 <w:rFonts w:ascii="Times New Roman" w:hAnsi="Times New Roman" w:cs="Times New Roman"/>
@@ -9673,6 +9946,7 @@
           </w:tcPr>
           <w:p>
             <w:pPr>
+              <w:spacing w:line="360" w:lineRule="auto"/>
               <w:jc w:val="center"/>
               <w:rPr>
                 <w:rFonts w:ascii="Times New Roman" w:hAnsi="Times New Roman" w:cs="Times New Roman"/>
@@ -9693,6 +9967,7 @@
           </w:tcPr>
           <w:p>
             <w:pPr>
+              <w:spacing w:line="360" w:lineRule="auto"/>
               <w:jc w:val="both"/>
               <w:rPr>
                 <w:rFonts w:ascii="Times New Roman" w:hAnsi="Times New Roman" w:cs="Times New Roman"/>
@@ -9725,6 +10000,7 @@
           </w:tcPr>
           <w:p>
             <w:pPr>
+              <w:spacing w:line="360" w:lineRule="auto"/>
               <w:jc w:val="both"/>
               <w:rPr>
                 <w:rFonts w:ascii="Times New Roman" w:hAnsi="Times New Roman" w:cs="Times New Roman"/>
@@ -9775,6 +10051,7 @@
           </w:tcPr>
           <w:p>
             <w:pPr>
+              <w:spacing w:line="360" w:lineRule="auto"/>
               <w:jc w:val="both"/>
               <w:rPr>
                 <w:rFonts w:ascii="Times New Roman" w:hAnsi="Times New Roman" w:cs="Times New Roman"/>
@@ -9789,6 +10066,7 @@
           </w:tcPr>
           <w:p>
             <w:pPr>
+              <w:spacing w:line="360" w:lineRule="auto"/>
               <w:jc w:val="both"/>
               <w:rPr>
                 <w:rFonts w:ascii="Times New Roman" w:hAnsi="Times New Roman" w:cs="Times New Roman"/>
@@ -9802,6 +10080,7 @@
           </w:tcPr>
           <w:p>
             <w:pPr>
+              <w:spacing w:line="360" w:lineRule="auto"/>
               <w:jc w:val="both"/>
               <w:rPr>
                 <w:rFonts w:ascii="Times New Roman" w:hAnsi="Times New Roman" w:cs="Times New Roman"/>
@@ -9823,6 +10102,7 @@
           </w:tcPr>
           <w:p>
             <w:pPr>
+              <w:spacing w:line="360" w:lineRule="auto"/>
               <w:jc w:val="center"/>
               <w:rPr>
                 <w:rFonts w:ascii="Times New Roman" w:hAnsi="Times New Roman" w:cs="Times New Roman"/>
@@ -9837,6 +10117,7 @@
           </w:tcPr>
           <w:p>
             <w:pPr>
+              <w:spacing w:line="360" w:lineRule="auto"/>
               <w:jc w:val="both"/>
               <w:rPr>
                 <w:rFonts w:ascii="Times New Roman" w:hAnsi="Times New Roman" w:cs="Times New Roman"/>
@@ -9851,6 +10132,7 @@
           </w:tcPr>
           <w:p>
             <w:pPr>
+              <w:spacing w:line="360" w:lineRule="auto"/>
               <w:jc w:val="both"/>
               <w:rPr>
                 <w:rFonts w:ascii="Times New Roman" w:hAnsi="Times New Roman" w:cs="Times New Roman"/>
@@ -9861,7 +10143,7 @@
       </w:tr>
       <w:tr>
         <w:trPr>
-          <w:trHeight w:val="630"/>
+          <w:trHeight w:val="942"/>
           <w:jc w:val="center"/>
         </w:trPr>
         <w:tc>
@@ -9871,6 +10153,7 @@
           </w:tcPr>
           <w:p>
             <w:pPr>
+              <w:spacing w:line="360" w:lineRule="auto"/>
               <w:jc w:val="both"/>
               <w:rPr>
                 <w:rFonts w:ascii="Times New Roman" w:hAnsi="Times New Roman" w:cs="Times New Roman"/>
@@ -9885,6 +10168,7 @@
           </w:tcPr>
           <w:p>
             <w:pPr>
+              <w:spacing w:line="360" w:lineRule="auto"/>
               <w:jc w:val="both"/>
               <w:rPr>
                 <w:rFonts w:ascii="Times New Roman" w:hAnsi="Times New Roman" w:cs="Times New Roman"/>
@@ -9898,6 +10182,7 @@
           </w:tcPr>
           <w:p>
             <w:pPr>
+              <w:spacing w:line="360" w:lineRule="auto"/>
               <w:jc w:val="both"/>
               <w:rPr>
                 <w:rFonts w:ascii="Times New Roman" w:hAnsi="Times New Roman" w:cs="Times New Roman"/>
@@ -9919,6 +10204,7 @@
           </w:tcPr>
           <w:p>
             <w:pPr>
+              <w:spacing w:line="360" w:lineRule="auto"/>
               <w:jc w:val="center"/>
               <w:rPr>
                 <w:rFonts w:ascii="Times New Roman" w:hAnsi="Times New Roman" w:cs="Times New Roman"/>
@@ -9933,6 +10219,7 @@
           </w:tcPr>
           <w:p>
             <w:pPr>
+              <w:spacing w:line="360" w:lineRule="auto"/>
               <w:jc w:val="both"/>
               <w:rPr>
                 <w:rFonts w:ascii="Times New Roman" w:hAnsi="Times New Roman" w:cs="Times New Roman"/>
@@ -9947,6 +10234,7 @@
           </w:tcPr>
           <w:p>
             <w:pPr>
+              <w:spacing w:line="360" w:lineRule="auto"/>
               <w:jc w:val="both"/>
               <w:rPr>
                 <w:rFonts w:ascii="Times New Roman" w:hAnsi="Times New Roman" w:cs="Times New Roman"/>
@@ -9958,7 +10246,7 @@
     </w:tbl>
     <w:p>
       <w:pPr>
-        <w:spacing w:before="120" w:after="0"/>
+        <w:spacing w:after="0" w:line="360" w:lineRule="auto"/>
         <w:jc w:val="center"/>
         <w:rPr>
           <w:rFonts w:ascii="Times New Roman" w:hAnsi="Times New Roman" w:cs="Times New Roman"/>
@@ -9992,8 +10280,8 @@
           <w:szCs w:val="28"/>
         </w:rPr>
       </w:pPr>
-      <w:bookmarkStart w:id="70" w:name="_Toc147234597"/>
-      <w:bookmarkStart w:id="71" w:name="_Toc240384825"/>
+      <w:bookmarkStart w:id="72" w:name="_Toc147234597"/>
+      <w:bookmarkStart w:id="73" w:name="_Toc240384825"/>
       <w:r>
         <w:rPr>
           <w:rFonts w:ascii="Times New Roman" w:hAnsi="Times New Roman" w:cs="Times New Roman"/>
@@ -10005,13 +10293,13 @@
         <w:lastRenderedPageBreak/>
         <w:t>ПОРЯДОК РАЗРАБОТКИ АВТОМАТИЗИРОВАННОЙ СИСТЕМЫ</w:t>
       </w:r>
-      <w:bookmarkEnd w:id="70"/>
-      <w:bookmarkEnd w:id="71"/>
+      <w:bookmarkEnd w:id="72"/>
+      <w:bookmarkEnd w:id="73"/>
     </w:p>
     <w:p>
       <w:pPr>
         <w:pStyle w:val="a7"/>
-        <w:spacing w:line="360" w:lineRule="auto"/>
+        <w:spacing w:after="0" w:line="360" w:lineRule="auto"/>
         <w:ind w:left="567"/>
         <w:jc w:val="both"/>
         <w:outlineLvl w:val="0"/>
@@ -10041,8 +10329,8 @@
           <w:szCs w:val="28"/>
         </w:rPr>
       </w:pPr>
-      <w:bookmarkStart w:id="72" w:name="_Toc147234598"/>
-      <w:bookmarkStart w:id="73" w:name="_Toc240384826"/>
+      <w:bookmarkStart w:id="74" w:name="_Toc147234598"/>
+      <w:bookmarkStart w:id="75" w:name="_Toc240384826"/>
       <w:r>
         <w:rPr>
           <w:rFonts w:ascii="Times New Roman" w:hAnsi="Times New Roman" w:cs="Times New Roman"/>
@@ -10051,13 +10339,13 @@
         </w:rPr>
         <w:t>Порядок организации разработки АС</w:t>
       </w:r>
-      <w:bookmarkEnd w:id="72"/>
-      <w:bookmarkEnd w:id="73"/>
+      <w:bookmarkEnd w:id="74"/>
+      <w:bookmarkEnd w:id="75"/>
     </w:p>
     <w:p>
       <w:pPr>
         <w:pStyle w:val="a7"/>
-        <w:spacing w:line="360" w:lineRule="auto"/>
+        <w:spacing w:after="0" w:line="360" w:lineRule="auto"/>
         <w:ind w:left="340"/>
         <w:outlineLvl w:val="1"/>
         <w:rPr>
@@ -10069,7 +10357,7 @@
     </w:p>
     <w:p>
       <w:pPr>
-        <w:spacing w:line="360" w:lineRule="auto"/>
+        <w:spacing w:after="0" w:line="360" w:lineRule="auto"/>
         <w:ind w:firstLine="709"/>
         <w:jc w:val="both"/>
         <w:rPr>
@@ -10105,7 +10393,7 @@
     </w:p>
     <w:p>
       <w:pPr>
-        <w:spacing w:line="360" w:lineRule="auto"/>
+        <w:spacing w:after="0" w:line="360" w:lineRule="auto"/>
         <w:ind w:firstLine="709"/>
         <w:jc w:val="both"/>
         <w:rPr>
@@ -10132,8 +10420,8 @@
           <w:szCs w:val="28"/>
         </w:rPr>
       </w:pPr>
-      <w:bookmarkStart w:id="74" w:name="_Toc147234599"/>
-      <w:bookmarkStart w:id="75" w:name="_Toc240384827"/>
+      <w:bookmarkStart w:id="76" w:name="_Toc147234599"/>
+      <w:bookmarkStart w:id="77" w:name="_Toc240384827"/>
       <w:r>
         <w:rPr>
           <w:rFonts w:ascii="Times New Roman" w:hAnsi="Times New Roman" w:cs="Times New Roman"/>
@@ -10142,13 +10430,13 @@
         </w:rPr>
         <w:t>Перечень документов и исходных данных для разработки АС</w:t>
       </w:r>
-      <w:bookmarkEnd w:id="74"/>
-      <w:bookmarkEnd w:id="75"/>
+      <w:bookmarkEnd w:id="76"/>
+      <w:bookmarkEnd w:id="77"/>
     </w:p>
     <w:p>
       <w:pPr>
         <w:pStyle w:val="a7"/>
-        <w:spacing w:line="360" w:lineRule="auto"/>
+        <w:spacing w:after="0" w:line="360" w:lineRule="auto"/>
         <w:ind w:left="340"/>
         <w:jc w:val="both"/>
         <w:outlineLvl w:val="1"/>
@@ -10163,7 +10451,7 @@
     </w:p>
     <w:p>
       <w:pPr>
-        <w:spacing w:line="360" w:lineRule="auto"/>
+        <w:spacing w:after="0" w:line="360" w:lineRule="auto"/>
         <w:ind w:firstLine="709"/>
         <w:jc w:val="both"/>
         <w:rPr>
@@ -10232,7 +10520,7 @@
     </w:p>
     <w:p>
       <w:pPr>
-        <w:spacing w:line="360" w:lineRule="auto"/>
+        <w:spacing w:after="0" w:line="360" w:lineRule="auto"/>
         <w:ind w:left="709"/>
         <w:jc w:val="both"/>
         <w:rPr>
@@ -10293,7 +10581,8 @@
         </w:rPr>
         <w:t xml:space="preserve"> </w:t>
       </w:r>
-      <w:commentRangeStart w:id="76"/>
+      <w:commentRangeStart w:id="78"/>
+      <w:commentRangeStart w:id="79"/>
       <w:r>
         <w:rPr>
           <w:rFonts w:ascii="Times New Roman" w:hAnsi="Times New Roman" w:cs="Times New Roman"/>
@@ -10330,15 +10619,7 @@
         </w:rPr>
         <w:t>»</w:t>
       </w:r>
-      <w:r>
-        <w:rPr>
-          <w:rFonts w:ascii="Times New Roman" w:hAnsi="Times New Roman" w:cs="Times New Roman"/>
-          <w:sz w:val="28"/>
-          <w:szCs w:val="28"/>
-        </w:rPr>
-        <w:t>.</w:t>
-      </w:r>
-      <w:commentRangeEnd w:id="76"/>
+      <w:commentRangeEnd w:id="78"/>
       <w:r>
         <w:rPr>
           <w:rStyle w:val="ae"/>
@@ -10346,12 +10627,74 @@
           <w:sz w:val="28"/>
           <w:szCs w:val="28"/>
         </w:rPr>
-        <w:commentReference w:id="76"/>
-      </w:r>
-    </w:p>
-    <w:p>
-      <w:pPr>
-        <w:spacing w:line="360" w:lineRule="auto"/>
+        <w:commentReference w:id="78"/>
+      </w:r>
+      <w:commentRangeEnd w:id="79"/>
+      <w:r>
+        <w:rPr>
+          <w:rStyle w:val="ae"/>
+          <w:rFonts w:ascii="Times New Roman" w:hAnsi="Times New Roman" w:cs="Times New Roman"/>
+          <w:sz w:val="28"/>
+          <w:szCs w:val="28"/>
+        </w:rPr>
+        <w:commentReference w:id="79"/>
+      </w:r>
+      <w:r>
+        <w:rPr>
+          <w:rFonts w:ascii="Times New Roman" w:hAnsi="Times New Roman" w:cs="Times New Roman"/>
+          <w:sz w:val="28"/>
+          <w:szCs w:val="28"/>
+        </w:rPr>
+        <w:t>;</w:t>
+      </w:r>
+    </w:p>
+    <w:p>
+      <w:pPr>
+        <w:spacing w:after="0" w:line="360" w:lineRule="auto"/>
+        <w:ind w:firstLine="709"/>
+        <w:jc w:val="both"/>
+        <w:rPr>
+          <w:rFonts w:ascii="Times New Roman" w:hAnsi="Times New Roman" w:cs="Times New Roman"/>
+          <w:sz w:val="28"/>
+          <w:szCs w:val="28"/>
+        </w:rPr>
+      </w:pPr>
+      <w:r>
+        <w:rPr>
+          <w:rFonts w:ascii="Times New Roman" w:hAnsi="Times New Roman" w:cs="Times New Roman"/>
+          <w:sz w:val="28"/>
+          <w:szCs w:val="28"/>
+        </w:rPr>
+        <w:t>−</w:t>
+      </w:r>
+      <w:r>
+        <w:rPr>
+          <w:rFonts w:ascii="Times New Roman" w:hAnsi="Times New Roman" w:cs="Times New Roman"/>
+          <w:sz w:val="28"/>
+          <w:szCs w:val="28"/>
+        </w:rPr>
+        <w:t xml:space="preserve"> ГОСТ 27418-87 </w:t>
+      </w:r>
+      <w:r>
+        <w:rPr>
+          <w:rFonts w:ascii="Times New Roman" w:hAnsi="Times New Roman" w:cs="Times New Roman"/>
+          <w:sz w:val="28"/>
+          <w:szCs w:val="28"/>
+        </w:rPr>
+        <w:t>—</w:t>
+      </w:r>
+      <w:r>
+        <w:rPr>
+          <w:rFonts w:ascii="Times New Roman" w:hAnsi="Times New Roman" w:cs="Times New Roman"/>
+          <w:sz w:val="28"/>
+          <w:szCs w:val="28"/>
+        </w:rPr>
+        <w:t xml:space="preserve"> «Аппаратура радиоэлектронная бытовая. Термины и определения».</w:t>
+      </w:r>
+    </w:p>
+    <w:p>
+      <w:pPr>
+        <w:spacing w:after="0" w:line="360" w:lineRule="auto"/>
         <w:ind w:left="709"/>
         <w:jc w:val="both"/>
         <w:rPr>
@@ -10368,7 +10711,7 @@
           <w:ilvl w:val="1"/>
           <w:numId w:val="1"/>
         </w:numPr>
-        <w:spacing w:line="360" w:lineRule="auto"/>
+        <w:spacing w:after="0" w:line="360" w:lineRule="auto"/>
         <w:ind w:firstLine="0"/>
         <w:jc w:val="center"/>
         <w:outlineLvl w:val="1"/>
@@ -10378,8 +10721,8 @@
           <w:szCs w:val="28"/>
         </w:rPr>
       </w:pPr>
-      <w:bookmarkStart w:id="77" w:name="_Toc147234600"/>
-      <w:bookmarkStart w:id="78" w:name="_Toc240384828"/>
+      <w:bookmarkStart w:id="80" w:name="_Toc147234600"/>
+      <w:bookmarkStart w:id="81" w:name="_Toc240384828"/>
       <w:r>
         <w:rPr>
           <w:rFonts w:ascii="Times New Roman" w:hAnsi="Times New Roman" w:cs="Times New Roman"/>
@@ -10388,13 +10731,13 @@
         </w:rPr>
         <w:t>Перечень документов, предъявляемых по окончании соответствующих этапов работ</w:t>
       </w:r>
-      <w:bookmarkEnd w:id="77"/>
-      <w:bookmarkEnd w:id="78"/>
+      <w:bookmarkEnd w:id="80"/>
+      <w:bookmarkEnd w:id="81"/>
     </w:p>
     <w:p>
       <w:pPr>
         <w:pStyle w:val="a7"/>
-        <w:spacing w:line="360" w:lineRule="auto"/>
+        <w:spacing w:after="0" w:line="360" w:lineRule="auto"/>
         <w:ind w:left="340"/>
         <w:outlineLvl w:val="1"/>
         <w:rPr>
@@ -10406,7 +10749,7 @@
     </w:p>
     <w:p>
       <w:pPr>
-        <w:spacing w:line="360" w:lineRule="auto"/>
+        <w:spacing w:after="0" w:line="360" w:lineRule="auto"/>
         <w:ind w:firstLine="709"/>
         <w:jc w:val="both"/>
         <w:rPr>
@@ -10426,7 +10769,7 @@
     </w:p>
     <w:p>
       <w:pPr>
-        <w:spacing w:line="360" w:lineRule="auto"/>
+        <w:spacing w:after="0" w:line="360" w:lineRule="auto"/>
         <w:ind w:left="709"/>
         <w:jc w:val="both"/>
         <w:rPr>
@@ -10462,7 +10805,7 @@
     </w:p>
     <w:p>
       <w:pPr>
-        <w:spacing w:line="360" w:lineRule="auto"/>
+        <w:spacing w:after="0" w:line="360" w:lineRule="auto"/>
         <w:ind w:left="709"/>
         <w:jc w:val="both"/>
         <w:rPr>
@@ -10498,7 +10841,7 @@
     </w:p>
     <w:p>
       <w:pPr>
-        <w:spacing w:line="360" w:lineRule="auto"/>
+        <w:spacing w:after="0" w:line="360" w:lineRule="auto"/>
         <w:ind w:left="709"/>
         <w:jc w:val="both"/>
         <w:rPr>
@@ -10534,7 +10877,7 @@
     </w:p>
     <w:p>
       <w:pPr>
-        <w:spacing w:line="360" w:lineRule="auto"/>
+        <w:spacing w:after="0" w:line="360" w:lineRule="auto"/>
         <w:ind w:left="709"/>
         <w:jc w:val="both"/>
         <w:rPr>
@@ -10587,7 +10930,6 @@
           <w:sz w:val="28"/>
           <w:szCs w:val="28"/>
         </w:rPr>
-        <w:lastRenderedPageBreak/>
         <w:t>−</w:t>
       </w:r>
       <w:r>
@@ -10609,15 +10951,20 @@
     </w:p>
     <w:p>
       <w:pPr>
-        <w:spacing w:after="0" w:line="360" w:lineRule="auto"/>
-        <w:ind w:firstLine="709"/>
-        <w:jc w:val="both"/>
-        <w:rPr>
-          <w:rFonts w:ascii="Times New Roman" w:hAnsi="Times New Roman" w:cs="Times New Roman"/>
-          <w:sz w:val="28"/>
-          <w:szCs w:val="28"/>
-        </w:rPr>
-      </w:pPr>
+        <w:rPr>
+          <w:rFonts w:ascii="Times New Roman" w:hAnsi="Times New Roman" w:cs="Times New Roman"/>
+          <w:sz w:val="28"/>
+          <w:szCs w:val="28"/>
+        </w:rPr>
+      </w:pPr>
+      <w:r>
+        <w:rPr>
+          <w:rFonts w:ascii="Times New Roman" w:hAnsi="Times New Roman" w:cs="Times New Roman"/>
+          <w:sz w:val="28"/>
+          <w:szCs w:val="28"/>
+        </w:rPr>
+        <w:br w:type="page"/>
+      </w:r>
     </w:p>
     <w:p>
       <w:pPr>
@@ -10638,8 +10985,8 @@
           <w:szCs w:val="28"/>
         </w:rPr>
       </w:pPr>
-      <w:bookmarkStart w:id="79" w:name="_Toc147234601"/>
-      <w:bookmarkStart w:id="80" w:name="_Toc240384829"/>
+      <w:bookmarkStart w:id="82" w:name="_Toc147234601"/>
+      <w:bookmarkStart w:id="83" w:name="_Toc240384829"/>
       <w:r>
         <w:rPr>
           <w:rFonts w:ascii="Times New Roman" w:hAnsi="Times New Roman" w:cs="Times New Roman"/>
@@ -10648,10 +10995,11 @@
           <w:sz w:val="28"/>
           <w:szCs w:val="28"/>
         </w:rPr>
+        <w:lastRenderedPageBreak/>
         <w:t>ПОРЯДОК КОНТРОЛЯ И ПРИЕМКИ АВТОМАТИЗИРОВАННОЙ СИСТЕМЫ</w:t>
       </w:r>
-      <w:bookmarkEnd w:id="79"/>
-      <w:bookmarkEnd w:id="80"/>
+      <w:bookmarkEnd w:id="82"/>
+      <w:bookmarkEnd w:id="83"/>
     </w:p>
     <w:p>
       <w:pPr>
@@ -10685,8 +11033,8 @@
           <w:szCs w:val="28"/>
         </w:rPr>
       </w:pPr>
-      <w:bookmarkStart w:id="81" w:name="_Toc147234602"/>
-      <w:bookmarkStart w:id="82" w:name="_Toc240384830"/>
+      <w:bookmarkStart w:id="84" w:name="_Toc147234602"/>
+      <w:bookmarkStart w:id="85" w:name="_Toc240384830"/>
       <w:r>
         <w:rPr>
           <w:rFonts w:ascii="Times New Roman" w:hAnsi="Times New Roman" w:cs="Times New Roman"/>
@@ -10695,8 +11043,8 @@
         </w:rPr>
         <w:t>Виды, состав и методы испытаний АС и ее составных частей</w:t>
       </w:r>
-      <w:bookmarkEnd w:id="81"/>
-      <w:bookmarkEnd w:id="82"/>
+      <w:bookmarkEnd w:id="84"/>
+      <w:bookmarkEnd w:id="85"/>
     </w:p>
     <w:p>
       <w:pPr>
@@ -10713,7 +11061,7 @@
     </w:p>
     <w:p>
       <w:pPr>
-        <w:spacing w:line="360" w:lineRule="auto"/>
+        <w:spacing w:after="0" w:line="360" w:lineRule="auto"/>
         <w:ind w:firstLine="709"/>
         <w:jc w:val="both"/>
         <w:rPr>
@@ -10749,7 +11097,7 @@
     </w:p>
     <w:p>
       <w:pPr>
-        <w:spacing w:line="360" w:lineRule="auto"/>
+        <w:spacing w:after="0" w:line="360" w:lineRule="auto"/>
         <w:ind w:firstLine="709"/>
         <w:jc w:val="both"/>
         <w:rPr>
@@ -10769,7 +11117,7 @@
     </w:p>
     <w:p>
       <w:pPr>
-        <w:spacing w:line="360" w:lineRule="auto"/>
+        <w:spacing w:after="0" w:line="360" w:lineRule="auto"/>
         <w:ind w:left="709"/>
         <w:jc w:val="both"/>
         <w:rPr>
@@ -10805,7 +11153,7 @@
     </w:p>
     <w:p>
       <w:pPr>
-        <w:spacing w:line="360" w:lineRule="auto"/>
+        <w:spacing w:after="0" w:line="360" w:lineRule="auto"/>
         <w:ind w:left="709"/>
         <w:jc w:val="both"/>
         <w:rPr>
@@ -10841,7 +11189,7 @@
     </w:p>
     <w:p>
       <w:pPr>
-        <w:spacing w:line="360" w:lineRule="auto"/>
+        <w:spacing w:after="0" w:line="360" w:lineRule="auto"/>
         <w:ind w:left="709"/>
         <w:jc w:val="both"/>
         <w:rPr>
@@ -10877,7 +11225,7 @@
     </w:p>
     <w:p>
       <w:pPr>
-        <w:spacing w:line="360" w:lineRule="auto"/>
+        <w:spacing w:after="0" w:line="360" w:lineRule="auto"/>
         <w:ind w:left="709"/>
         <w:jc w:val="both"/>
         <w:rPr>
@@ -10889,7 +11237,7 @@
     </w:p>
     <w:p>
       <w:pPr>
-        <w:spacing w:line="360" w:lineRule="auto"/>
+        <w:spacing w:after="0" w:line="360" w:lineRule="auto"/>
         <w:ind w:firstLine="709"/>
         <w:jc w:val="both"/>
         <w:rPr>
@@ -10909,7 +11257,7 @@
     </w:p>
     <w:p>
       <w:pPr>
-        <w:spacing w:line="360" w:lineRule="auto"/>
+        <w:spacing w:after="0" w:line="360" w:lineRule="auto"/>
         <w:ind w:left="709"/>
         <w:jc w:val="both"/>
         <w:rPr>
@@ -10945,7 +11293,7 @@
     </w:p>
     <w:p>
       <w:pPr>
-        <w:spacing w:line="360" w:lineRule="auto"/>
+        <w:spacing w:after="0" w:line="360" w:lineRule="auto"/>
         <w:ind w:left="709"/>
         <w:jc w:val="both"/>
         <w:rPr>
@@ -10981,7 +11329,7 @@
     </w:p>
     <w:p>
       <w:pPr>
-        <w:spacing w:line="360" w:lineRule="auto"/>
+        <w:spacing w:after="0" w:line="360" w:lineRule="auto"/>
         <w:ind w:left="709"/>
         <w:jc w:val="both"/>
         <w:rPr>
@@ -11017,7 +11365,7 @@
     </w:p>
     <w:p>
       <w:pPr>
-        <w:spacing w:line="360" w:lineRule="auto"/>
+        <w:spacing w:after="0" w:line="360" w:lineRule="auto"/>
         <w:ind w:firstLine="709"/>
         <w:jc w:val="both"/>
         <w:rPr>
@@ -11037,7 +11385,7 @@
     </w:p>
     <w:p>
       <w:pPr>
-        <w:spacing w:line="360" w:lineRule="auto"/>
+        <w:spacing w:after="0" w:line="360" w:lineRule="auto"/>
         <w:ind w:firstLine="709"/>
         <w:jc w:val="both"/>
         <w:rPr>
@@ -11057,20 +11405,13 @@
     </w:p>
     <w:p>
       <w:pPr>
-        <w:rPr>
-          <w:rFonts w:ascii="Times New Roman" w:hAnsi="Times New Roman" w:cs="Times New Roman"/>
-          <w:sz w:val="28"/>
-          <w:szCs w:val="28"/>
-        </w:rPr>
-      </w:pPr>
-      <w:r>
-        <w:rPr>
-          <w:rFonts w:ascii="Times New Roman" w:hAnsi="Times New Roman" w:cs="Times New Roman"/>
-          <w:sz w:val="28"/>
-          <w:szCs w:val="28"/>
-        </w:rPr>
-        <w:br w:type="page"/>
-      </w:r>
+        <w:spacing w:after="0" w:line="360" w:lineRule="auto"/>
+        <w:rPr>
+          <w:rFonts w:ascii="Times New Roman" w:hAnsi="Times New Roman" w:cs="Times New Roman"/>
+          <w:sz w:val="28"/>
+          <w:szCs w:val="28"/>
+        </w:rPr>
+      </w:pPr>
     </w:p>
     <w:p>
       <w:pPr>
@@ -11089,23 +11430,22 @@
           <w:szCs w:val="28"/>
         </w:rPr>
       </w:pPr>
-      <w:bookmarkStart w:id="83" w:name="_Toc147234603"/>
-      <w:bookmarkStart w:id="84" w:name="_Toc240384831"/>
-      <w:r>
-        <w:rPr>
-          <w:rFonts w:ascii="Times New Roman" w:hAnsi="Times New Roman" w:cs="Times New Roman"/>
-          <w:sz w:val="28"/>
-          <w:szCs w:val="28"/>
-        </w:rPr>
-        <w:lastRenderedPageBreak/>
+      <w:bookmarkStart w:id="86" w:name="_Toc147234603"/>
+      <w:bookmarkStart w:id="87" w:name="_Toc240384831"/>
+      <w:r>
+        <w:rPr>
+          <w:rFonts w:ascii="Times New Roman" w:hAnsi="Times New Roman" w:cs="Times New Roman"/>
+          <w:sz w:val="28"/>
+          <w:szCs w:val="28"/>
+        </w:rPr>
         <w:t>Общие требования к приёмке работ по стадиям</w:t>
       </w:r>
-      <w:bookmarkEnd w:id="83"/>
-      <w:bookmarkEnd w:id="84"/>
-    </w:p>
-    <w:p>
-      <w:pPr>
-        <w:spacing w:line="360" w:lineRule="auto"/>
+      <w:bookmarkEnd w:id="86"/>
+      <w:bookmarkEnd w:id="87"/>
+    </w:p>
+    <w:p>
+      <w:pPr>
+        <w:spacing w:after="0" w:line="360" w:lineRule="auto"/>
         <w:jc w:val="both"/>
         <w:outlineLvl w:val="1"/>
         <w:rPr>
@@ -11119,7 +11459,7 @@
     </w:p>
     <w:p>
       <w:pPr>
-        <w:spacing w:line="360" w:lineRule="auto"/>
+        <w:spacing w:after="0" w:line="360" w:lineRule="auto"/>
         <w:ind w:firstLine="704"/>
         <w:jc w:val="both"/>
         <w:rPr>
@@ -11139,7 +11479,7 @@
     </w:p>
     <w:p>
       <w:pPr>
-        <w:spacing w:line="360" w:lineRule="auto"/>
+        <w:spacing w:after="0" w:line="360" w:lineRule="auto"/>
         <w:ind w:firstLine="704"/>
         <w:jc w:val="both"/>
         <w:rPr>
@@ -11159,7 +11499,7 @@
     </w:p>
     <w:p>
       <w:pPr>
-        <w:spacing w:line="360" w:lineRule="auto"/>
+        <w:spacing w:after="0" w:line="360" w:lineRule="auto"/>
         <w:ind w:firstLine="704"/>
         <w:jc w:val="both"/>
         <w:rPr>
@@ -11195,7 +11535,7 @@
     </w:p>
     <w:p>
       <w:pPr>
-        <w:spacing w:line="360" w:lineRule="auto"/>
+        <w:spacing w:after="0" w:line="360" w:lineRule="auto"/>
         <w:ind w:firstLine="704"/>
         <w:jc w:val="both"/>
         <w:rPr>
@@ -11212,12 +11552,13 @@
           <w:sz w:val="28"/>
           <w:szCs w:val="28"/>
         </w:rPr>
+        <w:lastRenderedPageBreak/>
         <w:t>Комплектность передаваемой отчётной документации подлежит проверке Заказчиком.</w:t>
       </w:r>
     </w:p>
     <w:p>
       <w:pPr>
-        <w:spacing w:line="360" w:lineRule="auto"/>
+        <w:spacing w:after="0" w:line="360" w:lineRule="auto"/>
         <w:ind w:firstLine="704"/>
         <w:jc w:val="both"/>
         <w:rPr>
@@ -11246,8 +11587,8 @@
           <w:szCs w:val="28"/>
         </w:rPr>
       </w:pPr>
-      <w:bookmarkStart w:id="85" w:name="_Toc147234604"/>
-      <w:bookmarkStart w:id="86" w:name="_Toc240384832"/>
+      <w:bookmarkStart w:id="88" w:name="_Toc147234604"/>
+      <w:bookmarkStart w:id="89" w:name="_Toc240384832"/>
       <w:r>
         <w:rPr>
           <w:rFonts w:ascii="Times New Roman" w:hAnsi="Times New Roman" w:cs="Times New Roman"/>
@@ -11258,13 +11599,13 @@
         </w:rPr>
         <w:t>ТРЕБОВАНИЯ К ДОКУМЕНТИРОВАНИЮ</w:t>
       </w:r>
-      <w:bookmarkEnd w:id="85"/>
-      <w:bookmarkEnd w:id="86"/>
+      <w:bookmarkEnd w:id="88"/>
+      <w:bookmarkEnd w:id="89"/>
     </w:p>
     <w:p>
       <w:pPr>
         <w:pStyle w:val="a7"/>
-        <w:spacing w:line="360" w:lineRule="auto"/>
+        <w:spacing w:after="0" w:line="360" w:lineRule="auto"/>
         <w:ind w:left="709"/>
         <w:jc w:val="both"/>
         <w:outlineLvl w:val="0"/>
@@ -11279,7 +11620,7 @@
     </w:p>
     <w:p>
       <w:pPr>
-        <w:spacing w:line="360" w:lineRule="auto"/>
+        <w:spacing w:after="0" w:line="360" w:lineRule="auto"/>
         <w:ind w:firstLine="704"/>
         <w:jc w:val="both"/>
         <w:rPr>
@@ -11299,7 +11640,7 @@
     </w:p>
     <w:p>
       <w:pPr>
-        <w:spacing w:line="360" w:lineRule="auto"/>
+        <w:spacing w:after="0" w:line="360" w:lineRule="auto"/>
         <w:ind w:firstLine="704"/>
         <w:jc w:val="both"/>
         <w:rPr>
@@ -11316,7 +11657,7 @@
           <w:ilvl w:val="1"/>
           <w:numId w:val="1"/>
         </w:numPr>
-        <w:spacing w:line="360" w:lineRule="auto"/>
+        <w:spacing w:after="0" w:line="360" w:lineRule="auto"/>
         <w:ind w:firstLine="0"/>
         <w:jc w:val="center"/>
         <w:outlineLvl w:val="1"/>
@@ -11326,8 +11667,8 @@
           <w:szCs w:val="28"/>
         </w:rPr>
       </w:pPr>
-      <w:bookmarkStart w:id="87" w:name="_Toc147234605"/>
-      <w:bookmarkStart w:id="88" w:name="_Toc240384833"/>
+      <w:bookmarkStart w:id="90" w:name="_Toc147234605"/>
+      <w:bookmarkStart w:id="91" w:name="_Toc240384833"/>
       <w:r>
         <w:rPr>
           <w:rFonts w:ascii="Times New Roman" w:hAnsi="Times New Roman" w:cs="Times New Roman"/>
@@ -11336,13 +11677,13 @@
         </w:rPr>
         <w:t>Перечень подлежащих разработке документов</w:t>
       </w:r>
-      <w:bookmarkEnd w:id="87"/>
-      <w:bookmarkEnd w:id="88"/>
+      <w:bookmarkEnd w:id="90"/>
+      <w:bookmarkEnd w:id="91"/>
     </w:p>
     <w:p>
       <w:pPr>
         <w:pStyle w:val="a7"/>
-        <w:spacing w:line="360" w:lineRule="auto"/>
+        <w:spacing w:after="0" w:line="360" w:lineRule="auto"/>
         <w:ind w:left="284"/>
         <w:jc w:val="both"/>
         <w:outlineLvl w:val="1"/>
@@ -11357,7 +11698,7 @@
     </w:p>
     <w:p>
       <w:pPr>
-        <w:spacing w:line="360" w:lineRule="auto"/>
+        <w:spacing w:after="0" w:line="360" w:lineRule="auto"/>
         <w:ind w:firstLine="704"/>
         <w:jc w:val="both"/>
         <w:rPr>
@@ -11377,7 +11718,7 @@
     </w:p>
     <w:p>
       <w:pPr>
-        <w:spacing w:line="360" w:lineRule="auto"/>
+        <w:spacing w:after="0" w:line="360" w:lineRule="auto"/>
         <w:ind w:firstLine="704"/>
         <w:jc w:val="both"/>
         <w:rPr>
@@ -11394,7 +11735,7 @@
           <w:ilvl w:val="1"/>
           <w:numId w:val="1"/>
         </w:numPr>
-        <w:spacing w:line="360" w:lineRule="auto"/>
+        <w:spacing w:after="0" w:line="360" w:lineRule="auto"/>
         <w:ind w:firstLine="0"/>
         <w:jc w:val="center"/>
         <w:outlineLvl w:val="1"/>
@@ -11404,24 +11745,23 @@
           <w:szCs w:val="28"/>
         </w:rPr>
       </w:pPr>
-      <w:bookmarkStart w:id="89" w:name="_Toc147234606"/>
-      <w:bookmarkStart w:id="90" w:name="_Toc240384834"/>
-      <w:r>
-        <w:rPr>
-          <w:rFonts w:ascii="Times New Roman" w:hAnsi="Times New Roman" w:cs="Times New Roman"/>
-          <w:sz w:val="28"/>
-          <w:szCs w:val="28"/>
-        </w:rPr>
-        <w:lastRenderedPageBreak/>
+      <w:bookmarkStart w:id="92" w:name="_Toc147234606"/>
+      <w:bookmarkStart w:id="93" w:name="_Toc240384834"/>
+      <w:r>
+        <w:rPr>
+          <w:rFonts w:ascii="Times New Roman" w:hAnsi="Times New Roman" w:cs="Times New Roman"/>
+          <w:sz w:val="28"/>
+          <w:szCs w:val="28"/>
+        </w:rPr>
         <w:t>Вид представления и количество документов</w:t>
       </w:r>
-      <w:bookmarkEnd w:id="89"/>
-      <w:bookmarkEnd w:id="90"/>
+      <w:bookmarkEnd w:id="92"/>
+      <w:bookmarkEnd w:id="93"/>
     </w:p>
     <w:p>
       <w:pPr>
         <w:pStyle w:val="a7"/>
-        <w:spacing w:line="360" w:lineRule="auto"/>
+        <w:spacing w:after="0" w:line="360" w:lineRule="auto"/>
         <w:ind w:left="284"/>
         <w:jc w:val="both"/>
         <w:outlineLvl w:val="1"/>
@@ -11436,7 +11776,7 @@
     </w:p>
     <w:p>
       <w:pPr>
-        <w:spacing w:line="360" w:lineRule="auto"/>
+        <w:spacing w:after="0" w:line="360" w:lineRule="auto"/>
         <w:ind w:firstLine="709"/>
         <w:jc w:val="both"/>
         <w:rPr>
@@ -11456,7 +11796,7 @@
     </w:p>
     <w:p>
       <w:pPr>
-        <w:spacing w:line="360" w:lineRule="auto"/>
+        <w:spacing w:after="0" w:line="360" w:lineRule="auto"/>
         <w:ind w:firstLine="709"/>
         <w:jc w:val="both"/>
         <w:rPr>
@@ -11476,7 +11816,7 @@
     </w:p>
     <w:p>
       <w:pPr>
-        <w:spacing w:line="360" w:lineRule="auto"/>
+        <w:spacing w:after="0" w:line="360" w:lineRule="auto"/>
         <w:ind w:firstLine="709"/>
         <w:jc w:val="both"/>
         <w:rPr>
@@ -11496,7 +11836,7 @@
     </w:p>
     <w:p>
       <w:pPr>
-        <w:spacing w:line="360" w:lineRule="auto"/>
+        <w:spacing w:after="0" w:line="360" w:lineRule="auto"/>
         <w:ind w:firstLine="709"/>
         <w:jc w:val="both"/>
         <w:rPr>
@@ -11516,7 +11856,7 @@
     </w:p>
     <w:p>
       <w:pPr>
-        <w:spacing w:line="360" w:lineRule="auto"/>
+        <w:spacing w:after="0" w:line="360" w:lineRule="auto"/>
         <w:ind w:firstLine="709"/>
         <w:jc w:val="both"/>
         <w:rPr>
@@ -11536,7 +11876,7 @@
     </w:p>
     <w:p>
       <w:pPr>
-        <w:spacing w:line="360" w:lineRule="auto"/>
+        <w:spacing w:after="0" w:line="360" w:lineRule="auto"/>
         <w:ind w:firstLine="709"/>
         <w:jc w:val="both"/>
         <w:rPr>
@@ -11563,8 +11903,8 @@
           <w:szCs w:val="28"/>
         </w:rPr>
       </w:pPr>
-      <w:bookmarkStart w:id="91" w:name="_Toc147234607"/>
-      <w:bookmarkStart w:id="92" w:name="_Toc240384835"/>
+      <w:bookmarkStart w:id="94" w:name="_Toc147234607"/>
+      <w:bookmarkStart w:id="95" w:name="_Toc240384835"/>
       <w:r>
         <w:rPr>
           <w:rFonts w:ascii="Times New Roman" w:hAnsi="Times New Roman" w:cs="Times New Roman"/>
@@ -11573,13 +11913,13 @@
         </w:rPr>
         <w:t>Требования по использованию ЕСКД и ЕСПД при разработке документов</w:t>
       </w:r>
-      <w:bookmarkEnd w:id="91"/>
-      <w:bookmarkEnd w:id="92"/>
+      <w:bookmarkEnd w:id="94"/>
+      <w:bookmarkEnd w:id="95"/>
     </w:p>
     <w:p>
       <w:pPr>
         <w:pStyle w:val="a7"/>
-        <w:spacing w:line="360" w:lineRule="auto"/>
+        <w:spacing w:after="0" w:line="360" w:lineRule="auto"/>
         <w:ind w:left="709"/>
         <w:jc w:val="both"/>
         <w:outlineLvl w:val="1"/>
@@ -11595,7 +11935,7 @@
     <w:p>
       <w:pPr>
         <w:pStyle w:val="a7"/>
-        <w:spacing w:line="360" w:lineRule="auto"/>
+        <w:spacing w:after="0" w:line="360" w:lineRule="auto"/>
         <w:ind w:left="0" w:firstLine="704"/>
         <w:jc w:val="both"/>
         <w:rPr>
@@ -11616,7 +11956,7 @@
     <w:p>
       <w:pPr>
         <w:pStyle w:val="a7"/>
-        <w:spacing w:line="360" w:lineRule="auto"/>
+        <w:spacing w:after="0" w:line="360" w:lineRule="auto"/>
         <w:ind w:left="0" w:firstLine="704"/>
         <w:jc w:val="both"/>
         <w:rPr>
@@ -11651,6 +11991,7 @@
           <w:sz w:val="28"/>
           <w:szCs w:val="28"/>
         </w:rPr>
+        <w:lastRenderedPageBreak/>
         <w:t>−</w:t>
       </w:r>
       <w:r>
@@ -11672,7 +12013,7 @@
     </w:p>
     <w:p>
       <w:pPr>
-        <w:spacing w:line="360" w:lineRule="auto"/>
+        <w:spacing w:after="0" w:line="360" w:lineRule="auto"/>
         <w:ind w:left="709"/>
         <w:jc w:val="both"/>
         <w:rPr>
@@ -11708,7 +12049,7 @@
     </w:p>
     <w:p>
       <w:pPr>
-        <w:spacing w:line="360" w:lineRule="auto"/>
+        <w:spacing w:after="0" w:line="360" w:lineRule="auto"/>
         <w:ind w:left="709"/>
         <w:jc w:val="both"/>
         <w:rPr>
@@ -11744,7 +12085,7 @@
     </w:p>
     <w:p>
       <w:pPr>
-        <w:spacing w:line="360" w:lineRule="auto"/>
+        <w:spacing w:after="0" w:line="360" w:lineRule="auto"/>
         <w:ind w:left="709"/>
         <w:jc w:val="both"/>
         <w:rPr>
@@ -11780,7 +12121,7 @@
     </w:p>
     <w:p>
       <w:pPr>
-        <w:spacing w:line="360" w:lineRule="auto"/>
+        <w:spacing w:after="0" w:line="360" w:lineRule="auto"/>
         <w:ind w:left="709"/>
         <w:jc w:val="both"/>
         <w:rPr>
@@ -11816,7 +12157,7 @@
     </w:p>
     <w:p>
       <w:pPr>
-        <w:spacing w:line="360" w:lineRule="auto"/>
+        <w:spacing w:after="0" w:line="360" w:lineRule="auto"/>
         <w:ind w:left="709"/>
         <w:jc w:val="both"/>
         <w:rPr>
@@ -11852,7 +12193,7 @@
     </w:p>
     <w:p>
       <w:pPr>
-        <w:spacing w:line="360" w:lineRule="auto"/>
+        <w:spacing w:after="0" w:line="360" w:lineRule="auto"/>
         <w:ind w:left="709"/>
         <w:jc w:val="both"/>
         <w:rPr>
@@ -11903,7 +12244,7 @@
           <w:ilvl w:val="0"/>
           <w:numId w:val="1"/>
         </w:numPr>
-        <w:spacing w:line="360" w:lineRule="auto"/>
+        <w:spacing w:after="0" w:line="360" w:lineRule="auto"/>
         <w:ind w:firstLine="0"/>
         <w:jc w:val="center"/>
         <w:outlineLvl w:val="0"/>
@@ -11915,8 +12256,8 @@
           <w:szCs w:val="28"/>
         </w:rPr>
       </w:pPr>
-      <w:bookmarkStart w:id="93" w:name="_Toc147234608"/>
-      <w:bookmarkStart w:id="94" w:name="_Toc240384836"/>
+      <w:bookmarkStart w:id="96" w:name="_Toc147234608"/>
+      <w:bookmarkStart w:id="97" w:name="_Toc240384836"/>
       <w:r>
         <w:rPr>
           <w:rFonts w:ascii="Times New Roman" w:hAnsi="Times New Roman" w:cs="Times New Roman"/>
@@ -11928,12 +12269,12 @@
         <w:lastRenderedPageBreak/>
         <w:t>ИСТОЧНИКИ РАЗРАБОТКИ</w:t>
       </w:r>
-      <w:bookmarkEnd w:id="93"/>
-      <w:bookmarkEnd w:id="94"/>
-    </w:p>
-    <w:p>
-      <w:pPr>
-        <w:spacing w:line="360" w:lineRule="auto"/>
+      <w:bookmarkEnd w:id="96"/>
+      <w:bookmarkEnd w:id="97"/>
+    </w:p>
+    <w:p>
+      <w:pPr>
+        <w:spacing w:after="0" w:line="360" w:lineRule="auto"/>
         <w:ind w:firstLine="709"/>
         <w:jc w:val="both"/>
         <w:rPr>
@@ -11953,7 +12294,7 @@
     </w:p>
     <w:p>
       <w:pPr>
-        <w:spacing w:line="360" w:lineRule="auto"/>
+        <w:spacing w:after="0" w:line="360" w:lineRule="auto"/>
         <w:ind w:firstLine="709"/>
         <w:jc w:val="both"/>
         <w:rPr>
@@ -11973,7 +12314,7 @@
     </w:p>
     <w:p>
       <w:pPr>
-        <w:spacing w:line="360" w:lineRule="auto"/>
+        <w:spacing w:after="0" w:line="360" w:lineRule="auto"/>
         <w:ind w:firstLine="708"/>
         <w:jc w:val="both"/>
         <w:rPr>
@@ -11993,7 +12334,7 @@
     </w:p>
     <w:p>
       <w:pPr>
-        <w:spacing w:line="360" w:lineRule="auto"/>
+        <w:spacing w:after="0" w:line="360" w:lineRule="auto"/>
         <w:ind w:firstLine="708"/>
         <w:jc w:val="both"/>
         <w:rPr>
@@ -12013,7 +12354,7 @@
     </w:p>
     <w:p>
       <w:pPr>
-        <w:spacing w:line="360" w:lineRule="auto"/>
+        <w:spacing w:after="0" w:line="360" w:lineRule="auto"/>
         <w:ind w:firstLine="708"/>
         <w:jc w:val="both"/>
         <w:rPr>
@@ -12033,7 +12374,7 @@
     </w:p>
     <w:p>
       <w:pPr>
-        <w:spacing w:line="360" w:lineRule="auto"/>
+        <w:spacing w:after="0" w:line="360" w:lineRule="auto"/>
         <w:ind w:firstLine="708"/>
         <w:jc w:val="both"/>
         <w:rPr>
@@ -12053,7 +12394,7 @@
     </w:p>
     <w:p>
       <w:pPr>
-        <w:spacing w:line="360" w:lineRule="auto"/>
+        <w:spacing w:after="0" w:line="360" w:lineRule="auto"/>
         <w:ind w:firstLine="708"/>
         <w:jc w:val="both"/>
         <w:rPr>
@@ -12073,7 +12414,7 @@
     </w:p>
     <w:p>
       <w:pPr>
-        <w:spacing w:line="360" w:lineRule="auto"/>
+        <w:spacing w:after="0" w:line="360" w:lineRule="auto"/>
         <w:ind w:firstLine="708"/>
         <w:jc w:val="both"/>
         <w:rPr>
@@ -12093,7 +12434,7 @@
     </w:p>
     <w:p>
       <w:pPr>
-        <w:spacing w:line="360" w:lineRule="auto"/>
+        <w:spacing w:after="0" w:line="360" w:lineRule="auto"/>
         <w:ind w:left="708"/>
         <w:jc w:val="both"/>
         <w:rPr>
@@ -12110,16 +12451,6 @@
         </w:rPr>
         <w:t>8. Ли. К. Основы САПР (CAD/CAM/CAE). – Спб.: «Питер», 2004. – 560с.</w:t>
       </w:r>
-    </w:p>
-    <w:p>
-      <w:pPr>
-        <w:jc w:val="center"/>
-        <w:rPr>
-          <w:rFonts w:ascii="Times New Roman" w:hAnsi="Times New Roman" w:cs="Times New Roman"/>
-          <w:sz w:val="28"/>
-          <w:szCs w:val="28"/>
-        </w:rPr>
-      </w:pPr>
     </w:p>
     <w:sectPr>
       <w:pgSz w:w="11906" w:h="16838"/>
@@ -12149,7 +12480,7 @@
       </w:r>
     </w:p>
   </w:comment>
-  <w:comment w:id="61" w:author="Kalentyev Alexey" w:date="2026-09-16T10:03:00Z" w:initials="KA">
+  <w:comment w:id="33" w:author="Chuwi" w:date="2026-09-16T12:12:00Z" w:initials="C">
     <w:p>
       <w:pPr>
         <w:pStyle w:val="af6"/>
@@ -12161,11 +12492,27 @@
         <w:annotationRef/>
       </w:r>
       <w:r>
+        <w:t>+</w:t>
+      </w:r>
+    </w:p>
+  </w:comment>
+  <w:comment w:id="62" w:author="Kalentyev Alexey" w:date="2026-09-16T10:03:00Z" w:initials="KA">
+    <w:p>
+      <w:pPr>
+        <w:pStyle w:val="af6"/>
+      </w:pPr>
+      <w:r>
+        <w:rPr>
+          <w:rStyle w:val="ae"/>
+        </w:rPr>
+        <w:annotationRef/>
+      </w:r>
+      <w:r>
         <w:t>Маркерный список</w:t>
       </w:r>
     </w:p>
   </w:comment>
-  <w:comment w:id="76" w:author="Kalentyev Alexey" w:date="2026-09-16T10:04:00Z" w:initials="KA">
+  <w:comment w:id="63" w:author="Chuwi" w:date="2026-09-16T12:12:00Z" w:initials="C">
     <w:p>
       <w:pPr>
         <w:pStyle w:val="af6"/>
@@ -12177,7 +12524,39 @@
         <w:annotationRef/>
       </w:r>
       <w:r>
+        <w:t>+</w:t>
+      </w:r>
+    </w:p>
+  </w:comment>
+  <w:comment w:id="78" w:author="Kalentyev Alexey" w:date="2026-09-16T10:04:00Z" w:initials="KA">
+    <w:p>
+      <w:pPr>
+        <w:pStyle w:val="af6"/>
+      </w:pPr>
+      <w:r>
+        <w:rPr>
+          <w:rStyle w:val="ae"/>
+        </w:rPr>
+        <w:annotationRef/>
+      </w:r>
+      <w:r>
         <w:t>?</w:t>
+      </w:r>
+    </w:p>
+  </w:comment>
+  <w:comment w:id="79" w:author="Chuwi" w:date="2026-09-20T20:10:00Z" w:initials="C">
+    <w:p>
+      <w:pPr>
+        <w:pStyle w:val="af6"/>
+      </w:pPr>
+      <w:r>
+        <w:rPr>
+          <w:rStyle w:val="ae"/>
+        </w:rPr>
+        <w:annotationRef/>
+      </w:r>
+      <w:r>
+        <w:t>+</w:t>
       </w:r>
     </w:p>
   </w:comment>
@@ -12187,24 +12566,33 @@
 <file path=word/commentsExtended.xml><?xml version="1.0" encoding="utf-8"?>
 <w15:commentsEx xmlns:wpc="http://schemas.microsoft.com/office/word/2010/wordprocessingCanvas" xmlns:cx="http://schemas.microsoft.com/office/drawing/2014/chartex" xmlns:cx1="http://schemas.microsoft.com/office/drawing/2015/9/8/chartex" xmlns:cx2="http://schemas.microsoft.com/office/drawing/2015/10/21/chartex" xmlns:cx3="http://schemas.microsoft.com/office/drawing/2016/5/9/chartex" xmlns:cx4="http://schemas.microsoft.com/office/drawing/2016/5/10/chartex" xmlns:cx5="http://schemas.microsoft.com/office/drawing/2016/5/11/chartex" xmlns:cx6="http://schemas.microsoft.com/office/drawing/2016/5/12/chartex" xmlns:cx7="http://schemas.microsoft.com/office/drawing/2016/5/13/chartex" xmlns:cx8="http://schemas.microsoft.com/office/drawing/2016/5/14/chartex" xmlns:mc="http://schemas.openxmlformats.org/markup-compatibility/2006" xmlns:aink="http://schemas.microsoft.com/office/drawing/2016/ink" xmlns:am3d="http://schemas.microsoft.com/office/drawing/2017/model3d" xmlns:o="urn:schemas-microsoft-com:office:office" xmlns:oel="http://schemas.microsoft.com/office/2019/extlst" xmlns:r="http://schemas.openxmlformats.org/officeDocument/2006/relationships" xmlns:m="http://schemas.openxmlformats.org/officeDocument/2006/math" xmlns:v="urn:schemas-microsoft-com:vml" xmlns:wp14="http://schemas.microsoft.com/office/word/2010/wordprocessingDrawing" xmlns:wp="http://schemas.openxmlformats.org/drawingml/2006/wordprocessingDrawing" xmlns:w10="urn:schemas-microsoft-com:office:word" xmlns:w="http://schemas.openxmlformats.org/wordprocessingml/2006/main" xmlns:w14="http://schemas.microsoft.com/office/word/2010/wordml" xmlns:w15="http://schemas.microsoft.com/office/word/2012/wordml" xmlns:w16cex="http://schemas.microsoft.com/office/word/2018/wordml/cex" xmlns:w16cid="http://schemas.microsoft.com/office/word/2016/wordml/cid" xmlns:w16="http://schemas.microsoft.com/office/word/2018/wordml" xmlns:w16du="http://schemas.microsoft.com/office/word/2023/wordml/word16du" xmlns:w16sdtdh="http://schemas.microsoft.com/office/word/2020/wordml/sdtdatahash" xmlns:w16sdtfl="http://schemas.microsoft.com/office/word/2024/wordml/sdtformatlock" xmlns:w16se="http://schemas.microsoft.com/office/word/2015/wordml/symex" xmlns:wpg="http://schemas.microsoft.com/office/word/2010/wordprocessingGroup" xmlns:wpi="http://schemas.microsoft.com/office/word/2010/wordprocessingInk" xmlns:wne="http://schemas.microsoft.com/office/word/2006/wordml" xmlns:wps="http://schemas.microsoft.com/office/word/2010/wordprocessingShape" mc:Ignorable="w14 w15 w16se w16cid w16 w16cex w16sdtdh w16sdtfl w16du wp14">
   <w15:commentEx w15:paraId="77C094C8" w15:done="0"/>
+  <w15:commentEx w15:paraId="3C1CF95F" w15:paraIdParent="77C094C8" w15:done="0"/>
   <w15:commentEx w15:paraId="323E482F" w15:done="0"/>
+  <w15:commentEx w15:paraId="4B9E81F5" w15:paraIdParent="323E482F" w15:done="0"/>
   <w15:commentEx w15:paraId="050FAEEE" w15:done="0"/>
+  <w15:commentEx w15:paraId="75BA09B1" w15:paraIdParent="050FAEEE" w15:done="0"/>
 </w15:commentsEx>
 </file>
 
 <file path=word/commentsExtensible.xml><?xml version="1.0" encoding="utf-8"?>
 <w16cex:commentsExtensible xmlns:wpc="http://schemas.microsoft.com/office/word/2010/wordprocessingCanvas" xmlns:cx="http://schemas.microsoft.com/office/drawing/2014/chartex" xmlns:cx1="http://schemas.microsoft.com/office/drawing/2015/9/8/chartex" xmlns:cx2="http://schemas.microsoft.com/office/drawing/2015/10/21/chartex" xmlns:cx3="http://schemas.microsoft.com/office/drawing/2016/5/9/chartex" xmlns:cx4="http://schemas.microsoft.com/office/drawing/2016/5/10/chartex" xmlns:cx5="http://schemas.microsoft.com/office/drawing/2016/5/11/chartex" xmlns:cx6="http://schemas.microsoft.com/office/drawing/2016/5/12/chartex" xmlns:cx7="http://schemas.microsoft.com/office/drawing/2016/5/13/chartex" xmlns:cx8="http://schemas.microsoft.com/office/drawing/2016/5/14/chartex" xmlns:cr="http://schemas.microsoft.com/office/comments/2020/reactions" xmlns:mc="http://schemas.openxmlformats.org/markup-compatibility/2006" xmlns:aink="http://schemas.microsoft.com/office/drawing/2016/ink" xmlns:am3d="http://schemas.microsoft.com/office/drawing/2017/model3d" xmlns:o="urn:schemas-microsoft-com:office:office" xmlns:oel="http://schemas.microsoft.com/office/2019/extlst" xmlns:r="http://schemas.openxmlformats.org/officeDocument/2006/relationships" xmlns:m="http://schemas.openxmlformats.org/officeDocument/2006/math" xmlns:v="urn:schemas-microsoft-com:vml" xmlns:wp14="http://schemas.microsoft.com/office/word/2010/wordprocessingDrawing" xmlns:wp="http://schemas.openxmlformats.org/drawingml/2006/wordprocessingDrawing" xmlns:w10="urn:schemas-microsoft-com:office:word" xmlns:w="http://schemas.openxmlformats.org/wordprocessingml/2006/main" xmlns:w14="http://schemas.microsoft.com/office/word/2010/wordml" xmlns:w15="http://schemas.microsoft.com/office/word/2012/wordml" xmlns:w16cex="http://schemas.microsoft.com/office/word/2018/wordml/cex" xmlns:w16cid="http://schemas.microsoft.com/office/word/2016/wordml/cid" xmlns:w16="http://schemas.microsoft.com/office/word/2018/wordml" xmlns:w16du="http://schemas.microsoft.com/office/word/2023/wordml/word16du" xmlns:w16sdtdh="http://schemas.microsoft.com/office/word/2020/wordml/sdtdatahash" xmlns:w16sdtfl="http://schemas.microsoft.com/office/word/2024/wordml/sdtformatlock" xmlns:w16se="http://schemas.microsoft.com/office/word/2015/wordml/symex" xmlns:wpg="http://schemas.microsoft.com/office/word/2010/wordprocessingGroup" xmlns:wpi="http://schemas.microsoft.com/office/word/2010/wordprocessingInk" xmlns:wne="http://schemas.microsoft.com/office/word/2006/wordml" xmlns:wps="http://schemas.microsoft.com/office/word/2010/wordprocessingShape" mc:Ignorable="w14 w15 w16se w16cid w16 w16cex w16sdtdh w16sdtfl cr w16du wp14">
   <w16cex:commentExtensible w16cex:durableId="37E20E72" w16cex:dateUtc="2026-09-16T03:02:00Z"/>
+  <w16cex:commentExtensible w16cex:durableId="652B077E" w16cex:dateUtc="2026-09-16T05:12:00Z"/>
   <w16cex:commentExtensible w16cex:durableId="30A0321E" w16cex:dateUtc="2026-09-16T03:03:00Z"/>
+  <w16cex:commentExtensible w16cex:durableId="1DD9FD14" w16cex:dateUtc="2026-09-16T05:12:00Z"/>
   <w16cex:commentExtensible w16cex:durableId="5C85841B" w16cex:dateUtc="2026-09-16T03:04:00Z"/>
+  <w16cex:commentExtensible w16cex:durableId="28B6E14A" w16cex:dateUtc="2026-09-20T13:10:00Z"/>
 </w16cex:commentsExtensible>
 </file>
 
 <file path=word/commentsIds.xml><?xml version="1.0" encoding="utf-8"?>
 <w16cid:commentsIds xmlns:wpc="http://schemas.microsoft.com/office/word/2010/wordprocessingCanvas" xmlns:cx="http://schemas.microsoft.com/office/drawing/2014/chartex" xmlns:cx1="http://schemas.microsoft.com/office/drawing/2015/9/8/chartex" xmlns:cx2="http://schemas.microsoft.com/office/drawing/2015/10/21/chartex" xmlns:cx3="http://schemas.microsoft.com/office/drawing/2016/5/9/chartex" xmlns:cx4="http://schemas.microsoft.com/office/drawing/2016/5/10/chartex" xmlns:cx5="http://schemas.microsoft.com/office/drawing/2016/5/11/chartex" xmlns:cx6="http://schemas.microsoft.com/office/drawing/2016/5/12/chartex" xmlns:cx7="http://schemas.microsoft.com/office/drawing/2016/5/13/chartex" xmlns:cx8="http://schemas.microsoft.com/office/drawing/2016/5/14/chartex" xmlns:mc="http://schemas.openxmlformats.org/markup-compatibility/2006" xmlns:aink="http://schemas.microsoft.com/office/drawing/2016/ink" xmlns:am3d="http://schemas.microsoft.com/office/drawing/2017/model3d" xmlns:o="urn:schemas-microsoft-com:office:office" xmlns:oel="http://schemas.microsoft.com/office/2019/extlst" xmlns:r="http://schemas.openxmlformats.org/officeDocument/2006/relationships" xmlns:m="http://schemas.openxmlformats.org/officeDocument/2006/math" xmlns:v="urn:schemas-microsoft-com:vml" xmlns:wp14="http://schemas.microsoft.com/office/word/2010/wordprocessingDrawing" xmlns:wp="http://schemas.openxmlformats.org/drawingml/2006/wordprocessingDrawing" xmlns:w10="urn:schemas-microsoft-com:office:word" xmlns:w="http://schemas.openxmlformats.org/wordprocessingml/2006/main" xmlns:w14="http://schemas.microsoft.com/office/word/2010/wordml" xmlns:w15="http://schemas.microsoft.com/office/word/2012/wordml" xmlns:w16cex="http://schemas.microsoft.com/office/word/2018/wordml/cex" xmlns:w16cid="http://schemas.microsoft.com/office/word/2016/wordml/cid" xmlns:w16="http://schemas.microsoft.com/office/word/2018/wordml" xmlns:w16du="http://schemas.microsoft.com/office/word/2023/wordml/word16du" xmlns:w16sdtdh="http://schemas.microsoft.com/office/word/2020/wordml/sdtdatahash" xmlns:w16sdtfl="http://schemas.microsoft.com/office/word/2024/wordml/sdtformatlock" xmlns:w16se="http://schemas.microsoft.com/office/word/2015/wordml/symex" xmlns:wpg="http://schemas.microsoft.com/office/word/2010/wordprocessingGroup" xmlns:wpi="http://schemas.microsoft.com/office/word/2010/wordprocessingInk" xmlns:wne="http://schemas.microsoft.com/office/word/2006/wordml" xmlns:wps="http://schemas.microsoft.com/office/word/2010/wordprocessingShape" mc:Ignorable="w14 w15 w16se w16cid w16 w16cex w16sdtdh w16sdtfl w16du wp14">
   <w16cid:commentId w16cid:paraId="77C094C8" w16cid:durableId="37E20E72"/>
+  <w16cid:commentId w16cid:paraId="3C1CF95F" w16cid:durableId="652B077E"/>
   <w16cid:commentId w16cid:paraId="323E482F" w16cid:durableId="30A0321E"/>
+  <w16cid:commentId w16cid:paraId="4B9E81F5" w16cid:durableId="1DD9FD14"/>
   <w16cid:commentId w16cid:paraId="050FAEEE" w16cid:durableId="5C85841B"/>
+  <w16cid:commentId w16cid:paraId="75BA09B1" w16cid:durableId="28B6E14A"/>
 </w16cid:commentsIds>
 </file>
 
@@ -14974,6 +15362,9 @@
 <w15:people xmlns:wpc="http://schemas.microsoft.com/office/word/2010/wordprocessingCanvas" xmlns:cx="http://schemas.microsoft.com/office/drawing/2014/chartex" xmlns:cx1="http://schemas.microsoft.com/office/drawing/2015/9/8/chartex" xmlns:cx2="http://schemas.microsoft.com/office/drawing/2015/10/21/chartex" xmlns:cx3="http://schemas.microsoft.com/office/drawing/2016/5/9/chartex" xmlns:cx4="http://schemas.microsoft.com/office/drawing/2016/5/10/chartex" xmlns:cx5="http://schemas.microsoft.com/office/drawing/2016/5/11/chartex" xmlns:cx6="http://schemas.microsoft.com/office/drawing/2016/5/12/chartex" xmlns:cx7="http://schemas.microsoft.com/office/drawing/2016/5/13/chartex" xmlns:cx8="http://schemas.microsoft.com/office/drawing/2016/5/14/chartex" xmlns:mc="http://schemas.openxmlformats.org/markup-compatibility/2006" xmlns:aink="http://schemas.microsoft.com/office/drawing/2016/ink" xmlns:am3d="http://schemas.microsoft.com/office/drawing/2017/model3d" xmlns:o="urn:schemas-microsoft-com:office:office" xmlns:oel="http://schemas.microsoft.com/office/2019/extlst" xmlns:r="http://schemas.openxmlformats.org/officeDocument/2006/relationships" xmlns:m="http://schemas.openxmlformats.org/officeDocument/2006/math" xmlns:v="urn:schemas-microsoft-com:vml" xmlns:wp14="http://schemas.microsoft.com/office/word/2010/wordprocessingDrawing" xmlns:wp="http://schemas.openxmlformats.org/drawingml/2006/wordprocessingDrawing" xmlns:w10="urn:schemas-microsoft-com:office:word" xmlns:w="http://schemas.openxmlformats.org/wordprocessingml/2006/main" xmlns:w14="http://schemas.microsoft.com/office/word/2010/wordml" xmlns:w15="http://schemas.microsoft.com/office/word/2012/wordml" xmlns:w16cex="http://schemas.microsoft.com/office/word/2018/wordml/cex" xmlns:w16cid="http://schemas.microsoft.com/office/word/2016/wordml/cid" xmlns:w16="http://schemas.microsoft.com/office/word/2018/wordml" xmlns:w16du="http://schemas.microsoft.com/office/word/2023/wordml/word16du" xmlns:w16sdtdh="http://schemas.microsoft.com/office/word/2020/wordml/sdtdatahash" xmlns:w16sdtfl="http://schemas.microsoft.com/office/word/2024/wordml/sdtformatlock" xmlns:w16se="http://schemas.microsoft.com/office/word/2015/wordml/symex" xmlns:wpg="http://schemas.microsoft.com/office/word/2010/wordprocessingGroup" xmlns:wpi="http://schemas.microsoft.com/office/word/2010/wordprocessingInk" xmlns:wne="http://schemas.microsoft.com/office/word/2006/wordml" xmlns:wps="http://schemas.microsoft.com/office/word/2010/wordprocessingShape" mc:Ignorable="w14 w15 w16se w16cid w16 w16cex w16sdtdh w16sdtfl w16du wp14">
   <w15:person w15:author="Kalentyev Alexey">
     <w15:presenceInfo w15:providerId="Windows Live" w15:userId="da819b8650d7d997"/>
+  </w15:person>
+  <w15:person w15:author="Chuwi">
+    <w15:presenceInfo w15:providerId="None" w15:userId="Chuwi"/>
   </w15:person>
 </w15:people>
 </file>
@@ -15581,7 +15972,6 @@
   <w:style w:type="character" w:default="1" w:styleId="a0">
     <w:name w:val="Default Paragraph Font"/>
     <w:uiPriority w:val="1"/>
-    <w:semiHidden/>
     <w:unhideWhenUsed/>
   </w:style>
   <w:style w:type="table" w:default="1" w:styleId="a1">

--- a/docs/ТЗ ОРСАПР.docx
+++ b/docs/ТЗ ОРСАПР.docx
@@ -180,6 +180,7 @@
         </w:rPr>
         <w:br w:type="page"/>
       </w:r>
+      <w:commentRangeStart w:id="85"/>
       <w:r>
         <w:rPr>
           <w:rFonts w:ascii="Times New Roman" w:hAnsi="Times New Roman" w:cs="Times New Roman"/>
@@ -190,6 +191,13 @@
         </w:rPr>
         <w:lastRenderedPageBreak/>
         <w:t>СОДЕРЖАНИЕ</w:t>
+      </w:r>
+      <w:commentRangeEnd w:id="85"/>
+      <w:r>
+        <w:rPr>
+          <w:rStyle w:val="ae"/>
+        </w:rPr>
+        <w:commentReference w:id="85"/>
       </w:r>
     </w:p>
     <w:sdt>
@@ -5024,6 +5032,7 @@
           <w:szCs w:val="28"/>
         </w:rPr>
       </w:pPr>
+      <w:commentRangeStart w:id="86"/>
       <w:bookmarkStart w:id="2" w:name="_Toc147234564"/>
       <w:bookmarkStart w:id="3" w:name="_Toc240384792"/>
       <w:r>
@@ -5036,6 +5045,13 @@
       </w:r>
       <w:bookmarkEnd w:id="2"/>
       <w:bookmarkEnd w:id="3"/>
+      <w:commentRangeEnd w:id="86"/>
+      <w:r>
+        <w:rPr>
+          <w:rStyle w:val="ae"/>
+        </w:rPr>
+        <w:commentReference w:id="86"/>
+      </w:r>
     </w:p>
     <w:p>
       <w:pPr>
@@ -5132,6 +5148,7 @@
           <w:szCs w:val="28"/>
         </w:rPr>
       </w:pPr>
+      <w:commentRangeStart w:id="80"/>
       <w:bookmarkStart w:id="4" w:name="_Toc147234565"/>
       <w:bookmarkStart w:id="5" w:name="_Toc240384793"/>
       <w:r>
@@ -5144,6 +5161,13 @@
       </w:r>
       <w:bookmarkEnd w:id="4"/>
       <w:bookmarkEnd w:id="5"/>
+      <w:commentRangeEnd w:id="80"/>
+      <w:r>
+        <w:rPr>
+          <w:rStyle w:val="ae"/>
+        </w:rPr>
+        <w:commentReference w:id="80"/>
+      </w:r>
     </w:p>
     <w:p>
       <w:pPr>
@@ -5416,6 +5440,7 @@
           <w:szCs w:val="28"/>
         </w:rPr>
       </w:pPr>
+      <w:commentRangeStart w:id="89"/>
       <w:r>
         <w:rPr>
           <w:rFonts w:ascii="Times New Roman" w:hAnsi="Times New Roman" w:cs="Times New Roman"/>
@@ -5440,6 +5465,13 @@
           <w:szCs w:val="28"/>
         </w:rPr>
         <w:t>ГОСТ 19.103-77 “Единая система конструкторской документации. Обозначения программ и программных документов”.</w:t>
+      </w:r>
+      <w:commentRangeEnd w:id="89"/>
+      <w:r>
+        <w:rPr>
+          <w:rStyle w:val="ae"/>
+        </w:rPr>
+        <w:commentReference w:id="89"/>
       </w:r>
     </w:p>
     <w:p>
@@ -5639,6 +5671,7 @@
           <w:szCs w:val="28"/>
         </w:rPr>
       </w:pPr>
+      <w:commentRangeStart w:id="87"/>
       <w:bookmarkStart w:id="10" w:name="_Toc147234568"/>
       <w:bookmarkStart w:id="11" w:name="_Toc240384796"/>
       <w:r>
@@ -5653,6 +5686,13 @@
       </w:r>
       <w:bookmarkEnd w:id="10"/>
       <w:bookmarkEnd w:id="11"/>
+      <w:commentRangeEnd w:id="87"/>
+      <w:r>
+        <w:rPr>
+          <w:rStyle w:val="ae"/>
+        </w:rPr>
+        <w:commentReference w:id="87"/>
+      </w:r>
     </w:p>
     <w:p>
       <w:pPr>
@@ -6698,6 +6738,7 @@
           <w:szCs w:val="28"/>
         </w:rPr>
       </w:pPr>
+      <w:commentRangeStart w:id="82"/>
       <w:r>
         <w:rPr>
           <w:rFonts w:ascii="Times New Roman" w:hAnsi="Times New Roman" w:cs="Times New Roman"/>
@@ -6813,6 +6854,13 @@
         </w:rPr>
         <w:t xml:space="preserve">; </w:t>
       </w:r>
+      <w:commentRangeEnd w:id="82"/>
+      <w:r>
+        <w:rPr>
+          <w:rStyle w:val="ae"/>
+        </w:rPr>
+        <w:commentReference w:id="82"/>
+      </w:r>
     </w:p>
     <w:p>
       <w:pPr>
@@ -6825,6 +6873,7 @@
           <w:szCs w:val="28"/>
         </w:rPr>
       </w:pPr>
+      <w:commentRangeStart w:id="81"/>
       <w:r>
         <w:rPr>
           <w:rFonts w:ascii="Times New Roman" w:hAnsi="Times New Roman" w:cs="Times New Roman"/>
@@ -6959,6 +7008,13 @@
           <w:szCs w:val="28"/>
         </w:rPr>
         <w:t>.</w:t>
+      </w:r>
+      <w:commentRangeEnd w:id="81"/>
+      <w:r>
+        <w:rPr>
+          <w:rStyle w:val="ae"/>
+        </w:rPr>
+        <w:commentReference w:id="81"/>
       </w:r>
     </w:p>
     <w:p>
@@ -8479,6 +8535,7 @@
           <w:szCs w:val="28"/>
         </w:rPr>
       </w:pPr>
+      <w:commentRangeStart w:id="83"/>
       <w:r>
         <w:rPr>
           <w:rFonts w:ascii="Times New Roman" w:hAnsi="Times New Roman" w:cs="Times New Roman"/>
@@ -8502,6 +8559,13 @@
           <w:szCs w:val="28"/>
         </w:rPr>
         <w:t>видеокарта с поддержкой OpenGL 4.5, с 2 ГБ видеопамяти и более, пропускная способность видеопамяти — 80 ГБ/с и более;</w:t>
+      </w:r>
+      <w:commentRangeEnd w:id="83"/>
+      <w:r>
+        <w:rPr>
+          <w:rStyle w:val="ae"/>
+        </w:rPr>
+        <w:commentReference w:id="83"/>
       </w:r>
     </w:p>
     <w:p>
@@ -9511,11 +9575,19 @@
                 <w:rFonts w:ascii="Times New Roman" w:hAnsi="Times New Roman" w:cs="Times New Roman"/>
               </w:rPr>
             </w:pPr>
+            <w:commentRangeStart w:id="84"/>
             <w:r>
               <w:rPr>
                 <w:rFonts w:ascii="Times New Roman" w:hAnsi="Times New Roman" w:cs="Times New Roman"/>
               </w:rPr>
               <w:t>Модульные тесты</w:t>
+            </w:r>
+            <w:commentRangeEnd w:id="84"/>
+            <w:r>
+              <w:rPr>
+                <w:rStyle w:val="ae"/>
+              </w:rPr>
+              <w:commentReference w:id="84"/>
             </w:r>
           </w:p>
         </w:tc>
@@ -11546,6 +11618,7 @@
           <w:szCs w:val="28"/>
         </w:rPr>
       </w:pPr>
+      <w:commentRangeStart w:id="88"/>
       <w:r>
         <w:rPr>
           <w:rFonts w:ascii="Times New Roman" w:hAnsi="Times New Roman" w:cs="Times New Roman"/>
@@ -11554,6 +11627,13 @@
         </w:rPr>
         <w:lastRenderedPageBreak/>
         <w:t>Комплектность передаваемой отчётной документации подлежит проверке Заказчиком.</w:t>
+      </w:r>
+      <w:commentRangeEnd w:id="88"/>
+      <w:r>
+        <w:rPr>
+          <w:rStyle w:val="ae"/>
+        </w:rPr>
+        <w:commentReference w:id="88"/>
       </w:r>
     </w:p>
     <w:p>
@@ -12560,6 +12640,166 @@
       </w:r>
     </w:p>
   </w:comment>
+  <w:comment w:id="80" w:author="Kalentyev Alexey" w:initials="KA" w:date="2026-09-23T02:53:27Z">
+    <w:p>
+      <w:pPr>
+        <w:pStyle w:val="af6"/>
+      </w:pPr>
+      <w:r>
+        <w:rPr>
+          <w:rStyle w:val="ae"/>
+        </w:rPr>
+        <w:annotationRef/>
+      </w:r>
+      <w:r>
+        <w:t>Дополните подраздел сведениями об исполнителе разработки: ФИО, группа и принадлежность к организации, если применимо. Сейчас приведены только сведения о заказчике.</w:t>
+      </w:r>
+    </w:p>
+  </w:comment>
+  <w:comment w:id="81" w:author="Kalentyev Alexey" w:initials="KA" w:date="2026-09-23T02:53:27Z">
+    <w:p>
+      <w:pPr>
+        <w:pStyle w:val="af6"/>
+      </w:pPr>
+      <w:r>
+        <w:rPr>
+          <w:rStyle w:val="ae"/>
+        </w:rPr>
+        <w:annotationRef/>
+      </w:r>
+      <w:r>
+        <w:t>Учтите ширину верхнего динамика и оба края панели по высоте. Сейчас W=150 мм,D1=100 мм,D2=190 мм,H=500 мм проходит указанные проверки, хотя верхний динамик шире корпуса. Также при H=200 мм,D1=100 мм,D2=85 мм и зазоре 15 мм сумма равна 200 мм, но обязательный нижний отступ 15 мм уже не помещается. Задайте положения центров и полные ограничения с отступами.</w:t>
+      </w:r>
+    </w:p>
+  </w:comment>
+  <w:comment w:id="82" w:author="Kalentyev Alexey" w:initials="KA" w:date="2026-09-23T02:53:27Z">
+    <w:p>
+      <w:pPr>
+        <w:pStyle w:val="af6"/>
+      </w:pPr>
+      <w:r>
+        <w:rPr>
+          <w:rStyle w:val="ae"/>
+        </w:rPr>
+        <w:annotationRef/>
+      </w:r>
+      <w:r>
+        <w:t>Используйте в формулах те же обозначения, что в списке и на чертеже: D1,D2,W,H. Если сохраняете Dwoofer,Dtweeter и g, явно определите их соответствие D1,D2 и зазору 15 мм. Опишите изменение допустимых диапазонов в обе стороны при вводе каждого из связанных параметров.</w:t>
+      </w:r>
+    </w:p>
+  </w:comment>
+  <w:comment w:id="83" w:author="Kalentyev Alexey" w:initials="KA" w:date="2026-09-23T02:53:27Z">
+    <w:p>
+      <w:pPr>
+        <w:pStyle w:val="af6"/>
+      </w:pPr>
+      <w:r>
+        <w:rPr>
+          <w:rStyle w:val="ae"/>
+        </w:rPr>
+        <w:annotationRef/>
+      </w:r>
+      <w:r>
+        <w:t>Сведите требования к видеокарте в один согласованный пункт: укажите минимальный объем видеопамяти, пропускную способность и необходимые графические API. Сейчас отдельно приведены 2 ГБ/80 ГБ·с⁻¹ и 1 ГБ/29 ГБ·с⁻¹.</w:t>
+      </w:r>
+    </w:p>
+  </w:comment>
+  <w:comment w:id="84" w:author="Kalentyev Alexey" w:initials="KA" w:date="2026-09-23T02:53:27Z">
+    <w:p>
+      <w:pPr>
+        <w:pStyle w:val="af6"/>
+      </w:pPr>
+      <w:r>
+        <w:rPr>
+          <w:rStyle w:val="ae"/>
+        </w:rPr>
+        <w:annotationRef/>
+      </w:r>
+      <w:r>
+        <w:t>В третьем этапе укажите реализацию плагина наряду с модульным тестированием. Сейчас в «Составе работ» стоят только модульные тесты, хотя результатом этапа должен быть программный код.</w:t>
+      </w:r>
+    </w:p>
+  </w:comment>
+  <w:comment w:id="85" w:author="Kalentyev Alexey" w:initials="KA" w:date="2026-09-23T02:53:27Z">
+    <w:p>
+      <w:pPr>
+        <w:pStyle w:val="af6"/>
+      </w:pPr>
+      <w:r>
+        <w:rPr>
+          <w:rStyle w:val="ae"/>
+        </w:rPr>
+        <w:annotationRef/>
+      </w:r>
+      <w:r>
+        <w:t>Замените «Содержание» на «Оглавление».</w:t>
+      </w:r>
+    </w:p>
+  </w:comment>
+  <w:comment w:id="86" w:author="Kalentyev Alexey" w:initials="KA" w:date="2026-09-23T02:53:27Z">
+    <w:p>
+      <w:pPr>
+        <w:pStyle w:val="af6"/>
+      </w:pPr>
+      <w:r>
+        <w:rPr>
+          <w:rStyle w:val="ae"/>
+        </w:rPr>
+        <w:annotationRef/>
+      </w:r>
+      <w:r>
+        <w:t>Выделите заголовки подразделов и пунктов полужирным шрифтом и приведите их расположение к единому стилю по центру. Например,1.1–1.4 и 3.1.1 сейчас набраны обычным начертанием.</w:t>
+      </w:r>
+    </w:p>
+  </w:comment>
+  <w:comment w:id="87" w:author="Kalentyev Alexey" w:initials="KA" w:date="2026-09-23T02:53:27Z">
+    <w:p>
+      <w:pPr>
+        <w:pStyle w:val="af6"/>
+      </w:pPr>
+      <w:r>
+        <w:rPr>
+          <w:rStyle w:val="ae"/>
+        </w:rPr>
+        <w:annotationRef/>
+      </w:r>
+      <w:r>
+        <w:t>Начните раздел 2 с новой страницы после раздела 1, а раздел 7 — с новой страницы после раздела 6. Сейчас раздел 2 начинается посреди страницы 5, раздел 7 — после абзаца приемки на странице 15.</w:t>
+      </w:r>
+    </w:p>
+  </w:comment>
+  <w:comment w:id="88" w:author="Kalentyev Alexey" w:initials="KA" w:date="2026-09-23T02:53:27Z">
+    <w:p>
+      <w:pPr>
+        <w:pStyle w:val="af6"/>
+      </w:pPr>
+      <w:r>
+        <w:rPr>
+          <w:rStyle w:val="ae"/>
+        </w:rPr>
+        <w:annotationRef/>
+      </w:r>
+      <w:r>
+        <w:t>Уберите отрыв абзаца о комплектности документации: он один остается в начале страницы 15 перед новым разделом. Перераспределите предыдущий раздел так, чтобы этот абзац находился вместе с текстом приемки.</w:t>
+      </w:r>
+    </w:p>
+  </w:comment>
+  <w:comment w:id="89" w:author="Kalentyev Alexey" w:initials="KA" w:date="2026-09-23T02:53:27Z">
+    <w:p>
+      <w:pPr>
+        <w:pStyle w:val="af6"/>
+      </w:pPr>
+      <w:r>
+        <w:rPr>
+          <w:rStyle w:val="ae"/>
+        </w:rPr>
+        <w:annotationRef/>
+      </w:r>
+      <w:r>
+        <w:t>Исправьте название системы стандартов: ГОСТ 19.103-77 относится к ЕСПД, то есть к программной документации, а не к конструкторской.</w:t>
+      </w:r>
+    </w:p>
+  </w:comment>
 </w:comments>
 </file>
 
@@ -12571,6 +12811,16 @@
   <w15:commentEx w15:paraId="4B9E81F5" w15:paraIdParent="323E482F" w15:done="0"/>
   <w15:commentEx w15:paraId="050FAEEE" w15:done="0"/>
   <w15:commentEx w15:paraId="75BA09B1" w15:paraIdParent="050FAEEE" w15:done="0"/>
+  <w15:commentEx w15:paraId="0449AE33" w15:done="0"/>
+  <w15:commentEx w15:paraId="BEF7A3A0" w15:done="0"/>
+  <w15:commentEx w15:paraId="BEC2D7B2" w15:done="0"/>
+  <w15:commentEx w15:paraId="CBF3A9B9" w15:done="0"/>
+  <w15:commentEx w15:paraId="49DC9C25" w15:done="0"/>
+  <w15:commentEx w15:paraId="6411AD9E" w15:done="0"/>
+  <w15:commentEx w15:paraId="BF3AE297" w15:done="0"/>
+  <w15:commentEx w15:paraId="42DFC440" w15:done="0"/>
+  <w15:commentEx w15:paraId="4846800C" w15:done="0"/>
+  <w15:commentEx w15:paraId="07F99103" w15:done="0"/>
 </w15:commentsEx>
 </file>
 
@@ -12582,6 +12832,16 @@
   <w16cex:commentExtensible w16cex:durableId="1DD9FD14" w16cex:dateUtc="2026-09-16T05:12:00Z"/>
   <w16cex:commentExtensible w16cex:durableId="5C85841B" w16cex:dateUtc="2026-09-16T03:04:00Z"/>
   <w16cex:commentExtensible w16cex:durableId="28B6E14A" w16cex:dateUtc="2026-09-20T13:10:00Z"/>
+  <w16cex:commentExtensible w16cex:durableId="0CBDAA38" w16cex:dateUtc="2026-09-23T02:53:27Z"/>
+  <w16cex:commentExtensible w16cex:durableId="6159E4D1" w16cex:dateUtc="2026-09-23T02:53:27Z"/>
+  <w16cex:commentExtensible w16cex:durableId="4E9D81D4" w16cex:dateUtc="2026-09-23T02:53:27Z"/>
+  <w16cex:commentExtensible w16cex:durableId="18ECA8FD" w16cex:dateUtc="2026-09-23T02:53:27Z"/>
+  <w16cex:commentExtensible w16cex:durableId="4953C8CF" w16cex:dateUtc="2026-09-23T02:53:27Z"/>
+  <w16cex:commentExtensible w16cex:durableId="D25DB8E7" w16cex:dateUtc="2026-09-23T02:53:27Z"/>
+  <w16cex:commentExtensible w16cex:durableId="BDECD401" w16cex:dateUtc="2026-09-23T02:53:27Z"/>
+  <w16cex:commentExtensible w16cex:durableId="F093A631" w16cex:dateUtc="2026-09-23T02:53:27Z"/>
+  <w16cex:commentExtensible w16cex:durableId="61452775" w16cex:dateUtc="2026-09-23T02:53:27Z"/>
+  <w16cex:commentExtensible w16cex:durableId="64020611" w16cex:dateUtc="2026-09-23T02:53:27Z"/>
 </w16cex:commentsExtensible>
 </file>
 
@@ -12593,6 +12853,16 @@
   <w16cid:commentId w16cid:paraId="4B9E81F5" w16cid:durableId="1DD9FD14"/>
   <w16cid:commentId w16cid:paraId="050FAEEE" w16cid:durableId="5C85841B"/>
   <w16cid:commentId w16cid:paraId="75BA09B1" w16cid:durableId="28B6E14A"/>
+  <w16cid:commentId w16cid:paraId="0449AE33" w16cid:durableId="0CBDAA38"/>
+  <w16cid:commentId w16cid:paraId="BEF7A3A0" w16cid:durableId="6159E4D1"/>
+  <w16cid:commentId w16cid:paraId="BEC2D7B2" w16cid:durableId="4E9D81D4"/>
+  <w16cid:commentId w16cid:paraId="CBF3A9B9" w16cid:durableId="18ECA8FD"/>
+  <w16cid:commentId w16cid:paraId="49DC9C25" w16cid:durableId="4953C8CF"/>
+  <w16cid:commentId w16cid:paraId="6411AD9E" w16cid:durableId="D25DB8E7"/>
+  <w16cid:commentId w16cid:paraId="BF3AE297" w16cid:durableId="BDECD401"/>
+  <w16cid:commentId w16cid:paraId="42DFC440" w16cid:durableId="F093A631"/>
+  <w16cid:commentId w16cid:paraId="4846800C" w16cid:durableId="61452775"/>
+  <w16cid:commentId w16cid:paraId="07F99103" w16cid:durableId="64020611"/>
 </w16cid:commentsIds>
 </file>
 

--- a/docs/ТЗ ОРСАПР.docx
+++ b/docs/ТЗ ОРСАПР.docx
@@ -180,7 +180,6 @@
         </w:rPr>
         <w:br w:type="page"/>
       </w:r>
-      <w:commentRangeStart w:id="85"/>
       <w:r>
         <w:rPr>
           <w:rFonts w:ascii="Times New Roman" w:hAnsi="Times New Roman" w:cs="Times New Roman"/>
@@ -190,14 +189,33 @@
           <w:szCs w:val="28"/>
         </w:rPr>
         <w:lastRenderedPageBreak/>
-        <w:t>СОДЕРЖАНИЕ</w:t>
-      </w:r>
-      <w:commentRangeEnd w:id="85"/>
+        <w:t>Оглавление</w:t>
+      </w:r>
+      <w:commentRangeStart w:id="0"/>
+      <w:commentRangeStart w:id="1"/>
+      <w:commentRangeEnd w:id="0"/>
       <w:r>
         <w:rPr>
           <w:rStyle w:val="ae"/>
-        </w:rPr>
-        <w:commentReference w:id="85"/>
+          <w:rFonts w:ascii="Times New Roman" w:hAnsi="Times New Roman" w:cs="Times New Roman"/>
+          <w:b/>
+          <w:bCs/>
+          <w:sz w:val="28"/>
+          <w:szCs w:val="28"/>
+        </w:rPr>
+        <w:commentReference w:id="0"/>
+      </w:r>
+      <w:commentRangeEnd w:id="1"/>
+      <w:r>
+        <w:rPr>
+          <w:rStyle w:val="ae"/>
+          <w:rFonts w:ascii="Times New Roman" w:hAnsi="Times New Roman" w:cs="Times New Roman"/>
+          <w:b/>
+          <w:bCs/>
+          <w:sz w:val="28"/>
+          <w:szCs w:val="28"/>
+        </w:rPr>
+        <w:commentReference w:id="1"/>
       </w:r>
     </w:p>
     <w:sdt>
@@ -868,7 +886,7 @@
                 <w:sz w:val="28"/>
                 <w:szCs w:val="28"/>
               </w:rPr>
-              <w:t>5</w:t>
+              <w:t>6</w:t>
             </w:r>
             <w:r>
               <w:rPr>
@@ -976,7 +994,7 @@
                 <w:sz w:val="28"/>
                 <w:szCs w:val="28"/>
               </w:rPr>
-              <w:t>5</w:t>
+              <w:t>6</w:t>
             </w:r>
             <w:r>
               <w:rPr>
@@ -1084,7 +1102,7 @@
                 <w:sz w:val="28"/>
                 <w:szCs w:val="28"/>
               </w:rPr>
-              <w:t>5</w:t>
+              <w:t>6</w:t>
             </w:r>
             <w:r>
               <w:rPr>
@@ -1183,7 +1201,7 @@
                 <w:sz w:val="28"/>
                 <w:szCs w:val="28"/>
               </w:rPr>
-              <w:t>7</w:t>
+              <w:t>8</w:t>
             </w:r>
             <w:r>
               <w:rPr>
@@ -1291,7 +1309,7 @@
                 <w:sz w:val="28"/>
                 <w:szCs w:val="28"/>
               </w:rPr>
-              <w:t>7</w:t>
+              <w:t>8</w:t>
             </w:r>
             <w:r>
               <w:rPr>
@@ -1388,7 +1406,7 @@
                 <w:sz w:val="28"/>
                 <w:szCs w:val="28"/>
               </w:rPr>
-              <w:t>7</w:t>
+              <w:t>8</w:t>
             </w:r>
             <w:r>
               <w:rPr>
@@ -1485,7 +1503,7 @@
                 <w:sz w:val="28"/>
                 <w:szCs w:val="28"/>
               </w:rPr>
-              <w:t>8</w:t>
+              <w:t>9</w:t>
             </w:r>
             <w:r>
               <w:rPr>
@@ -1582,7 +1600,7 @@
                 <w:sz w:val="28"/>
                 <w:szCs w:val="28"/>
               </w:rPr>
-              <w:t>8</w:t>
+              <w:t>9</w:t>
             </w:r>
             <w:r>
               <w:rPr>
@@ -1679,7 +1697,7 @@
                 <w:sz w:val="28"/>
                 <w:szCs w:val="28"/>
               </w:rPr>
-              <w:t>8</w:t>
+              <w:t>9</w:t>
             </w:r>
             <w:r>
               <w:rPr>
@@ -1776,7 +1794,7 @@
                 <w:sz w:val="28"/>
                 <w:szCs w:val="28"/>
               </w:rPr>
-              <w:t>8</w:t>
+              <w:t>9</w:t>
             </w:r>
             <w:r>
               <w:rPr>
@@ -1873,7 +1891,7 @@
                 <w:sz w:val="28"/>
                 <w:szCs w:val="28"/>
               </w:rPr>
-              <w:t>8</w:t>
+              <w:t>9</w:t>
             </w:r>
             <w:r>
               <w:rPr>
@@ -1970,7 +1988,7 @@
                 <w:sz w:val="28"/>
                 <w:szCs w:val="28"/>
               </w:rPr>
-              <w:t>9</w:t>
+              <w:t>10</w:t>
             </w:r>
             <w:r>
               <w:rPr>
@@ -2067,7 +2085,7 @@
                 <w:sz w:val="28"/>
                 <w:szCs w:val="28"/>
               </w:rPr>
-              <w:t>9</w:t>
+              <w:t>10</w:t>
             </w:r>
             <w:r>
               <w:rPr>
@@ -2164,7 +2182,7 @@
                 <w:sz w:val="28"/>
                 <w:szCs w:val="28"/>
               </w:rPr>
-              <w:t>9</w:t>
+              <w:t>10</w:t>
             </w:r>
             <w:r>
               <w:rPr>
@@ -2261,7 +2279,7 @@
                 <w:sz w:val="28"/>
                 <w:szCs w:val="28"/>
               </w:rPr>
-              <w:t>9</w:t>
+              <w:t>10</w:t>
             </w:r>
             <w:r>
               <w:rPr>
@@ -2358,7 +2376,7 @@
                 <w:sz w:val="28"/>
                 <w:szCs w:val="28"/>
               </w:rPr>
-              <w:t>9</w:t>
+              <w:t>10</w:t>
             </w:r>
             <w:r>
               <w:rPr>
@@ -2455,7 +2473,7 @@
                 <w:sz w:val="28"/>
                 <w:szCs w:val="28"/>
               </w:rPr>
-              <w:t>9</w:t>
+              <w:t>10</w:t>
             </w:r>
             <w:r>
               <w:rPr>
@@ -2563,7 +2581,7 @@
                 <w:sz w:val="28"/>
                 <w:szCs w:val="28"/>
               </w:rPr>
-              <w:t>9</w:t>
+              <w:t>10</w:t>
             </w:r>
             <w:r>
               <w:rPr>
@@ -2660,7 +2678,7 @@
                 <w:sz w:val="28"/>
                 <w:szCs w:val="28"/>
               </w:rPr>
-              <w:t>9</w:t>
+              <w:t>10</w:t>
             </w:r>
             <w:r>
               <w:rPr>
@@ -2768,7 +2786,7 @@
                 <w:sz w:val="28"/>
                 <w:szCs w:val="28"/>
               </w:rPr>
-              <w:t>10</w:t>
+              <w:t>11</w:t>
             </w:r>
             <w:r>
               <w:rPr>
@@ -2865,7 +2883,7 @@
                 <w:sz w:val="28"/>
                 <w:szCs w:val="28"/>
               </w:rPr>
-              <w:t>10</w:t>
+              <w:t>11</w:t>
             </w:r>
             <w:r>
               <w:rPr>
@@ -2962,7 +2980,7 @@
                 <w:sz w:val="28"/>
                 <w:szCs w:val="28"/>
               </w:rPr>
-              <w:t>10</w:t>
+              <w:t>11</w:t>
             </w:r>
             <w:r>
               <w:rPr>
@@ -3059,7 +3077,7 @@
                 <w:sz w:val="28"/>
                 <w:szCs w:val="28"/>
               </w:rPr>
-              <w:t>10</w:t>
+              <w:t>11</w:t>
             </w:r>
             <w:r>
               <w:rPr>
@@ -3156,7 +3174,7 @@
                 <w:sz w:val="28"/>
                 <w:szCs w:val="28"/>
               </w:rPr>
-              <w:t>10</w:t>
+              <w:t>11</w:t>
             </w:r>
             <w:r>
               <w:rPr>
@@ -3253,7 +3271,7 @@
                 <w:sz w:val="28"/>
                 <w:szCs w:val="28"/>
               </w:rPr>
-              <w:t>10</w:t>
+              <w:t>11</w:t>
             </w:r>
             <w:r>
               <w:rPr>
@@ -3350,7 +3368,7 @@
                 <w:sz w:val="28"/>
                 <w:szCs w:val="28"/>
               </w:rPr>
-              <w:t>11</w:t>
+              <w:t>12</w:t>
             </w:r>
             <w:r>
               <w:rPr>
@@ -3447,7 +3465,7 @@
                 <w:sz w:val="28"/>
                 <w:szCs w:val="28"/>
               </w:rPr>
-              <w:t>11</w:t>
+              <w:t>12</w:t>
             </w:r>
             <w:r>
               <w:rPr>
@@ -3555,7 +3573,7 @@
                 <w:sz w:val="28"/>
                 <w:szCs w:val="28"/>
               </w:rPr>
-              <w:t>11</w:t>
+              <w:t>12</w:t>
             </w:r>
             <w:r>
               <w:rPr>
@@ -3654,7 +3672,7 @@
                 <w:sz w:val="28"/>
                 <w:szCs w:val="28"/>
               </w:rPr>
-              <w:t>12</w:t>
+              <w:t>13</w:t>
             </w:r>
             <w:r>
               <w:rPr>
@@ -3753,7 +3771,7 @@
                 <w:sz w:val="28"/>
                 <w:szCs w:val="28"/>
               </w:rPr>
-              <w:t>13</w:t>
+              <w:t>14</w:t>
             </w:r>
             <w:r>
               <w:rPr>
@@ -3861,7 +3879,7 @@
                 <w:sz w:val="28"/>
                 <w:szCs w:val="28"/>
               </w:rPr>
-              <w:t>13</w:t>
+              <w:t>14</w:t>
             </w:r>
             <w:r>
               <w:rPr>
@@ -3969,7 +3987,7 @@
                 <w:sz w:val="28"/>
                 <w:szCs w:val="28"/>
               </w:rPr>
-              <w:t>13</w:t>
+              <w:t>14</w:t>
             </w:r>
             <w:r>
               <w:rPr>
@@ -4077,7 +4095,7 @@
                 <w:sz w:val="28"/>
                 <w:szCs w:val="28"/>
               </w:rPr>
-              <w:t>13</w:t>
+              <w:t>14</w:t>
             </w:r>
             <w:r>
               <w:rPr>
@@ -4176,7 +4194,7 @@
                 <w:sz w:val="28"/>
                 <w:szCs w:val="28"/>
               </w:rPr>
-              <w:t>14</w:t>
+              <w:t>15</w:t>
             </w:r>
             <w:r>
               <w:rPr>
@@ -4284,7 +4302,7 @@
                 <w:sz w:val="28"/>
                 <w:szCs w:val="28"/>
               </w:rPr>
-              <w:t>14</w:t>
+              <w:t>15</w:t>
             </w:r>
             <w:r>
               <w:rPr>
@@ -4392,7 +4410,7 @@
                 <w:sz w:val="28"/>
                 <w:szCs w:val="28"/>
               </w:rPr>
-              <w:t>14</w:t>
+              <w:t>15</w:t>
             </w:r>
             <w:r>
               <w:rPr>
@@ -4491,7 +4509,7 @@
                 <w:sz w:val="28"/>
                 <w:szCs w:val="28"/>
               </w:rPr>
-              <w:t>15</w:t>
+              <w:t>16</w:t>
             </w:r>
             <w:r>
               <w:rPr>
@@ -4599,7 +4617,7 @@
                 <w:sz w:val="28"/>
                 <w:szCs w:val="28"/>
               </w:rPr>
-              <w:t>15</w:t>
+              <w:t>16</w:t>
             </w:r>
             <w:r>
               <w:rPr>
@@ -4707,7 +4725,7 @@
                 <w:sz w:val="28"/>
                 <w:szCs w:val="28"/>
               </w:rPr>
-              <w:t>15</w:t>
+              <w:t>16</w:t>
             </w:r>
             <w:r>
               <w:rPr>
@@ -4815,7 +4833,7 @@
                 <w:sz w:val="28"/>
                 <w:szCs w:val="28"/>
               </w:rPr>
-              <w:t>15</w:t>
+              <w:t>16</w:t>
             </w:r>
             <w:r>
               <w:rPr>
@@ -4853,7 +4871,7 @@
                 <w:sz w:val="28"/>
                 <w:szCs w:val="28"/>
               </w:rPr>
-              <w:t>8 ИСТОЧНИКИ РАЗРАБОТКИ</w:t>
+              <w:t xml:space="preserve"> ИСТОЧНИКИ РАЗРАБОТКИ</w:t>
             </w:r>
             <w:r>
               <w:rPr>
@@ -4912,7 +4930,7 @@
                 <w:sz w:val="28"/>
                 <w:szCs w:val="28"/>
               </w:rPr>
-              <w:t>17</w:t>
+              <w:t>18</w:t>
             </w:r>
             <w:r>
               <w:rPr>
@@ -4983,8 +5001,8 @@
           <w:lang w:val="en-US"/>
         </w:rPr>
       </w:pPr>
-      <w:bookmarkStart w:id="0" w:name="_Toc147234563"/>
-      <w:bookmarkStart w:id="1" w:name="_Toc240384791"/>
+      <w:bookmarkStart w:id="2" w:name="_Toc147234563"/>
+      <w:bookmarkStart w:id="3" w:name="_Toc240384791"/>
       <w:r>
         <w:rPr>
           <w:rFonts w:ascii="Times New Roman" w:hAnsi="Times New Roman" w:cs="Times New Roman"/>
@@ -4996,14 +5014,15 @@
         <w:lastRenderedPageBreak/>
         <w:t>ОБЩИЕ СВЕДЕНИЯ</w:t>
       </w:r>
-      <w:bookmarkEnd w:id="0"/>
-      <w:bookmarkEnd w:id="1"/>
+      <w:bookmarkEnd w:id="2"/>
+      <w:bookmarkEnd w:id="3"/>
     </w:p>
     <w:p>
       <w:pPr>
         <w:pStyle w:val="a7"/>
         <w:spacing w:after="0" w:line="360" w:lineRule="auto"/>
         <w:ind w:left="0"/>
+        <w:jc w:val="center"/>
         <w:outlineLvl w:val="0"/>
         <w:rPr>
           <w:rFonts w:ascii="Times New Roman" w:hAnsi="Times New Roman" w:cs="Times New Roman"/>
@@ -5028,29 +5047,51 @@
         <w:outlineLvl w:val="1"/>
         <w:rPr>
           <w:rFonts w:ascii="Times New Roman" w:hAnsi="Times New Roman" w:cs="Times New Roman"/>
-          <w:sz w:val="28"/>
-          <w:szCs w:val="28"/>
-        </w:rPr>
-      </w:pPr>
-      <w:commentRangeStart w:id="86"/>
-      <w:bookmarkStart w:id="2" w:name="_Toc147234564"/>
-      <w:bookmarkStart w:id="3" w:name="_Toc240384792"/>
-      <w:r>
-        <w:rPr>
-          <w:rFonts w:ascii="Times New Roman" w:hAnsi="Times New Roman" w:cs="Times New Roman"/>
+          <w:b/>
+          <w:bCs/>
+          <w:sz w:val="28"/>
+          <w:szCs w:val="28"/>
+        </w:rPr>
+      </w:pPr>
+      <w:bookmarkStart w:id="4" w:name="_Toc147234564"/>
+      <w:bookmarkStart w:id="5" w:name="_Toc240384792"/>
+      <w:commentRangeStart w:id="6"/>
+      <w:commentRangeStart w:id="7"/>
+      <w:r>
+        <w:rPr>
+          <w:rFonts w:ascii="Times New Roman" w:hAnsi="Times New Roman" w:cs="Times New Roman"/>
+          <w:b/>
+          <w:bCs/>
           <w:sz w:val="28"/>
           <w:szCs w:val="28"/>
         </w:rPr>
         <w:t>Полное наименование автоматизированной системы и ее условное обозначение</w:t>
       </w:r>
-      <w:bookmarkEnd w:id="2"/>
-      <w:bookmarkEnd w:id="3"/>
-      <w:commentRangeEnd w:id="86"/>
+      <w:bookmarkEnd w:id="4"/>
+      <w:bookmarkEnd w:id="5"/>
+      <w:commentRangeEnd w:id="6"/>
       <w:r>
         <w:rPr>
           <w:rStyle w:val="ae"/>
-        </w:rPr>
-        <w:commentReference w:id="86"/>
+          <w:rFonts w:ascii="Times New Roman" w:hAnsi="Times New Roman" w:cs="Times New Roman"/>
+          <w:b/>
+          <w:bCs/>
+          <w:sz w:val="28"/>
+          <w:szCs w:val="28"/>
+        </w:rPr>
+        <w:commentReference w:id="6"/>
+      </w:r>
+      <w:commentRangeEnd w:id="7"/>
+      <w:r>
+        <w:rPr>
+          <w:rStyle w:val="ae"/>
+          <w:rFonts w:ascii="Times New Roman" w:hAnsi="Times New Roman" w:cs="Times New Roman"/>
+          <w:b/>
+          <w:bCs/>
+          <w:sz w:val="28"/>
+          <w:szCs w:val="28"/>
+        </w:rPr>
+        <w:commentReference w:id="7"/>
       </w:r>
     </w:p>
     <w:p>
@@ -5058,6 +5099,7 @@
         <w:pStyle w:val="a7"/>
         <w:spacing w:after="0" w:line="360" w:lineRule="auto"/>
         <w:ind w:left="0"/>
+        <w:jc w:val="center"/>
         <w:outlineLvl w:val="1"/>
         <w:rPr>
           <w:rFonts w:ascii="Times New Roman" w:hAnsi="Times New Roman" w:cs="Times New Roman"/>
@@ -5122,8 +5164,7 @@
     <w:p>
       <w:pPr>
         <w:spacing w:after="0" w:line="360" w:lineRule="auto"/>
-        <w:ind w:firstLine="709"/>
-        <w:jc w:val="both"/>
+        <w:jc w:val="center"/>
         <w:rPr>
           <w:rFonts w:ascii="Times New Roman" w:hAnsi="Times New Roman" w:cs="Times New Roman"/>
           <w:sz w:val="28"/>
@@ -5144,29 +5185,51 @@
         <w:outlineLvl w:val="1"/>
         <w:rPr>
           <w:rFonts w:ascii="Times New Roman" w:hAnsi="Times New Roman" w:cs="Times New Roman"/>
-          <w:sz w:val="28"/>
-          <w:szCs w:val="28"/>
-        </w:rPr>
-      </w:pPr>
-      <w:commentRangeStart w:id="80"/>
-      <w:bookmarkStart w:id="4" w:name="_Toc147234565"/>
-      <w:bookmarkStart w:id="5" w:name="_Toc240384793"/>
-      <w:r>
-        <w:rPr>
-          <w:rFonts w:ascii="Times New Roman" w:hAnsi="Times New Roman" w:cs="Times New Roman"/>
+          <w:b/>
+          <w:bCs/>
+          <w:sz w:val="28"/>
+          <w:szCs w:val="28"/>
+        </w:rPr>
+      </w:pPr>
+      <w:bookmarkStart w:id="8" w:name="_Toc147234565"/>
+      <w:bookmarkStart w:id="9" w:name="_Toc240384793"/>
+      <w:commentRangeStart w:id="10"/>
+      <w:commentRangeStart w:id="11"/>
+      <w:r>
+        <w:rPr>
+          <w:rFonts w:ascii="Times New Roman" w:hAnsi="Times New Roman" w:cs="Times New Roman"/>
+          <w:b/>
+          <w:bCs/>
           <w:sz w:val="28"/>
           <w:szCs w:val="28"/>
         </w:rPr>
         <w:t>Наименование заказчика</w:t>
       </w:r>
-      <w:bookmarkEnd w:id="4"/>
-      <w:bookmarkEnd w:id="5"/>
-      <w:commentRangeEnd w:id="80"/>
+      <w:bookmarkEnd w:id="8"/>
+      <w:bookmarkEnd w:id="9"/>
+      <w:commentRangeEnd w:id="10"/>
       <w:r>
         <w:rPr>
           <w:rStyle w:val="ae"/>
-        </w:rPr>
-        <w:commentReference w:id="80"/>
+          <w:rFonts w:ascii="Times New Roman" w:hAnsi="Times New Roman" w:cs="Times New Roman"/>
+          <w:b/>
+          <w:bCs/>
+          <w:sz w:val="28"/>
+          <w:szCs w:val="28"/>
+        </w:rPr>
+        <w:commentReference w:id="10"/>
+      </w:r>
+      <w:commentRangeEnd w:id="11"/>
+      <w:r>
+        <w:rPr>
+          <w:rStyle w:val="ae"/>
+          <w:rFonts w:ascii="Times New Roman" w:hAnsi="Times New Roman" w:cs="Times New Roman"/>
+          <w:b/>
+          <w:bCs/>
+          <w:sz w:val="28"/>
+          <w:szCs w:val="28"/>
+        </w:rPr>
+        <w:commentReference w:id="11"/>
       </w:r>
     </w:p>
     <w:p>
@@ -5174,6 +5237,7 @@
         <w:pStyle w:val="a7"/>
         <w:spacing w:after="0" w:line="360" w:lineRule="auto"/>
         <w:ind w:left="0"/>
+        <w:jc w:val="center"/>
         <w:outlineLvl w:val="1"/>
         <w:rPr>
           <w:rFonts w:ascii="Times New Roman" w:hAnsi="Times New Roman" w:cs="Times New Roman"/>
@@ -5248,9 +5312,116 @@
     </w:p>
     <w:p>
       <w:pPr>
+        <w:widowControl w:val="0"/>
+        <w:pBdr>
+          <w:top w:val="nil"/>
+          <w:left w:val="nil"/>
+          <w:bottom w:val="nil"/>
+          <w:right w:val="nil"/>
+          <w:between w:val="nil"/>
+        </w:pBdr>
         <w:spacing w:after="0" w:line="360" w:lineRule="auto"/>
         <w:ind w:firstLine="709"/>
         <w:jc w:val="both"/>
+        <w:rPr>
+          <w:rFonts w:eastAsia="Times New Roman" w:cs="Times New Roman"/>
+          <w:color w:val="000000"/>
+          <w:sz w:val="28"/>
+          <w:szCs w:val="28"/>
+          <w:lang w:eastAsia="ru-RU"/>
+        </w:rPr>
+      </w:pPr>
+      <w:r>
+        <w:rPr>
+          <w:rFonts w:ascii="Times New Roman" w:hAnsi="Times New Roman" w:cs="Times New Roman"/>
+          <w:sz w:val="28"/>
+          <w:szCs w:val="28"/>
+        </w:rPr>
+        <w:t>Исполнителем ра</w:t>
+      </w:r>
+      <w:r>
+        <w:rPr>
+          <w:rFonts w:ascii="Times New Roman" w:hAnsi="Times New Roman" w:cs="Times New Roman"/>
+          <w:sz w:val="28"/>
+          <w:szCs w:val="28"/>
+        </w:rPr>
+        <w:t>зработки</w:t>
+      </w:r>
+      <w:r>
+        <w:rPr>
+          <w:rFonts w:ascii="Times New Roman" w:hAnsi="Times New Roman" w:cs="Times New Roman"/>
+          <w:sz w:val="28"/>
+          <w:szCs w:val="28"/>
+        </w:rPr>
+        <w:t xml:space="preserve"> является: студент</w:t>
+      </w:r>
+      <w:r>
+        <w:rPr>
+          <w:rFonts w:ascii="Times New Roman" w:hAnsi="Times New Roman" w:cs="Times New Roman"/>
+          <w:sz w:val="28"/>
+          <w:szCs w:val="28"/>
+        </w:rPr>
+        <w:t xml:space="preserve"> </w:t>
+      </w:r>
+      <w:r>
+        <w:rPr>
+          <w:rFonts w:ascii="Times New Roman" w:hAnsi="Times New Roman" w:cs="Times New Roman"/>
+          <w:sz w:val="28"/>
+          <w:szCs w:val="28"/>
+        </w:rPr>
+        <w:t>кафедры компьютерных систем в управлении и проектировании (КСУП</w:t>
+      </w:r>
+      <w:r>
+        <w:rPr>
+          <w:rFonts w:ascii="Times New Roman" w:hAnsi="Times New Roman" w:cs="Times New Roman"/>
+          <w:sz w:val="28"/>
+          <w:szCs w:val="28"/>
+        </w:rPr>
+        <w:t xml:space="preserve">) </w:t>
+      </w:r>
+      <w:r>
+        <w:rPr>
+          <w:rFonts w:ascii="Times New Roman" w:hAnsi="Times New Roman" w:cs="Times New Roman"/>
+          <w:sz w:val="28"/>
+          <w:szCs w:val="28"/>
+        </w:rPr>
+        <w:t xml:space="preserve">группы 583-1 </w:t>
+      </w:r>
+      <w:r>
+        <w:rPr>
+          <w:rFonts w:ascii="Times New Roman" w:eastAsia="Times New Roman" w:hAnsi="Times New Roman" w:cs="Times New Roman"/>
+          <w:color w:val="000000"/>
+          <w:sz w:val="28"/>
+          <w:szCs w:val="28"/>
+          <w:lang w:eastAsia="ru-RU"/>
+        </w:rPr>
+        <w:t>Кадыков Максим Дмитриевич.</w:t>
+      </w:r>
+    </w:p>
+    <w:p>
+      <w:pPr>
+        <w:spacing w:after="0" w:line="360" w:lineRule="auto"/>
+        <w:ind w:firstLine="709"/>
+        <w:jc w:val="both"/>
+        <w:rPr>
+          <w:rFonts w:ascii="Times New Roman" w:hAnsi="Times New Roman" w:cs="Times New Roman"/>
+          <w:sz w:val="28"/>
+          <w:szCs w:val="28"/>
+        </w:rPr>
+      </w:pPr>
+      <w:r>
+        <w:rPr>
+          <w:rFonts w:ascii="Times New Roman" w:hAnsi="Times New Roman" w:cs="Times New Roman"/>
+          <w:sz w:val="28"/>
+          <w:szCs w:val="28"/>
+        </w:rPr>
+        <w:t>Адрес исполнителя: 634045 Томская область Томск ул. Вершинина 74 ФЭТ.</w:t>
+      </w:r>
+    </w:p>
+    <w:p>
+      <w:pPr>
+        <w:spacing w:after="0" w:line="360" w:lineRule="auto"/>
+        <w:jc w:val="center"/>
         <w:rPr>
           <w:rFonts w:ascii="Times New Roman" w:hAnsi="Times New Roman" w:cs="Times New Roman"/>
           <w:sz w:val="28"/>
@@ -5271,28 +5442,33 @@
         <w:outlineLvl w:val="1"/>
         <w:rPr>
           <w:rFonts w:ascii="Times New Roman" w:hAnsi="Times New Roman" w:cs="Times New Roman"/>
-          <w:sz w:val="28"/>
-          <w:szCs w:val="28"/>
-        </w:rPr>
-      </w:pPr>
-      <w:bookmarkStart w:id="6" w:name="_Toc147234566"/>
-      <w:bookmarkStart w:id="7" w:name="_Toc240384794"/>
-      <w:r>
-        <w:rPr>
-          <w:rFonts w:ascii="Times New Roman" w:hAnsi="Times New Roman" w:cs="Times New Roman"/>
+          <w:b/>
+          <w:bCs/>
+          <w:sz w:val="28"/>
+          <w:szCs w:val="28"/>
+        </w:rPr>
+      </w:pPr>
+      <w:bookmarkStart w:id="12" w:name="_Toc147234566"/>
+      <w:bookmarkStart w:id="13" w:name="_Toc240384794"/>
+      <w:r>
+        <w:rPr>
+          <w:rFonts w:ascii="Times New Roman" w:hAnsi="Times New Roman" w:cs="Times New Roman"/>
+          <w:b/>
+          <w:bCs/>
           <w:sz w:val="28"/>
           <w:szCs w:val="28"/>
         </w:rPr>
         <w:t>Перечень документов, на основании которых создается АС</w:t>
       </w:r>
-      <w:bookmarkEnd w:id="6"/>
-      <w:bookmarkEnd w:id="7"/>
+      <w:bookmarkEnd w:id="12"/>
+      <w:bookmarkEnd w:id="13"/>
     </w:p>
     <w:p>
       <w:pPr>
         <w:pStyle w:val="a7"/>
         <w:spacing w:after="0" w:line="360" w:lineRule="auto"/>
         <w:ind w:left="0"/>
+        <w:jc w:val="center"/>
         <w:outlineLvl w:val="1"/>
         <w:rPr>
           <w:rFonts w:ascii="Times New Roman" w:hAnsi="Times New Roman" w:cs="Times New Roman"/>
@@ -5374,6 +5550,7 @@
           <w:sz w:val="28"/>
           <w:szCs w:val="28"/>
         </w:rPr>
+        <w:lastRenderedPageBreak/>
         <w:t>−</w:t>
       </w:r>
       <w:r>
@@ -5440,14 +5617,14 @@
           <w:szCs w:val="28"/>
         </w:rPr>
       </w:pPr>
-      <w:commentRangeStart w:id="89"/>
-      <w:r>
-        <w:rPr>
-          <w:rFonts w:ascii="Times New Roman" w:hAnsi="Times New Roman" w:cs="Times New Roman"/>
-          <w:sz w:val="28"/>
-          <w:szCs w:val="28"/>
-        </w:rPr>
-        <w:lastRenderedPageBreak/>
+      <w:commentRangeStart w:id="14"/>
+      <w:commentRangeStart w:id="15"/>
+      <w:r>
+        <w:rPr>
+          <w:rFonts w:ascii="Times New Roman" w:hAnsi="Times New Roman" w:cs="Times New Roman"/>
+          <w:sz w:val="28"/>
+          <w:szCs w:val="28"/>
+        </w:rPr>
         <w:t>−</w:t>
       </w:r>
       <w:r>
@@ -5464,21 +5641,49 @@
           <w:sz w:val="28"/>
           <w:szCs w:val="28"/>
         </w:rPr>
-        <w:t>ГОСТ 19.103-77 “Единая система конструкторской документации. Обозначения программ и программных документов”.</w:t>
-      </w:r>
-      <w:commentRangeEnd w:id="89"/>
+        <w:t xml:space="preserve">ГОСТ 19.103-77 “Единая система </w:t>
+      </w:r>
+      <w:r>
+        <w:rPr>
+          <w:rFonts w:ascii="Times New Roman" w:hAnsi="Times New Roman" w:cs="Times New Roman"/>
+          <w:sz w:val="28"/>
+          <w:szCs w:val="28"/>
+        </w:rPr>
+        <w:t>программной</w:t>
+      </w:r>
+      <w:r>
+        <w:rPr>
+          <w:rFonts w:ascii="Times New Roman" w:hAnsi="Times New Roman" w:cs="Times New Roman"/>
+          <w:sz w:val="28"/>
+          <w:szCs w:val="28"/>
+        </w:rPr>
+        <w:t xml:space="preserve"> документации. Обозначения программ и программных документов”.</w:t>
+      </w:r>
+      <w:commentRangeEnd w:id="14"/>
       <w:r>
         <w:rPr>
           <w:rStyle w:val="ae"/>
-        </w:rPr>
-        <w:commentReference w:id="89"/>
-      </w:r>
-    </w:p>
-    <w:p>
-      <w:pPr>
-        <w:spacing w:after="0" w:line="360" w:lineRule="auto"/>
-        <w:ind w:firstLine="709"/>
-        <w:jc w:val="both"/>
+          <w:rFonts w:ascii="Times New Roman" w:hAnsi="Times New Roman" w:cs="Times New Roman"/>
+          <w:sz w:val="28"/>
+          <w:szCs w:val="28"/>
+        </w:rPr>
+        <w:commentReference w:id="14"/>
+      </w:r>
+      <w:commentRangeEnd w:id="15"/>
+      <w:r>
+        <w:rPr>
+          <w:rStyle w:val="ae"/>
+          <w:rFonts w:ascii="Times New Roman" w:hAnsi="Times New Roman" w:cs="Times New Roman"/>
+          <w:sz w:val="28"/>
+          <w:szCs w:val="28"/>
+        </w:rPr>
+        <w:commentReference w:id="15"/>
+      </w:r>
+    </w:p>
+    <w:p>
+      <w:pPr>
+        <w:spacing w:after="0" w:line="360" w:lineRule="auto"/>
+        <w:jc w:val="center"/>
         <w:rPr>
           <w:rFonts w:ascii="Times New Roman" w:hAnsi="Times New Roman" w:cs="Times New Roman"/>
           <w:sz w:val="28"/>
@@ -5494,33 +5699,38 @@
           <w:numId w:val="1"/>
         </w:numPr>
         <w:spacing w:after="0" w:line="360" w:lineRule="auto"/>
-        <w:ind w:left="709" w:hanging="425"/>
+        <w:ind w:firstLine="0"/>
         <w:jc w:val="center"/>
         <w:outlineLvl w:val="1"/>
         <w:rPr>
           <w:rFonts w:ascii="Times New Roman" w:hAnsi="Times New Roman" w:cs="Times New Roman"/>
-          <w:sz w:val="28"/>
-          <w:szCs w:val="28"/>
-        </w:rPr>
-      </w:pPr>
-      <w:bookmarkStart w:id="8" w:name="_Toc147234567"/>
-      <w:bookmarkStart w:id="9" w:name="_Toc240384795"/>
-      <w:r>
-        <w:rPr>
-          <w:rFonts w:ascii="Times New Roman" w:hAnsi="Times New Roman" w:cs="Times New Roman"/>
+          <w:b/>
+          <w:bCs/>
+          <w:sz w:val="28"/>
+          <w:szCs w:val="28"/>
+        </w:rPr>
+      </w:pPr>
+      <w:bookmarkStart w:id="16" w:name="_Toc147234567"/>
+      <w:bookmarkStart w:id="17" w:name="_Toc240384795"/>
+      <w:r>
+        <w:rPr>
+          <w:rFonts w:ascii="Times New Roman" w:hAnsi="Times New Roman" w:cs="Times New Roman"/>
+          <w:b/>
+          <w:bCs/>
           <w:sz w:val="28"/>
           <w:szCs w:val="28"/>
         </w:rPr>
         <w:t>Плановые сроки начала и окончания работ по созданию АС</w:t>
       </w:r>
-      <w:bookmarkEnd w:id="8"/>
-      <w:bookmarkEnd w:id="9"/>
+      <w:bookmarkEnd w:id="16"/>
+      <w:bookmarkEnd w:id="17"/>
     </w:p>
     <w:p>
       <w:pPr>
         <w:pStyle w:val="a7"/>
         <w:spacing w:after="0" w:line="360" w:lineRule="auto"/>
-        <w:ind w:left="709"/>
+        <w:ind w:left="0"/>
+        <w:jc w:val="center"/>
         <w:outlineLvl w:val="1"/>
         <w:rPr>
           <w:rFonts w:ascii="Times New Roman" w:hAnsi="Times New Roman" w:cs="Times New Roman"/>
@@ -5643,14 +5853,20 @@
     </w:p>
     <w:p>
       <w:pPr>
-        <w:spacing w:after="0" w:line="360" w:lineRule="auto"/>
-        <w:jc w:val="both"/>
-        <w:rPr>
-          <w:rFonts w:ascii="Times New Roman" w:hAnsi="Times New Roman" w:cs="Times New Roman"/>
-          <w:sz w:val="28"/>
-          <w:szCs w:val="28"/>
-        </w:rPr>
-      </w:pPr>
+        <w:rPr>
+          <w:rFonts w:ascii="Times New Roman" w:hAnsi="Times New Roman" w:cs="Times New Roman"/>
+          <w:sz w:val="28"/>
+          <w:szCs w:val="28"/>
+        </w:rPr>
+      </w:pPr>
+      <w:r>
+        <w:rPr>
+          <w:rFonts w:ascii="Times New Roman" w:hAnsi="Times New Roman" w:cs="Times New Roman"/>
+          <w:sz w:val="28"/>
+          <w:szCs w:val="28"/>
+        </w:rPr>
+        <w:br w:type="page"/>
+      </w:r>
     </w:p>
     <w:p>
       <w:pPr>
@@ -5671,9 +5887,8 @@
           <w:szCs w:val="28"/>
         </w:rPr>
       </w:pPr>
-      <w:commentRangeStart w:id="87"/>
-      <w:bookmarkStart w:id="10" w:name="_Toc147234568"/>
-      <w:bookmarkStart w:id="11" w:name="_Toc240384796"/>
+      <w:bookmarkStart w:id="18" w:name="_Toc147234568"/>
+      <w:bookmarkStart w:id="19" w:name="_Toc240384796"/>
       <w:r>
         <w:rPr>
           <w:rFonts w:ascii="Times New Roman" w:hAnsi="Times New Roman" w:cs="Times New Roman"/>
@@ -5682,16 +5897,36 @@
           <w:sz w:val="28"/>
           <w:szCs w:val="28"/>
         </w:rPr>
+        <w:lastRenderedPageBreak/>
         <w:t>ЦЕЛИ И НАЗНАЧЕНИЕ СОЗДАНИЯ АВТОМАТИЗИРОВАННОЙ СИСТЕМЫ</w:t>
       </w:r>
-      <w:bookmarkEnd w:id="10"/>
-      <w:bookmarkEnd w:id="11"/>
-      <w:commentRangeEnd w:id="87"/>
+      <w:bookmarkEnd w:id="18"/>
+      <w:bookmarkEnd w:id="19"/>
+      <w:commentRangeStart w:id="20"/>
+      <w:commentRangeStart w:id="21"/>
+      <w:commentRangeEnd w:id="20"/>
       <w:r>
         <w:rPr>
           <w:rStyle w:val="ae"/>
-        </w:rPr>
-        <w:commentReference w:id="87"/>
+          <w:rFonts w:ascii="Times New Roman" w:hAnsi="Times New Roman" w:cs="Times New Roman"/>
+          <w:b/>
+          <w:bCs/>
+          <w:sz w:val="28"/>
+          <w:szCs w:val="28"/>
+        </w:rPr>
+        <w:commentReference w:id="20"/>
+      </w:r>
+      <w:commentRangeEnd w:id="21"/>
+      <w:r>
+        <w:rPr>
+          <w:rStyle w:val="ae"/>
+          <w:rFonts w:ascii="Times New Roman" w:hAnsi="Times New Roman" w:cs="Times New Roman"/>
+          <w:b/>
+          <w:bCs/>
+          <w:sz w:val="28"/>
+          <w:szCs w:val="28"/>
+        </w:rPr>
+        <w:commentReference w:id="21"/>
       </w:r>
     </w:p>
     <w:p>
@@ -5722,22 +5957,26 @@
         <w:outlineLvl w:val="1"/>
         <w:rPr>
           <w:rFonts w:ascii="Times New Roman" w:hAnsi="Times New Roman" w:cs="Times New Roman"/>
-          <w:sz w:val="28"/>
-          <w:szCs w:val="28"/>
-        </w:rPr>
-      </w:pPr>
-      <w:bookmarkStart w:id="12" w:name="_Toc147234569"/>
-      <w:bookmarkStart w:id="13" w:name="_Toc240384797"/>
-      <w:r>
-        <w:rPr>
-          <w:rFonts w:ascii="Times New Roman" w:hAnsi="Times New Roman" w:cs="Times New Roman"/>
+          <w:b/>
+          <w:bCs/>
+          <w:sz w:val="28"/>
+          <w:szCs w:val="28"/>
+        </w:rPr>
+      </w:pPr>
+      <w:bookmarkStart w:id="22" w:name="_Toc147234569"/>
+      <w:bookmarkStart w:id="23" w:name="_Toc240384797"/>
+      <w:r>
+        <w:rPr>
+          <w:rFonts w:ascii="Times New Roman" w:hAnsi="Times New Roman" w:cs="Times New Roman"/>
+          <w:b/>
+          <w:bCs/>
           <w:sz w:val="28"/>
           <w:szCs w:val="28"/>
         </w:rPr>
         <w:t>Цели создания АС</w:t>
       </w:r>
-      <w:bookmarkEnd w:id="12"/>
-      <w:bookmarkEnd w:id="13"/>
+      <w:bookmarkEnd w:id="22"/>
+      <w:bookmarkEnd w:id="23"/>
     </w:p>
     <w:p>
       <w:pPr>
@@ -5830,22 +6069,26 @@
         <w:outlineLvl w:val="1"/>
         <w:rPr>
           <w:rFonts w:ascii="Times New Roman" w:hAnsi="Times New Roman" w:cs="Times New Roman"/>
-          <w:sz w:val="28"/>
-          <w:szCs w:val="28"/>
-        </w:rPr>
-      </w:pPr>
-      <w:bookmarkStart w:id="14" w:name="_Toc147234570"/>
-      <w:bookmarkStart w:id="15" w:name="_Toc240384798"/>
-      <w:r>
-        <w:rPr>
-          <w:rFonts w:ascii="Times New Roman" w:hAnsi="Times New Roman" w:cs="Times New Roman"/>
+          <w:b/>
+          <w:bCs/>
+          <w:sz w:val="28"/>
+          <w:szCs w:val="28"/>
+        </w:rPr>
+      </w:pPr>
+      <w:bookmarkStart w:id="24" w:name="_Toc147234570"/>
+      <w:bookmarkStart w:id="25" w:name="_Toc240384798"/>
+      <w:r>
+        <w:rPr>
+          <w:rFonts w:ascii="Times New Roman" w:hAnsi="Times New Roman" w:cs="Times New Roman"/>
+          <w:b/>
+          <w:bCs/>
           <w:sz w:val="28"/>
           <w:szCs w:val="28"/>
         </w:rPr>
         <w:t>Назначение АС</w:t>
       </w:r>
-      <w:bookmarkEnd w:id="14"/>
-      <w:bookmarkEnd w:id="15"/>
+      <w:bookmarkEnd w:id="24"/>
+      <w:bookmarkEnd w:id="25"/>
     </w:p>
     <w:p>
       <w:pPr>
@@ -5957,16 +6200,14 @@
       <w:r>
         <w:rPr>
           <w:rFonts w:ascii="Times New Roman" w:hAnsi="Times New Roman" w:cs="Times New Roman"/>
-          <w:noProof/>
-          <w:sz w:val="28"/>
-          <w:szCs w:val="28"/>
-        </w:rPr>
-        <w:lastRenderedPageBreak/>
+          <w:sz w:val="28"/>
+          <w:szCs w:val="28"/>
+        </w:rPr>
         <w:drawing>
-          <wp:inline distT="0" distB="0" distL="0" distR="0" wp14:anchorId="21475DA3" wp14:editId="32EDE301">
-            <wp:extent cx="5940425" cy="4083050"/>
+          <wp:inline distT="0" distB="0" distL="0" distR="0" wp14:anchorId="1A54B646" wp14:editId="5429C674">
+            <wp:extent cx="5940425" cy="3625850"/>
             <wp:effectExtent l="0" t="0" r="3175" b="0"/>
-            <wp:docPr id="293372509" name="Рисунок 1"/>
+            <wp:docPr id="736652772" name="Рисунок 1"/>
             <wp:cNvGraphicFramePr>
               <a:graphicFrameLocks xmlns:a="http://schemas.openxmlformats.org/drawingml/2006/main" noChangeAspect="1"/>
             </wp:cNvGraphicFramePr>
@@ -5974,11 +6215,11 @@
               <a:graphicData uri="http://schemas.openxmlformats.org/drawingml/2006/picture">
                 <pic:pic xmlns:pic="http://schemas.openxmlformats.org/drawingml/2006/picture">
                   <pic:nvPicPr>
-                    <pic:cNvPr id="293372509" name=""/>
+                    <pic:cNvPr id="736652772" name=""/>
                     <pic:cNvPicPr/>
                   </pic:nvPicPr>
                   <pic:blipFill>
-                    <a:blip r:embed="rId8"/>
+                    <a:blip r:embed="rId12"/>
                     <a:stretch>
                       <a:fillRect/>
                     </a:stretch>
@@ -5986,7 +6227,7 @@
                   <pic:spPr>
                     <a:xfrm>
                       <a:off x="0" y="0"/>
-                      <a:ext cx="5940425" cy="4083050"/>
+                      <a:ext cx="5940425" cy="3625850"/>
                     </a:xfrm>
                     <a:prstGeom prst="rect">
                       <a:avLst/>
@@ -6052,24 +6293,6 @@
     </w:p>
     <w:p>
       <w:pPr>
-        <w:spacing w:after="0" w:line="360" w:lineRule="auto"/>
-        <w:rPr>
-          <w:rFonts w:ascii="Times New Roman" w:hAnsi="Times New Roman" w:cs="Times New Roman"/>
-          <w:sz w:val="28"/>
-          <w:szCs w:val="28"/>
-        </w:rPr>
-      </w:pPr>
-      <w:r>
-        <w:rPr>
-          <w:rFonts w:ascii="Times New Roman" w:hAnsi="Times New Roman" w:cs="Times New Roman"/>
-          <w:sz w:val="28"/>
-          <w:szCs w:val="28"/>
-        </w:rPr>
-        <w:br w:type="page"/>
-      </w:r>
-    </w:p>
-    <w:p>
-      <w:pPr>
         <w:pStyle w:val="a7"/>
         <w:numPr>
           <w:ilvl w:val="0"/>
@@ -6087,8 +6310,8 @@
           <w:szCs w:val="28"/>
         </w:rPr>
       </w:pPr>
-      <w:bookmarkStart w:id="16" w:name="_Toc147234571"/>
-      <w:bookmarkStart w:id="17" w:name="_Toc240384799"/>
+      <w:bookmarkStart w:id="26" w:name="_Toc147234571"/>
+      <w:bookmarkStart w:id="27" w:name="_Toc240384799"/>
       <w:r>
         <w:rPr>
           <w:rFonts w:ascii="Times New Roman" w:hAnsi="Times New Roman" w:cs="Times New Roman"/>
@@ -6100,8 +6323,8 @@
         <w:lastRenderedPageBreak/>
         <w:t>ТРЕБОВАНИЯ К АВТОМАТИЗИРОВАННОЙ СИСТЕМЕ</w:t>
       </w:r>
-      <w:bookmarkEnd w:id="16"/>
-      <w:bookmarkEnd w:id="17"/>
+      <w:bookmarkEnd w:id="26"/>
+      <w:bookmarkEnd w:id="27"/>
     </w:p>
     <w:p>
       <w:pPr>
@@ -6131,22 +6354,26 @@
         <w:outlineLvl w:val="1"/>
         <w:rPr>
           <w:rFonts w:ascii="Times New Roman" w:hAnsi="Times New Roman" w:cs="Times New Roman"/>
-          <w:sz w:val="28"/>
-          <w:szCs w:val="28"/>
-        </w:rPr>
-      </w:pPr>
-      <w:bookmarkStart w:id="18" w:name="_Toc147234572"/>
-      <w:bookmarkStart w:id="19" w:name="_Toc240384800"/>
-      <w:r>
-        <w:rPr>
-          <w:rFonts w:ascii="Times New Roman" w:hAnsi="Times New Roman" w:cs="Times New Roman"/>
+          <w:b/>
+          <w:bCs/>
+          <w:sz w:val="28"/>
+          <w:szCs w:val="28"/>
+        </w:rPr>
+      </w:pPr>
+      <w:bookmarkStart w:id="28" w:name="_Toc147234572"/>
+      <w:bookmarkStart w:id="29" w:name="_Toc240384800"/>
+      <w:r>
+        <w:rPr>
+          <w:rFonts w:ascii="Times New Roman" w:hAnsi="Times New Roman" w:cs="Times New Roman"/>
+          <w:b/>
+          <w:bCs/>
           <w:sz w:val="28"/>
           <w:szCs w:val="28"/>
         </w:rPr>
         <w:t>Требования к структуре АС в целом</w:t>
       </w:r>
-      <w:bookmarkEnd w:id="18"/>
-      <w:bookmarkEnd w:id="19"/>
+      <w:bookmarkEnd w:id="28"/>
+      <w:bookmarkEnd w:id="29"/>
     </w:p>
     <w:p>
       <w:pPr>
@@ -6169,27 +6396,47 @@
           <w:numId w:val="1"/>
         </w:numPr>
         <w:spacing w:after="0" w:line="360" w:lineRule="auto"/>
-        <w:ind w:left="426"/>
-        <w:jc w:val="both"/>
+        <w:ind w:firstLine="0"/>
+        <w:jc w:val="center"/>
         <w:outlineLvl w:val="2"/>
         <w:rPr>
           <w:rFonts w:ascii="Times New Roman" w:hAnsi="Times New Roman" w:cs="Times New Roman"/>
-          <w:sz w:val="28"/>
-          <w:szCs w:val="28"/>
-        </w:rPr>
-      </w:pPr>
-      <w:bookmarkStart w:id="20" w:name="_Toc147234573"/>
-      <w:bookmarkStart w:id="21" w:name="_Toc240384801"/>
-      <w:r>
-        <w:rPr>
-          <w:rFonts w:ascii="Times New Roman" w:hAnsi="Times New Roman" w:cs="Times New Roman"/>
+          <w:b/>
+          <w:bCs/>
+          <w:sz w:val="28"/>
+          <w:szCs w:val="28"/>
+        </w:rPr>
+      </w:pPr>
+      <w:bookmarkStart w:id="30" w:name="_Toc147234573"/>
+      <w:bookmarkStart w:id="31" w:name="_Toc240384801"/>
+      <w:r>
+        <w:rPr>
+          <w:rFonts w:ascii="Times New Roman" w:hAnsi="Times New Roman" w:cs="Times New Roman"/>
+          <w:b/>
+          <w:bCs/>
           <w:sz w:val="28"/>
           <w:szCs w:val="28"/>
         </w:rPr>
         <w:t>Требования к структуре и функционированию системы</w:t>
       </w:r>
-      <w:bookmarkEnd w:id="20"/>
-      <w:bookmarkEnd w:id="21"/>
+      <w:bookmarkEnd w:id="30"/>
+      <w:bookmarkEnd w:id="31"/>
+    </w:p>
+    <w:p>
+      <w:pPr>
+        <w:pStyle w:val="a7"/>
+        <w:spacing w:after="0" w:line="360" w:lineRule="auto"/>
+        <w:ind w:left="0"/>
+        <w:jc w:val="center"/>
+        <w:outlineLvl w:val="2"/>
+        <w:rPr>
+          <w:rFonts w:ascii="Times New Roman" w:hAnsi="Times New Roman" w:cs="Times New Roman"/>
+          <w:b/>
+          <w:bCs/>
+          <w:sz w:val="28"/>
+          <w:szCs w:val="28"/>
+        </w:rPr>
+      </w:pPr>
     </w:p>
     <w:p>
       <w:pPr>
@@ -6730,6 +6977,53 @@
     <w:p>
       <w:pPr>
         <w:spacing w:after="0" w:line="360" w:lineRule="auto"/>
+        <w:ind w:left="708"/>
+        <w:jc w:val="both"/>
+        <w:rPr>
+          <w:rFonts w:ascii="Times New Roman" w:hAnsi="Times New Roman" w:cs="Times New Roman"/>
+          <w:sz w:val="28"/>
+        </w:rPr>
+      </w:pPr>
+      <w:r>
+        <w:rPr>
+          <w:rFonts w:ascii="Times New Roman" w:hAnsi="Times New Roman" w:cs="Times New Roman"/>
+          <w:sz w:val="28"/>
+        </w:rPr>
+        <w:t>−</w:t>
+      </w:r>
+      <w:r>
+        <w:rPr>
+          <w:rFonts w:ascii="Times New Roman" w:hAnsi="Times New Roman" w:cs="Times New Roman"/>
+          <w:sz w:val="28"/>
+        </w:rPr>
+        <w:t xml:space="preserve"> Зазор между динамиками </w:t>
+      </w:r>
+      <w:r>
+        <w:rPr>
+          <w:rFonts w:ascii="Times New Roman" w:hAnsi="Times New Roman" w:cs="Times New Roman"/>
+          <w:sz w:val="28"/>
+          <w:lang w:val="en-US"/>
+        </w:rPr>
+        <w:t>g</w:t>
+      </w:r>
+      <w:r>
+        <w:rPr>
+          <w:rFonts w:ascii="Times New Roman" w:hAnsi="Times New Roman" w:cs="Times New Roman"/>
+          <w:sz w:val="28"/>
+        </w:rPr>
+        <w:t xml:space="preserve"> </w:t>
+      </w:r>
+      <w:r>
+        <w:rPr>
+          <w:rFonts w:ascii="Times New Roman" w:hAnsi="Times New Roman" w:cs="Times New Roman"/>
+          <w:sz w:val="28"/>
+        </w:rPr>
+        <w:t>(15мм);</w:t>
+      </w:r>
+    </w:p>
+    <w:p>
+      <w:pPr>
+        <w:spacing w:after="0" w:line="360" w:lineRule="auto"/>
         <w:ind w:firstLine="709"/>
         <w:jc w:val="both"/>
         <w:rPr>
@@ -6738,7 +7032,8 @@
           <w:szCs w:val="28"/>
         </w:rPr>
       </w:pPr>
-      <w:commentRangeStart w:id="82"/>
+      <w:commentRangeStart w:id="32"/>
+      <w:commentRangeStart w:id="33"/>
       <w:r>
         <w:rPr>
           <w:rFonts w:ascii="Times New Roman" w:hAnsi="Times New Roman" w:cs="Times New Roman"/>
@@ -6752,7 +7047,7 @@
           <w:sz w:val="28"/>
           <w:szCs w:val="28"/>
         </w:rPr>
-        <w:t xml:space="preserve">Нижний динамик должен физически помещаться на лицевой панели по ширине с обязательными отступами по краям по 25мм с боковых </w:t>
+        <w:t xml:space="preserve">Нижний динамик должен физически помещаться на лицевой панели по ширине с обязательными отступами 25мм с боковых </w:t>
       </w:r>
       <w:r>
         <w:rPr>
@@ -6777,6 +7072,131 @@
           <w:szCs w:val="28"/>
         </w:rPr>
         <w:t xml:space="preserve"> (</w:t>
+      </w:r>
+      <w:r>
+        <w:rPr>
+          <w:rFonts w:ascii="Times New Roman" w:hAnsi="Times New Roman" w:cs="Times New Roman"/>
+          <w:sz w:val="28"/>
+          <w:szCs w:val="28"/>
+          <w:lang w:val="en-US"/>
+        </w:rPr>
+        <w:t>D</w:t>
+      </w:r>
+      <w:r>
+        <w:rPr>
+          <w:rFonts w:ascii="Times New Roman" w:hAnsi="Times New Roman" w:cs="Times New Roman"/>
+          <w:sz w:val="28"/>
+          <w:szCs w:val="28"/>
+        </w:rPr>
+        <w:t>1</w:t>
+      </w:r>
+      <w:r>
+        <w:rPr>
+          <w:rFonts w:ascii="Times New Roman" w:hAnsi="Times New Roman" w:cs="Times New Roman"/>
+          <w:sz w:val="28"/>
+          <w:szCs w:val="28"/>
+          <w:vertAlign w:val="subscript"/>
+        </w:rPr>
+        <w:t xml:space="preserve"> </w:t>
+      </w:r>
+      <w:r>
+        <w:rPr>
+          <w:rFonts w:ascii="Times New Roman" w:hAnsi="Times New Roman" w:cs="Times New Roman"/>
+          <w:sz w:val="28"/>
+          <w:szCs w:val="28"/>
+        </w:rPr>
+        <w:t>≤</w:t>
+      </w:r>
+      <w:r>
+        <w:rPr>
+          <w:rFonts w:ascii="Times New Roman" w:hAnsi="Times New Roman" w:cs="Times New Roman"/>
+          <w:sz w:val="28"/>
+          <w:szCs w:val="28"/>
+        </w:rPr>
+        <w:t xml:space="preserve"> </w:t>
+      </w:r>
+      <w:r>
+        <w:rPr>
+          <w:rFonts w:ascii="Times New Roman" w:hAnsi="Times New Roman" w:cs="Times New Roman"/>
+          <w:sz w:val="28"/>
+          <w:szCs w:val="28"/>
+          <w:lang w:val="en-US"/>
+        </w:rPr>
+        <w:t>W</w:t>
+      </w:r>
+      <w:r>
+        <w:rPr>
+          <w:rFonts w:ascii="Times New Roman" w:hAnsi="Times New Roman" w:cs="Times New Roman"/>
+          <w:sz w:val="28"/>
+          <w:szCs w:val="28"/>
+        </w:rPr>
+        <w:t xml:space="preserve"> </w:t>
+      </w:r>
+      <w:r>
+        <w:rPr>
+          <w:rFonts w:ascii="Times New Roman" w:hAnsi="Times New Roman" w:cs="Times New Roman"/>
+          <w:sz w:val="28"/>
+          <w:szCs w:val="28"/>
+        </w:rPr>
+        <w:t>– 50мм)</w:t>
+      </w:r>
+      <w:r>
+        <w:rPr>
+          <w:rFonts w:ascii="Times New Roman" w:hAnsi="Times New Roman" w:cs="Times New Roman"/>
+          <w:sz w:val="28"/>
+          <w:szCs w:val="28"/>
+        </w:rPr>
+        <w:t xml:space="preserve">. При изменении ширины </w:t>
+      </w:r>
+      <w:r>
+        <w:rPr>
+          <w:rFonts w:ascii="Times New Roman" w:hAnsi="Times New Roman" w:cs="Times New Roman"/>
+          <w:sz w:val="28"/>
+          <w:szCs w:val="28"/>
+          <w:lang w:val="en-US"/>
+        </w:rPr>
+        <w:t>W</w:t>
+      </w:r>
+      <w:r>
+        <w:rPr>
+          <w:rFonts w:ascii="Times New Roman" w:hAnsi="Times New Roman" w:cs="Times New Roman"/>
+          <w:sz w:val="28"/>
+          <w:szCs w:val="28"/>
+        </w:rPr>
+        <w:t xml:space="preserve"> </w:t>
+      </w:r>
+      <w:r>
+        <w:rPr>
+          <w:rFonts w:ascii="Times New Roman" w:hAnsi="Times New Roman" w:cs="Times New Roman"/>
+          <w:sz w:val="28"/>
+          <w:szCs w:val="28"/>
+        </w:rPr>
+        <w:t xml:space="preserve">верхний предел допустимого диапазона для диаметра нижнего динамика </w:t>
+      </w:r>
+      <w:r>
+        <w:rPr>
+          <w:rFonts w:ascii="Times New Roman" w:hAnsi="Times New Roman" w:cs="Times New Roman"/>
+          <w:sz w:val="28"/>
+          <w:szCs w:val="28"/>
+          <w:lang w:val="en-US"/>
+        </w:rPr>
+        <w:t>D</w:t>
+      </w:r>
+      <w:r>
+        <w:rPr>
+          <w:rFonts w:ascii="Times New Roman" w:hAnsi="Times New Roman" w:cs="Times New Roman"/>
+          <w:sz w:val="28"/>
+          <w:szCs w:val="28"/>
+        </w:rPr>
+        <w:t xml:space="preserve">1 </w:t>
+      </w:r>
+      <w:r>
+        <w:rPr>
+          <w:rFonts w:ascii="Times New Roman" w:hAnsi="Times New Roman" w:cs="Times New Roman"/>
+          <w:sz w:val="28"/>
+          <w:szCs w:val="28"/>
+        </w:rPr>
+        <w:t xml:space="preserve">динамически ограничивается текущим значением ширины </w:t>
       </w:r>
       <w:r>
         <w:rPr>
@@ -6795,7 +7215,204 @@
           <w:vertAlign w:val="subscript"/>
           <w:lang w:val="en-US"/>
         </w:rPr>
-        <w:t>woofer</w:t>
+        <w:t>max</w:t>
+      </w:r>
+      <w:r>
+        <w:rPr>
+          <w:rFonts w:ascii="Times New Roman" w:hAnsi="Times New Roman" w:cs="Times New Roman"/>
+          <w:sz w:val="28"/>
+          <w:szCs w:val="28"/>
+        </w:rPr>
+        <w:t xml:space="preserve"> = </w:t>
+      </w:r>
+      <w:r>
+        <w:rPr>
+          <w:rFonts w:ascii="Times New Roman" w:hAnsi="Times New Roman" w:cs="Times New Roman"/>
+          <w:sz w:val="28"/>
+          <w:szCs w:val="28"/>
+          <w:lang w:val="en-US"/>
+        </w:rPr>
+        <w:t>min</w:t>
+      </w:r>
+      <w:r>
+        <w:rPr>
+          <w:rFonts w:ascii="Times New Roman" w:hAnsi="Times New Roman" w:cs="Times New Roman"/>
+          <w:sz w:val="28"/>
+          <w:szCs w:val="28"/>
+        </w:rPr>
+        <w:t xml:space="preserve">(250; </w:t>
+      </w:r>
+      <w:r>
+        <w:rPr>
+          <w:rFonts w:ascii="Times New Roman" w:hAnsi="Times New Roman" w:cs="Times New Roman"/>
+          <w:sz w:val="28"/>
+          <w:szCs w:val="28"/>
+          <w:lang w:val="en-US"/>
+        </w:rPr>
+        <w:t>W</w:t>
+      </w:r>
+      <w:r>
+        <w:rPr>
+          <w:rFonts w:ascii="Times New Roman" w:hAnsi="Times New Roman" w:cs="Times New Roman"/>
+          <w:sz w:val="28"/>
+          <w:szCs w:val="28"/>
+        </w:rPr>
+        <w:t xml:space="preserve"> </w:t>
+      </w:r>
+      <w:r>
+        <w:rPr>
+          <w:rFonts w:ascii="Times New Roman" w:hAnsi="Times New Roman" w:cs="Times New Roman"/>
+          <w:sz w:val="28"/>
+          <w:szCs w:val="28"/>
+        </w:rPr>
+        <w:t>–</w:t>
+      </w:r>
+      <w:r>
+        <w:rPr>
+          <w:rFonts w:ascii="Times New Roman" w:hAnsi="Times New Roman" w:cs="Times New Roman"/>
+          <w:sz w:val="28"/>
+          <w:szCs w:val="28"/>
+        </w:rPr>
+        <w:t xml:space="preserve"> 50). </w:t>
+      </w:r>
+      <w:r>
+        <w:rPr>
+          <w:rFonts w:ascii="Times New Roman" w:hAnsi="Times New Roman" w:cs="Times New Roman"/>
+          <w:sz w:val="28"/>
+          <w:szCs w:val="28"/>
+        </w:rPr>
+        <w:t>Также п</w:t>
+      </w:r>
+      <w:r>
+        <w:rPr>
+          <w:rFonts w:ascii="Times New Roman" w:hAnsi="Times New Roman" w:cs="Times New Roman"/>
+          <w:sz w:val="28"/>
+          <w:szCs w:val="28"/>
+        </w:rPr>
+        <w:t xml:space="preserve">ри изменении </w:t>
+      </w:r>
+      <w:r>
+        <w:rPr>
+          <w:rFonts w:ascii="Times New Roman" w:hAnsi="Times New Roman" w:cs="Times New Roman"/>
+          <w:sz w:val="28"/>
+          <w:szCs w:val="28"/>
+        </w:rPr>
+        <w:t>диаметра динамика</w:t>
+      </w:r>
+      <w:r>
+        <w:rPr>
+          <w:rFonts w:ascii="Times New Roman" w:hAnsi="Times New Roman" w:cs="Times New Roman"/>
+          <w:sz w:val="28"/>
+          <w:szCs w:val="28"/>
+        </w:rPr>
+        <w:t xml:space="preserve"> </w:t>
+      </w:r>
+      <w:r>
+        <w:rPr>
+          <w:rFonts w:ascii="Times New Roman" w:hAnsi="Times New Roman" w:cs="Times New Roman"/>
+          <w:sz w:val="28"/>
+          <w:szCs w:val="28"/>
+          <w:lang w:val="en-US"/>
+        </w:rPr>
+        <w:t>D</w:t>
+      </w:r>
+      <w:r>
+        <w:rPr>
+          <w:rFonts w:ascii="Times New Roman" w:hAnsi="Times New Roman" w:cs="Times New Roman"/>
+          <w:sz w:val="28"/>
+          <w:szCs w:val="28"/>
+        </w:rPr>
+        <w:t>1</w:t>
+      </w:r>
+      <w:r>
+        <w:rPr>
+          <w:rFonts w:ascii="Times New Roman" w:hAnsi="Times New Roman" w:cs="Times New Roman"/>
+          <w:sz w:val="28"/>
+          <w:szCs w:val="28"/>
+        </w:rPr>
+        <w:t xml:space="preserve"> </w:t>
+      </w:r>
+      <w:r>
+        <w:rPr>
+          <w:rFonts w:ascii="Times New Roman" w:hAnsi="Times New Roman" w:cs="Times New Roman"/>
+          <w:sz w:val="28"/>
+          <w:szCs w:val="28"/>
+        </w:rPr>
+        <w:t>нижний</w:t>
+      </w:r>
+      <w:r>
+        <w:rPr>
+          <w:rFonts w:ascii="Times New Roman" w:hAnsi="Times New Roman" w:cs="Times New Roman"/>
+          <w:sz w:val="28"/>
+          <w:szCs w:val="28"/>
+        </w:rPr>
+        <w:t xml:space="preserve"> предел допустимого диапазона для </w:t>
+      </w:r>
+      <w:r>
+        <w:rPr>
+          <w:rFonts w:ascii="Times New Roman" w:hAnsi="Times New Roman" w:cs="Times New Roman"/>
+          <w:sz w:val="28"/>
+          <w:szCs w:val="28"/>
+        </w:rPr>
+        <w:t>ширины</w:t>
+      </w:r>
+      <w:r>
+        <w:rPr>
+          <w:rFonts w:ascii="Times New Roman" w:hAnsi="Times New Roman" w:cs="Times New Roman"/>
+          <w:sz w:val="28"/>
+          <w:szCs w:val="28"/>
+        </w:rPr>
+        <w:t xml:space="preserve"> </w:t>
+      </w:r>
+      <w:r>
+        <w:rPr>
+          <w:rFonts w:ascii="Times New Roman" w:hAnsi="Times New Roman" w:cs="Times New Roman"/>
+          <w:sz w:val="28"/>
+          <w:szCs w:val="28"/>
+          <w:lang w:val="en-US"/>
+        </w:rPr>
+        <w:t>W</w:t>
+      </w:r>
+      <w:r>
+        <w:rPr>
+          <w:rFonts w:ascii="Times New Roman" w:hAnsi="Times New Roman" w:cs="Times New Roman"/>
+          <w:sz w:val="28"/>
+          <w:szCs w:val="28"/>
+        </w:rPr>
+        <w:t xml:space="preserve"> </w:t>
+      </w:r>
+      <w:r>
+        <w:rPr>
+          <w:rFonts w:ascii="Times New Roman" w:hAnsi="Times New Roman" w:cs="Times New Roman"/>
+          <w:sz w:val="28"/>
+          <w:szCs w:val="28"/>
+        </w:rPr>
+        <w:t xml:space="preserve">динамически </w:t>
+      </w:r>
+      <w:r>
+        <w:rPr>
+          <w:rFonts w:ascii="Times New Roman" w:hAnsi="Times New Roman" w:cs="Times New Roman"/>
+          <w:sz w:val="28"/>
+          <w:szCs w:val="28"/>
+        </w:rPr>
+        <w:t>сдвигается в большую сторону в зависимости от диаметра</w:t>
+      </w:r>
+      <w:r>
+        <w:rPr>
+          <w:rFonts w:ascii="Times New Roman" w:hAnsi="Times New Roman" w:cs="Times New Roman"/>
+          <w:sz w:val="28"/>
+          <w:szCs w:val="28"/>
+        </w:rPr>
+        <w:t xml:space="preserve"> </w:t>
+      </w:r>
+      <w:r>
+        <w:rPr>
+          <w:rFonts w:ascii="Times New Roman" w:hAnsi="Times New Roman" w:cs="Times New Roman"/>
+          <w:sz w:val="28"/>
+          <w:szCs w:val="28"/>
+          <w:lang w:val="en-US"/>
+        </w:rPr>
+        <w:t>W</w:t>
       </w:r>
       <w:r>
         <w:rPr>
@@ -6803,6 +7420,92 @@
           <w:sz w:val="28"/>
           <w:szCs w:val="28"/>
           <w:vertAlign w:val="subscript"/>
+          <w:lang w:val="en-US"/>
+        </w:rPr>
+        <w:t>m</w:t>
+      </w:r>
+      <w:r>
+        <w:rPr>
+          <w:rFonts w:ascii="Times New Roman" w:hAnsi="Times New Roman" w:cs="Times New Roman"/>
+          <w:sz w:val="28"/>
+          <w:szCs w:val="28"/>
+          <w:vertAlign w:val="subscript"/>
+          <w:lang w:val="en-US"/>
+        </w:rPr>
+        <w:t>in</w:t>
+      </w:r>
+      <w:r>
+        <w:rPr>
+          <w:rFonts w:ascii="Times New Roman" w:hAnsi="Times New Roman" w:cs="Times New Roman"/>
+          <w:sz w:val="28"/>
+          <w:szCs w:val="28"/>
+        </w:rPr>
+        <w:t xml:space="preserve"> = </w:t>
+      </w:r>
+      <w:r>
+        <w:rPr>
+          <w:rFonts w:ascii="Times New Roman" w:hAnsi="Times New Roman" w:cs="Times New Roman"/>
+          <w:sz w:val="28"/>
+          <w:szCs w:val="28"/>
+          <w:lang w:val="en-US"/>
+        </w:rPr>
+        <w:t>m</w:t>
+      </w:r>
+      <w:r>
+        <w:rPr>
+          <w:rFonts w:ascii="Times New Roman" w:hAnsi="Times New Roman" w:cs="Times New Roman"/>
+          <w:sz w:val="28"/>
+          <w:szCs w:val="28"/>
+          <w:lang w:val="en-US"/>
+        </w:rPr>
+        <w:t>ax</w:t>
+      </w:r>
+      <w:r>
+        <w:rPr>
+          <w:rFonts w:ascii="Times New Roman" w:hAnsi="Times New Roman" w:cs="Times New Roman"/>
+          <w:sz w:val="28"/>
+          <w:szCs w:val="28"/>
+        </w:rPr>
+        <w:t>(</w:t>
+      </w:r>
+      <w:r>
+        <w:rPr>
+          <w:rFonts w:ascii="Times New Roman" w:hAnsi="Times New Roman" w:cs="Times New Roman"/>
+          <w:sz w:val="28"/>
+          <w:szCs w:val="28"/>
+        </w:rPr>
+        <w:t>1</w:t>
+      </w:r>
+      <w:r>
+        <w:rPr>
+          <w:rFonts w:ascii="Times New Roman" w:hAnsi="Times New Roman" w:cs="Times New Roman"/>
+          <w:sz w:val="28"/>
+          <w:szCs w:val="28"/>
+        </w:rPr>
+        <w:t xml:space="preserve">50; </w:t>
+      </w:r>
+      <w:r>
+        <w:rPr>
+          <w:rFonts w:ascii="Times New Roman" w:hAnsi="Times New Roman" w:cs="Times New Roman"/>
+          <w:sz w:val="28"/>
+          <w:szCs w:val="28"/>
+          <w:lang w:val="en-US"/>
+        </w:rPr>
+        <w:t>D</w:t>
+      </w:r>
+      <w:r>
+        <w:rPr>
+          <w:rFonts w:ascii="Times New Roman" w:hAnsi="Times New Roman" w:cs="Times New Roman"/>
+          <w:sz w:val="28"/>
+          <w:szCs w:val="28"/>
+        </w:rPr>
+        <w:t>1</w:t>
+      </w:r>
+      <w:r>
+        <w:rPr>
+          <w:rFonts w:ascii="Times New Roman" w:hAnsi="Times New Roman" w:cs="Times New Roman"/>
+          <w:sz w:val="28"/>
+          <w:szCs w:val="28"/>
         </w:rPr>
         <w:t xml:space="preserve"> </w:t>
       </w:r>
@@ -6812,40 +7515,15 @@
           <w:sz w:val="28"/>
           <w:szCs w:val="28"/>
         </w:rPr>
-        <w:t>≤</w:t>
-      </w:r>
-      <w:r>
-        <w:rPr>
-          <w:rFonts w:ascii="Times New Roman" w:hAnsi="Times New Roman" w:cs="Times New Roman"/>
-          <w:sz w:val="28"/>
-          <w:szCs w:val="28"/>
-        </w:rPr>
-        <w:t xml:space="preserve"> </w:t>
-      </w:r>
-      <w:r>
-        <w:rPr>
-          <w:rFonts w:ascii="Times New Roman" w:hAnsi="Times New Roman" w:cs="Times New Roman"/>
-          <w:sz w:val="28"/>
-          <w:szCs w:val="28"/>
-          <w:lang w:val="en-US"/>
-        </w:rPr>
-        <w:t>W</w:t>
-      </w:r>
-      <w:r>
-        <w:rPr>
-          <w:rFonts w:ascii="Times New Roman" w:hAnsi="Times New Roman" w:cs="Times New Roman"/>
-          <w:sz w:val="28"/>
-          <w:szCs w:val="28"/>
-        </w:rPr>
-        <w:t xml:space="preserve"> </w:t>
-      </w:r>
-      <w:r>
-        <w:rPr>
-          <w:rFonts w:ascii="Times New Roman" w:hAnsi="Times New Roman" w:cs="Times New Roman"/>
-          <w:sz w:val="28"/>
-          <w:szCs w:val="28"/>
-        </w:rPr>
-        <w:t>– 50мм)</w:t>
+        <w:t>+</w:t>
+      </w:r>
+      <w:r>
+        <w:rPr>
+          <w:rFonts w:ascii="Times New Roman" w:hAnsi="Times New Roman" w:cs="Times New Roman"/>
+          <w:sz w:val="28"/>
+          <w:szCs w:val="28"/>
+        </w:rPr>
+        <w:t xml:space="preserve"> 50)</w:t>
       </w:r>
       <w:r>
         <w:rPr>
@@ -6854,12 +7532,25 @@
         </w:rPr>
         <w:t xml:space="preserve">; </w:t>
       </w:r>
-      <w:commentRangeEnd w:id="82"/>
+      <w:commentRangeEnd w:id="32"/>
       <w:r>
         <w:rPr>
           <w:rStyle w:val="ae"/>
-        </w:rPr>
-        <w:commentReference w:id="82"/>
+          <w:rFonts w:ascii="Times New Roman" w:hAnsi="Times New Roman" w:cs="Times New Roman"/>
+          <w:sz w:val="28"/>
+          <w:szCs w:val="28"/>
+        </w:rPr>
+        <w:commentReference w:id="32"/>
+      </w:r>
+      <w:commentRangeEnd w:id="33"/>
+      <w:r>
+        <w:rPr>
+          <w:rStyle w:val="ae"/>
+          <w:rFonts w:ascii="Times New Roman" w:hAnsi="Times New Roman" w:cs="Times New Roman"/>
+          <w:sz w:val="28"/>
+          <w:szCs w:val="28"/>
+        </w:rPr>
+        <w:commentReference w:id="33"/>
       </w:r>
     </w:p>
     <w:p>
@@ -6873,12 +7564,14 @@
           <w:szCs w:val="28"/>
         </w:rPr>
       </w:pPr>
-      <w:commentRangeStart w:id="81"/>
-      <w:r>
-        <w:rPr>
-          <w:rFonts w:ascii="Times New Roman" w:hAnsi="Times New Roman" w:cs="Times New Roman"/>
-          <w:sz w:val="28"/>
-        </w:rPr>
+      <w:commentRangeStart w:id="34"/>
+      <w:commentRangeStart w:id="35"/>
+      <w:r>
+        <w:rPr>
+          <w:rFonts w:ascii="Times New Roman" w:hAnsi="Times New Roman" w:cs="Times New Roman"/>
+          <w:sz w:val="28"/>
+        </w:rPr>
+        <w:lastRenderedPageBreak/>
         <w:t xml:space="preserve">− </w:t>
       </w:r>
       <w:r>
@@ -6903,7 +7596,23 @@
           <w:sz w:val="28"/>
           <w:szCs w:val="28"/>
         </w:rPr>
-        <w:t>мм) и не должен превышать общую высоту колонки</w:t>
+        <w:t>мм) и</w:t>
+      </w:r>
+      <w:r>
+        <w:rPr>
+          <w:rFonts w:ascii="Times New Roman" w:hAnsi="Times New Roman" w:cs="Times New Roman"/>
+          <w:sz w:val="28"/>
+          <w:szCs w:val="28"/>
+        </w:rPr>
+        <w:t xml:space="preserve"> с обязательными отступами 55мм с боковых граней и 30мм от верхнего края</w:t>
+      </w:r>
+      <w:r>
+        <w:rPr>
+          <w:rFonts w:ascii="Times New Roman" w:hAnsi="Times New Roman" w:cs="Times New Roman"/>
+          <w:sz w:val="28"/>
+          <w:szCs w:val="28"/>
+        </w:rPr>
+        <w:t xml:space="preserve"> не должен превышать общую высоту колонки</w:t>
       </w:r>
       <w:r>
         <w:rPr>
@@ -6927,18 +7636,33 @@
           <w:rFonts w:ascii="Times New Roman" w:hAnsi="Times New Roman" w:cs="Times New Roman"/>
           <w:sz w:val="28"/>
           <w:szCs w:val="28"/>
-          <w:vertAlign w:val="subscript"/>
+        </w:rPr>
+        <w:t>2</w:t>
+      </w:r>
+      <w:r>
+        <w:rPr>
+          <w:rFonts w:ascii="Times New Roman" w:hAnsi="Times New Roman" w:cs="Times New Roman"/>
+          <w:sz w:val="28"/>
+          <w:szCs w:val="28"/>
+        </w:rPr>
+        <w:t xml:space="preserve"> ≤ </w:t>
+      </w:r>
+      <w:r>
+        <w:rPr>
+          <w:rFonts w:ascii="Times New Roman" w:hAnsi="Times New Roman" w:cs="Times New Roman"/>
+          <w:sz w:val="28"/>
+          <w:szCs w:val="28"/>
           <w:lang w:val="en-US"/>
         </w:rPr>
-        <w:t>tweeter</w:t>
-      </w:r>
-      <w:r>
-        <w:rPr>
-          <w:rFonts w:ascii="Times New Roman" w:hAnsi="Times New Roman" w:cs="Times New Roman"/>
-          <w:sz w:val="28"/>
-          <w:szCs w:val="28"/>
-        </w:rPr>
-        <w:t xml:space="preserve"> ≤ </w:t>
+        <w:t>H</w:t>
+      </w:r>
+      <w:r>
+        <w:rPr>
+          <w:rFonts w:ascii="Times New Roman" w:hAnsi="Times New Roman" w:cs="Times New Roman"/>
+          <w:sz w:val="28"/>
+          <w:szCs w:val="28"/>
+        </w:rPr>
+        <w:t xml:space="preserve"> – </w:t>
       </w:r>
       <w:r>
         <w:rPr>
@@ -6947,7 +7671,15 @@
           <w:szCs w:val="28"/>
           <w:lang w:val="en-US"/>
         </w:rPr>
-        <w:t>H</w:t>
+        <w:t>D</w:t>
+      </w:r>
+      <w:r>
+        <w:rPr>
+          <w:rFonts w:ascii="Times New Roman" w:hAnsi="Times New Roman" w:cs="Times New Roman"/>
+          <w:sz w:val="28"/>
+          <w:szCs w:val="28"/>
+        </w:rPr>
+        <w:t>1</w:t>
       </w:r>
       <w:r>
         <w:rPr>
@@ -6964,33 +7696,6 @@
           <w:szCs w:val="28"/>
           <w:lang w:val="en-US"/>
         </w:rPr>
-        <w:t>D</w:t>
-      </w:r>
-      <w:r>
-        <w:rPr>
-          <w:rFonts w:ascii="Times New Roman" w:hAnsi="Times New Roman" w:cs="Times New Roman"/>
-          <w:sz w:val="28"/>
-          <w:szCs w:val="28"/>
-          <w:vertAlign w:val="subscript"/>
-          <w:lang w:val="en-US"/>
-        </w:rPr>
-        <w:t>woofer</w:t>
-      </w:r>
-      <w:r>
-        <w:rPr>
-          <w:rFonts w:ascii="Times New Roman" w:hAnsi="Times New Roman" w:cs="Times New Roman"/>
-          <w:sz w:val="28"/>
-          <w:szCs w:val="28"/>
-        </w:rPr>
-        <w:t xml:space="preserve"> – </w:t>
-      </w:r>
-      <w:r>
-        <w:rPr>
-          <w:rFonts w:ascii="Times New Roman" w:hAnsi="Times New Roman" w:cs="Times New Roman"/>
-          <w:sz w:val="28"/>
-          <w:szCs w:val="28"/>
-          <w:lang w:val="en-US"/>
-        </w:rPr>
         <w:t>g</w:t>
       </w:r>
       <w:r>
@@ -6999,6 +7704,38 @@
           <w:sz w:val="28"/>
           <w:szCs w:val="28"/>
         </w:rPr>
+        <w:t xml:space="preserve"> </w:t>
+      </w:r>
+      <w:r>
+        <w:rPr>
+          <w:rFonts w:ascii="Times New Roman" w:hAnsi="Times New Roman" w:cs="Times New Roman"/>
+          <w:sz w:val="28"/>
+          <w:szCs w:val="28"/>
+        </w:rPr>
+        <w:t>–</w:t>
+      </w:r>
+      <w:r>
+        <w:rPr>
+          <w:rFonts w:ascii="Times New Roman" w:hAnsi="Times New Roman" w:cs="Times New Roman"/>
+          <w:sz w:val="28"/>
+          <w:szCs w:val="28"/>
+        </w:rPr>
+        <w:t xml:space="preserve"> 30</w:t>
+      </w:r>
+      <w:r>
+        <w:rPr>
+          <w:rFonts w:ascii="Times New Roman" w:hAnsi="Times New Roman" w:cs="Times New Roman"/>
+          <w:sz w:val="28"/>
+          <w:szCs w:val="28"/>
+        </w:rPr>
+        <w:t>мм</w:t>
+      </w:r>
+      <w:r>
+        <w:rPr>
+          <w:rFonts w:ascii="Times New Roman" w:hAnsi="Times New Roman" w:cs="Times New Roman"/>
+          <w:sz w:val="28"/>
+          <w:szCs w:val="28"/>
+        </w:rPr>
         <w:t>)</w:t>
       </w:r>
       <w:r>
@@ -7009,12 +7746,25 @@
         </w:rPr>
         <w:t>.</w:t>
       </w:r>
-      <w:commentRangeEnd w:id="81"/>
+      <w:commentRangeEnd w:id="34"/>
       <w:r>
         <w:rPr>
           <w:rStyle w:val="ae"/>
-        </w:rPr>
-        <w:commentReference w:id="81"/>
+          <w:rFonts w:ascii="Times New Roman" w:hAnsi="Times New Roman" w:cs="Times New Roman"/>
+          <w:sz w:val="28"/>
+          <w:szCs w:val="28"/>
+        </w:rPr>
+        <w:commentReference w:id="34"/>
+      </w:r>
+      <w:commentRangeEnd w:id="35"/>
+      <w:r>
+        <w:rPr>
+          <w:rStyle w:val="ae"/>
+          <w:rFonts w:ascii="Times New Roman" w:hAnsi="Times New Roman" w:cs="Times New Roman"/>
+          <w:sz w:val="28"/>
+          <w:szCs w:val="28"/>
+        </w:rPr>
+        <w:commentReference w:id="35"/>
       </w:r>
     </w:p>
     <w:p>
@@ -7083,17 +7833,19 @@
           <w:sz w:val="28"/>
           <w:szCs w:val="28"/>
         </w:rPr>
-        <w:t xml:space="preserve">. В плагине должны проходить проверки значений, вводимых пользователем. Реализуемый плагин должен обеспечивать обработку ошибочных ситуаций, возникающих в </w:t>
-      </w:r>
-      <w:r>
-        <w:rPr>
-          <w:rFonts w:ascii="Times New Roman" w:hAnsi="Times New Roman" w:cs="Times New Roman"/>
-          <w:sz w:val="28"/>
-          <w:szCs w:val="28"/>
-        </w:rPr>
-        <w:lastRenderedPageBreak/>
-        <w:t>процессе работы. При нажатии на кнопку «Построить» должна проходить проверка правильности ввода данных. Если данные некорректные, то должно высветиться окно с ошибкой построения и не будут применяться введенные параметры.</w:t>
-      </w:r>
+        <w:t>. В плагине должны проходить проверки значений, вводимых пользователем. Реализуемый плагин должен обеспечивать обработку ошибочных ситуаций, возникающих в процессе работы. При нажатии на кнопку «Построить» должна проходить проверка правильности ввода данных. Если данные некорректные, то должно высветиться окно с ошибкой построения и не будут применяться введенные параметры.</w:t>
+      </w:r>
+    </w:p>
+    <w:p>
+      <w:pPr>
+        <w:spacing w:after="0" w:line="360" w:lineRule="auto"/>
+        <w:jc w:val="center"/>
+        <w:rPr>
+          <w:rFonts w:ascii="Times New Roman" w:hAnsi="Times New Roman" w:cs="Times New Roman"/>
+          <w:sz w:val="28"/>
+          <w:szCs w:val="28"/>
+        </w:rPr>
+      </w:pPr>
     </w:p>
     <w:p>
       <w:pPr>
@@ -7103,33 +7855,53 @@
           <w:numId w:val="1"/>
         </w:numPr>
         <w:spacing w:after="0" w:line="360" w:lineRule="auto"/>
+        <w:ind w:firstLine="0"/>
+        <w:jc w:val="center"/>
+        <w:outlineLvl w:val="2"/>
+        <w:rPr>
+          <w:rFonts w:ascii="Times New Roman" w:hAnsi="Times New Roman" w:cs="Times New Roman"/>
+          <w:b/>
+          <w:bCs/>
+          <w:sz w:val="28"/>
+          <w:szCs w:val="28"/>
+        </w:rPr>
+      </w:pPr>
+      <w:bookmarkStart w:id="36" w:name="_Toc147234574"/>
+      <w:bookmarkStart w:id="37" w:name="_Toc240384802"/>
+      <w:r>
+        <w:rPr>
+          <w:rFonts w:ascii="Times New Roman" w:hAnsi="Times New Roman" w:cs="Times New Roman"/>
+          <w:b/>
+          <w:bCs/>
+          <w:sz w:val="28"/>
+          <w:szCs w:val="28"/>
+        </w:rPr>
+        <w:t>Требования к численности и квалификации персонала системы</w:t>
+      </w:r>
+      <w:bookmarkEnd w:id="36"/>
+      <w:bookmarkEnd w:id="37"/>
+    </w:p>
+    <w:p>
+      <w:pPr>
+        <w:pStyle w:val="a7"/>
+        <w:spacing w:after="0" w:line="360" w:lineRule="auto"/>
+        <w:ind w:left="0"/>
+        <w:jc w:val="center"/>
+        <w:outlineLvl w:val="2"/>
+        <w:rPr>
+          <w:rFonts w:ascii="Times New Roman" w:hAnsi="Times New Roman" w:cs="Times New Roman"/>
+          <w:b/>
+          <w:bCs/>
+          <w:sz w:val="28"/>
+          <w:szCs w:val="28"/>
+        </w:rPr>
+      </w:pPr>
+    </w:p>
+    <w:p>
+      <w:pPr>
+        <w:spacing w:after="0" w:line="360" w:lineRule="auto"/>
         <w:ind w:firstLine="709"/>
         <w:jc w:val="both"/>
-        <w:outlineLvl w:val="2"/>
-        <w:rPr>
-          <w:rFonts w:ascii="Times New Roman" w:hAnsi="Times New Roman" w:cs="Times New Roman"/>
-          <w:sz w:val="28"/>
-          <w:szCs w:val="28"/>
-        </w:rPr>
-      </w:pPr>
-      <w:bookmarkStart w:id="22" w:name="_Toc147234574"/>
-      <w:bookmarkStart w:id="23" w:name="_Toc240384802"/>
-      <w:r>
-        <w:rPr>
-          <w:rFonts w:ascii="Times New Roman" w:hAnsi="Times New Roman" w:cs="Times New Roman"/>
-          <w:sz w:val="28"/>
-          <w:szCs w:val="28"/>
-        </w:rPr>
-        <w:t>Требования к численности и квалификации персонала системы</w:t>
-      </w:r>
-      <w:bookmarkEnd w:id="22"/>
-      <w:bookmarkEnd w:id="23"/>
-    </w:p>
-    <w:p>
-      <w:pPr>
-        <w:spacing w:after="0" w:line="360" w:lineRule="auto"/>
-        <w:ind w:firstLine="709"/>
-        <w:jc w:val="both"/>
         <w:rPr>
           <w:rFonts w:ascii="Times New Roman" w:hAnsi="Times New Roman" w:cs="Times New Roman"/>
           <w:sz w:val="28"/>
@@ -7144,6 +7916,17 @@
         </w:rPr>
         <w:t>Дополнительные требования к численности и квалификации персонала системы не предъявляются.</w:t>
       </w:r>
+    </w:p>
+    <w:p>
+      <w:pPr>
+        <w:spacing w:after="0" w:line="360" w:lineRule="auto"/>
+        <w:jc w:val="center"/>
+        <w:rPr>
+          <w:rFonts w:ascii="Times New Roman" w:hAnsi="Times New Roman" w:cs="Times New Roman"/>
+          <w:sz w:val="28"/>
+          <w:szCs w:val="28"/>
+        </w:rPr>
+      </w:pPr>
     </w:p>
     <w:p>
       <w:pPr>
@@ -7153,27 +7936,67 @@
           <w:numId w:val="1"/>
         </w:numPr>
         <w:spacing w:after="0" w:line="360" w:lineRule="auto"/>
+        <w:ind w:firstLine="0"/>
+        <w:jc w:val="center"/>
+        <w:outlineLvl w:val="2"/>
+        <w:rPr>
+          <w:rFonts w:ascii="Times New Roman" w:hAnsi="Times New Roman" w:cs="Times New Roman"/>
+          <w:b/>
+          <w:bCs/>
+          <w:sz w:val="28"/>
+          <w:szCs w:val="28"/>
+        </w:rPr>
+      </w:pPr>
+      <w:bookmarkStart w:id="38" w:name="_Toc147234575"/>
+      <w:bookmarkStart w:id="39" w:name="_Toc240384803"/>
+      <w:r>
+        <w:rPr>
+          <w:rFonts w:ascii="Times New Roman" w:hAnsi="Times New Roman" w:cs="Times New Roman"/>
+          <w:b/>
+          <w:bCs/>
+          <w:sz w:val="28"/>
+          <w:szCs w:val="28"/>
+        </w:rPr>
+        <w:t>Показатели назначения</w:t>
+      </w:r>
+      <w:bookmarkEnd w:id="38"/>
+      <w:bookmarkEnd w:id="39"/>
+    </w:p>
+    <w:p>
+      <w:pPr>
+        <w:pStyle w:val="a7"/>
+        <w:spacing w:after="0" w:line="360" w:lineRule="auto"/>
+        <w:ind w:left="0"/>
+        <w:jc w:val="center"/>
+        <w:outlineLvl w:val="2"/>
+        <w:rPr>
+          <w:rFonts w:ascii="Times New Roman" w:hAnsi="Times New Roman" w:cs="Times New Roman"/>
+          <w:b/>
+          <w:bCs/>
+          <w:sz w:val="28"/>
+          <w:szCs w:val="28"/>
+        </w:rPr>
+      </w:pPr>
+    </w:p>
+    <w:p>
+      <w:pPr>
+        <w:spacing w:after="0" w:line="360" w:lineRule="auto"/>
         <w:ind w:firstLine="709"/>
         <w:jc w:val="both"/>
-        <w:outlineLvl w:val="2"/>
-        <w:rPr>
-          <w:rFonts w:ascii="Times New Roman" w:hAnsi="Times New Roman" w:cs="Times New Roman"/>
-          <w:sz w:val="28"/>
-          <w:szCs w:val="28"/>
-        </w:rPr>
-      </w:pPr>
-      <w:bookmarkStart w:id="24" w:name="_Toc147234575"/>
-      <w:bookmarkStart w:id="25" w:name="_Toc240384803"/>
-      <w:r>
-        <w:rPr>
-          <w:rFonts w:ascii="Times New Roman" w:hAnsi="Times New Roman" w:cs="Times New Roman"/>
-          <w:sz w:val="28"/>
-          <w:szCs w:val="28"/>
-        </w:rPr>
-        <w:t>Показатели назначения</w:t>
-      </w:r>
-      <w:bookmarkEnd w:id="24"/>
-      <w:bookmarkEnd w:id="25"/>
+        <w:rPr>
+          <w:rFonts w:ascii="Times New Roman" w:hAnsi="Times New Roman" w:cs="Times New Roman"/>
+          <w:sz w:val="28"/>
+          <w:szCs w:val="28"/>
+        </w:rPr>
+      </w:pPr>
+      <w:r>
+        <w:rPr>
+          <w:rFonts w:ascii="Times New Roman" w:hAnsi="Times New Roman" w:cs="Times New Roman"/>
+          <w:sz w:val="28"/>
+          <w:szCs w:val="28"/>
+        </w:rPr>
+        <w:t>Разработанная система должна обеспечивать следующие показатели назначения:</w:t>
+      </w:r>
     </w:p>
     <w:p>
       <w:pPr>
@@ -7192,7 +8015,40 @@
           <w:sz w:val="28"/>
           <w:szCs w:val="28"/>
         </w:rPr>
-        <w:t>Разработанная система должна обеспечивать следующие показатели назначения:</w:t>
+        <w:t>−</w:t>
+      </w:r>
+      <w:r>
+        <w:rPr>
+          <w:rFonts w:ascii="Times New Roman" w:hAnsi="Times New Roman" w:cs="Times New Roman"/>
+          <w:sz w:val="28"/>
+          <w:szCs w:val="28"/>
+        </w:rPr>
+        <w:t xml:space="preserve"> </w:t>
+      </w:r>
+      <w:r>
+        <w:rPr>
+          <w:rFonts w:ascii="Times New Roman" w:hAnsi="Times New Roman" w:cs="Times New Roman"/>
+          <w:sz w:val="28"/>
+          <w:szCs w:val="28"/>
+        </w:rPr>
+        <w:t xml:space="preserve">Время построения детали при учете уже запущенной программы САПР не должно превышать </w:t>
+      </w:r>
+      <w:r>
+        <w:rPr>
+          <w:rFonts w:ascii="Times New Roman" w:hAnsi="Times New Roman" w:cs="Times New Roman"/>
+          <w:sz w:val="28"/>
+          <w:szCs w:val="28"/>
+          <w:u w:val="single"/>
+        </w:rPr>
+        <w:t>одной</w:t>
+      </w:r>
+      <w:r>
+        <w:rPr>
+          <w:rFonts w:ascii="Times New Roman" w:hAnsi="Times New Roman" w:cs="Times New Roman"/>
+          <w:sz w:val="28"/>
+          <w:szCs w:val="28"/>
+        </w:rPr>
+        <w:t xml:space="preserve"> минуты;</w:t>
       </w:r>
     </w:p>
     <w:p>
@@ -7228,24 +8084,25 @@
           <w:sz w:val="28"/>
           <w:szCs w:val="28"/>
         </w:rPr>
-        <w:t xml:space="preserve">Время построения детали при учете уже запущенной программы САПР не должно превышать </w:t>
-      </w:r>
-      <w:r>
-        <w:rPr>
-          <w:rFonts w:ascii="Times New Roman" w:hAnsi="Times New Roman" w:cs="Times New Roman"/>
-          <w:sz w:val="28"/>
-          <w:szCs w:val="28"/>
-          <w:u w:val="single"/>
-        </w:rPr>
-        <w:t>одной</w:t>
-      </w:r>
-      <w:r>
-        <w:rPr>
-          <w:rFonts w:ascii="Times New Roman" w:hAnsi="Times New Roman" w:cs="Times New Roman"/>
-          <w:sz w:val="28"/>
-          <w:szCs w:val="28"/>
-        </w:rPr>
-        <w:t xml:space="preserve"> минуты;</w:t>
+        <w:t>Система не должна позволять создавать детали с некорректно заданными параметрами (см. п. 3.1.1 “</w:t>
+      </w:r>
+      <w:r>
+        <w:rPr>
+          <w:rFonts w:ascii="Times New Roman" w:hAnsi="Times New Roman" w:cs="Times New Roman"/>
+          <w:b/>
+          <w:bCs/>
+          <w:sz w:val="28"/>
+          <w:szCs w:val="28"/>
+        </w:rPr>
+        <w:t>Изменяемые параметры для плагина</w:t>
+      </w:r>
+      <w:r>
+        <w:rPr>
+          <w:rFonts w:ascii="Times New Roman" w:hAnsi="Times New Roman" w:cs="Times New Roman"/>
+          <w:sz w:val="28"/>
+          <w:szCs w:val="28"/>
+        </w:rPr>
+        <w:t>”).</w:t>
       </w:r>
     </w:p>
     <w:p>
@@ -7265,6 +8122,7 @@
           <w:sz w:val="28"/>
           <w:szCs w:val="28"/>
         </w:rPr>
+        <w:lastRenderedPageBreak/>
         <w:t>−</w:t>
       </w:r>
       <w:r>
@@ -7281,62 +8139,20 @@
           <w:sz w:val="28"/>
           <w:szCs w:val="28"/>
         </w:rPr>
-        <w:t>Система не должна позволять создавать детали с некорректно заданными параметрами (см. п. 3.1.1 “</w:t>
-      </w:r>
-      <w:r>
-        <w:rPr>
-          <w:rFonts w:ascii="Times New Roman" w:hAnsi="Times New Roman" w:cs="Times New Roman"/>
-          <w:b/>
-          <w:bCs/>
-          <w:sz w:val="28"/>
-          <w:szCs w:val="28"/>
-        </w:rPr>
-        <w:t>Изменяемые параметры для плагина</w:t>
-      </w:r>
-      <w:r>
-        <w:rPr>
-          <w:rFonts w:ascii="Times New Roman" w:hAnsi="Times New Roman" w:cs="Times New Roman"/>
-          <w:sz w:val="28"/>
-          <w:szCs w:val="28"/>
-        </w:rPr>
-        <w:t>”).</w:t>
+        <w:t xml:space="preserve">Требования к аппаратной части и масштабированию для обеспечения перечисленных показателей должны быть определены на этапе технического проектирования.  </w:t>
       </w:r>
     </w:p>
     <w:p>
       <w:pPr>
         <w:spacing w:after="0" w:line="360" w:lineRule="auto"/>
         <w:ind w:firstLine="709"/>
-        <w:jc w:val="both"/>
-        <w:rPr>
-          <w:rFonts w:ascii="Times New Roman" w:hAnsi="Times New Roman" w:cs="Times New Roman"/>
-          <w:sz w:val="28"/>
-          <w:szCs w:val="28"/>
-        </w:rPr>
-      </w:pPr>
-      <w:r>
-        <w:rPr>
-          <w:rFonts w:ascii="Times New Roman" w:hAnsi="Times New Roman" w:cs="Times New Roman"/>
-          <w:sz w:val="28"/>
-          <w:szCs w:val="28"/>
-        </w:rPr>
-        <w:t>−</w:t>
-      </w:r>
-      <w:r>
-        <w:rPr>
-          <w:rFonts w:ascii="Times New Roman" w:hAnsi="Times New Roman" w:cs="Times New Roman"/>
-          <w:sz w:val="28"/>
-          <w:szCs w:val="28"/>
-        </w:rPr>
-        <w:t xml:space="preserve"> </w:t>
-      </w:r>
-      <w:r>
-        <w:rPr>
-          <w:rFonts w:ascii="Times New Roman" w:hAnsi="Times New Roman" w:cs="Times New Roman"/>
-          <w:sz w:val="28"/>
-          <w:szCs w:val="28"/>
-        </w:rPr>
-        <w:t xml:space="preserve">Требования к аппаратной части и масштабированию для обеспечения перечисленных показателей должны быть определены на этапе технического проектирования.  </w:t>
-      </w:r>
+        <w:jc w:val="center"/>
+        <w:rPr>
+          <w:rFonts w:ascii="Times New Roman" w:hAnsi="Times New Roman" w:cs="Times New Roman"/>
+          <w:sz w:val="28"/>
+          <w:szCs w:val="28"/>
+        </w:rPr>
+      </w:pPr>
     </w:p>
     <w:p>
       <w:pPr>
@@ -7346,27 +8162,47 @@
           <w:numId w:val="1"/>
         </w:numPr>
         <w:spacing w:after="0" w:line="360" w:lineRule="auto"/>
-        <w:ind w:firstLine="709"/>
-        <w:jc w:val="both"/>
+        <w:ind w:firstLine="0"/>
+        <w:jc w:val="center"/>
         <w:outlineLvl w:val="2"/>
         <w:rPr>
           <w:rFonts w:ascii="Times New Roman" w:hAnsi="Times New Roman" w:cs="Times New Roman"/>
-          <w:sz w:val="28"/>
-          <w:szCs w:val="28"/>
-        </w:rPr>
-      </w:pPr>
-      <w:bookmarkStart w:id="26" w:name="_Toc147234576"/>
-      <w:bookmarkStart w:id="27" w:name="_Toc240384804"/>
-      <w:r>
-        <w:rPr>
-          <w:rFonts w:ascii="Times New Roman" w:hAnsi="Times New Roman" w:cs="Times New Roman"/>
+          <w:b/>
+          <w:bCs/>
+          <w:sz w:val="28"/>
+          <w:szCs w:val="28"/>
+        </w:rPr>
+      </w:pPr>
+      <w:bookmarkStart w:id="40" w:name="_Toc147234576"/>
+      <w:bookmarkStart w:id="41" w:name="_Toc240384804"/>
+      <w:r>
+        <w:rPr>
+          <w:rFonts w:ascii="Times New Roman" w:hAnsi="Times New Roman" w:cs="Times New Roman"/>
+          <w:b/>
+          <w:bCs/>
           <w:sz w:val="28"/>
           <w:szCs w:val="28"/>
         </w:rPr>
         <w:t>Требования к надежности</w:t>
       </w:r>
-      <w:bookmarkEnd w:id="26"/>
-      <w:bookmarkEnd w:id="27"/>
+      <w:bookmarkEnd w:id="40"/>
+      <w:bookmarkEnd w:id="41"/>
+    </w:p>
+    <w:p>
+      <w:pPr>
+        <w:pStyle w:val="a7"/>
+        <w:spacing w:after="0" w:line="360" w:lineRule="auto"/>
+        <w:ind w:left="0"/>
+        <w:jc w:val="center"/>
+        <w:outlineLvl w:val="2"/>
+        <w:rPr>
+          <w:rFonts w:ascii="Times New Roman" w:hAnsi="Times New Roman" w:cs="Times New Roman"/>
+          <w:b/>
+          <w:bCs/>
+          <w:sz w:val="28"/>
+          <w:szCs w:val="28"/>
+        </w:rPr>
+      </w:pPr>
     </w:p>
     <w:p>
       <w:pPr>
@@ -7385,8 +8221,27 @@
           <w:sz w:val="28"/>
           <w:szCs w:val="28"/>
         </w:rPr>
-        <w:t>Дополнительные требования к надежности не предъявляются.</w:t>
-      </w:r>
+        <w:t>Дополнительные требования к надежности не предъявляются</w:t>
+      </w:r>
+      <w:r>
+        <w:rPr>
+          <w:rFonts w:ascii="Times New Roman" w:hAnsi="Times New Roman" w:cs="Times New Roman"/>
+          <w:sz w:val="28"/>
+          <w:szCs w:val="28"/>
+        </w:rPr>
+        <w:t>.</w:t>
+      </w:r>
+    </w:p>
+    <w:p>
+      <w:pPr>
+        <w:spacing w:after="0" w:line="360" w:lineRule="auto"/>
+        <w:jc w:val="center"/>
+        <w:rPr>
+          <w:rFonts w:ascii="Times New Roman" w:hAnsi="Times New Roman" w:cs="Times New Roman"/>
+          <w:sz w:val="28"/>
+          <w:szCs w:val="28"/>
+        </w:rPr>
+      </w:pPr>
     </w:p>
     <w:p>
       <w:pPr>
@@ -7396,27 +8251,47 @@
           <w:numId w:val="1"/>
         </w:numPr>
         <w:spacing w:after="0" w:line="360" w:lineRule="auto"/>
-        <w:ind w:firstLine="709"/>
-        <w:jc w:val="both"/>
+        <w:ind w:firstLine="0"/>
+        <w:jc w:val="center"/>
         <w:outlineLvl w:val="2"/>
         <w:rPr>
           <w:rFonts w:ascii="Times New Roman" w:hAnsi="Times New Roman" w:cs="Times New Roman"/>
-          <w:sz w:val="28"/>
-          <w:szCs w:val="28"/>
-        </w:rPr>
-      </w:pPr>
-      <w:bookmarkStart w:id="28" w:name="_Toc147234577"/>
-      <w:bookmarkStart w:id="29" w:name="_Toc240384805"/>
-      <w:r>
-        <w:rPr>
-          <w:rFonts w:ascii="Times New Roman" w:hAnsi="Times New Roman" w:cs="Times New Roman"/>
+          <w:b/>
+          <w:bCs/>
+          <w:sz w:val="28"/>
+          <w:szCs w:val="28"/>
+        </w:rPr>
+      </w:pPr>
+      <w:bookmarkStart w:id="42" w:name="_Toc147234577"/>
+      <w:bookmarkStart w:id="43" w:name="_Toc240384805"/>
+      <w:r>
+        <w:rPr>
+          <w:rFonts w:ascii="Times New Roman" w:hAnsi="Times New Roman" w:cs="Times New Roman"/>
+          <w:b/>
+          <w:bCs/>
           <w:sz w:val="28"/>
           <w:szCs w:val="28"/>
         </w:rPr>
         <w:t>Требования к безопасности</w:t>
       </w:r>
-      <w:bookmarkEnd w:id="28"/>
-      <w:bookmarkEnd w:id="29"/>
+      <w:bookmarkEnd w:id="42"/>
+      <w:bookmarkEnd w:id="43"/>
+    </w:p>
+    <w:p>
+      <w:pPr>
+        <w:pStyle w:val="a7"/>
+        <w:spacing w:after="0" w:line="360" w:lineRule="auto"/>
+        <w:ind w:left="0"/>
+        <w:jc w:val="center"/>
+        <w:outlineLvl w:val="2"/>
+        <w:rPr>
+          <w:rFonts w:ascii="Times New Roman" w:hAnsi="Times New Roman" w:cs="Times New Roman"/>
+          <w:b/>
+          <w:bCs/>
+          <w:sz w:val="28"/>
+          <w:szCs w:val="28"/>
+        </w:rPr>
+      </w:pPr>
     </w:p>
     <w:p>
       <w:pPr>
@@ -7453,6 +8328,17 @@
         </w:rPr>
         <w:t>” не предъявляются.</w:t>
       </w:r>
+    </w:p>
+    <w:p>
+      <w:pPr>
+        <w:spacing w:after="0" w:line="360" w:lineRule="auto"/>
+        <w:jc w:val="center"/>
+        <w:rPr>
+          <w:rFonts w:ascii="Times New Roman" w:hAnsi="Times New Roman" w:cs="Times New Roman"/>
+          <w:sz w:val="28"/>
+          <w:szCs w:val="28"/>
+        </w:rPr>
+      </w:pPr>
     </w:p>
     <w:p>
       <w:pPr>
@@ -7462,27 +8348,47 @@
           <w:numId w:val="1"/>
         </w:numPr>
         <w:spacing w:after="0" w:line="360" w:lineRule="auto"/>
-        <w:ind w:firstLine="709"/>
-        <w:jc w:val="both"/>
+        <w:ind w:firstLine="0"/>
+        <w:jc w:val="center"/>
         <w:outlineLvl w:val="2"/>
         <w:rPr>
           <w:rFonts w:ascii="Times New Roman" w:hAnsi="Times New Roman" w:cs="Times New Roman"/>
-          <w:sz w:val="28"/>
-          <w:szCs w:val="28"/>
-        </w:rPr>
-      </w:pPr>
-      <w:bookmarkStart w:id="30" w:name="_Toc147234578"/>
-      <w:bookmarkStart w:id="31" w:name="_Toc240384806"/>
-      <w:r>
-        <w:rPr>
-          <w:rFonts w:ascii="Times New Roman" w:hAnsi="Times New Roman" w:cs="Times New Roman"/>
+          <w:b/>
+          <w:bCs/>
+          <w:sz w:val="28"/>
+          <w:szCs w:val="28"/>
+        </w:rPr>
+      </w:pPr>
+      <w:bookmarkStart w:id="44" w:name="_Toc147234578"/>
+      <w:bookmarkStart w:id="45" w:name="_Toc240384806"/>
+      <w:r>
+        <w:rPr>
+          <w:rFonts w:ascii="Times New Roman" w:hAnsi="Times New Roman" w:cs="Times New Roman"/>
+          <w:b/>
+          <w:bCs/>
           <w:sz w:val="28"/>
           <w:szCs w:val="28"/>
         </w:rPr>
         <w:t>Требования к эргономике и технической эстетике</w:t>
       </w:r>
-      <w:bookmarkEnd w:id="30"/>
-      <w:bookmarkEnd w:id="31"/>
+      <w:bookmarkEnd w:id="44"/>
+      <w:bookmarkEnd w:id="45"/>
+    </w:p>
+    <w:p>
+      <w:pPr>
+        <w:pStyle w:val="a7"/>
+        <w:spacing w:after="0" w:line="360" w:lineRule="auto"/>
+        <w:ind w:left="0"/>
+        <w:jc w:val="center"/>
+        <w:outlineLvl w:val="2"/>
+        <w:rPr>
+          <w:rFonts w:ascii="Times New Roman" w:hAnsi="Times New Roman" w:cs="Times New Roman"/>
+          <w:b/>
+          <w:bCs/>
+          <w:sz w:val="28"/>
+          <w:szCs w:val="28"/>
+        </w:rPr>
+      </w:pPr>
     </w:p>
     <w:p>
       <w:pPr>
@@ -7519,8 +8425,8 @@
         </w:rPr>
         <w:t xml:space="preserve">интерфейсов с помощью фреймворков WindowsForms, WPF или аналогичных </w:t>
       </w:r>
-      <w:commentRangeStart w:id="32"/>
-      <w:commentRangeStart w:id="33"/>
+      <w:commentRangeStart w:id="46"/>
+      <w:commentRangeStart w:id="47"/>
       <w:r>
         <w:rPr>
           <w:rFonts w:ascii="Times New Roman" w:hAnsi="Times New Roman" w:cs="Times New Roman"/>
@@ -7546,7 +8452,6 @@
           <w:sz w:val="28"/>
           <w:szCs w:val="28"/>
         </w:rPr>
-        <w:lastRenderedPageBreak/>
         <w:tab/>
       </w:r>
       <w:r>
@@ -7557,7 +8462,7 @@
         </w:rPr>
         <w:t xml:space="preserve">Интерфейсы </w:t>
       </w:r>
-      <w:commentRangeEnd w:id="32"/>
+      <w:commentRangeEnd w:id="46"/>
       <w:r>
         <w:rPr>
           <w:rStyle w:val="ae"/>
@@ -7565,9 +8470,9 @@
           <w:sz w:val="28"/>
           <w:szCs w:val="28"/>
         </w:rPr>
-        <w:commentReference w:id="32"/>
-      </w:r>
-      <w:commentRangeEnd w:id="33"/>
+        <w:commentReference w:id="46"/>
+      </w:r>
+      <w:commentRangeEnd w:id="47"/>
       <w:r>
         <w:rPr>
           <w:rStyle w:val="ae"/>
@@ -7575,7 +8480,7 @@
           <w:sz w:val="28"/>
           <w:szCs w:val="28"/>
         </w:rPr>
-        <w:commentReference w:id="33"/>
+        <w:commentReference w:id="47"/>
       </w:r>
       <w:r>
         <w:rPr>
@@ -7605,6 +8510,17 @@
         </w:rPr>
         <w:t>Элементы интерфейса должны отвечать рекомендациям по верстке интерфейсов desktop-приложений указанным в источнике [1].</w:t>
       </w:r>
+    </w:p>
+    <w:p>
+      <w:pPr>
+        <w:spacing w:after="0" w:line="360" w:lineRule="auto"/>
+        <w:jc w:val="center"/>
+        <w:rPr>
+          <w:rFonts w:ascii="Times New Roman" w:hAnsi="Times New Roman" w:cs="Times New Roman"/>
+          <w:sz w:val="28"/>
+          <w:szCs w:val="28"/>
+        </w:rPr>
+      </w:pPr>
     </w:p>
     <w:p>
       <w:pPr>
@@ -7614,27 +8530,47 @@
           <w:numId w:val="1"/>
         </w:numPr>
         <w:spacing w:after="0" w:line="360" w:lineRule="auto"/>
-        <w:ind w:firstLine="709"/>
-        <w:jc w:val="both"/>
+        <w:ind w:firstLine="0"/>
+        <w:jc w:val="center"/>
         <w:outlineLvl w:val="2"/>
         <w:rPr>
           <w:rFonts w:ascii="Times New Roman" w:hAnsi="Times New Roman" w:cs="Times New Roman"/>
-          <w:sz w:val="28"/>
-          <w:szCs w:val="28"/>
-        </w:rPr>
-      </w:pPr>
-      <w:bookmarkStart w:id="34" w:name="_Toc147234579"/>
-      <w:bookmarkStart w:id="35" w:name="_Toc240384807"/>
-      <w:r>
-        <w:rPr>
-          <w:rFonts w:ascii="Times New Roman" w:hAnsi="Times New Roman" w:cs="Times New Roman"/>
+          <w:b/>
+          <w:bCs/>
+          <w:sz w:val="28"/>
+          <w:szCs w:val="28"/>
+        </w:rPr>
+      </w:pPr>
+      <w:bookmarkStart w:id="48" w:name="_Toc147234579"/>
+      <w:bookmarkStart w:id="49" w:name="_Toc240384807"/>
+      <w:r>
+        <w:rPr>
+          <w:rFonts w:ascii="Times New Roman" w:hAnsi="Times New Roman" w:cs="Times New Roman"/>
+          <w:b/>
+          <w:bCs/>
           <w:sz w:val="28"/>
           <w:szCs w:val="28"/>
         </w:rPr>
         <w:t>Требования к эксплуатации, техническому обслуживанию, ремонту и хранению компонентов системы</w:t>
       </w:r>
-      <w:bookmarkEnd w:id="34"/>
-      <w:bookmarkEnd w:id="35"/>
+      <w:bookmarkEnd w:id="48"/>
+      <w:bookmarkEnd w:id="49"/>
+    </w:p>
+    <w:p>
+      <w:pPr>
+        <w:pStyle w:val="a7"/>
+        <w:spacing w:after="0" w:line="360" w:lineRule="auto"/>
+        <w:ind w:left="0"/>
+        <w:jc w:val="center"/>
+        <w:outlineLvl w:val="2"/>
+        <w:rPr>
+          <w:rFonts w:ascii="Times New Roman" w:hAnsi="Times New Roman" w:cs="Times New Roman"/>
+          <w:b/>
+          <w:bCs/>
+          <w:sz w:val="28"/>
+          <w:szCs w:val="28"/>
+        </w:rPr>
+      </w:pPr>
     </w:p>
     <w:p>
       <w:pPr>
@@ -7655,6 +8591,17 @@
         </w:rPr>
         <w:t>Дополнительные требования к эксплуатации, техническому обслуживанию, ремонту и хранению компонентов системы не предъявляются.</w:t>
       </w:r>
+    </w:p>
+    <w:p>
+      <w:pPr>
+        <w:spacing w:after="0" w:line="360" w:lineRule="auto"/>
+        <w:jc w:val="center"/>
+        <w:rPr>
+          <w:rFonts w:ascii="Times New Roman" w:hAnsi="Times New Roman" w:cs="Times New Roman"/>
+          <w:sz w:val="28"/>
+          <w:szCs w:val="28"/>
+        </w:rPr>
+      </w:pPr>
     </w:p>
     <w:p>
       <w:pPr>
@@ -7664,27 +8611,47 @@
           <w:numId w:val="1"/>
         </w:numPr>
         <w:spacing w:after="0" w:line="360" w:lineRule="auto"/>
-        <w:ind w:firstLine="709"/>
-        <w:jc w:val="both"/>
+        <w:ind w:firstLine="0"/>
+        <w:jc w:val="center"/>
         <w:outlineLvl w:val="2"/>
         <w:rPr>
           <w:rFonts w:ascii="Times New Roman" w:hAnsi="Times New Roman" w:cs="Times New Roman"/>
-          <w:sz w:val="28"/>
-          <w:szCs w:val="28"/>
-        </w:rPr>
-      </w:pPr>
-      <w:bookmarkStart w:id="36" w:name="_Toc147234580"/>
-      <w:bookmarkStart w:id="37" w:name="_Toc240384808"/>
-      <w:r>
-        <w:rPr>
-          <w:rFonts w:ascii="Times New Roman" w:hAnsi="Times New Roman" w:cs="Times New Roman"/>
+          <w:b/>
+          <w:bCs/>
+          <w:sz w:val="28"/>
+          <w:szCs w:val="28"/>
+        </w:rPr>
+      </w:pPr>
+      <w:bookmarkStart w:id="50" w:name="_Toc147234580"/>
+      <w:bookmarkStart w:id="51" w:name="_Toc240384808"/>
+      <w:r>
+        <w:rPr>
+          <w:rFonts w:ascii="Times New Roman" w:hAnsi="Times New Roman" w:cs="Times New Roman"/>
+          <w:b/>
+          <w:bCs/>
           <w:sz w:val="28"/>
           <w:szCs w:val="28"/>
         </w:rPr>
         <w:t>Требования к защите информации от несанкционированного доступа</w:t>
       </w:r>
-      <w:bookmarkEnd w:id="36"/>
-      <w:bookmarkEnd w:id="37"/>
+      <w:bookmarkEnd w:id="50"/>
+      <w:bookmarkEnd w:id="51"/>
+    </w:p>
+    <w:p>
+      <w:pPr>
+        <w:pStyle w:val="a7"/>
+        <w:spacing w:after="0" w:line="360" w:lineRule="auto"/>
+        <w:ind w:left="0"/>
+        <w:jc w:val="center"/>
+        <w:outlineLvl w:val="2"/>
+        <w:rPr>
+          <w:rFonts w:ascii="Times New Roman" w:hAnsi="Times New Roman" w:cs="Times New Roman"/>
+          <w:b/>
+          <w:bCs/>
+          <w:sz w:val="28"/>
+          <w:szCs w:val="28"/>
+        </w:rPr>
+      </w:pPr>
     </w:p>
     <w:p>
       <w:pPr>
@@ -7721,6 +8688,30 @@
         </w:rPr>
         <w:t>несанкционированного доступа не предъявляются.</w:t>
       </w:r>
+    </w:p>
+    <w:p>
+      <w:pPr>
+        <w:spacing w:after="0" w:line="360" w:lineRule="auto"/>
+        <w:ind w:firstLine="708"/>
+        <w:jc w:val="both"/>
+        <w:rPr>
+          <w:rFonts w:ascii="Times New Roman" w:hAnsi="Times New Roman" w:cs="Times New Roman"/>
+          <w:sz w:val="28"/>
+          <w:szCs w:val="28"/>
+        </w:rPr>
+      </w:pPr>
+    </w:p>
+    <w:p>
+      <w:pPr>
+        <w:spacing w:after="0" w:line="360" w:lineRule="auto"/>
+        <w:ind w:firstLine="708"/>
+        <w:jc w:val="both"/>
+        <w:rPr>
+          <w:rFonts w:ascii="Times New Roman" w:hAnsi="Times New Roman" w:cs="Times New Roman"/>
+          <w:sz w:val="28"/>
+          <w:szCs w:val="28"/>
+        </w:rPr>
+      </w:pPr>
     </w:p>
     <w:p>
       <w:pPr>
@@ -7730,27 +8721,47 @@
           <w:numId w:val="1"/>
         </w:numPr>
         <w:spacing w:after="0" w:line="360" w:lineRule="auto"/>
-        <w:ind w:firstLine="709"/>
-        <w:jc w:val="both"/>
+        <w:ind w:firstLine="0"/>
+        <w:jc w:val="center"/>
         <w:outlineLvl w:val="2"/>
         <w:rPr>
           <w:rFonts w:ascii="Times New Roman" w:hAnsi="Times New Roman" w:cs="Times New Roman"/>
-          <w:sz w:val="28"/>
-          <w:szCs w:val="28"/>
-        </w:rPr>
-      </w:pPr>
-      <w:bookmarkStart w:id="38" w:name="_Toc147234581"/>
-      <w:bookmarkStart w:id="39" w:name="_Toc240384809"/>
-      <w:r>
-        <w:rPr>
-          <w:rFonts w:ascii="Times New Roman" w:hAnsi="Times New Roman" w:cs="Times New Roman"/>
+          <w:b/>
+          <w:bCs/>
+          <w:sz w:val="28"/>
+          <w:szCs w:val="28"/>
+        </w:rPr>
+      </w:pPr>
+      <w:bookmarkStart w:id="52" w:name="_Toc147234581"/>
+      <w:bookmarkStart w:id="53" w:name="_Toc240384809"/>
+      <w:r>
+        <w:rPr>
+          <w:rFonts w:ascii="Times New Roman" w:hAnsi="Times New Roman" w:cs="Times New Roman"/>
+          <w:b/>
+          <w:bCs/>
           <w:sz w:val="28"/>
           <w:szCs w:val="28"/>
         </w:rPr>
         <w:t>Требования по сохранности информации при авариях</w:t>
       </w:r>
-      <w:bookmarkEnd w:id="38"/>
-      <w:bookmarkEnd w:id="39"/>
+      <w:bookmarkEnd w:id="52"/>
+      <w:bookmarkEnd w:id="53"/>
+    </w:p>
+    <w:p>
+      <w:pPr>
+        <w:pStyle w:val="a7"/>
+        <w:spacing w:after="0" w:line="360" w:lineRule="auto"/>
+        <w:ind w:left="0"/>
+        <w:jc w:val="center"/>
+        <w:outlineLvl w:val="2"/>
+        <w:rPr>
+          <w:rFonts w:ascii="Times New Roman" w:hAnsi="Times New Roman" w:cs="Times New Roman"/>
+          <w:b/>
+          <w:bCs/>
+          <w:sz w:val="28"/>
+          <w:szCs w:val="28"/>
+        </w:rPr>
+      </w:pPr>
     </w:p>
     <w:p>
       <w:pPr>
@@ -7771,6 +8782,18 @@
         </w:rPr>
         <w:t>Дополнительные требования по сохранности информации при авариях не предъявляются.</w:t>
       </w:r>
+    </w:p>
+    <w:p>
+      <w:pPr>
+        <w:spacing w:after="0" w:line="360" w:lineRule="auto"/>
+        <w:ind w:firstLine="708"/>
+        <w:jc w:val="center"/>
+        <w:rPr>
+          <w:rFonts w:ascii="Times New Roman" w:hAnsi="Times New Roman" w:cs="Times New Roman"/>
+          <w:sz w:val="28"/>
+          <w:szCs w:val="28"/>
+        </w:rPr>
+      </w:pPr>
     </w:p>
     <w:p>
       <w:pPr>
@@ -7780,27 +8803,47 @@
           <w:numId w:val="1"/>
         </w:numPr>
         <w:spacing w:after="0" w:line="360" w:lineRule="auto"/>
-        <w:ind w:firstLine="709"/>
-        <w:jc w:val="both"/>
+        <w:ind w:firstLine="0"/>
+        <w:jc w:val="center"/>
         <w:outlineLvl w:val="2"/>
         <w:rPr>
           <w:rFonts w:ascii="Times New Roman" w:hAnsi="Times New Roman" w:cs="Times New Roman"/>
-          <w:sz w:val="28"/>
-          <w:szCs w:val="28"/>
-        </w:rPr>
-      </w:pPr>
-      <w:bookmarkStart w:id="40" w:name="_Toc147234582"/>
-      <w:bookmarkStart w:id="41" w:name="_Toc240384810"/>
-      <w:r>
-        <w:rPr>
-          <w:rFonts w:ascii="Times New Roman" w:hAnsi="Times New Roman" w:cs="Times New Roman"/>
+          <w:b/>
+          <w:bCs/>
+          <w:sz w:val="28"/>
+          <w:szCs w:val="28"/>
+        </w:rPr>
+      </w:pPr>
+      <w:bookmarkStart w:id="54" w:name="_Toc147234582"/>
+      <w:bookmarkStart w:id="55" w:name="_Toc240384810"/>
+      <w:r>
+        <w:rPr>
+          <w:rFonts w:ascii="Times New Roman" w:hAnsi="Times New Roman" w:cs="Times New Roman"/>
+          <w:b/>
+          <w:bCs/>
           <w:sz w:val="28"/>
           <w:szCs w:val="28"/>
         </w:rPr>
         <w:t>Требования к защите от влияния внешних воздействий</w:t>
       </w:r>
-      <w:bookmarkEnd w:id="40"/>
-      <w:bookmarkEnd w:id="41"/>
+      <w:bookmarkEnd w:id="54"/>
+      <w:bookmarkEnd w:id="55"/>
+    </w:p>
+    <w:p>
+      <w:pPr>
+        <w:pStyle w:val="a7"/>
+        <w:spacing w:after="0" w:line="360" w:lineRule="auto"/>
+        <w:ind w:left="0"/>
+        <w:jc w:val="center"/>
+        <w:outlineLvl w:val="2"/>
+        <w:rPr>
+          <w:rFonts w:ascii="Times New Roman" w:hAnsi="Times New Roman" w:cs="Times New Roman"/>
+          <w:b/>
+          <w:bCs/>
+          <w:sz w:val="28"/>
+          <w:szCs w:val="28"/>
+        </w:rPr>
+      </w:pPr>
     </w:p>
     <w:p>
       <w:pPr>
@@ -7821,6 +8864,17 @@
         </w:rPr>
         <w:t>Дополнительные требования к защите от влияния внешних воздействий не предъявляются.</w:t>
       </w:r>
+    </w:p>
+    <w:p>
+      <w:pPr>
+        <w:spacing w:after="0" w:line="360" w:lineRule="auto"/>
+        <w:jc w:val="center"/>
+        <w:rPr>
+          <w:rFonts w:ascii="Times New Roman" w:hAnsi="Times New Roman" w:cs="Times New Roman"/>
+          <w:sz w:val="28"/>
+          <w:szCs w:val="28"/>
+        </w:rPr>
+      </w:pPr>
     </w:p>
     <w:p>
       <w:pPr>
@@ -7830,27 +8884,47 @@
           <w:numId w:val="1"/>
         </w:numPr>
         <w:spacing w:after="0" w:line="360" w:lineRule="auto"/>
-        <w:ind w:firstLine="709"/>
-        <w:jc w:val="both"/>
+        <w:ind w:firstLine="0"/>
+        <w:jc w:val="center"/>
         <w:outlineLvl w:val="2"/>
         <w:rPr>
           <w:rFonts w:ascii="Times New Roman" w:hAnsi="Times New Roman" w:cs="Times New Roman"/>
-          <w:sz w:val="28"/>
-          <w:szCs w:val="28"/>
-        </w:rPr>
-      </w:pPr>
-      <w:bookmarkStart w:id="42" w:name="_Toc147234583"/>
-      <w:bookmarkStart w:id="43" w:name="_Toc240384811"/>
-      <w:r>
-        <w:rPr>
-          <w:rFonts w:ascii="Times New Roman" w:hAnsi="Times New Roman" w:cs="Times New Roman"/>
+          <w:b/>
+          <w:bCs/>
+          <w:sz w:val="28"/>
+          <w:szCs w:val="28"/>
+        </w:rPr>
+      </w:pPr>
+      <w:bookmarkStart w:id="56" w:name="_Toc147234583"/>
+      <w:bookmarkStart w:id="57" w:name="_Toc240384811"/>
+      <w:r>
+        <w:rPr>
+          <w:rFonts w:ascii="Times New Roman" w:hAnsi="Times New Roman" w:cs="Times New Roman"/>
+          <w:b/>
+          <w:bCs/>
           <w:sz w:val="28"/>
           <w:szCs w:val="28"/>
         </w:rPr>
         <w:t>Требования к патентной чистоте</w:t>
       </w:r>
-      <w:bookmarkEnd w:id="42"/>
-      <w:bookmarkEnd w:id="43"/>
+      <w:bookmarkEnd w:id="56"/>
+      <w:bookmarkEnd w:id="57"/>
+    </w:p>
+    <w:p>
+      <w:pPr>
+        <w:pStyle w:val="a7"/>
+        <w:spacing w:after="0" w:line="360" w:lineRule="auto"/>
+        <w:ind w:left="0"/>
+        <w:jc w:val="center"/>
+        <w:outlineLvl w:val="2"/>
+        <w:rPr>
+          <w:rFonts w:ascii="Times New Roman" w:hAnsi="Times New Roman" w:cs="Times New Roman"/>
+          <w:b/>
+          <w:bCs/>
+          <w:sz w:val="28"/>
+          <w:szCs w:val="28"/>
+        </w:rPr>
+      </w:pPr>
     </w:p>
     <w:p>
       <w:pPr>
@@ -7871,6 +8945,17 @@
         </w:rPr>
         <w:t>Дополнительные требования к патентной чистоте не предъявляются.</w:t>
       </w:r>
+    </w:p>
+    <w:p>
+      <w:pPr>
+        <w:spacing w:after="0" w:line="360" w:lineRule="auto"/>
+        <w:jc w:val="center"/>
+        <w:rPr>
+          <w:rFonts w:ascii="Times New Roman" w:hAnsi="Times New Roman" w:cs="Times New Roman"/>
+          <w:sz w:val="28"/>
+          <w:szCs w:val="28"/>
+        </w:rPr>
+      </w:pPr>
     </w:p>
     <w:p>
       <w:pPr>
@@ -7880,27 +8965,47 @@
           <w:numId w:val="1"/>
         </w:numPr>
         <w:spacing w:after="0" w:line="360" w:lineRule="auto"/>
-        <w:ind w:firstLine="709"/>
-        <w:jc w:val="both"/>
+        <w:ind w:firstLine="0"/>
+        <w:jc w:val="center"/>
         <w:outlineLvl w:val="2"/>
         <w:rPr>
           <w:rFonts w:ascii="Times New Roman" w:hAnsi="Times New Roman" w:cs="Times New Roman"/>
-          <w:sz w:val="28"/>
-          <w:szCs w:val="28"/>
-        </w:rPr>
-      </w:pPr>
-      <w:bookmarkStart w:id="44" w:name="_Toc147234584"/>
-      <w:bookmarkStart w:id="45" w:name="_Toc240384812"/>
-      <w:r>
-        <w:rPr>
-          <w:rFonts w:ascii="Times New Roman" w:hAnsi="Times New Roman" w:cs="Times New Roman"/>
+          <w:b/>
+          <w:bCs/>
+          <w:sz w:val="28"/>
+          <w:szCs w:val="28"/>
+        </w:rPr>
+      </w:pPr>
+      <w:bookmarkStart w:id="58" w:name="_Toc147234584"/>
+      <w:bookmarkStart w:id="59" w:name="_Toc240384812"/>
+      <w:r>
+        <w:rPr>
+          <w:rFonts w:ascii="Times New Roman" w:hAnsi="Times New Roman" w:cs="Times New Roman"/>
+          <w:b/>
+          <w:bCs/>
           <w:sz w:val="28"/>
           <w:szCs w:val="28"/>
         </w:rPr>
         <w:t>Требования по стандартизации и унификации</w:t>
       </w:r>
-      <w:bookmarkEnd w:id="44"/>
-      <w:bookmarkEnd w:id="45"/>
+      <w:bookmarkEnd w:id="58"/>
+      <w:bookmarkEnd w:id="59"/>
+    </w:p>
+    <w:p>
+      <w:pPr>
+        <w:pStyle w:val="a7"/>
+        <w:spacing w:after="0" w:line="360" w:lineRule="auto"/>
+        <w:ind w:left="0"/>
+        <w:jc w:val="center"/>
+        <w:outlineLvl w:val="2"/>
+        <w:rPr>
+          <w:rFonts w:ascii="Times New Roman" w:hAnsi="Times New Roman" w:cs="Times New Roman"/>
+          <w:b/>
+          <w:bCs/>
+          <w:sz w:val="28"/>
+          <w:szCs w:val="28"/>
+        </w:rPr>
+      </w:pPr>
     </w:p>
     <w:p>
       <w:pPr>
@@ -7949,22 +9054,26 @@
         <w:outlineLvl w:val="1"/>
         <w:rPr>
           <w:rFonts w:ascii="Times New Roman" w:hAnsi="Times New Roman" w:cs="Times New Roman"/>
-          <w:sz w:val="28"/>
-          <w:szCs w:val="28"/>
-        </w:rPr>
-      </w:pPr>
-      <w:bookmarkStart w:id="46" w:name="_Toc147234585"/>
-      <w:bookmarkStart w:id="47" w:name="_Toc240384813"/>
-      <w:r>
-        <w:rPr>
-          <w:rFonts w:ascii="Times New Roman" w:hAnsi="Times New Roman" w:cs="Times New Roman"/>
+          <w:b/>
+          <w:bCs/>
+          <w:sz w:val="28"/>
+          <w:szCs w:val="28"/>
+        </w:rPr>
+      </w:pPr>
+      <w:bookmarkStart w:id="60" w:name="_Toc147234585"/>
+      <w:bookmarkStart w:id="61" w:name="_Toc240384813"/>
+      <w:r>
+        <w:rPr>
+          <w:rFonts w:ascii="Times New Roman" w:hAnsi="Times New Roman" w:cs="Times New Roman"/>
+          <w:b/>
+          <w:bCs/>
           <w:sz w:val="28"/>
           <w:szCs w:val="28"/>
         </w:rPr>
         <w:t>Требования к функциям (задачам), выполняемым АС</w:t>
       </w:r>
-      <w:bookmarkEnd w:id="46"/>
-      <w:bookmarkEnd w:id="47"/>
+      <w:bookmarkEnd w:id="60"/>
+      <w:bookmarkEnd w:id="61"/>
     </w:p>
     <w:p>
       <w:pPr>
@@ -7987,26 +9096,48 @@
           <w:numId w:val="1"/>
         </w:numPr>
         <w:spacing w:after="0" w:line="360" w:lineRule="auto"/>
-        <w:jc w:val="both"/>
+        <w:ind w:firstLine="0"/>
+        <w:jc w:val="center"/>
         <w:outlineLvl w:val="2"/>
         <w:rPr>
           <w:rFonts w:ascii="Times New Roman" w:hAnsi="Times New Roman" w:cs="Times New Roman"/>
-          <w:sz w:val="28"/>
-          <w:szCs w:val="28"/>
-        </w:rPr>
-      </w:pPr>
-      <w:bookmarkStart w:id="48" w:name="_Toc147234586"/>
-      <w:bookmarkStart w:id="49" w:name="_Toc240384814"/>
-      <w:r>
-        <w:rPr>
-          <w:rFonts w:ascii="Times New Roman" w:hAnsi="Times New Roman" w:cs="Times New Roman"/>
-          <w:sz w:val="28"/>
-          <w:szCs w:val="28"/>
-        </w:rPr>
+          <w:b/>
+          <w:bCs/>
+          <w:sz w:val="28"/>
+          <w:szCs w:val="28"/>
+        </w:rPr>
+      </w:pPr>
+      <w:bookmarkStart w:id="62" w:name="_Toc147234586"/>
+      <w:bookmarkStart w:id="63" w:name="_Toc240384814"/>
+      <w:r>
+        <w:rPr>
+          <w:rFonts w:ascii="Times New Roman" w:hAnsi="Times New Roman" w:cs="Times New Roman"/>
+          <w:b/>
+          <w:bCs/>
+          <w:sz w:val="28"/>
+          <w:szCs w:val="28"/>
+        </w:rPr>
+        <w:lastRenderedPageBreak/>
         <w:t>Перечень функций, задач или их комплексов</w:t>
       </w:r>
-      <w:bookmarkEnd w:id="48"/>
-      <w:bookmarkEnd w:id="49"/>
+      <w:bookmarkEnd w:id="62"/>
+      <w:bookmarkEnd w:id="63"/>
+    </w:p>
+    <w:p>
+      <w:pPr>
+        <w:pStyle w:val="a7"/>
+        <w:spacing w:after="0" w:line="360" w:lineRule="auto"/>
+        <w:ind w:left="0"/>
+        <w:jc w:val="center"/>
+        <w:outlineLvl w:val="2"/>
+        <w:rPr>
+          <w:rFonts w:ascii="Times New Roman" w:hAnsi="Times New Roman" w:cs="Times New Roman"/>
+          <w:b/>
+          <w:bCs/>
+          <w:sz w:val="28"/>
+          <w:szCs w:val="28"/>
+        </w:rPr>
+      </w:pPr>
     </w:p>
     <w:p>
       <w:pPr>
@@ -8025,16 +9156,7 @@
           <w:sz w:val="28"/>
           <w:szCs w:val="28"/>
         </w:rPr>
-        <w:t xml:space="preserve">Компьютерная аудиоколонка — небольшое портативное или настольное акустическое устройство, которое обычно располагают по обе стороны от </w:t>
-      </w:r>
-      <w:r>
-        <w:rPr>
-          <w:rFonts w:ascii="Times New Roman" w:hAnsi="Times New Roman" w:cs="Times New Roman"/>
-          <w:sz w:val="28"/>
-          <w:szCs w:val="28"/>
-        </w:rPr>
-        <w:lastRenderedPageBreak/>
-        <w:t>монитора компьютера или ноутбука для качественного воспроизведения звука, озвучивания фильмов, игр, музыки и создания комфортного звукового пространства в рабочей или домашней зоне.</w:t>
+        <w:t>Компьютерная аудиоколонка — небольшое портативное или настольное акустическое устройство, которое обычно располагают по обе стороны от монитора компьютера или ноутбука для качественного воспроизведения звука, озвучивания фильмов, игр, музыки и создания комфортного звукового пространства в рабочей или домашней зоне.</w:t>
       </w:r>
     </w:p>
     <w:p>
@@ -8101,8 +9223,7 @@
     <w:p>
       <w:pPr>
         <w:spacing w:after="0" w:line="360" w:lineRule="auto"/>
-        <w:ind w:firstLine="709"/>
-        <w:jc w:val="both"/>
+        <w:jc w:val="center"/>
         <w:rPr>
           <w:rFonts w:ascii="Times New Roman" w:hAnsi="Times New Roman" w:cs="Times New Roman"/>
           <w:sz w:val="28"/>
@@ -8123,28 +9244,33 @@
         <w:outlineLvl w:val="1"/>
         <w:rPr>
           <w:rFonts w:ascii="Times New Roman" w:hAnsi="Times New Roman" w:cs="Times New Roman"/>
-          <w:sz w:val="28"/>
-          <w:szCs w:val="28"/>
-        </w:rPr>
-      </w:pPr>
-      <w:bookmarkStart w:id="50" w:name="_Toc147234587"/>
-      <w:bookmarkStart w:id="51" w:name="_Toc240384815"/>
-      <w:r>
-        <w:rPr>
-          <w:rFonts w:ascii="Times New Roman" w:hAnsi="Times New Roman" w:cs="Times New Roman"/>
+          <w:b/>
+          <w:bCs/>
+          <w:sz w:val="28"/>
+          <w:szCs w:val="28"/>
+        </w:rPr>
+      </w:pPr>
+      <w:bookmarkStart w:id="64" w:name="_Toc147234587"/>
+      <w:bookmarkStart w:id="65" w:name="_Toc240384815"/>
+      <w:r>
+        <w:rPr>
+          <w:rFonts w:ascii="Times New Roman" w:hAnsi="Times New Roman" w:cs="Times New Roman"/>
+          <w:b/>
+          <w:bCs/>
           <w:sz w:val="28"/>
           <w:szCs w:val="28"/>
         </w:rPr>
         <w:t>Требования к видам обеспечения АС</w:t>
       </w:r>
-      <w:bookmarkEnd w:id="50"/>
-      <w:bookmarkEnd w:id="51"/>
+      <w:bookmarkEnd w:id="64"/>
+      <w:bookmarkEnd w:id="65"/>
     </w:p>
     <w:p>
       <w:pPr>
         <w:pStyle w:val="a7"/>
         <w:spacing w:after="0" w:line="360" w:lineRule="auto"/>
-        <w:ind w:left="340"/>
+        <w:ind w:left="0"/>
+        <w:jc w:val="center"/>
         <w:outlineLvl w:val="1"/>
         <w:rPr>
           <w:rFonts w:ascii="Times New Roman" w:hAnsi="Times New Roman" w:cs="Times New Roman"/>
@@ -8161,33 +9287,53 @@
           <w:numId w:val="1"/>
         </w:numPr>
         <w:spacing w:after="0" w:line="360" w:lineRule="auto"/>
+        <w:ind w:firstLine="0"/>
+        <w:jc w:val="center"/>
+        <w:outlineLvl w:val="2"/>
+        <w:rPr>
+          <w:rFonts w:ascii="Times New Roman" w:hAnsi="Times New Roman" w:cs="Times New Roman"/>
+          <w:b/>
+          <w:bCs/>
+          <w:sz w:val="28"/>
+          <w:szCs w:val="28"/>
+        </w:rPr>
+      </w:pPr>
+      <w:bookmarkStart w:id="66" w:name="_Toc147234588"/>
+      <w:bookmarkStart w:id="67" w:name="_Toc240384816"/>
+      <w:r>
+        <w:rPr>
+          <w:rFonts w:ascii="Times New Roman" w:hAnsi="Times New Roman" w:cs="Times New Roman"/>
+          <w:b/>
+          <w:bCs/>
+          <w:sz w:val="28"/>
+          <w:szCs w:val="28"/>
+        </w:rPr>
+        <w:t>Требования к математическому обеспечению системы</w:t>
+      </w:r>
+      <w:bookmarkEnd w:id="66"/>
+      <w:bookmarkEnd w:id="67"/>
+    </w:p>
+    <w:p>
+      <w:pPr>
+        <w:pStyle w:val="a7"/>
+        <w:spacing w:after="0" w:line="360" w:lineRule="auto"/>
+        <w:ind w:left="0"/>
+        <w:jc w:val="center"/>
+        <w:outlineLvl w:val="2"/>
+        <w:rPr>
+          <w:rFonts w:ascii="Times New Roman" w:hAnsi="Times New Roman" w:cs="Times New Roman"/>
+          <w:b/>
+          <w:bCs/>
+          <w:sz w:val="28"/>
+          <w:szCs w:val="28"/>
+        </w:rPr>
+      </w:pPr>
+    </w:p>
+    <w:p>
+      <w:pPr>
+        <w:spacing w:after="0" w:line="360" w:lineRule="auto"/>
         <w:ind w:firstLine="709"/>
         <w:jc w:val="both"/>
-        <w:outlineLvl w:val="2"/>
-        <w:rPr>
-          <w:rFonts w:ascii="Times New Roman" w:hAnsi="Times New Roman" w:cs="Times New Roman"/>
-          <w:sz w:val="28"/>
-          <w:szCs w:val="28"/>
-        </w:rPr>
-      </w:pPr>
-      <w:bookmarkStart w:id="52" w:name="_Toc147234588"/>
-      <w:bookmarkStart w:id="53" w:name="_Toc240384816"/>
-      <w:r>
-        <w:rPr>
-          <w:rFonts w:ascii="Times New Roman" w:hAnsi="Times New Roman" w:cs="Times New Roman"/>
-          <w:sz w:val="28"/>
-          <w:szCs w:val="28"/>
-        </w:rPr>
-        <w:t>Требования к математическому обеспечению системы</w:t>
-      </w:r>
-      <w:bookmarkEnd w:id="52"/>
-      <w:bookmarkEnd w:id="53"/>
-    </w:p>
-    <w:p>
-      <w:pPr>
-        <w:spacing w:after="0" w:line="360" w:lineRule="auto"/>
-        <w:ind w:firstLine="709"/>
-        <w:jc w:val="both"/>
         <w:rPr>
           <w:rFonts w:ascii="Times New Roman" w:hAnsi="Times New Roman" w:cs="Times New Roman"/>
           <w:sz w:val="28"/>
@@ -8202,6 +9348,17 @@
         </w:rPr>
         <w:t>Дополнительные требования к математическому обеспечению системы не предъявляются.</w:t>
       </w:r>
+    </w:p>
+    <w:p>
+      <w:pPr>
+        <w:spacing w:after="0" w:line="360" w:lineRule="auto"/>
+        <w:jc w:val="center"/>
+        <w:rPr>
+          <w:rFonts w:ascii="Times New Roman" w:hAnsi="Times New Roman" w:cs="Times New Roman"/>
+          <w:sz w:val="28"/>
+          <w:szCs w:val="28"/>
+        </w:rPr>
+      </w:pPr>
     </w:p>
     <w:p>
       <w:pPr>
@@ -8211,33 +9368,53 @@
           <w:numId w:val="1"/>
         </w:numPr>
         <w:spacing w:after="0" w:line="360" w:lineRule="auto"/>
+        <w:ind w:firstLine="0"/>
+        <w:jc w:val="center"/>
+        <w:outlineLvl w:val="2"/>
+        <w:rPr>
+          <w:rFonts w:ascii="Times New Roman" w:hAnsi="Times New Roman" w:cs="Times New Roman"/>
+          <w:b/>
+          <w:bCs/>
+          <w:sz w:val="28"/>
+          <w:szCs w:val="28"/>
+        </w:rPr>
+      </w:pPr>
+      <w:bookmarkStart w:id="68" w:name="_Toc147234589"/>
+      <w:bookmarkStart w:id="69" w:name="_Toc240384817"/>
+      <w:r>
+        <w:rPr>
+          <w:rFonts w:ascii="Times New Roman" w:hAnsi="Times New Roman" w:cs="Times New Roman"/>
+          <w:b/>
+          <w:bCs/>
+          <w:sz w:val="28"/>
+          <w:szCs w:val="28"/>
+        </w:rPr>
+        <w:t>Требования к информационному обеспечению системы</w:t>
+      </w:r>
+      <w:bookmarkEnd w:id="68"/>
+      <w:bookmarkEnd w:id="69"/>
+    </w:p>
+    <w:p>
+      <w:pPr>
+        <w:pStyle w:val="a7"/>
+        <w:spacing w:after="0" w:line="360" w:lineRule="auto"/>
+        <w:ind w:left="0"/>
+        <w:jc w:val="center"/>
+        <w:outlineLvl w:val="2"/>
+        <w:rPr>
+          <w:rFonts w:ascii="Times New Roman" w:hAnsi="Times New Roman" w:cs="Times New Roman"/>
+          <w:b/>
+          <w:bCs/>
+          <w:sz w:val="28"/>
+          <w:szCs w:val="28"/>
+        </w:rPr>
+      </w:pPr>
+    </w:p>
+    <w:p>
+      <w:pPr>
+        <w:spacing w:after="0" w:line="360" w:lineRule="auto"/>
         <w:ind w:firstLine="709"/>
         <w:jc w:val="both"/>
-        <w:outlineLvl w:val="2"/>
-        <w:rPr>
-          <w:rFonts w:ascii="Times New Roman" w:hAnsi="Times New Roman" w:cs="Times New Roman"/>
-          <w:sz w:val="28"/>
-          <w:szCs w:val="28"/>
-        </w:rPr>
-      </w:pPr>
-      <w:bookmarkStart w:id="54" w:name="_Toc147234589"/>
-      <w:bookmarkStart w:id="55" w:name="_Toc240384817"/>
-      <w:r>
-        <w:rPr>
-          <w:rFonts w:ascii="Times New Roman" w:hAnsi="Times New Roman" w:cs="Times New Roman"/>
-          <w:sz w:val="28"/>
-          <w:szCs w:val="28"/>
-        </w:rPr>
-        <w:t>Требования к информационному обеспечению системы</w:t>
-      </w:r>
-      <w:bookmarkEnd w:id="54"/>
-      <w:bookmarkEnd w:id="55"/>
-    </w:p>
-    <w:p>
-      <w:pPr>
-        <w:spacing w:after="0" w:line="360" w:lineRule="auto"/>
-        <w:ind w:firstLine="709"/>
-        <w:jc w:val="both"/>
         <w:rPr>
           <w:rFonts w:ascii="Times New Roman" w:hAnsi="Times New Roman" w:cs="Times New Roman"/>
           <w:sz w:val="28"/>
@@ -8252,6 +9429,17 @@
         </w:rPr>
         <w:t>Дополнительные требования по информационному обеспечению системы не предъявляются.</w:t>
       </w:r>
+    </w:p>
+    <w:p>
+      <w:pPr>
+        <w:spacing w:after="0" w:line="360" w:lineRule="auto"/>
+        <w:jc w:val="center"/>
+        <w:rPr>
+          <w:rFonts w:ascii="Times New Roman" w:hAnsi="Times New Roman" w:cs="Times New Roman"/>
+          <w:sz w:val="28"/>
+          <w:szCs w:val="28"/>
+        </w:rPr>
+      </w:pPr>
     </w:p>
     <w:p>
       <w:pPr>
@@ -8261,33 +9449,53 @@
           <w:numId w:val="1"/>
         </w:numPr>
         <w:spacing w:after="0" w:line="360" w:lineRule="auto"/>
+        <w:ind w:firstLine="0"/>
+        <w:jc w:val="center"/>
+        <w:outlineLvl w:val="2"/>
+        <w:rPr>
+          <w:rFonts w:ascii="Times New Roman" w:hAnsi="Times New Roman" w:cs="Times New Roman"/>
+          <w:b/>
+          <w:bCs/>
+          <w:sz w:val="28"/>
+          <w:szCs w:val="28"/>
+        </w:rPr>
+      </w:pPr>
+      <w:bookmarkStart w:id="70" w:name="_Toc147234590"/>
+      <w:bookmarkStart w:id="71" w:name="_Toc240384818"/>
+      <w:r>
+        <w:rPr>
+          <w:rFonts w:ascii="Times New Roman" w:hAnsi="Times New Roman" w:cs="Times New Roman"/>
+          <w:b/>
+          <w:bCs/>
+          <w:sz w:val="28"/>
+          <w:szCs w:val="28"/>
+        </w:rPr>
+        <w:t>Требования к лингвистическому обеспечению системы</w:t>
+      </w:r>
+      <w:bookmarkEnd w:id="70"/>
+      <w:bookmarkEnd w:id="71"/>
+    </w:p>
+    <w:p>
+      <w:pPr>
+        <w:pStyle w:val="a7"/>
+        <w:spacing w:after="0" w:line="360" w:lineRule="auto"/>
+        <w:ind w:left="0"/>
+        <w:jc w:val="center"/>
+        <w:outlineLvl w:val="2"/>
+        <w:rPr>
+          <w:rFonts w:ascii="Times New Roman" w:hAnsi="Times New Roman" w:cs="Times New Roman"/>
+          <w:b/>
+          <w:bCs/>
+          <w:sz w:val="28"/>
+          <w:szCs w:val="28"/>
+        </w:rPr>
+      </w:pPr>
+    </w:p>
+    <w:p>
+      <w:pPr>
+        <w:spacing w:after="0" w:line="360" w:lineRule="auto"/>
         <w:ind w:firstLine="709"/>
         <w:jc w:val="both"/>
-        <w:outlineLvl w:val="2"/>
-        <w:rPr>
-          <w:rFonts w:ascii="Times New Roman" w:hAnsi="Times New Roman" w:cs="Times New Roman"/>
-          <w:sz w:val="28"/>
-          <w:szCs w:val="28"/>
-        </w:rPr>
-      </w:pPr>
-      <w:bookmarkStart w:id="56" w:name="_Toc147234590"/>
-      <w:bookmarkStart w:id="57" w:name="_Toc240384818"/>
-      <w:r>
-        <w:rPr>
-          <w:rFonts w:ascii="Times New Roman" w:hAnsi="Times New Roman" w:cs="Times New Roman"/>
-          <w:sz w:val="28"/>
-          <w:szCs w:val="28"/>
-        </w:rPr>
-        <w:t>Требования к лингвистическому обеспечению системы</w:t>
-      </w:r>
-      <w:bookmarkEnd w:id="56"/>
-      <w:bookmarkEnd w:id="57"/>
-    </w:p>
-    <w:p>
-      <w:pPr>
-        <w:spacing w:after="0" w:line="360" w:lineRule="auto"/>
-        <w:ind w:firstLine="709"/>
-        <w:jc w:val="both"/>
         <w:rPr>
           <w:rFonts w:ascii="Times New Roman" w:hAnsi="Times New Roman" w:cs="Times New Roman"/>
           <w:sz w:val="28"/>
@@ -8302,6 +9510,17 @@
         </w:rPr>
         <w:t>При разработке программы допускается использовать русский и английский языки, при этом не допускается использование обоих одновременно. При реализации сразу двух языков должна быть предусмотрена возможность переключения между ними.</w:t>
       </w:r>
+    </w:p>
+    <w:p>
+      <w:pPr>
+        <w:spacing w:after="0" w:line="360" w:lineRule="auto"/>
+        <w:jc w:val="center"/>
+        <w:rPr>
+          <w:rFonts w:ascii="Times New Roman" w:hAnsi="Times New Roman" w:cs="Times New Roman"/>
+          <w:sz w:val="28"/>
+          <w:szCs w:val="28"/>
+        </w:rPr>
+      </w:pPr>
     </w:p>
     <w:p>
       <w:pPr>
@@ -8311,27 +9530,133 @@
           <w:numId w:val="1"/>
         </w:numPr>
         <w:spacing w:after="0" w:line="360" w:lineRule="auto"/>
+        <w:ind w:firstLine="0"/>
+        <w:jc w:val="center"/>
+        <w:outlineLvl w:val="2"/>
+        <w:rPr>
+          <w:rFonts w:ascii="Times New Roman" w:hAnsi="Times New Roman" w:cs="Times New Roman"/>
+          <w:b/>
+          <w:bCs/>
+          <w:sz w:val="28"/>
+          <w:szCs w:val="28"/>
+        </w:rPr>
+      </w:pPr>
+      <w:bookmarkStart w:id="72" w:name="_Toc147234591"/>
+      <w:bookmarkStart w:id="73" w:name="_Toc240384819"/>
+      <w:r>
+        <w:rPr>
+          <w:rFonts w:ascii="Times New Roman" w:hAnsi="Times New Roman" w:cs="Times New Roman"/>
+          <w:b/>
+          <w:bCs/>
+          <w:sz w:val="28"/>
+          <w:szCs w:val="28"/>
+        </w:rPr>
+        <w:t>Требования к программному обеспечению системы</w:t>
+      </w:r>
+      <w:bookmarkEnd w:id="72"/>
+      <w:bookmarkEnd w:id="73"/>
+    </w:p>
+    <w:p>
+      <w:pPr>
+        <w:pStyle w:val="a7"/>
+        <w:spacing w:after="0" w:line="360" w:lineRule="auto"/>
+        <w:ind w:left="0"/>
+        <w:jc w:val="center"/>
+        <w:outlineLvl w:val="2"/>
+        <w:rPr>
+          <w:rFonts w:ascii="Times New Roman" w:hAnsi="Times New Roman" w:cs="Times New Roman"/>
+          <w:b/>
+          <w:bCs/>
+          <w:sz w:val="28"/>
+          <w:szCs w:val="28"/>
+        </w:rPr>
+      </w:pPr>
+    </w:p>
+    <w:p>
+      <w:pPr>
+        <w:spacing w:after="0" w:line="360" w:lineRule="auto"/>
         <w:ind w:firstLine="709"/>
         <w:jc w:val="both"/>
-        <w:outlineLvl w:val="2"/>
-        <w:rPr>
-          <w:rFonts w:ascii="Times New Roman" w:hAnsi="Times New Roman" w:cs="Times New Roman"/>
-          <w:sz w:val="28"/>
-          <w:szCs w:val="28"/>
-        </w:rPr>
-      </w:pPr>
-      <w:bookmarkStart w:id="58" w:name="_Toc147234591"/>
-      <w:bookmarkStart w:id="59" w:name="_Toc240384819"/>
-      <w:r>
-        <w:rPr>
-          <w:rFonts w:ascii="Times New Roman" w:hAnsi="Times New Roman" w:cs="Times New Roman"/>
-          <w:sz w:val="28"/>
-          <w:szCs w:val="28"/>
-        </w:rPr>
-        <w:t>Требования к программному обеспечению системы</w:t>
-      </w:r>
-      <w:bookmarkEnd w:id="58"/>
-      <w:bookmarkEnd w:id="59"/>
+        <w:rPr>
+          <w:rFonts w:ascii="Times New Roman" w:hAnsi="Times New Roman" w:cs="Times New Roman"/>
+          <w:sz w:val="28"/>
+          <w:szCs w:val="28"/>
+        </w:rPr>
+      </w:pPr>
+      <w:r>
+        <w:rPr>
+          <w:rFonts w:ascii="Times New Roman" w:hAnsi="Times New Roman" w:cs="Times New Roman"/>
+          <w:sz w:val="28"/>
+          <w:szCs w:val="28"/>
+        </w:rPr>
+        <w:t xml:space="preserve">При выборе программного обеспечения необходимо отдавать предпочтение платформам разработки и библиотекам, распространяемым под лицензией MIT или аналогичным ей лицензиям, допускающим свободное использование в любом ПО и освобождающим использующих от любой оплаты. Версия САПР </w:t>
+      </w:r>
+      <w:r>
+        <w:rPr>
+          <w:rFonts w:ascii="Times New Roman" w:hAnsi="Times New Roman" w:cs="Times New Roman"/>
+          <w:sz w:val="28"/>
+          <w:szCs w:val="28"/>
+        </w:rPr>
+        <w:t>«</w:t>
+      </w:r>
+      <w:r>
+        <w:rPr>
+          <w:rFonts w:ascii="Times New Roman" w:hAnsi="Times New Roman" w:cs="Times New Roman"/>
+          <w:sz w:val="28"/>
+          <w:szCs w:val="28"/>
+        </w:rPr>
+        <w:t>Компас-3</w:t>
+      </w:r>
+      <w:r>
+        <w:rPr>
+          <w:rFonts w:ascii="Times New Roman" w:hAnsi="Times New Roman" w:cs="Times New Roman"/>
+          <w:sz w:val="28"/>
+          <w:szCs w:val="28"/>
+          <w:lang w:val="en-US"/>
+        </w:rPr>
+        <w:t>D</w:t>
+      </w:r>
+      <w:r>
+        <w:rPr>
+          <w:rFonts w:ascii="Times New Roman" w:hAnsi="Times New Roman" w:cs="Times New Roman"/>
+          <w:sz w:val="28"/>
+          <w:szCs w:val="28"/>
+        </w:rPr>
+        <w:t>»</w:t>
+      </w:r>
+      <w:r>
+        <w:rPr>
+          <w:rFonts w:ascii="Times New Roman" w:hAnsi="Times New Roman" w:cs="Times New Roman"/>
+          <w:sz w:val="28"/>
+          <w:szCs w:val="28"/>
+        </w:rPr>
+        <w:t xml:space="preserve"> </w:t>
+      </w:r>
+      <w:r>
+        <w:rPr>
+          <w:rFonts w:ascii="Times New Roman" w:hAnsi="Times New Roman" w:cs="Times New Roman"/>
+          <w:sz w:val="28"/>
+          <w:szCs w:val="28"/>
+          <w:lang w:val="en-US"/>
+        </w:rPr>
+        <w:t>v</w:t>
+      </w:r>
+      <w:r>
+        <w:rPr>
+          <w:rFonts w:ascii="Times New Roman" w:hAnsi="Times New Roman" w:cs="Times New Roman"/>
+          <w:sz w:val="28"/>
+          <w:szCs w:val="28"/>
+        </w:rPr>
+        <w:t>2</w:t>
+      </w:r>
+      <w:r>
+        <w:rPr>
+          <w:rFonts w:ascii="Times New Roman" w:hAnsi="Times New Roman" w:cs="Times New Roman"/>
+          <w:sz w:val="28"/>
+          <w:szCs w:val="28"/>
+        </w:rPr>
+        <w:t>5.</w:t>
+      </w:r>
     </w:p>
     <w:p>
       <w:pPr>
@@ -8350,94 +9675,19 @@
           <w:sz w:val="28"/>
           <w:szCs w:val="28"/>
         </w:rPr>
-        <w:t xml:space="preserve">При выборе программного обеспечения необходимо отдавать предпочтение платформам разработки и библиотекам, распространяемым под лицензией MIT или аналогичным ей лицензиям, допускающим свободное использование в любом ПО и освобождающим использующих от любой оплаты. Версия САПР </w:t>
-      </w:r>
-      <w:r>
-        <w:rPr>
-          <w:rFonts w:ascii="Times New Roman" w:hAnsi="Times New Roman" w:cs="Times New Roman"/>
-          <w:sz w:val="28"/>
-          <w:szCs w:val="28"/>
-        </w:rPr>
-        <w:t>«</w:t>
-      </w:r>
-      <w:r>
-        <w:rPr>
-          <w:rFonts w:ascii="Times New Roman" w:hAnsi="Times New Roman" w:cs="Times New Roman"/>
-          <w:sz w:val="28"/>
-          <w:szCs w:val="28"/>
-        </w:rPr>
-        <w:t>Компас-3</w:t>
-      </w:r>
-      <w:r>
-        <w:rPr>
-          <w:rFonts w:ascii="Times New Roman" w:hAnsi="Times New Roman" w:cs="Times New Roman"/>
-          <w:sz w:val="28"/>
-          <w:szCs w:val="28"/>
-          <w:lang w:val="en-US"/>
-        </w:rPr>
-        <w:t>D</w:t>
-      </w:r>
-      <w:r>
-        <w:rPr>
-          <w:rFonts w:ascii="Times New Roman" w:hAnsi="Times New Roman" w:cs="Times New Roman"/>
-          <w:sz w:val="28"/>
-          <w:szCs w:val="28"/>
-        </w:rPr>
-        <w:t>»</w:t>
-      </w:r>
-      <w:r>
-        <w:rPr>
-          <w:rFonts w:ascii="Times New Roman" w:hAnsi="Times New Roman" w:cs="Times New Roman"/>
-          <w:sz w:val="28"/>
-          <w:szCs w:val="28"/>
-        </w:rPr>
-        <w:t xml:space="preserve"> </w:t>
-      </w:r>
-      <w:r>
-        <w:rPr>
-          <w:rFonts w:ascii="Times New Roman" w:hAnsi="Times New Roman" w:cs="Times New Roman"/>
-          <w:sz w:val="28"/>
-          <w:szCs w:val="28"/>
-          <w:lang w:val="en-US"/>
-        </w:rPr>
-        <w:t>v</w:t>
-      </w:r>
-      <w:r>
-        <w:rPr>
-          <w:rFonts w:ascii="Times New Roman" w:hAnsi="Times New Roman" w:cs="Times New Roman"/>
-          <w:sz w:val="28"/>
-          <w:szCs w:val="28"/>
-        </w:rPr>
-        <w:t>2</w:t>
-      </w:r>
-      <w:r>
-        <w:rPr>
-          <w:rFonts w:ascii="Times New Roman" w:hAnsi="Times New Roman" w:cs="Times New Roman"/>
-          <w:sz w:val="28"/>
-          <w:szCs w:val="28"/>
-        </w:rPr>
-        <w:t>5.</w:t>
-      </w:r>
-    </w:p>
-    <w:p>
-      <w:pPr>
-        <w:spacing w:after="0" w:line="360" w:lineRule="auto"/>
-        <w:ind w:firstLine="709"/>
-        <w:jc w:val="both"/>
-        <w:rPr>
-          <w:rFonts w:ascii="Times New Roman" w:hAnsi="Times New Roman" w:cs="Times New Roman"/>
-          <w:sz w:val="28"/>
-          <w:szCs w:val="28"/>
-        </w:rPr>
-      </w:pPr>
-      <w:r>
-        <w:rPr>
-          <w:rFonts w:ascii="Times New Roman" w:hAnsi="Times New Roman" w:cs="Times New Roman"/>
-          <w:sz w:val="28"/>
-          <w:szCs w:val="28"/>
-        </w:rPr>
         <w:t>Помимо этого, разработанная система должна работать на ПК с ОС Windows версии 10 и старше и разрядностью х64 с NET Framework 4.7.2.</w:t>
       </w:r>
+    </w:p>
+    <w:p>
+      <w:pPr>
+        <w:spacing w:after="0" w:line="360" w:lineRule="auto"/>
+        <w:jc w:val="center"/>
+        <w:rPr>
+          <w:rFonts w:ascii="Times New Roman" w:hAnsi="Times New Roman" w:cs="Times New Roman"/>
+          <w:sz w:val="28"/>
+          <w:szCs w:val="28"/>
+        </w:rPr>
+      </w:pPr>
     </w:p>
     <w:p>
       <w:pPr>
@@ -8447,27 +9697,47 @@
           <w:numId w:val="1"/>
         </w:numPr>
         <w:spacing w:after="0" w:line="360" w:lineRule="auto"/>
-        <w:ind w:firstLine="709"/>
-        <w:jc w:val="both"/>
+        <w:ind w:firstLine="0"/>
+        <w:jc w:val="center"/>
         <w:outlineLvl w:val="2"/>
         <w:rPr>
           <w:rFonts w:ascii="Times New Roman" w:hAnsi="Times New Roman" w:cs="Times New Roman"/>
-          <w:sz w:val="28"/>
-          <w:szCs w:val="28"/>
-        </w:rPr>
-      </w:pPr>
-      <w:bookmarkStart w:id="60" w:name="_Toc147234592"/>
-      <w:bookmarkStart w:id="61" w:name="_Toc240384820"/>
-      <w:r>
-        <w:rPr>
-          <w:rFonts w:ascii="Times New Roman" w:hAnsi="Times New Roman" w:cs="Times New Roman"/>
+          <w:b/>
+          <w:bCs/>
+          <w:sz w:val="28"/>
+          <w:szCs w:val="28"/>
+        </w:rPr>
+      </w:pPr>
+      <w:bookmarkStart w:id="74" w:name="_Toc147234592"/>
+      <w:bookmarkStart w:id="75" w:name="_Toc240384820"/>
+      <w:r>
+        <w:rPr>
+          <w:rFonts w:ascii="Times New Roman" w:hAnsi="Times New Roman" w:cs="Times New Roman"/>
+          <w:b/>
+          <w:bCs/>
           <w:sz w:val="28"/>
           <w:szCs w:val="28"/>
         </w:rPr>
         <w:t>Требования к техническому обеспечению системы</w:t>
       </w:r>
-      <w:bookmarkEnd w:id="60"/>
-      <w:bookmarkEnd w:id="61"/>
+      <w:bookmarkEnd w:id="74"/>
+      <w:bookmarkEnd w:id="75"/>
+    </w:p>
+    <w:p>
+      <w:pPr>
+        <w:pStyle w:val="a7"/>
+        <w:spacing w:after="0" w:line="360" w:lineRule="auto"/>
+        <w:ind w:left="0"/>
+        <w:jc w:val="center"/>
+        <w:outlineLvl w:val="2"/>
+        <w:rPr>
+          <w:rFonts w:ascii="Times New Roman" w:hAnsi="Times New Roman" w:cs="Times New Roman"/>
+          <w:b/>
+          <w:bCs/>
+          <w:sz w:val="28"/>
+          <w:szCs w:val="28"/>
+        </w:rPr>
+      </w:pPr>
     </w:p>
     <w:p>
       <w:pPr>
@@ -8486,7 +9756,6 @@
           <w:sz w:val="28"/>
           <w:szCs w:val="28"/>
         </w:rPr>
-        <w:lastRenderedPageBreak/>
         <w:t>−</w:t>
       </w:r>
       <w:r>
@@ -8497,8 +9766,8 @@
         </w:rPr>
         <w:t xml:space="preserve"> </w:t>
       </w:r>
-      <w:commentRangeStart w:id="62"/>
-      <w:commentRangeStart w:id="63"/>
+      <w:commentRangeStart w:id="76"/>
+      <w:commentRangeStart w:id="77"/>
       <w:r>
         <w:rPr>
           <w:rFonts w:ascii="Times New Roman" w:hAnsi="Times New Roman" w:cs="Times New Roman"/>
@@ -8535,7 +9804,8 @@
           <w:szCs w:val="28"/>
         </w:rPr>
       </w:pPr>
-      <w:commentRangeStart w:id="83"/>
+      <w:commentRangeStart w:id="78"/>
+      <w:commentRangeStart w:id="79"/>
       <w:r>
         <w:rPr>
           <w:rFonts w:ascii="Times New Roman" w:hAnsi="Times New Roman" w:cs="Times New Roman"/>
@@ -8558,14 +9828,115 @@
           <w:sz w:val="28"/>
           <w:szCs w:val="28"/>
         </w:rPr>
-        <w:t>видеокарта с поддержкой OpenGL 4.5, с 2 ГБ видеопамяти и более, пропускная способность видеопамяти — 80 ГБ/с и более;</w:t>
-      </w:r>
-      <w:commentRangeEnd w:id="83"/>
+        <w:t xml:space="preserve">графический процессор с объемом </w:t>
+      </w:r>
+      <w:r>
+        <w:rPr>
+          <w:rFonts w:ascii="Times New Roman" w:hAnsi="Times New Roman" w:cs="Times New Roman"/>
+          <w:sz w:val="28"/>
+          <w:szCs w:val="28"/>
+        </w:rPr>
+        <w:t>видео</w:t>
+      </w:r>
+      <w:r>
+        <w:rPr>
+          <w:rFonts w:ascii="Times New Roman" w:hAnsi="Times New Roman" w:cs="Times New Roman"/>
+          <w:sz w:val="28"/>
+          <w:szCs w:val="28"/>
+        </w:rPr>
+        <w:t xml:space="preserve">памяти </w:t>
+      </w:r>
+      <w:r>
+        <w:rPr>
+          <w:rFonts w:ascii="Times New Roman" w:hAnsi="Times New Roman" w:cs="Times New Roman"/>
+          <w:sz w:val="28"/>
+          <w:szCs w:val="28"/>
+        </w:rPr>
+        <w:t>не менее 2</w:t>
+      </w:r>
+      <w:r>
+        <w:rPr>
+          <w:rFonts w:ascii="Times New Roman" w:hAnsi="Times New Roman" w:cs="Times New Roman"/>
+          <w:sz w:val="28"/>
+          <w:szCs w:val="28"/>
+        </w:rPr>
+        <w:t xml:space="preserve"> ГБ, пропускной способностью </w:t>
+      </w:r>
+      <w:r>
+        <w:rPr>
+          <w:rFonts w:ascii="Times New Roman" w:hAnsi="Times New Roman" w:cs="Times New Roman"/>
+          <w:sz w:val="28"/>
+          <w:szCs w:val="28"/>
+        </w:rPr>
+        <w:t xml:space="preserve">видеопамяти </w:t>
+      </w:r>
+      <w:r>
+        <w:rPr>
+          <w:rFonts w:ascii="Times New Roman" w:hAnsi="Times New Roman" w:cs="Times New Roman"/>
+          <w:sz w:val="28"/>
+          <w:szCs w:val="28"/>
+        </w:rPr>
+        <w:t>— 80 ГБ/с и более</w:t>
+      </w:r>
+      <w:r>
+        <w:rPr>
+          <w:rFonts w:ascii="Times New Roman" w:hAnsi="Times New Roman" w:cs="Times New Roman"/>
+          <w:sz w:val="28"/>
+          <w:szCs w:val="28"/>
+        </w:rPr>
+        <w:t>,</w:t>
+      </w:r>
+      <w:r>
+        <w:rPr>
+          <w:rFonts w:ascii="Times New Roman" w:hAnsi="Times New Roman" w:cs="Times New Roman"/>
+          <w:sz w:val="28"/>
+          <w:szCs w:val="28"/>
+        </w:rPr>
+        <w:t xml:space="preserve"> поддержкой DirectX 1</w:t>
+      </w:r>
+      <w:r>
+        <w:rPr>
+          <w:rFonts w:ascii="Times New Roman" w:hAnsi="Times New Roman" w:cs="Times New Roman"/>
+          <w:sz w:val="28"/>
+          <w:szCs w:val="28"/>
+        </w:rPr>
+        <w:t xml:space="preserve">2 и </w:t>
+      </w:r>
+      <w:r>
+        <w:rPr>
+          <w:rFonts w:ascii="Times New Roman" w:hAnsi="Times New Roman" w:cs="Times New Roman"/>
+          <w:sz w:val="28"/>
+          <w:szCs w:val="28"/>
+        </w:rPr>
+        <w:t>OpenGL 4.5</w:t>
+      </w:r>
+      <w:r>
+        <w:rPr>
+          <w:rFonts w:ascii="Times New Roman" w:hAnsi="Times New Roman" w:cs="Times New Roman"/>
+          <w:sz w:val="28"/>
+          <w:szCs w:val="28"/>
+        </w:rPr>
+        <w:t>;</w:t>
+      </w:r>
+      <w:commentRangeEnd w:id="78"/>
       <w:r>
         <w:rPr>
           <w:rStyle w:val="ae"/>
-        </w:rPr>
-        <w:commentReference w:id="83"/>
+          <w:rFonts w:ascii="Times New Roman" w:hAnsi="Times New Roman" w:cs="Times New Roman"/>
+          <w:sz w:val="28"/>
+          <w:szCs w:val="28"/>
+        </w:rPr>
+        <w:commentReference w:id="78"/>
+      </w:r>
+      <w:commentRangeEnd w:id="79"/>
+      <w:r>
+        <w:rPr>
+          <w:rStyle w:val="ae"/>
+          <w:rFonts w:ascii="Times New Roman" w:hAnsi="Times New Roman" w:cs="Times New Roman"/>
+          <w:sz w:val="28"/>
+          <w:szCs w:val="28"/>
+        </w:rPr>
+        <w:commentReference w:id="79"/>
       </w:r>
     </w:p>
     <w:p>
@@ -8653,27 +10024,15 @@
           <w:sz w:val="28"/>
           <w:szCs w:val="28"/>
         </w:rPr>
-        <w:t xml:space="preserve">место на диске — 40 ГБ; </w:t>
-      </w:r>
-    </w:p>
-    <w:p>
-      <w:pPr>
-        <w:spacing w:after="0" w:line="360" w:lineRule="auto"/>
-        <w:ind w:left="709"/>
-        <w:jc w:val="both"/>
-        <w:rPr>
-          <w:rFonts w:ascii="Times New Roman" w:hAnsi="Times New Roman" w:cs="Times New Roman"/>
-          <w:sz w:val="28"/>
-          <w:szCs w:val="28"/>
-        </w:rPr>
-      </w:pPr>
-      <w:r>
-        <w:rPr>
-          <w:rFonts w:ascii="Times New Roman" w:hAnsi="Times New Roman" w:cs="Times New Roman"/>
-          <w:sz w:val="28"/>
-          <w:szCs w:val="28"/>
-        </w:rPr>
-        <w:t>−</w:t>
+        <w:t>место на диске — 40 ГБ</w:t>
+      </w:r>
+      <w:r>
+        <w:rPr>
+          <w:rFonts w:ascii="Times New Roman" w:hAnsi="Times New Roman" w:cs="Times New Roman"/>
+          <w:sz w:val="28"/>
+          <w:szCs w:val="28"/>
+        </w:rPr>
+        <w:t>.</w:t>
       </w:r>
       <w:r>
         <w:rPr>
@@ -8683,31 +10042,7 @@
         </w:rPr>
         <w:t xml:space="preserve"> </w:t>
       </w:r>
-      <w:r>
-        <w:rPr>
-          <w:rFonts w:ascii="Times New Roman" w:hAnsi="Times New Roman" w:cs="Times New Roman"/>
-          <w:sz w:val="28"/>
-          <w:szCs w:val="28"/>
-        </w:rPr>
-        <w:t>графический процессор с объемом памяти 1 ГБ, пропускной способностью 29 ГБ/с и поддержкой DirectX 1</w:t>
-      </w:r>
-      <w:r>
-        <w:rPr>
-          <w:rFonts w:ascii="Times New Roman" w:hAnsi="Times New Roman" w:cs="Times New Roman"/>
-          <w:sz w:val="28"/>
-          <w:szCs w:val="28"/>
-        </w:rPr>
-        <w:t>2</w:t>
-      </w:r>
-      <w:r>
-        <w:rPr>
-          <w:rFonts w:ascii="Times New Roman" w:hAnsi="Times New Roman" w:cs="Times New Roman"/>
-          <w:sz w:val="28"/>
-          <w:szCs w:val="28"/>
-        </w:rPr>
-        <w:t>.</w:t>
-      </w:r>
-      <w:commentRangeEnd w:id="62"/>
+      <w:commentRangeEnd w:id="76"/>
       <w:r>
         <w:rPr>
           <w:rStyle w:val="ae"/>
@@ -8715,9 +10050,9 @@
           <w:sz w:val="28"/>
           <w:szCs w:val="28"/>
         </w:rPr>
-        <w:commentReference w:id="62"/>
-      </w:r>
-      <w:commentRangeEnd w:id="63"/>
+        <w:commentReference w:id="76"/>
+      </w:r>
+      <w:commentRangeEnd w:id="77"/>
       <w:r>
         <w:rPr>
           <w:rStyle w:val="ae"/>
@@ -8725,8 +10060,19 @@
           <w:sz w:val="28"/>
           <w:szCs w:val="28"/>
         </w:rPr>
-        <w:commentReference w:id="63"/>
-      </w:r>
+        <w:commentReference w:id="77"/>
+      </w:r>
+    </w:p>
+    <w:p>
+      <w:pPr>
+        <w:spacing w:after="0" w:line="360" w:lineRule="auto"/>
+        <w:jc w:val="center"/>
+        <w:rPr>
+          <w:rFonts w:ascii="Times New Roman" w:hAnsi="Times New Roman" w:cs="Times New Roman"/>
+          <w:sz w:val="28"/>
+          <w:szCs w:val="28"/>
+        </w:rPr>
+      </w:pPr>
     </w:p>
     <w:p>
       <w:pPr>
@@ -8736,33 +10082,53 @@
           <w:numId w:val="1"/>
         </w:numPr>
         <w:spacing w:after="0" w:line="360" w:lineRule="auto"/>
+        <w:ind w:firstLine="0"/>
+        <w:jc w:val="center"/>
+        <w:outlineLvl w:val="2"/>
+        <w:rPr>
+          <w:rFonts w:ascii="Times New Roman" w:hAnsi="Times New Roman" w:cs="Times New Roman"/>
+          <w:b/>
+          <w:bCs/>
+          <w:sz w:val="28"/>
+          <w:szCs w:val="28"/>
+        </w:rPr>
+      </w:pPr>
+      <w:bookmarkStart w:id="80" w:name="_Toc147234593"/>
+      <w:bookmarkStart w:id="81" w:name="_Toc240384821"/>
+      <w:r>
+        <w:rPr>
+          <w:rFonts w:ascii="Times New Roman" w:hAnsi="Times New Roman" w:cs="Times New Roman"/>
+          <w:b/>
+          <w:bCs/>
+          <w:sz w:val="28"/>
+          <w:szCs w:val="28"/>
+        </w:rPr>
+        <w:t>Требования к метрологическому обеспечению</w:t>
+      </w:r>
+      <w:bookmarkEnd w:id="80"/>
+      <w:bookmarkEnd w:id="81"/>
+    </w:p>
+    <w:p>
+      <w:pPr>
+        <w:pStyle w:val="a7"/>
+        <w:spacing w:after="0" w:line="360" w:lineRule="auto"/>
+        <w:ind w:left="0"/>
+        <w:jc w:val="center"/>
+        <w:outlineLvl w:val="2"/>
+        <w:rPr>
+          <w:rFonts w:ascii="Times New Roman" w:hAnsi="Times New Roman" w:cs="Times New Roman"/>
+          <w:b/>
+          <w:bCs/>
+          <w:sz w:val="28"/>
+          <w:szCs w:val="28"/>
+        </w:rPr>
+      </w:pPr>
+    </w:p>
+    <w:p>
+      <w:pPr>
+        <w:spacing w:after="0" w:line="360" w:lineRule="auto"/>
         <w:ind w:firstLine="709"/>
         <w:jc w:val="both"/>
-        <w:outlineLvl w:val="2"/>
-        <w:rPr>
-          <w:rFonts w:ascii="Times New Roman" w:hAnsi="Times New Roman" w:cs="Times New Roman"/>
-          <w:sz w:val="28"/>
-          <w:szCs w:val="28"/>
-        </w:rPr>
-      </w:pPr>
-      <w:bookmarkStart w:id="64" w:name="_Toc147234593"/>
-      <w:bookmarkStart w:id="65" w:name="_Toc240384821"/>
-      <w:r>
-        <w:rPr>
-          <w:rFonts w:ascii="Times New Roman" w:hAnsi="Times New Roman" w:cs="Times New Roman"/>
-          <w:sz w:val="28"/>
-          <w:szCs w:val="28"/>
-        </w:rPr>
-        <w:t>Требования к метрологическому обеспечению</w:t>
-      </w:r>
-      <w:bookmarkEnd w:id="64"/>
-      <w:bookmarkEnd w:id="65"/>
-    </w:p>
-    <w:p>
-      <w:pPr>
-        <w:spacing w:after="0" w:line="360" w:lineRule="auto"/>
-        <w:ind w:firstLine="709"/>
-        <w:jc w:val="both"/>
         <w:rPr>
           <w:rFonts w:ascii="Times New Roman" w:hAnsi="Times New Roman" w:cs="Times New Roman"/>
           <w:sz w:val="28"/>
@@ -8777,6 +10143,17 @@
         </w:rPr>
         <w:t>Дополнительные требования к метрологическому обеспечению не предъявляются.</w:t>
       </w:r>
+    </w:p>
+    <w:p>
+      <w:pPr>
+        <w:spacing w:after="0" w:line="360" w:lineRule="auto"/>
+        <w:jc w:val="center"/>
+        <w:rPr>
+          <w:rFonts w:ascii="Times New Roman" w:hAnsi="Times New Roman" w:cs="Times New Roman"/>
+          <w:sz w:val="28"/>
+          <w:szCs w:val="28"/>
+        </w:rPr>
+      </w:pPr>
     </w:p>
     <w:p>
       <w:pPr>
@@ -8786,33 +10163,53 @@
           <w:numId w:val="1"/>
         </w:numPr>
         <w:spacing w:after="0" w:line="360" w:lineRule="auto"/>
+        <w:ind w:firstLine="0"/>
+        <w:jc w:val="center"/>
+        <w:outlineLvl w:val="2"/>
+        <w:rPr>
+          <w:rFonts w:ascii="Times New Roman" w:hAnsi="Times New Roman" w:cs="Times New Roman"/>
+          <w:b/>
+          <w:bCs/>
+          <w:sz w:val="28"/>
+          <w:szCs w:val="28"/>
+        </w:rPr>
+      </w:pPr>
+      <w:bookmarkStart w:id="82" w:name="_Toc147234594"/>
+      <w:bookmarkStart w:id="83" w:name="_Toc240384822"/>
+      <w:r>
+        <w:rPr>
+          <w:rFonts w:ascii="Times New Roman" w:hAnsi="Times New Roman" w:cs="Times New Roman"/>
+          <w:b/>
+          <w:bCs/>
+          <w:sz w:val="28"/>
+          <w:szCs w:val="28"/>
+        </w:rPr>
+        <w:t>Требования к организационному обеспечению</w:t>
+      </w:r>
+      <w:bookmarkEnd w:id="82"/>
+      <w:bookmarkEnd w:id="83"/>
+    </w:p>
+    <w:p>
+      <w:pPr>
+        <w:pStyle w:val="a7"/>
+        <w:spacing w:after="0" w:line="360" w:lineRule="auto"/>
+        <w:ind w:left="0"/>
+        <w:jc w:val="center"/>
+        <w:outlineLvl w:val="2"/>
+        <w:rPr>
+          <w:rFonts w:ascii="Times New Roman" w:hAnsi="Times New Roman" w:cs="Times New Roman"/>
+          <w:b/>
+          <w:bCs/>
+          <w:sz w:val="28"/>
+          <w:szCs w:val="28"/>
+        </w:rPr>
+      </w:pPr>
+    </w:p>
+    <w:p>
+      <w:pPr>
+        <w:spacing w:after="0" w:line="360" w:lineRule="auto"/>
         <w:ind w:firstLine="709"/>
         <w:jc w:val="both"/>
-        <w:outlineLvl w:val="2"/>
-        <w:rPr>
-          <w:rFonts w:ascii="Times New Roman" w:hAnsi="Times New Roman" w:cs="Times New Roman"/>
-          <w:sz w:val="28"/>
-          <w:szCs w:val="28"/>
-        </w:rPr>
-      </w:pPr>
-      <w:bookmarkStart w:id="66" w:name="_Toc147234594"/>
-      <w:bookmarkStart w:id="67" w:name="_Toc240384822"/>
-      <w:r>
-        <w:rPr>
-          <w:rFonts w:ascii="Times New Roman" w:hAnsi="Times New Roman" w:cs="Times New Roman"/>
-          <w:sz w:val="28"/>
-          <w:szCs w:val="28"/>
-        </w:rPr>
-        <w:t>Требования к организационному обеспечению</w:t>
-      </w:r>
-      <w:bookmarkEnd w:id="66"/>
-      <w:bookmarkEnd w:id="67"/>
-    </w:p>
-    <w:p>
-      <w:pPr>
-        <w:spacing w:after="0" w:line="360" w:lineRule="auto"/>
-        <w:ind w:firstLine="709"/>
-        <w:jc w:val="both"/>
         <w:rPr>
           <w:rFonts w:ascii="Times New Roman" w:hAnsi="Times New Roman" w:cs="Times New Roman"/>
           <w:sz w:val="28"/>
@@ -8831,8 +10228,7 @@
     <w:p>
       <w:pPr>
         <w:spacing w:after="0" w:line="360" w:lineRule="auto"/>
-        <w:ind w:firstLine="709"/>
-        <w:jc w:val="both"/>
+        <w:jc w:val="center"/>
         <w:rPr>
           <w:rFonts w:ascii="Times New Roman" w:hAnsi="Times New Roman" w:cs="Times New Roman"/>
           <w:sz w:val="28"/>
@@ -8853,28 +10249,34 @@
         <w:outlineLvl w:val="1"/>
         <w:rPr>
           <w:rFonts w:ascii="Times New Roman" w:hAnsi="Times New Roman" w:cs="Times New Roman"/>
-          <w:sz w:val="28"/>
-          <w:szCs w:val="28"/>
-        </w:rPr>
-      </w:pPr>
-      <w:bookmarkStart w:id="68" w:name="_Toc147234595"/>
-      <w:bookmarkStart w:id="69" w:name="_Toc240384823"/>
-      <w:r>
-        <w:rPr>
-          <w:rFonts w:ascii="Times New Roman" w:hAnsi="Times New Roman" w:cs="Times New Roman"/>
-          <w:sz w:val="28"/>
-          <w:szCs w:val="28"/>
-        </w:rPr>
+          <w:b/>
+          <w:bCs/>
+          <w:sz w:val="28"/>
+          <w:szCs w:val="28"/>
+        </w:rPr>
+      </w:pPr>
+      <w:bookmarkStart w:id="84" w:name="_Toc147234595"/>
+      <w:bookmarkStart w:id="85" w:name="_Toc240384823"/>
+      <w:r>
+        <w:rPr>
+          <w:rFonts w:ascii="Times New Roman" w:hAnsi="Times New Roman" w:cs="Times New Roman"/>
+          <w:b/>
+          <w:bCs/>
+          <w:sz w:val="28"/>
+          <w:szCs w:val="28"/>
+        </w:rPr>
+        <w:lastRenderedPageBreak/>
         <w:t>Общие технические требования к АС</w:t>
       </w:r>
-      <w:bookmarkEnd w:id="68"/>
-      <w:bookmarkEnd w:id="69"/>
+      <w:bookmarkEnd w:id="84"/>
+      <w:bookmarkEnd w:id="85"/>
     </w:p>
     <w:p>
       <w:pPr>
         <w:pStyle w:val="a7"/>
         <w:spacing w:after="0" w:line="360" w:lineRule="auto"/>
-        <w:ind w:left="340"/>
+        <w:ind w:left="0"/>
+        <w:jc w:val="center"/>
         <w:outlineLvl w:val="1"/>
         <w:rPr>
           <w:rFonts w:ascii="Times New Roman" w:hAnsi="Times New Roman" w:cs="Times New Roman"/>
@@ -8959,8 +10361,8 @@
           <w:szCs w:val="28"/>
         </w:rPr>
       </w:pPr>
-      <w:bookmarkStart w:id="70" w:name="_Toc147234596"/>
-      <w:bookmarkStart w:id="71" w:name="_Toc240384824"/>
+      <w:bookmarkStart w:id="86" w:name="_Toc147234596"/>
+      <w:bookmarkStart w:id="87" w:name="_Toc240384824"/>
       <w:r>
         <w:rPr>
           <w:rFonts w:ascii="Times New Roman" w:hAnsi="Times New Roman" w:cs="Times New Roman"/>
@@ -8972,8 +10374,8 @@
         <w:lastRenderedPageBreak/>
         <w:t>СОСТАВ И СОДЕРЖАНИЕ РАБОТ ПО СОЗДАНИЮ АВТОМАТИЗИРОВАННОЙ СИСТЕМЫ</w:t>
       </w:r>
-      <w:bookmarkEnd w:id="70"/>
-      <w:bookmarkEnd w:id="71"/>
+      <w:bookmarkEnd w:id="86"/>
+      <w:bookmarkEnd w:id="87"/>
     </w:p>
     <w:p>
       <w:pPr>
@@ -9080,12 +10482,12 @@
         <w:tblLook w:val="04A0" w:firstRow="1" w:lastRow="0" w:firstColumn="1" w:lastColumn="0" w:noHBand="0" w:noVBand="1"/>
       </w:tblPr>
       <w:tblGrid>
-        <w:gridCol w:w="798"/>
-        <w:gridCol w:w="2032"/>
-        <w:gridCol w:w="4111"/>
-        <w:gridCol w:w="1843"/>
-        <w:gridCol w:w="3361"/>
-        <w:gridCol w:w="2415"/>
+        <w:gridCol w:w="797"/>
+        <w:gridCol w:w="2102"/>
+        <w:gridCol w:w="4084"/>
+        <w:gridCol w:w="1840"/>
+        <w:gridCol w:w="3334"/>
+        <w:gridCol w:w="2403"/>
       </w:tblGrid>
       <w:tr>
         <w:trPr>
@@ -9569,25 +10971,66 @@
           </w:tcPr>
           <w:p>
             <w:pPr>
+              <w:pStyle w:val="a7"/>
+              <w:numPr>
+                <w:ilvl w:val="0"/>
+                <w:numId w:val="24"/>
+              </w:numPr>
               <w:spacing w:line="360" w:lineRule="auto"/>
+              <w:ind w:left="0" w:firstLine="0"/>
               <w:jc w:val="both"/>
               <w:rPr>
                 <w:rFonts w:ascii="Times New Roman" w:hAnsi="Times New Roman" w:cs="Times New Roman"/>
               </w:rPr>
             </w:pPr>
-            <w:commentRangeStart w:id="84"/>
+            <w:r>
+              <w:rPr>
+                <w:rFonts w:ascii="Times New Roman" w:hAnsi="Times New Roman" w:cs="Times New Roman"/>
+              </w:rPr>
+              <w:t>Реализация плагина</w:t>
+            </w:r>
+          </w:p>
+          <w:p>
+            <w:pPr>
+              <w:pStyle w:val="a7"/>
+              <w:numPr>
+                <w:ilvl w:val="0"/>
+                <w:numId w:val="24"/>
+              </w:numPr>
+              <w:spacing w:line="360" w:lineRule="auto"/>
+              <w:ind w:left="0" w:firstLine="0"/>
+              <w:jc w:val="both"/>
+              <w:rPr>
+                <w:rFonts w:ascii="Times New Roman" w:hAnsi="Times New Roman" w:cs="Times New Roman"/>
+              </w:rPr>
+            </w:pPr>
+            <w:commentRangeStart w:id="88"/>
+            <w:commentRangeStart w:id="89"/>
             <w:r>
               <w:rPr>
                 <w:rFonts w:ascii="Times New Roman" w:hAnsi="Times New Roman" w:cs="Times New Roman"/>
               </w:rPr>
               <w:t>Модульные тесты</w:t>
             </w:r>
-            <w:commentRangeEnd w:id="84"/>
+            <w:commentRangeEnd w:id="88"/>
             <w:r>
               <w:rPr>
                 <w:rStyle w:val="ae"/>
-              </w:rPr>
-              <w:commentReference w:id="84"/>
+                <w:rFonts w:ascii="Times New Roman" w:hAnsi="Times New Roman" w:cs="Times New Roman"/>
+                <w:sz w:val="24"/>
+                <w:szCs w:val="24"/>
+              </w:rPr>
+              <w:commentReference w:id="88"/>
+            </w:r>
+            <w:commentRangeEnd w:id="89"/>
+            <w:r>
+              <w:rPr>
+                <w:rStyle w:val="ae"/>
+                <w:rFonts w:ascii="Times New Roman" w:hAnsi="Times New Roman" w:cs="Times New Roman"/>
+                <w:sz w:val="24"/>
+                <w:szCs w:val="24"/>
+              </w:rPr>
+              <w:commentReference w:id="89"/>
             </w:r>
           </w:p>
         </w:tc>
@@ -10342,7 +11785,7 @@
         </w:numPr>
         <w:spacing w:after="0" w:line="360" w:lineRule="auto"/>
         <w:ind w:firstLine="0"/>
-        <w:jc w:val="both"/>
+        <w:jc w:val="center"/>
         <w:outlineLvl w:val="0"/>
         <w:rPr>
           <w:rFonts w:ascii="Times New Roman" w:hAnsi="Times New Roman" w:cs="Times New Roman"/>
@@ -10352,8 +11795,8 @@
           <w:szCs w:val="28"/>
         </w:rPr>
       </w:pPr>
-      <w:bookmarkStart w:id="72" w:name="_Toc147234597"/>
-      <w:bookmarkStart w:id="73" w:name="_Toc240384825"/>
+      <w:bookmarkStart w:id="90" w:name="_Toc147234597"/>
+      <w:bookmarkStart w:id="91" w:name="_Toc240384825"/>
       <w:r>
         <w:rPr>
           <w:rFonts w:ascii="Times New Roman" w:hAnsi="Times New Roman" w:cs="Times New Roman"/>
@@ -10365,15 +11808,15 @@
         <w:lastRenderedPageBreak/>
         <w:t>ПОРЯДОК РАЗРАБОТКИ АВТОМАТИЗИРОВАННОЙ СИСТЕМЫ</w:t>
       </w:r>
-      <w:bookmarkEnd w:id="72"/>
-      <w:bookmarkEnd w:id="73"/>
+      <w:bookmarkEnd w:id="90"/>
+      <w:bookmarkEnd w:id="91"/>
     </w:p>
     <w:p>
       <w:pPr>
         <w:pStyle w:val="a7"/>
         <w:spacing w:after="0" w:line="360" w:lineRule="auto"/>
-        <w:ind w:left="567"/>
-        <w:jc w:val="both"/>
+        <w:ind w:left="0"/>
+        <w:jc w:val="center"/>
         <w:outlineLvl w:val="0"/>
         <w:rPr>
           <w:rFonts w:ascii="Times New Roman" w:hAnsi="Times New Roman" w:cs="Times New Roman"/>
@@ -10397,28 +11840,33 @@
         <w:outlineLvl w:val="1"/>
         <w:rPr>
           <w:rFonts w:ascii="Times New Roman" w:hAnsi="Times New Roman" w:cs="Times New Roman"/>
-          <w:sz w:val="28"/>
-          <w:szCs w:val="28"/>
-        </w:rPr>
-      </w:pPr>
-      <w:bookmarkStart w:id="74" w:name="_Toc147234598"/>
-      <w:bookmarkStart w:id="75" w:name="_Toc240384826"/>
-      <w:r>
-        <w:rPr>
-          <w:rFonts w:ascii="Times New Roman" w:hAnsi="Times New Roman" w:cs="Times New Roman"/>
+          <w:b/>
+          <w:bCs/>
+          <w:sz w:val="28"/>
+          <w:szCs w:val="28"/>
+        </w:rPr>
+      </w:pPr>
+      <w:bookmarkStart w:id="92" w:name="_Toc147234598"/>
+      <w:bookmarkStart w:id="93" w:name="_Toc240384826"/>
+      <w:r>
+        <w:rPr>
+          <w:rFonts w:ascii="Times New Roman" w:hAnsi="Times New Roman" w:cs="Times New Roman"/>
+          <w:b/>
+          <w:bCs/>
           <w:sz w:val="28"/>
           <w:szCs w:val="28"/>
         </w:rPr>
         <w:t>Порядок организации разработки АС</w:t>
       </w:r>
-      <w:bookmarkEnd w:id="74"/>
-      <w:bookmarkEnd w:id="75"/>
+      <w:bookmarkEnd w:id="92"/>
+      <w:bookmarkEnd w:id="93"/>
     </w:p>
     <w:p>
       <w:pPr>
         <w:pStyle w:val="a7"/>
         <w:spacing w:after="0" w:line="360" w:lineRule="auto"/>
-        <w:ind w:left="340"/>
+        <w:ind w:left="0"/>
+        <w:jc w:val="center"/>
         <w:outlineLvl w:val="1"/>
         <w:rPr>
           <w:rFonts w:ascii="Times New Roman" w:hAnsi="Times New Roman" w:cs="Times New Roman"/>
@@ -10466,8 +11914,7 @@
     <w:p>
       <w:pPr>
         <w:spacing w:after="0" w:line="360" w:lineRule="auto"/>
-        <w:ind w:firstLine="709"/>
-        <w:jc w:val="both"/>
+        <w:jc w:val="center"/>
         <w:rPr>
           <w:rFonts w:ascii="Times New Roman" w:hAnsi="Times New Roman" w:cs="Times New Roman"/>
           <w:sz w:val="28"/>
@@ -10488,38 +11935,42 @@
         <w:outlineLvl w:val="1"/>
         <w:rPr>
           <w:rFonts w:ascii="Times New Roman" w:hAnsi="Times New Roman" w:cs="Times New Roman"/>
-          <w:sz w:val="28"/>
-          <w:szCs w:val="28"/>
-        </w:rPr>
-      </w:pPr>
-      <w:bookmarkStart w:id="76" w:name="_Toc147234599"/>
-      <w:bookmarkStart w:id="77" w:name="_Toc240384827"/>
-      <w:r>
-        <w:rPr>
-          <w:rFonts w:ascii="Times New Roman" w:hAnsi="Times New Roman" w:cs="Times New Roman"/>
-          <w:sz w:val="28"/>
-          <w:szCs w:val="28"/>
-        </w:rPr>
-        <w:t>Перечень документов и исходных данных для разработки АС</w:t>
-      </w:r>
-      <w:bookmarkEnd w:id="76"/>
-      <w:bookmarkEnd w:id="77"/>
-    </w:p>
-    <w:p>
-      <w:pPr>
-        <w:pStyle w:val="a7"/>
-        <w:spacing w:after="0" w:line="360" w:lineRule="auto"/>
-        <w:ind w:left="340"/>
-        <w:jc w:val="both"/>
-        <w:outlineLvl w:val="1"/>
-        <w:rPr>
-          <w:rFonts w:ascii="Times New Roman" w:hAnsi="Times New Roman" w:cs="Times New Roman"/>
           <w:b/>
           <w:bCs/>
           <w:sz w:val="28"/>
           <w:szCs w:val="28"/>
         </w:rPr>
       </w:pPr>
+      <w:bookmarkStart w:id="94" w:name="_Toc147234599"/>
+      <w:bookmarkStart w:id="95" w:name="_Toc240384827"/>
+      <w:r>
+        <w:rPr>
+          <w:rFonts w:ascii="Times New Roman" w:hAnsi="Times New Roman" w:cs="Times New Roman"/>
+          <w:b/>
+          <w:bCs/>
+          <w:sz w:val="28"/>
+          <w:szCs w:val="28"/>
+        </w:rPr>
+        <w:t>Перечень документов и исходных данных для разработки АС</w:t>
+      </w:r>
+      <w:bookmarkEnd w:id="94"/>
+      <w:bookmarkEnd w:id="95"/>
+    </w:p>
+    <w:p>
+      <w:pPr>
+        <w:pStyle w:val="a7"/>
+        <w:spacing w:after="0" w:line="360" w:lineRule="auto"/>
+        <w:ind w:left="0"/>
+        <w:jc w:val="center"/>
+        <w:outlineLvl w:val="1"/>
+        <w:rPr>
+          <w:rFonts w:ascii="Times New Roman" w:hAnsi="Times New Roman" w:cs="Times New Roman"/>
+          <w:b/>
+          <w:bCs/>
+          <w:sz w:val="28"/>
+          <w:szCs w:val="28"/>
+        </w:rPr>
+      </w:pPr>
     </w:p>
     <w:p>
       <w:pPr>
@@ -10653,8 +12104,8 @@
         </w:rPr>
         <w:t xml:space="preserve"> </w:t>
       </w:r>
-      <w:commentRangeStart w:id="78"/>
-      <w:commentRangeStart w:id="79"/>
+      <w:commentRangeStart w:id="96"/>
+      <w:commentRangeStart w:id="97"/>
       <w:r>
         <w:rPr>
           <w:rFonts w:ascii="Times New Roman" w:hAnsi="Times New Roman" w:cs="Times New Roman"/>
@@ -10691,7 +12142,7 @@
         </w:rPr>
         <w:t>»</w:t>
       </w:r>
-      <w:commentRangeEnd w:id="78"/>
+      <w:commentRangeEnd w:id="96"/>
       <w:r>
         <w:rPr>
           <w:rStyle w:val="ae"/>
@@ -10699,9 +12150,9 @@
           <w:sz w:val="28"/>
           <w:szCs w:val="28"/>
         </w:rPr>
-        <w:commentReference w:id="78"/>
-      </w:r>
-      <w:commentRangeEnd w:id="79"/>
+        <w:commentReference w:id="96"/>
+      </w:r>
+      <w:commentRangeEnd w:id="97"/>
       <w:r>
         <w:rPr>
           <w:rStyle w:val="ae"/>
@@ -10709,7 +12160,7 @@
           <w:sz w:val="28"/>
           <w:szCs w:val="28"/>
         </w:rPr>
-        <w:commentReference w:id="79"/>
+        <w:commentReference w:id="97"/>
       </w:r>
       <w:r>
         <w:rPr>
@@ -10767,8 +12218,7 @@
     <w:p>
       <w:pPr>
         <w:spacing w:after="0" w:line="360" w:lineRule="auto"/>
-        <w:ind w:left="709"/>
-        <w:jc w:val="both"/>
+        <w:jc w:val="center"/>
         <w:rPr>
           <w:rFonts w:ascii="Times New Roman" w:hAnsi="Times New Roman" w:cs="Times New Roman"/>
           <w:sz w:val="28"/>
@@ -10789,28 +12239,33 @@
         <w:outlineLvl w:val="1"/>
         <w:rPr>
           <w:rFonts w:ascii="Times New Roman" w:hAnsi="Times New Roman" w:cs="Times New Roman"/>
-          <w:sz w:val="28"/>
-          <w:szCs w:val="28"/>
-        </w:rPr>
-      </w:pPr>
-      <w:bookmarkStart w:id="80" w:name="_Toc147234600"/>
-      <w:bookmarkStart w:id="81" w:name="_Toc240384828"/>
-      <w:r>
-        <w:rPr>
-          <w:rFonts w:ascii="Times New Roman" w:hAnsi="Times New Roman" w:cs="Times New Roman"/>
+          <w:b/>
+          <w:bCs/>
+          <w:sz w:val="28"/>
+          <w:szCs w:val="28"/>
+        </w:rPr>
+      </w:pPr>
+      <w:bookmarkStart w:id="98" w:name="_Toc147234600"/>
+      <w:bookmarkStart w:id="99" w:name="_Toc240384828"/>
+      <w:r>
+        <w:rPr>
+          <w:rFonts w:ascii="Times New Roman" w:hAnsi="Times New Roman" w:cs="Times New Roman"/>
+          <w:b/>
+          <w:bCs/>
           <w:sz w:val="28"/>
           <w:szCs w:val="28"/>
         </w:rPr>
         <w:t>Перечень документов, предъявляемых по окончании соответствующих этапов работ</w:t>
       </w:r>
-      <w:bookmarkEnd w:id="80"/>
-      <w:bookmarkEnd w:id="81"/>
+      <w:bookmarkEnd w:id="98"/>
+      <w:bookmarkEnd w:id="99"/>
     </w:p>
     <w:p>
       <w:pPr>
         <w:pStyle w:val="a7"/>
         <w:spacing w:after="0" w:line="360" w:lineRule="auto"/>
-        <w:ind w:left="340"/>
+        <w:ind w:left="0"/>
+        <w:jc w:val="center"/>
         <w:outlineLvl w:val="1"/>
         <w:rPr>
           <w:rFonts w:ascii="Times New Roman" w:hAnsi="Times New Roman" w:cs="Times New Roman"/>
@@ -11057,8 +12512,8 @@
           <w:szCs w:val="28"/>
         </w:rPr>
       </w:pPr>
-      <w:bookmarkStart w:id="82" w:name="_Toc147234601"/>
-      <w:bookmarkStart w:id="83" w:name="_Toc240384829"/>
+      <w:bookmarkStart w:id="100" w:name="_Toc147234601"/>
+      <w:bookmarkStart w:id="101" w:name="_Toc240384829"/>
       <w:r>
         <w:rPr>
           <w:rFonts w:ascii="Times New Roman" w:hAnsi="Times New Roman" w:cs="Times New Roman"/>
@@ -11070,14 +12525,15 @@
         <w:lastRenderedPageBreak/>
         <w:t>ПОРЯДОК КОНТРОЛЯ И ПРИЕМКИ АВТОМАТИЗИРОВАННОЙ СИСТЕМЫ</w:t>
       </w:r>
-      <w:bookmarkEnd w:id="82"/>
-      <w:bookmarkEnd w:id="83"/>
+      <w:bookmarkEnd w:id="100"/>
+      <w:bookmarkEnd w:id="101"/>
     </w:p>
     <w:p>
       <w:pPr>
         <w:pStyle w:val="a7"/>
         <w:spacing w:after="0" w:line="360" w:lineRule="auto"/>
         <w:ind w:left="0"/>
+        <w:jc w:val="center"/>
         <w:outlineLvl w:val="0"/>
         <w:rPr>
           <w:rFonts w:ascii="Times New Roman" w:hAnsi="Times New Roman" w:cs="Times New Roman"/>
@@ -11101,28 +12557,33 @@
         <w:outlineLvl w:val="1"/>
         <w:rPr>
           <w:rFonts w:ascii="Times New Roman" w:hAnsi="Times New Roman" w:cs="Times New Roman"/>
-          <w:sz w:val="28"/>
-          <w:szCs w:val="28"/>
-        </w:rPr>
-      </w:pPr>
-      <w:bookmarkStart w:id="84" w:name="_Toc147234602"/>
-      <w:bookmarkStart w:id="85" w:name="_Toc240384830"/>
-      <w:r>
-        <w:rPr>
-          <w:rFonts w:ascii="Times New Roman" w:hAnsi="Times New Roman" w:cs="Times New Roman"/>
+          <w:b/>
+          <w:bCs/>
+          <w:sz w:val="28"/>
+          <w:szCs w:val="28"/>
+        </w:rPr>
+      </w:pPr>
+      <w:bookmarkStart w:id="102" w:name="_Toc147234602"/>
+      <w:bookmarkStart w:id="103" w:name="_Toc240384830"/>
+      <w:r>
+        <w:rPr>
+          <w:rFonts w:ascii="Times New Roman" w:hAnsi="Times New Roman" w:cs="Times New Roman"/>
+          <w:b/>
+          <w:bCs/>
           <w:sz w:val="28"/>
           <w:szCs w:val="28"/>
         </w:rPr>
         <w:t>Виды, состав и методы испытаний АС и ее составных частей</w:t>
       </w:r>
-      <w:bookmarkEnd w:id="84"/>
-      <w:bookmarkEnd w:id="85"/>
+      <w:bookmarkEnd w:id="102"/>
+      <w:bookmarkEnd w:id="103"/>
     </w:p>
     <w:p>
       <w:pPr>
         <w:pStyle w:val="a7"/>
         <w:spacing w:after="0" w:line="360" w:lineRule="auto"/>
         <w:ind w:left="0"/>
+        <w:jc w:val="center"/>
         <w:outlineLvl w:val="1"/>
         <w:rPr>
           <w:rFonts w:ascii="Times New Roman" w:hAnsi="Times New Roman" w:cs="Times New Roman"/>
@@ -11478,6 +12939,7 @@
     <w:p>
       <w:pPr>
         <w:spacing w:after="0" w:line="360" w:lineRule="auto"/>
+        <w:jc w:val="center"/>
         <w:rPr>
           <w:rFonts w:ascii="Times New Roman" w:hAnsi="Times New Roman" w:cs="Times New Roman"/>
           <w:sz w:val="28"/>
@@ -11498,36 +12960,40 @@
         <w:outlineLvl w:val="1"/>
         <w:rPr>
           <w:rFonts w:ascii="Times New Roman" w:hAnsi="Times New Roman" w:cs="Times New Roman"/>
-          <w:sz w:val="28"/>
-          <w:szCs w:val="28"/>
-        </w:rPr>
-      </w:pPr>
-      <w:bookmarkStart w:id="86" w:name="_Toc147234603"/>
-      <w:bookmarkStart w:id="87" w:name="_Toc240384831"/>
-      <w:r>
-        <w:rPr>
-          <w:rFonts w:ascii="Times New Roman" w:hAnsi="Times New Roman" w:cs="Times New Roman"/>
-          <w:sz w:val="28"/>
-          <w:szCs w:val="28"/>
-        </w:rPr>
-        <w:t>Общие требования к приёмке работ по стадиям</w:t>
-      </w:r>
-      <w:bookmarkEnd w:id="86"/>
-      <w:bookmarkEnd w:id="87"/>
-    </w:p>
-    <w:p>
-      <w:pPr>
-        <w:spacing w:after="0" w:line="360" w:lineRule="auto"/>
-        <w:jc w:val="both"/>
-        <w:outlineLvl w:val="1"/>
-        <w:rPr>
-          <w:rFonts w:ascii="Times New Roman" w:hAnsi="Times New Roman" w:cs="Times New Roman"/>
           <w:b/>
           <w:bCs/>
           <w:sz w:val="28"/>
           <w:szCs w:val="28"/>
         </w:rPr>
       </w:pPr>
+      <w:bookmarkStart w:id="104" w:name="_Toc147234603"/>
+      <w:bookmarkStart w:id="105" w:name="_Toc240384831"/>
+      <w:r>
+        <w:rPr>
+          <w:rFonts w:ascii="Times New Roman" w:hAnsi="Times New Roman" w:cs="Times New Roman"/>
+          <w:b/>
+          <w:bCs/>
+          <w:sz w:val="28"/>
+          <w:szCs w:val="28"/>
+        </w:rPr>
+        <w:t>Общие требования к приёмке работ по стадиям</w:t>
+      </w:r>
+      <w:bookmarkEnd w:id="104"/>
+      <w:bookmarkEnd w:id="105"/>
+    </w:p>
+    <w:p>
+      <w:pPr>
+        <w:spacing w:after="0" w:line="360" w:lineRule="auto"/>
+        <w:jc w:val="center"/>
+        <w:outlineLvl w:val="1"/>
+        <w:rPr>
+          <w:rFonts w:ascii="Times New Roman" w:hAnsi="Times New Roman" w:cs="Times New Roman"/>
+          <w:b/>
+          <w:bCs/>
+          <w:sz w:val="28"/>
+          <w:szCs w:val="28"/>
+        </w:rPr>
+      </w:pPr>
     </w:p>
     <w:p>
       <w:pPr>
@@ -11596,14 +13062,6 @@
         </w:rPr>
         <w:t xml:space="preserve"> </w:t>
       </w:r>
-      <w:r>
-        <w:rPr>
-          <w:rFonts w:ascii="Times New Roman" w:hAnsi="Times New Roman" w:cs="Times New Roman"/>
-          <w:sz w:val="28"/>
-          <w:szCs w:val="28"/>
-        </w:rPr>
-        <w:t xml:space="preserve">Наличие желательных доработок не влияет на приёмку работ и процесс передачи системы в эксплуатацию. </w:t>
-      </w:r>
     </w:p>
     <w:p>
       <w:pPr>
@@ -11618,35 +13076,27 @@
           <w:szCs w:val="28"/>
         </w:rPr>
       </w:pPr>
-      <w:commentRangeStart w:id="88"/>
-      <w:r>
-        <w:rPr>
-          <w:rFonts w:ascii="Times New Roman" w:hAnsi="Times New Roman" w:cs="Times New Roman"/>
-          <w:sz w:val="28"/>
-          <w:szCs w:val="28"/>
-        </w:rPr>
-        <w:lastRenderedPageBreak/>
+      <w:commentRangeStart w:id="106"/>
+      <w:r>
+        <w:rPr>
+          <w:rFonts w:ascii="Times New Roman" w:hAnsi="Times New Roman" w:cs="Times New Roman"/>
+          <w:sz w:val="28"/>
+          <w:szCs w:val="28"/>
+        </w:rPr>
         <w:t>Комплектность передаваемой отчётной документации подлежит проверке Заказчиком.</w:t>
       </w:r>
-      <w:commentRangeEnd w:id="88"/>
+      <w:commentRangeEnd w:id="106"/>
       <w:r>
         <w:rPr>
           <w:rStyle w:val="ae"/>
-        </w:rPr>
-        <w:commentReference w:id="88"/>
-      </w:r>
-    </w:p>
-    <w:p>
-      <w:pPr>
-        <w:spacing w:after="0" w:line="360" w:lineRule="auto"/>
-        <w:ind w:firstLine="704"/>
-        <w:jc w:val="both"/>
-        <w:rPr>
-          <w:rFonts w:ascii="Times New Roman" w:hAnsi="Times New Roman" w:cs="Times New Roman"/>
-          <w:sz w:val="28"/>
-          <w:szCs w:val="28"/>
-        </w:rPr>
-      </w:pPr>
+          <w:rFonts w:ascii="Times New Roman" w:hAnsi="Times New Roman" w:cs="Times New Roman"/>
+          <w:b/>
+          <w:bCs/>
+          <w:sz w:val="28"/>
+          <w:szCs w:val="28"/>
+        </w:rPr>
+        <w:commentReference w:id="106"/>
+      </w:r>
     </w:p>
     <w:p>
       <w:pPr>
@@ -11667,8 +13117,8 @@
           <w:szCs w:val="28"/>
         </w:rPr>
       </w:pPr>
-      <w:bookmarkStart w:id="88" w:name="_Toc147234604"/>
-      <w:bookmarkStart w:id="89" w:name="_Toc240384832"/>
+      <w:bookmarkStart w:id="107" w:name="_Toc147234604"/>
+      <w:bookmarkStart w:id="108" w:name="_Toc240384832"/>
       <w:r>
         <w:rPr>
           <w:rFonts w:ascii="Times New Roman" w:hAnsi="Times New Roman" w:cs="Times New Roman"/>
@@ -11677,17 +13127,18 @@
           <w:sz w:val="28"/>
           <w:szCs w:val="28"/>
         </w:rPr>
+        <w:lastRenderedPageBreak/>
         <w:t>ТРЕБОВАНИЯ К ДОКУМЕНТИРОВАНИЮ</w:t>
       </w:r>
-      <w:bookmarkEnd w:id="88"/>
-      <w:bookmarkEnd w:id="89"/>
+      <w:bookmarkEnd w:id="107"/>
+      <w:bookmarkEnd w:id="108"/>
     </w:p>
     <w:p>
       <w:pPr>
         <w:pStyle w:val="a7"/>
         <w:spacing w:after="0" w:line="360" w:lineRule="auto"/>
-        <w:ind w:left="709"/>
-        <w:jc w:val="both"/>
+        <w:ind w:left="0"/>
+        <w:jc w:val="center"/>
         <w:outlineLvl w:val="0"/>
         <w:rPr>
           <w:rFonts w:ascii="Times New Roman" w:hAnsi="Times New Roman" w:cs="Times New Roman"/>
@@ -11721,8 +13172,7 @@
     <w:p>
       <w:pPr>
         <w:spacing w:after="0" w:line="360" w:lineRule="auto"/>
-        <w:ind w:firstLine="704"/>
-        <w:jc w:val="both"/>
+        <w:jc w:val="center"/>
         <w:rPr>
           <w:rFonts w:ascii="Times New Roman" w:hAnsi="Times New Roman" w:cs="Times New Roman"/>
           <w:sz w:val="28"/>
@@ -11743,38 +13193,42 @@
         <w:outlineLvl w:val="1"/>
         <w:rPr>
           <w:rFonts w:ascii="Times New Roman" w:hAnsi="Times New Roman" w:cs="Times New Roman"/>
-          <w:sz w:val="28"/>
-          <w:szCs w:val="28"/>
-        </w:rPr>
-      </w:pPr>
-      <w:bookmarkStart w:id="90" w:name="_Toc147234605"/>
-      <w:bookmarkStart w:id="91" w:name="_Toc240384833"/>
-      <w:r>
-        <w:rPr>
-          <w:rFonts w:ascii="Times New Roman" w:hAnsi="Times New Roman" w:cs="Times New Roman"/>
-          <w:sz w:val="28"/>
-          <w:szCs w:val="28"/>
-        </w:rPr>
-        <w:t>Перечень подлежащих разработке документов</w:t>
-      </w:r>
-      <w:bookmarkEnd w:id="90"/>
-      <w:bookmarkEnd w:id="91"/>
-    </w:p>
-    <w:p>
-      <w:pPr>
-        <w:pStyle w:val="a7"/>
-        <w:spacing w:after="0" w:line="360" w:lineRule="auto"/>
-        <w:ind w:left="284"/>
-        <w:jc w:val="both"/>
-        <w:outlineLvl w:val="1"/>
-        <w:rPr>
-          <w:rFonts w:ascii="Times New Roman" w:hAnsi="Times New Roman" w:cs="Times New Roman"/>
           <w:b/>
           <w:bCs/>
           <w:sz w:val="28"/>
           <w:szCs w:val="28"/>
         </w:rPr>
       </w:pPr>
+      <w:bookmarkStart w:id="109" w:name="_Toc147234605"/>
+      <w:bookmarkStart w:id="110" w:name="_Toc240384833"/>
+      <w:r>
+        <w:rPr>
+          <w:rFonts w:ascii="Times New Roman" w:hAnsi="Times New Roman" w:cs="Times New Roman"/>
+          <w:b/>
+          <w:bCs/>
+          <w:sz w:val="28"/>
+          <w:szCs w:val="28"/>
+        </w:rPr>
+        <w:t>Перечень подлежащих разработке документов</w:t>
+      </w:r>
+      <w:bookmarkEnd w:id="109"/>
+      <w:bookmarkEnd w:id="110"/>
+    </w:p>
+    <w:p>
+      <w:pPr>
+        <w:pStyle w:val="a7"/>
+        <w:spacing w:after="0" w:line="360" w:lineRule="auto"/>
+        <w:ind w:left="0"/>
+        <w:jc w:val="center"/>
+        <w:outlineLvl w:val="1"/>
+        <w:rPr>
+          <w:rFonts w:ascii="Times New Roman" w:hAnsi="Times New Roman" w:cs="Times New Roman"/>
+          <w:b/>
+          <w:bCs/>
+          <w:sz w:val="28"/>
+          <w:szCs w:val="28"/>
+        </w:rPr>
+      </w:pPr>
     </w:p>
     <w:p>
       <w:pPr>
@@ -11799,8 +13253,7 @@
     <w:p>
       <w:pPr>
         <w:spacing w:after="0" w:line="360" w:lineRule="auto"/>
-        <w:ind w:firstLine="704"/>
-        <w:jc w:val="both"/>
+        <w:jc w:val="center"/>
         <w:rPr>
           <w:rFonts w:ascii="Times New Roman" w:hAnsi="Times New Roman" w:cs="Times New Roman"/>
           <w:sz w:val="28"/>
@@ -11821,38 +13274,42 @@
         <w:outlineLvl w:val="1"/>
         <w:rPr>
           <w:rFonts w:ascii="Times New Roman" w:hAnsi="Times New Roman" w:cs="Times New Roman"/>
-          <w:sz w:val="28"/>
-          <w:szCs w:val="28"/>
-        </w:rPr>
-      </w:pPr>
-      <w:bookmarkStart w:id="92" w:name="_Toc147234606"/>
-      <w:bookmarkStart w:id="93" w:name="_Toc240384834"/>
-      <w:r>
-        <w:rPr>
-          <w:rFonts w:ascii="Times New Roman" w:hAnsi="Times New Roman" w:cs="Times New Roman"/>
-          <w:sz w:val="28"/>
-          <w:szCs w:val="28"/>
-        </w:rPr>
-        <w:t>Вид представления и количество документов</w:t>
-      </w:r>
-      <w:bookmarkEnd w:id="92"/>
-      <w:bookmarkEnd w:id="93"/>
-    </w:p>
-    <w:p>
-      <w:pPr>
-        <w:pStyle w:val="a7"/>
-        <w:spacing w:after="0" w:line="360" w:lineRule="auto"/>
-        <w:ind w:left="284"/>
-        <w:jc w:val="both"/>
-        <w:outlineLvl w:val="1"/>
-        <w:rPr>
-          <w:rFonts w:ascii="Times New Roman" w:hAnsi="Times New Roman" w:cs="Times New Roman"/>
           <w:b/>
           <w:bCs/>
           <w:sz w:val="28"/>
           <w:szCs w:val="28"/>
         </w:rPr>
       </w:pPr>
+      <w:bookmarkStart w:id="111" w:name="_Toc147234606"/>
+      <w:bookmarkStart w:id="112" w:name="_Toc240384834"/>
+      <w:r>
+        <w:rPr>
+          <w:rFonts w:ascii="Times New Roman" w:hAnsi="Times New Roman" w:cs="Times New Roman"/>
+          <w:b/>
+          <w:bCs/>
+          <w:sz w:val="28"/>
+          <w:szCs w:val="28"/>
+        </w:rPr>
+        <w:t>Вид представления и количество документов</w:t>
+      </w:r>
+      <w:bookmarkEnd w:id="111"/>
+      <w:bookmarkEnd w:id="112"/>
+    </w:p>
+    <w:p>
+      <w:pPr>
+        <w:pStyle w:val="a7"/>
+        <w:spacing w:after="0" w:line="360" w:lineRule="auto"/>
+        <w:ind w:left="0"/>
+        <w:jc w:val="center"/>
+        <w:outlineLvl w:val="1"/>
+        <w:rPr>
+          <w:rFonts w:ascii="Times New Roman" w:hAnsi="Times New Roman" w:cs="Times New Roman"/>
+          <w:b/>
+          <w:bCs/>
+          <w:sz w:val="28"/>
+          <w:szCs w:val="28"/>
+        </w:rPr>
+      </w:pPr>
     </w:p>
     <w:p>
       <w:pPr>
@@ -11957,8 +13414,7 @@
     <w:p>
       <w:pPr>
         <w:spacing w:after="0" w:line="360" w:lineRule="auto"/>
-        <w:ind w:firstLine="709"/>
-        <w:jc w:val="both"/>
+        <w:jc w:val="center"/>
         <w:rPr>
           <w:rFonts w:ascii="Times New Roman" w:hAnsi="Times New Roman" w:cs="Times New Roman"/>
           <w:sz w:val="28"/>
@@ -11979,30 +13435,338 @@
         <w:outlineLvl w:val="1"/>
         <w:rPr>
           <w:rFonts w:ascii="Times New Roman" w:hAnsi="Times New Roman" w:cs="Times New Roman"/>
-          <w:sz w:val="28"/>
-          <w:szCs w:val="28"/>
-        </w:rPr>
-      </w:pPr>
-      <w:bookmarkStart w:id="94" w:name="_Toc147234607"/>
-      <w:bookmarkStart w:id="95" w:name="_Toc240384835"/>
-      <w:r>
-        <w:rPr>
-          <w:rFonts w:ascii="Times New Roman" w:hAnsi="Times New Roman" w:cs="Times New Roman"/>
+          <w:b/>
+          <w:bCs/>
+          <w:sz w:val="28"/>
+          <w:szCs w:val="28"/>
+        </w:rPr>
+      </w:pPr>
+      <w:bookmarkStart w:id="113" w:name="_Toc147234607"/>
+      <w:bookmarkStart w:id="114" w:name="_Toc240384835"/>
+      <w:r>
+        <w:rPr>
+          <w:rFonts w:ascii="Times New Roman" w:hAnsi="Times New Roman" w:cs="Times New Roman"/>
+          <w:b/>
+          <w:bCs/>
           <w:sz w:val="28"/>
           <w:szCs w:val="28"/>
         </w:rPr>
         <w:t>Требования по использованию ЕСКД и ЕСПД при разработке документов</w:t>
       </w:r>
-      <w:bookmarkEnd w:id="94"/>
-      <w:bookmarkEnd w:id="95"/>
+      <w:bookmarkEnd w:id="113"/>
+      <w:bookmarkEnd w:id="114"/>
     </w:p>
     <w:p>
       <w:pPr>
         <w:pStyle w:val="a7"/>
+        <w:spacing w:after="0" w:line="360" w:lineRule="auto"/>
+        <w:ind w:left="0"/>
+        <w:jc w:val="center"/>
+        <w:outlineLvl w:val="1"/>
+        <w:rPr>
+          <w:rFonts w:ascii="Times New Roman" w:hAnsi="Times New Roman" w:cs="Times New Roman"/>
+          <w:b/>
+          <w:bCs/>
+          <w:sz w:val="28"/>
+          <w:szCs w:val="28"/>
+        </w:rPr>
+      </w:pPr>
+    </w:p>
+    <w:p>
+      <w:pPr>
+        <w:pStyle w:val="a7"/>
+        <w:spacing w:after="0" w:line="360" w:lineRule="auto"/>
+        <w:ind w:left="0" w:firstLine="704"/>
+        <w:jc w:val="both"/>
+        <w:rPr>
+          <w:rFonts w:ascii="Times New Roman" w:hAnsi="Times New Roman" w:cs="Times New Roman"/>
+          <w:sz w:val="28"/>
+          <w:szCs w:val="28"/>
+        </w:rPr>
+      </w:pPr>
+      <w:r>
+        <w:rPr>
+          <w:rFonts w:ascii="Times New Roman" w:hAnsi="Times New Roman" w:cs="Times New Roman"/>
+          <w:sz w:val="28"/>
+          <w:szCs w:val="28"/>
+        </w:rPr>
+        <w:t>Документы на Систему оформляют в соответствии с требованиями ОС ТУСУР-2021.</w:t>
+      </w:r>
+    </w:p>
+    <w:p>
+      <w:pPr>
+        <w:pStyle w:val="a7"/>
+        <w:spacing w:after="0" w:line="360" w:lineRule="auto"/>
+        <w:ind w:left="0" w:firstLine="704"/>
+        <w:jc w:val="both"/>
+        <w:rPr>
+          <w:rFonts w:ascii="Times New Roman" w:hAnsi="Times New Roman" w:cs="Times New Roman"/>
+          <w:sz w:val="28"/>
+          <w:szCs w:val="28"/>
+        </w:rPr>
+      </w:pPr>
+      <w:r>
+        <w:rPr>
+          <w:rFonts w:ascii="Times New Roman" w:hAnsi="Times New Roman" w:cs="Times New Roman"/>
+          <w:sz w:val="28"/>
+          <w:szCs w:val="28"/>
+        </w:rPr>
+        <w:t>Общие требования:</w:t>
+      </w:r>
+    </w:p>
+    <w:p>
+      <w:pPr>
+        <w:spacing w:after="0" w:line="360" w:lineRule="auto"/>
+        <w:ind w:firstLine="709"/>
+        <w:jc w:val="both"/>
+        <w:rPr>
+          <w:rFonts w:ascii="Times New Roman" w:hAnsi="Times New Roman" w:cs="Times New Roman"/>
+          <w:sz w:val="28"/>
+          <w:szCs w:val="28"/>
+        </w:rPr>
+      </w:pPr>
+      <w:r>
+        <w:rPr>
+          <w:rFonts w:ascii="Times New Roman" w:hAnsi="Times New Roman" w:cs="Times New Roman"/>
+          <w:sz w:val="28"/>
+          <w:szCs w:val="28"/>
+        </w:rPr>
+        <w:t>−</w:t>
+      </w:r>
+      <w:r>
+        <w:rPr>
+          <w:rFonts w:ascii="Times New Roman" w:hAnsi="Times New Roman" w:cs="Times New Roman"/>
+          <w:sz w:val="28"/>
+          <w:szCs w:val="28"/>
+        </w:rPr>
+        <w:t xml:space="preserve"> </w:t>
+      </w:r>
+      <w:r>
+        <w:rPr>
+          <w:rFonts w:ascii="Times New Roman" w:hAnsi="Times New Roman" w:cs="Times New Roman"/>
+          <w:sz w:val="28"/>
+          <w:szCs w:val="28"/>
+        </w:rPr>
+        <w:t xml:space="preserve">размер бумаги – А4. Допускается для размещения рисунков и таблиц использование листов формата А3 с подшивкой по короткой стороне листа; </w:t>
+      </w:r>
+    </w:p>
+    <w:p>
+      <w:pPr>
         <w:spacing w:after="0" w:line="360" w:lineRule="auto"/>
         <w:ind w:left="709"/>
         <w:jc w:val="both"/>
-        <w:outlineLvl w:val="1"/>
+        <w:rPr>
+          <w:rFonts w:ascii="Times New Roman" w:hAnsi="Times New Roman" w:cs="Times New Roman"/>
+          <w:sz w:val="28"/>
+          <w:szCs w:val="28"/>
+        </w:rPr>
+      </w:pPr>
+      <w:r>
+        <w:rPr>
+          <w:rFonts w:ascii="Times New Roman" w:hAnsi="Times New Roman" w:cs="Times New Roman"/>
+          <w:sz w:val="28"/>
+          <w:szCs w:val="28"/>
+        </w:rPr>
+        <w:t>−</w:t>
+      </w:r>
+      <w:r>
+        <w:rPr>
+          <w:rFonts w:ascii="Times New Roman" w:hAnsi="Times New Roman" w:cs="Times New Roman"/>
+          <w:sz w:val="28"/>
+          <w:szCs w:val="28"/>
+        </w:rPr>
+        <w:t xml:space="preserve"> </w:t>
+      </w:r>
+      <w:r>
+        <w:rPr>
+          <w:rFonts w:ascii="Times New Roman" w:hAnsi="Times New Roman" w:cs="Times New Roman"/>
+          <w:sz w:val="28"/>
+          <w:szCs w:val="28"/>
+        </w:rPr>
+        <w:t xml:space="preserve">шрифт – Times New Roman 14; </w:t>
+      </w:r>
+    </w:p>
+    <w:p>
+      <w:pPr>
+        <w:spacing w:after="0" w:line="360" w:lineRule="auto"/>
+        <w:ind w:left="709"/>
+        <w:jc w:val="both"/>
+        <w:rPr>
+          <w:rFonts w:ascii="Times New Roman" w:hAnsi="Times New Roman" w:cs="Times New Roman"/>
+          <w:sz w:val="28"/>
+          <w:szCs w:val="28"/>
+        </w:rPr>
+      </w:pPr>
+      <w:r>
+        <w:rPr>
+          <w:rFonts w:ascii="Times New Roman" w:hAnsi="Times New Roman" w:cs="Times New Roman"/>
+          <w:sz w:val="28"/>
+          <w:szCs w:val="28"/>
+        </w:rPr>
+        <w:lastRenderedPageBreak/>
+        <w:t>−</w:t>
+      </w:r>
+      <w:r>
+        <w:rPr>
+          <w:rFonts w:ascii="Times New Roman" w:hAnsi="Times New Roman" w:cs="Times New Roman"/>
+          <w:sz w:val="28"/>
+          <w:szCs w:val="28"/>
+        </w:rPr>
+        <w:t xml:space="preserve"> </w:t>
+      </w:r>
+      <w:r>
+        <w:rPr>
+          <w:rFonts w:ascii="Times New Roman" w:hAnsi="Times New Roman" w:cs="Times New Roman"/>
+          <w:sz w:val="28"/>
+          <w:szCs w:val="28"/>
+        </w:rPr>
+        <w:t xml:space="preserve">первая строка – отступ 1,25 см; </w:t>
+      </w:r>
+    </w:p>
+    <w:p>
+      <w:pPr>
+        <w:spacing w:after="0" w:line="360" w:lineRule="auto"/>
+        <w:ind w:left="709"/>
+        <w:jc w:val="both"/>
+        <w:rPr>
+          <w:rFonts w:ascii="Times New Roman" w:hAnsi="Times New Roman" w:cs="Times New Roman"/>
+          <w:sz w:val="28"/>
+          <w:szCs w:val="28"/>
+        </w:rPr>
+      </w:pPr>
+      <w:r>
+        <w:rPr>
+          <w:rFonts w:ascii="Times New Roman" w:hAnsi="Times New Roman" w:cs="Times New Roman"/>
+          <w:sz w:val="28"/>
+          <w:szCs w:val="28"/>
+        </w:rPr>
+        <w:t>−</w:t>
+      </w:r>
+      <w:r>
+        <w:rPr>
+          <w:rFonts w:ascii="Times New Roman" w:hAnsi="Times New Roman" w:cs="Times New Roman"/>
+          <w:sz w:val="28"/>
+          <w:szCs w:val="28"/>
+        </w:rPr>
+        <w:t xml:space="preserve"> </w:t>
+      </w:r>
+      <w:r>
+        <w:rPr>
+          <w:rFonts w:ascii="Times New Roman" w:hAnsi="Times New Roman" w:cs="Times New Roman"/>
+          <w:sz w:val="28"/>
+          <w:szCs w:val="28"/>
+        </w:rPr>
+        <w:t xml:space="preserve">межстрочный интервал – полуторный; </w:t>
+      </w:r>
+    </w:p>
+    <w:p>
+      <w:pPr>
+        <w:spacing w:after="0" w:line="360" w:lineRule="auto"/>
+        <w:ind w:left="709"/>
+        <w:jc w:val="both"/>
+        <w:rPr>
+          <w:rFonts w:ascii="Times New Roman" w:hAnsi="Times New Roman" w:cs="Times New Roman"/>
+          <w:sz w:val="28"/>
+          <w:szCs w:val="28"/>
+        </w:rPr>
+      </w:pPr>
+      <w:r>
+        <w:rPr>
+          <w:rFonts w:ascii="Times New Roman" w:hAnsi="Times New Roman" w:cs="Times New Roman"/>
+          <w:sz w:val="28"/>
+          <w:szCs w:val="28"/>
+        </w:rPr>
+        <w:t>−</w:t>
+      </w:r>
+      <w:r>
+        <w:rPr>
+          <w:rFonts w:ascii="Times New Roman" w:hAnsi="Times New Roman" w:cs="Times New Roman"/>
+          <w:sz w:val="28"/>
+          <w:szCs w:val="28"/>
+        </w:rPr>
+        <w:t xml:space="preserve"> </w:t>
+      </w:r>
+      <w:r>
+        <w:rPr>
+          <w:rFonts w:ascii="Times New Roman" w:hAnsi="Times New Roman" w:cs="Times New Roman"/>
+          <w:sz w:val="28"/>
+          <w:szCs w:val="28"/>
+        </w:rPr>
+        <w:t xml:space="preserve">выравнивание – по ширине; </w:t>
+      </w:r>
+    </w:p>
+    <w:p>
+      <w:pPr>
+        <w:spacing w:after="0" w:line="360" w:lineRule="auto"/>
+        <w:ind w:left="709"/>
+        <w:jc w:val="both"/>
+        <w:rPr>
+          <w:rFonts w:ascii="Times New Roman" w:hAnsi="Times New Roman" w:cs="Times New Roman"/>
+          <w:sz w:val="28"/>
+          <w:szCs w:val="28"/>
+        </w:rPr>
+      </w:pPr>
+      <w:r>
+        <w:rPr>
+          <w:rFonts w:ascii="Times New Roman" w:hAnsi="Times New Roman" w:cs="Times New Roman"/>
+          <w:sz w:val="28"/>
+          <w:szCs w:val="28"/>
+        </w:rPr>
+        <w:t>−</w:t>
+      </w:r>
+      <w:r>
+        <w:rPr>
+          <w:rFonts w:ascii="Times New Roman" w:hAnsi="Times New Roman" w:cs="Times New Roman"/>
+          <w:sz w:val="28"/>
+          <w:szCs w:val="28"/>
+        </w:rPr>
+        <w:t xml:space="preserve"> </w:t>
+      </w:r>
+      <w:r>
+        <w:rPr>
+          <w:rFonts w:ascii="Times New Roman" w:hAnsi="Times New Roman" w:cs="Times New Roman"/>
+          <w:sz w:val="28"/>
+          <w:szCs w:val="28"/>
+        </w:rPr>
+        <w:t xml:space="preserve">перенос слов – автоматический </w:t>
+      </w:r>
+    </w:p>
+    <w:p>
+      <w:pPr>
+        <w:spacing w:after="0" w:line="360" w:lineRule="auto"/>
+        <w:ind w:left="709"/>
+        <w:jc w:val="both"/>
+        <w:rPr>
+          <w:rFonts w:ascii="Times New Roman" w:hAnsi="Times New Roman" w:cs="Times New Roman"/>
+          <w:sz w:val="28"/>
+          <w:szCs w:val="28"/>
+        </w:rPr>
+      </w:pPr>
+      <w:r>
+        <w:rPr>
+          <w:rFonts w:ascii="Times New Roman" w:hAnsi="Times New Roman" w:cs="Times New Roman"/>
+          <w:sz w:val="28"/>
+          <w:szCs w:val="28"/>
+        </w:rPr>
+        <w:t>−</w:t>
+      </w:r>
+      <w:r>
+        <w:rPr>
+          <w:rFonts w:ascii="Times New Roman" w:hAnsi="Times New Roman" w:cs="Times New Roman"/>
+          <w:sz w:val="28"/>
+          <w:szCs w:val="28"/>
+        </w:rPr>
+        <w:t xml:space="preserve"> </w:t>
+      </w:r>
+      <w:r>
+        <w:rPr>
+          <w:rFonts w:ascii="Times New Roman" w:hAnsi="Times New Roman" w:cs="Times New Roman"/>
+          <w:sz w:val="28"/>
+          <w:szCs w:val="28"/>
+        </w:rPr>
+        <w:t>перенос слов из прописных букв – отменить.</w:t>
+      </w:r>
+      <w:r>
         <w:rPr>
           <w:rFonts w:ascii="Times New Roman" w:hAnsi="Times New Roman" w:cs="Times New Roman"/>
           <w:b/>
@@ -12010,303 +13774,15 @@
           <w:sz w:val="28"/>
           <w:szCs w:val="28"/>
         </w:rPr>
-      </w:pPr>
-    </w:p>
-    <w:p>
-      <w:pPr>
-        <w:pStyle w:val="a7"/>
-        <w:spacing w:after="0" w:line="360" w:lineRule="auto"/>
-        <w:ind w:left="0" w:firstLine="704"/>
-        <w:jc w:val="both"/>
-        <w:rPr>
-          <w:rFonts w:ascii="Times New Roman" w:hAnsi="Times New Roman" w:cs="Times New Roman"/>
-          <w:sz w:val="28"/>
-          <w:szCs w:val="28"/>
-        </w:rPr>
-      </w:pPr>
-      <w:r>
-        <w:rPr>
-          <w:rFonts w:ascii="Times New Roman" w:hAnsi="Times New Roman" w:cs="Times New Roman"/>
-          <w:sz w:val="28"/>
-          <w:szCs w:val="28"/>
-        </w:rPr>
-        <w:t>Документы на Систему оформляют в соответствии с требованиями ОС ТУСУР-2021.</w:t>
-      </w:r>
-    </w:p>
-    <w:p>
-      <w:pPr>
-        <w:pStyle w:val="a7"/>
-        <w:spacing w:after="0" w:line="360" w:lineRule="auto"/>
-        <w:ind w:left="0" w:firstLine="704"/>
-        <w:jc w:val="both"/>
-        <w:rPr>
-          <w:rFonts w:ascii="Times New Roman" w:hAnsi="Times New Roman" w:cs="Times New Roman"/>
-          <w:sz w:val="28"/>
-          <w:szCs w:val="28"/>
-        </w:rPr>
-      </w:pPr>
-      <w:r>
-        <w:rPr>
-          <w:rFonts w:ascii="Times New Roman" w:hAnsi="Times New Roman" w:cs="Times New Roman"/>
-          <w:sz w:val="28"/>
-          <w:szCs w:val="28"/>
-        </w:rPr>
-        <w:t>Общие требования:</w:t>
-      </w:r>
-    </w:p>
-    <w:p>
-      <w:pPr>
-        <w:spacing w:after="0" w:line="360" w:lineRule="auto"/>
-        <w:ind w:firstLine="709"/>
-        <w:jc w:val="both"/>
-        <w:rPr>
-          <w:rFonts w:ascii="Times New Roman" w:hAnsi="Times New Roman" w:cs="Times New Roman"/>
-          <w:sz w:val="28"/>
-          <w:szCs w:val="28"/>
-        </w:rPr>
-      </w:pPr>
-      <w:r>
-        <w:rPr>
-          <w:rFonts w:ascii="Times New Roman" w:hAnsi="Times New Roman" w:cs="Times New Roman"/>
-          <w:sz w:val="28"/>
-          <w:szCs w:val="28"/>
-        </w:rPr>
-        <w:lastRenderedPageBreak/>
-        <w:t>−</w:t>
-      </w:r>
-      <w:r>
-        <w:rPr>
-          <w:rFonts w:ascii="Times New Roman" w:hAnsi="Times New Roman" w:cs="Times New Roman"/>
-          <w:sz w:val="28"/>
-          <w:szCs w:val="28"/>
-        </w:rPr>
-        <w:t xml:space="preserve"> </w:t>
-      </w:r>
-      <w:r>
-        <w:rPr>
-          <w:rFonts w:ascii="Times New Roman" w:hAnsi="Times New Roman" w:cs="Times New Roman"/>
-          <w:sz w:val="28"/>
-          <w:szCs w:val="28"/>
-        </w:rPr>
-        <w:t xml:space="preserve">размер бумаги – А4. Допускается для размещения рисунков и таблиц использование листов формата А3 с подшивкой по короткой стороне листа; </w:t>
-      </w:r>
-    </w:p>
-    <w:p>
-      <w:pPr>
-        <w:spacing w:after="0" w:line="360" w:lineRule="auto"/>
-        <w:ind w:left="709"/>
-        <w:jc w:val="both"/>
-        <w:rPr>
-          <w:rFonts w:ascii="Times New Roman" w:hAnsi="Times New Roman" w:cs="Times New Roman"/>
-          <w:sz w:val="28"/>
-          <w:szCs w:val="28"/>
-        </w:rPr>
-      </w:pPr>
-      <w:r>
-        <w:rPr>
-          <w:rFonts w:ascii="Times New Roman" w:hAnsi="Times New Roman" w:cs="Times New Roman"/>
-          <w:sz w:val="28"/>
-          <w:szCs w:val="28"/>
-        </w:rPr>
-        <w:t>−</w:t>
-      </w:r>
-      <w:r>
-        <w:rPr>
-          <w:rFonts w:ascii="Times New Roman" w:hAnsi="Times New Roman" w:cs="Times New Roman"/>
-          <w:sz w:val="28"/>
-          <w:szCs w:val="28"/>
-        </w:rPr>
-        <w:t xml:space="preserve"> </w:t>
-      </w:r>
-      <w:r>
-        <w:rPr>
-          <w:rFonts w:ascii="Times New Roman" w:hAnsi="Times New Roman" w:cs="Times New Roman"/>
-          <w:sz w:val="28"/>
-          <w:szCs w:val="28"/>
-        </w:rPr>
-        <w:t xml:space="preserve">шрифт – Times New Roman 14; </w:t>
-      </w:r>
-    </w:p>
-    <w:p>
-      <w:pPr>
-        <w:spacing w:after="0" w:line="360" w:lineRule="auto"/>
-        <w:ind w:left="709"/>
-        <w:jc w:val="both"/>
-        <w:rPr>
-          <w:rFonts w:ascii="Times New Roman" w:hAnsi="Times New Roman" w:cs="Times New Roman"/>
-          <w:sz w:val="28"/>
-          <w:szCs w:val="28"/>
-        </w:rPr>
-      </w:pPr>
-      <w:r>
-        <w:rPr>
-          <w:rFonts w:ascii="Times New Roman" w:hAnsi="Times New Roman" w:cs="Times New Roman"/>
-          <w:sz w:val="28"/>
-          <w:szCs w:val="28"/>
-        </w:rPr>
-        <w:t>−</w:t>
-      </w:r>
-      <w:r>
-        <w:rPr>
-          <w:rFonts w:ascii="Times New Roman" w:hAnsi="Times New Roman" w:cs="Times New Roman"/>
-          <w:sz w:val="28"/>
-          <w:szCs w:val="28"/>
-        </w:rPr>
-        <w:t xml:space="preserve"> </w:t>
-      </w:r>
-      <w:r>
-        <w:rPr>
-          <w:rFonts w:ascii="Times New Roman" w:hAnsi="Times New Roman" w:cs="Times New Roman"/>
-          <w:sz w:val="28"/>
-          <w:szCs w:val="28"/>
-        </w:rPr>
-        <w:t xml:space="preserve">первая строка – отступ 1,25 см; </w:t>
-      </w:r>
-    </w:p>
-    <w:p>
-      <w:pPr>
-        <w:spacing w:after="0" w:line="360" w:lineRule="auto"/>
-        <w:ind w:left="709"/>
-        <w:jc w:val="both"/>
-        <w:rPr>
-          <w:rFonts w:ascii="Times New Roman" w:hAnsi="Times New Roman" w:cs="Times New Roman"/>
-          <w:sz w:val="28"/>
-          <w:szCs w:val="28"/>
-        </w:rPr>
-      </w:pPr>
-      <w:r>
-        <w:rPr>
-          <w:rFonts w:ascii="Times New Roman" w:hAnsi="Times New Roman" w:cs="Times New Roman"/>
-          <w:sz w:val="28"/>
-          <w:szCs w:val="28"/>
-        </w:rPr>
-        <w:t>−</w:t>
-      </w:r>
-      <w:r>
-        <w:rPr>
-          <w:rFonts w:ascii="Times New Roman" w:hAnsi="Times New Roman" w:cs="Times New Roman"/>
-          <w:sz w:val="28"/>
-          <w:szCs w:val="28"/>
-        </w:rPr>
-        <w:t xml:space="preserve"> </w:t>
-      </w:r>
-      <w:r>
-        <w:rPr>
-          <w:rFonts w:ascii="Times New Roman" w:hAnsi="Times New Roman" w:cs="Times New Roman"/>
-          <w:sz w:val="28"/>
-          <w:szCs w:val="28"/>
-        </w:rPr>
-        <w:t xml:space="preserve">межстрочный интервал – полуторный; </w:t>
-      </w:r>
-    </w:p>
-    <w:p>
-      <w:pPr>
-        <w:spacing w:after="0" w:line="360" w:lineRule="auto"/>
-        <w:ind w:left="709"/>
-        <w:jc w:val="both"/>
-        <w:rPr>
-          <w:rFonts w:ascii="Times New Roman" w:hAnsi="Times New Roman" w:cs="Times New Roman"/>
-          <w:sz w:val="28"/>
-          <w:szCs w:val="28"/>
-        </w:rPr>
-      </w:pPr>
-      <w:r>
-        <w:rPr>
-          <w:rFonts w:ascii="Times New Roman" w:hAnsi="Times New Roman" w:cs="Times New Roman"/>
-          <w:sz w:val="28"/>
-          <w:szCs w:val="28"/>
-        </w:rPr>
-        <w:t>−</w:t>
-      </w:r>
-      <w:r>
-        <w:rPr>
-          <w:rFonts w:ascii="Times New Roman" w:hAnsi="Times New Roman" w:cs="Times New Roman"/>
-          <w:sz w:val="28"/>
-          <w:szCs w:val="28"/>
-        </w:rPr>
-        <w:t xml:space="preserve"> </w:t>
-      </w:r>
-      <w:r>
-        <w:rPr>
-          <w:rFonts w:ascii="Times New Roman" w:hAnsi="Times New Roman" w:cs="Times New Roman"/>
-          <w:sz w:val="28"/>
-          <w:szCs w:val="28"/>
-        </w:rPr>
-        <w:t xml:space="preserve">выравнивание – по ширине; </w:t>
-      </w:r>
-    </w:p>
-    <w:p>
-      <w:pPr>
-        <w:spacing w:after="0" w:line="360" w:lineRule="auto"/>
-        <w:ind w:left="709"/>
-        <w:jc w:val="both"/>
-        <w:rPr>
-          <w:rFonts w:ascii="Times New Roman" w:hAnsi="Times New Roman" w:cs="Times New Roman"/>
-          <w:sz w:val="28"/>
-          <w:szCs w:val="28"/>
-        </w:rPr>
-      </w:pPr>
-      <w:r>
-        <w:rPr>
-          <w:rFonts w:ascii="Times New Roman" w:hAnsi="Times New Roman" w:cs="Times New Roman"/>
-          <w:sz w:val="28"/>
-          <w:szCs w:val="28"/>
-        </w:rPr>
-        <w:t>−</w:t>
-      </w:r>
-      <w:r>
-        <w:rPr>
-          <w:rFonts w:ascii="Times New Roman" w:hAnsi="Times New Roman" w:cs="Times New Roman"/>
-          <w:sz w:val="28"/>
-          <w:szCs w:val="28"/>
-        </w:rPr>
-        <w:t xml:space="preserve"> </w:t>
-      </w:r>
-      <w:r>
-        <w:rPr>
-          <w:rFonts w:ascii="Times New Roman" w:hAnsi="Times New Roman" w:cs="Times New Roman"/>
-          <w:sz w:val="28"/>
-          <w:szCs w:val="28"/>
-        </w:rPr>
-        <w:t xml:space="preserve">перенос слов – автоматический </w:t>
-      </w:r>
-    </w:p>
-    <w:p>
-      <w:pPr>
-        <w:spacing w:after="0" w:line="360" w:lineRule="auto"/>
-        <w:ind w:left="709"/>
-        <w:jc w:val="both"/>
-        <w:rPr>
-          <w:rFonts w:ascii="Times New Roman" w:hAnsi="Times New Roman" w:cs="Times New Roman"/>
-          <w:sz w:val="28"/>
-          <w:szCs w:val="28"/>
-        </w:rPr>
-      </w:pPr>
-      <w:r>
-        <w:rPr>
-          <w:rFonts w:ascii="Times New Roman" w:hAnsi="Times New Roman" w:cs="Times New Roman"/>
-          <w:sz w:val="28"/>
-          <w:szCs w:val="28"/>
-        </w:rPr>
-        <w:t>−</w:t>
-      </w:r>
-      <w:r>
-        <w:rPr>
-          <w:rFonts w:ascii="Times New Roman" w:hAnsi="Times New Roman" w:cs="Times New Roman"/>
-          <w:sz w:val="28"/>
-          <w:szCs w:val="28"/>
-        </w:rPr>
-        <w:t xml:space="preserve"> </w:t>
-      </w:r>
-      <w:r>
-        <w:rPr>
-          <w:rFonts w:ascii="Times New Roman" w:hAnsi="Times New Roman" w:cs="Times New Roman"/>
-          <w:sz w:val="28"/>
-          <w:szCs w:val="28"/>
-        </w:rPr>
-        <w:t>перенос слов из прописных букв – отменить.</w:t>
-      </w:r>
-      <w:r>
+        <w:br w:type="page"/>
+      </w:r>
+    </w:p>
+    <w:p>
+      <w:pPr>
+        <w:spacing w:after="0" w:line="360" w:lineRule="auto"/>
+        <w:ind w:left="360"/>
+        <w:jc w:val="center"/>
+        <w:outlineLvl w:val="0"/>
         <w:rPr>
           <w:rFonts w:ascii="Times New Roman" w:hAnsi="Times New Roman" w:cs="Times New Roman"/>
           <w:b/>
@@ -12314,20 +13790,10 @@
           <w:sz w:val="28"/>
           <w:szCs w:val="28"/>
         </w:rPr>
-        <w:br w:type="page"/>
-      </w:r>
-    </w:p>
-    <w:p>
-      <w:pPr>
-        <w:pStyle w:val="a7"/>
-        <w:numPr>
-          <w:ilvl w:val="0"/>
-          <w:numId w:val="1"/>
-        </w:numPr>
-        <w:spacing w:after="0" w:line="360" w:lineRule="auto"/>
-        <w:ind w:firstLine="0"/>
-        <w:jc w:val="center"/>
-        <w:outlineLvl w:val="0"/>
+      </w:pPr>
+      <w:bookmarkStart w:id="115" w:name="_Toc147234608"/>
+      <w:bookmarkStart w:id="116" w:name="_Toc240384836"/>
+      <w:r>
         <w:rPr>
           <w:rFonts w:ascii="Times New Roman" w:hAnsi="Times New Roman" w:cs="Times New Roman"/>
           <w:b/>
@@ -12335,10 +13801,18 @@
           <w:sz w:val="28"/>
           <w:szCs w:val="28"/>
         </w:rPr>
-      </w:pPr>
-      <w:bookmarkStart w:id="96" w:name="_Toc147234608"/>
-      <w:bookmarkStart w:id="97" w:name="_Toc240384836"/>
-      <w:r>
+        <w:lastRenderedPageBreak/>
+        <w:t>ИСТОЧНИКИ РАЗРАБОТКИ</w:t>
+      </w:r>
+      <w:bookmarkEnd w:id="115"/>
+      <w:bookmarkEnd w:id="116"/>
+    </w:p>
+    <w:p>
+      <w:pPr>
+        <w:pStyle w:val="a7"/>
+        <w:spacing w:after="0" w:line="360" w:lineRule="auto"/>
+        <w:ind w:left="0"/>
+        <w:outlineLvl w:val="0"/>
         <w:rPr>
           <w:rFonts w:ascii="Times New Roman" w:hAnsi="Times New Roman" w:cs="Times New Roman"/>
           <w:b/>
@@ -12346,11 +13820,7 @@
           <w:sz w:val="28"/>
           <w:szCs w:val="28"/>
         </w:rPr>
-        <w:lastRenderedPageBreak/>
-        <w:t>ИСТОЧНИКИ РАЗРАБОТКИ</w:t>
-      </w:r>
-      <w:bookmarkEnd w:id="96"/>
-      <w:bookmarkEnd w:id="97"/>
+      </w:pPr>
     </w:p>
     <w:p>
       <w:pPr>
@@ -12544,7 +14014,7 @@
 
 <file path=word/comments.xml><?xml version="1.0" encoding="utf-8"?>
 <w:comments xmlns:wpc="http://schemas.microsoft.com/office/word/2010/wordprocessingCanvas" xmlns:cx="http://schemas.microsoft.com/office/drawing/2014/chartex" xmlns:cx1="http://schemas.microsoft.com/office/drawing/2015/9/8/chartex" xmlns:cx2="http://schemas.microsoft.com/office/drawing/2015/10/21/chartex" xmlns:cx3="http://schemas.microsoft.com/office/drawing/2016/5/9/chartex" xmlns:cx4="http://schemas.microsoft.com/office/drawing/2016/5/10/chartex" xmlns:cx5="http://schemas.microsoft.com/office/drawing/2016/5/11/chartex" xmlns:cx6="http://schemas.microsoft.com/office/drawing/2016/5/12/chartex" xmlns:cx7="http://schemas.microsoft.com/office/drawing/2016/5/13/chartex" xmlns:cx8="http://schemas.microsoft.com/office/drawing/2016/5/14/chartex" xmlns:mc="http://schemas.openxmlformats.org/markup-compatibility/2006" xmlns:aink="http://schemas.microsoft.com/office/drawing/2016/ink" xmlns:am3d="http://schemas.microsoft.com/office/drawing/2017/model3d" xmlns:o="urn:schemas-microsoft-com:office:office" xmlns:oel="http://schemas.microsoft.com/office/2019/extlst" xmlns:r="http://schemas.openxmlformats.org/officeDocument/2006/relationships" xmlns:m="http://schemas.openxmlformats.org/officeDocument/2006/math" xmlns:v="urn:schemas-microsoft-com:vml" xmlns:wp14="http://schemas.microsoft.com/office/word/2010/wordprocessingDrawing" xmlns:wp="http://schemas.openxmlformats.org/drawingml/2006/wordprocessingDrawing" xmlns:w10="urn:schemas-microsoft-com:office:word" xmlns:w="http://schemas.openxmlformats.org/wordprocessingml/2006/main" xmlns:w14="http://schemas.microsoft.com/office/word/2010/wordml" xmlns:w15="http://schemas.microsoft.com/office/word/2012/wordml" xmlns:w16cex="http://schemas.microsoft.com/office/word/2018/wordml/cex" xmlns:w16cid="http://schemas.microsoft.com/office/word/2016/wordml/cid" xmlns:w16="http://schemas.microsoft.com/office/word/2018/wordml" xmlns:w16du="http://schemas.microsoft.com/office/word/2023/wordml/word16du" xmlns:w16sdtdh="http://schemas.microsoft.com/office/word/2020/wordml/sdtdatahash" xmlns:w16sdtfl="http://schemas.microsoft.com/office/word/2024/wordml/sdtformatlock" xmlns:w16se="http://schemas.microsoft.com/office/word/2015/wordml/symex" xmlns:wpg="http://schemas.microsoft.com/office/word/2010/wordprocessingGroup" xmlns:wpi="http://schemas.microsoft.com/office/word/2010/wordprocessingInk" xmlns:wne="http://schemas.microsoft.com/office/word/2006/wordml" xmlns:wps="http://schemas.microsoft.com/office/word/2010/wordprocessingShape" mc:Ignorable="w14 w15 w16se w16cid w16 w16cex w16sdtdh w16sdtfl w16du wp14">
-  <w:comment w:id="32" w:author="Kalentyev Alexey" w:date="2026-09-16T10:02:00Z" w:initials="KA">
+  <w:comment w:id="0" w:author="Kalentyev Alexey" w:date="2026-09-23T02:53:00Z" w:initials="KA">
     <w:p>
       <w:pPr>
         <w:pStyle w:val="af6"/>
@@ -12556,11 +14026,235 @@
         <w:annotationRef/>
       </w:r>
       <w:r>
+        <w:t>Замените «Содержание» на «Оглавление».</w:t>
+      </w:r>
+    </w:p>
+  </w:comment>
+  <w:comment w:id="1" w:author="Chuwi" w:date="2026-09-23T10:17:00Z" w:initials="C">
+    <w:p>
+      <w:pPr>
+        <w:pStyle w:val="af6"/>
+      </w:pPr>
+      <w:r>
+        <w:rPr>
+          <w:rStyle w:val="ae"/>
+        </w:rPr>
+        <w:annotationRef/>
+      </w:r>
+      <w:r>
+        <w:t>+</w:t>
+      </w:r>
+    </w:p>
+  </w:comment>
+  <w:comment w:id="6" w:author="Kalentyev Alexey" w:date="2026-09-23T02:53:00Z" w:initials="KA">
+    <w:p>
+      <w:pPr>
+        <w:pStyle w:val="af6"/>
+      </w:pPr>
+      <w:r>
+        <w:rPr>
+          <w:rStyle w:val="ae"/>
+        </w:rPr>
+        <w:annotationRef/>
+      </w:r>
+      <w:r>
+        <w:t>Выделите заголовки подразделов и пунктов полужирным шрифтом и приведите их расположение к единому стилю по центру. Например,1.1–1.4 и 3.1.1 сейчас набраны обычным начертанием.</w:t>
+      </w:r>
+    </w:p>
+  </w:comment>
+  <w:comment w:id="7" w:author="Chuwi" w:date="2026-09-23T10:32:00Z" w:initials="C">
+    <w:p>
+      <w:pPr>
+        <w:pStyle w:val="af6"/>
+      </w:pPr>
+      <w:r>
+        <w:rPr>
+          <w:rStyle w:val="ae"/>
+        </w:rPr>
+        <w:annotationRef/>
+      </w:r>
+      <w:r>
+        <w:t>+</w:t>
+      </w:r>
+    </w:p>
+  </w:comment>
+  <w:comment w:id="10" w:author="Kalentyev Alexey" w:date="2026-09-23T02:53:00Z" w:initials="KA">
+    <w:p>
+      <w:pPr>
+        <w:pStyle w:val="af6"/>
+      </w:pPr>
+      <w:r>
+        <w:rPr>
+          <w:rStyle w:val="ae"/>
+        </w:rPr>
+        <w:annotationRef/>
+      </w:r>
+      <w:r>
+        <w:t>Дополните подраздел сведениями об исполнителе разработки: ФИО, группа и принадлежность к организации, если применимо. Сейчас приведены только сведения о заказчике.</w:t>
+      </w:r>
+    </w:p>
+  </w:comment>
+  <w:comment w:id="11" w:author="Chuwi" w:date="2026-09-23T10:24:00Z" w:initials="C">
+    <w:p>
+      <w:pPr>
+        <w:pStyle w:val="af6"/>
+      </w:pPr>
+      <w:r>
+        <w:rPr>
+          <w:rStyle w:val="ae"/>
+        </w:rPr>
+        <w:annotationRef/>
+      </w:r>
+      <w:r>
+        <w:t>+</w:t>
+      </w:r>
+    </w:p>
+  </w:comment>
+  <w:comment w:id="14" w:author="Kalentyev Alexey" w:date="2026-09-23T02:53:00Z" w:initials="KA">
+    <w:p>
+      <w:pPr>
+        <w:pStyle w:val="af6"/>
+      </w:pPr>
+      <w:r>
+        <w:rPr>
+          <w:rStyle w:val="ae"/>
+        </w:rPr>
+        <w:annotationRef/>
+      </w:r>
+      <w:r>
+        <w:t>Исправьте название системы стандартов: ГОСТ 19.103-77 относится к ЕСПД, то есть к программной документации, а не к конструкторской.</w:t>
+      </w:r>
+    </w:p>
+  </w:comment>
+  <w:comment w:id="15" w:author="Chuwi" w:date="2026-09-23T10:26:00Z" w:initials="C">
+    <w:p>
+      <w:pPr>
+        <w:pStyle w:val="af6"/>
+      </w:pPr>
+      <w:r>
+        <w:rPr>
+          <w:rStyle w:val="ae"/>
+        </w:rPr>
+        <w:annotationRef/>
+      </w:r>
+      <w:r>
+        <w:t>+</w:t>
+      </w:r>
+    </w:p>
+  </w:comment>
+  <w:comment w:id="20" w:author="Kalentyev Alexey" w:date="2026-09-23T02:53:00Z" w:initials="KA">
+    <w:p>
+      <w:pPr>
+        <w:pStyle w:val="af6"/>
+      </w:pPr>
+      <w:r>
+        <w:rPr>
+          <w:rStyle w:val="ae"/>
+        </w:rPr>
+        <w:annotationRef/>
+      </w:r>
+      <w:r>
+        <w:t>Начните раздел 2 с новой страницы после раздела 1, а раздел 7 — с новой страницы после раздела 6. Сейчас раздел 2 начинается посреди страницы 5, раздел 7 — после абзаца приемки на странице 15.</w:t>
+      </w:r>
+    </w:p>
+  </w:comment>
+  <w:comment w:id="21" w:author="Chuwi" w:date="2026-09-23T10:28:00Z" w:initials="C">
+    <w:p>
+      <w:pPr>
+        <w:pStyle w:val="af6"/>
+      </w:pPr>
+      <w:r>
+        <w:rPr>
+          <w:rStyle w:val="ae"/>
+        </w:rPr>
+        <w:annotationRef/>
+      </w:r>
+      <w:r>
+        <w:t>+</w:t>
+      </w:r>
+    </w:p>
+  </w:comment>
+  <w:comment w:id="32" w:author="Kalentyev Alexey" w:date="2026-09-23T02:53:00Z" w:initials="KA">
+    <w:p>
+      <w:pPr>
+        <w:pStyle w:val="af6"/>
+      </w:pPr>
+      <w:r>
+        <w:rPr>
+          <w:rStyle w:val="ae"/>
+        </w:rPr>
+        <w:annotationRef/>
+      </w:r>
+      <w:r>
+        <w:t>Используйте в формулах те же обозначения, что в списке и на чертеже: D1,D2,W,H. Если сохраняете Dwoofer,Dtweeter и g, явно определите их соответствие D1,D2 и зазору 15 мм. Опишите изменение допустимых диапазонов в обе стороны при вводе каждого из связанных параметров.</w:t>
+      </w:r>
+    </w:p>
+  </w:comment>
+  <w:comment w:id="33" w:author="Chuwi" w:date="2026-09-23T12:10:00Z" w:initials="C">
+    <w:p>
+      <w:pPr>
+        <w:pStyle w:val="af6"/>
+      </w:pPr>
+      <w:r>
+        <w:rPr>
+          <w:rStyle w:val="ae"/>
+        </w:rPr>
+        <w:annotationRef/>
+      </w:r>
+      <w:r>
+        <w:t>+</w:t>
+      </w:r>
+    </w:p>
+  </w:comment>
+  <w:comment w:id="34" w:author="Kalentyev Alexey" w:date="2026-09-23T02:53:00Z" w:initials="KA">
+    <w:p>
+      <w:pPr>
+        <w:pStyle w:val="af6"/>
+      </w:pPr>
+      <w:r>
+        <w:rPr>
+          <w:rStyle w:val="ae"/>
+        </w:rPr>
+        <w:annotationRef/>
+      </w:r>
+      <w:r>
+        <w:t>Учтите ширину верхнего динамика и оба края панели по высоте. Сейчас W=150 мм,D1=100 мм,D2=190 мм,H=500 мм проходит указанные проверки, хотя верхний динамик шире корпуса. Также при H=200 мм,D1=100 мм,D2=85 мм и зазоре 15 мм сумма равна 200 мм, но обязательный нижний отступ 15 мм уже не помещается. Задайте положения центров и полные ограничения с отступами.</w:t>
+      </w:r>
+    </w:p>
+  </w:comment>
+  <w:comment w:id="35" w:author="Chuwi" w:date="2026-09-23T12:10:00Z" w:initials="C">
+    <w:p>
+      <w:pPr>
+        <w:pStyle w:val="af6"/>
+      </w:pPr>
+      <w:r>
+        <w:rPr>
+          <w:rStyle w:val="ae"/>
+        </w:rPr>
+        <w:annotationRef/>
+      </w:r>
+      <w:r>
+        <w:t>+</w:t>
+      </w:r>
+    </w:p>
+  </w:comment>
+  <w:comment w:id="46" w:author="Kalentyev Alexey" w:date="2026-09-16T10:02:00Z" w:initials="KA">
+    <w:p>
+      <w:pPr>
+        <w:pStyle w:val="af6"/>
+      </w:pPr>
+      <w:r>
+        <w:rPr>
+          <w:rStyle w:val="ae"/>
+        </w:rPr>
+        <w:annotationRef/>
+      </w:r>
+      <w:r>
         <w:t>Перепроверить все межабзацные отсупы и до и после должно быть 0.</w:t>
       </w:r>
     </w:p>
   </w:comment>
-  <w:comment w:id="33" w:author="Chuwi" w:date="2026-09-16T12:12:00Z" w:initials="C">
+  <w:comment w:id="47" w:author="Chuwi" w:date="2026-09-16T12:12:00Z" w:initials="C">
     <w:p>
       <w:pPr>
         <w:pStyle w:val="af6"/>
@@ -12576,7 +14270,7 @@
       </w:r>
     </w:p>
   </w:comment>
-  <w:comment w:id="62" w:author="Kalentyev Alexey" w:date="2026-09-16T10:03:00Z" w:initials="KA">
+  <w:comment w:id="78" w:author="Kalentyev Alexey" w:date="2026-09-23T02:53:00Z" w:initials="KA">
     <w:p>
       <w:pPr>
         <w:pStyle w:val="af6"/>
@@ -12588,11 +14282,43 @@
         <w:annotationRef/>
       </w:r>
       <w:r>
+        <w:t>Сведите требования к видеокарте в один согласованный пункт: укажите минимальный объем видеопамяти, пропускную способность и необходимые графические API. Сейчас отдельно приведены 2 ГБ/80 ГБ·с⁻¹ и 1 ГБ/29 ГБ·с⁻¹.</w:t>
+      </w:r>
+    </w:p>
+  </w:comment>
+  <w:comment w:id="79" w:author="Chuwi" w:date="2026-09-23T10:11:00Z" w:initials="C">
+    <w:p>
+      <w:pPr>
+        <w:pStyle w:val="af6"/>
+      </w:pPr>
+      <w:r>
+        <w:rPr>
+          <w:rStyle w:val="ae"/>
+        </w:rPr>
+        <w:annotationRef/>
+      </w:r>
+      <w:r>
+        <w:t>+</w:t>
+      </w:r>
+    </w:p>
+  </w:comment>
+  <w:comment w:id="76" w:author="Kalentyev Alexey" w:date="2026-09-16T10:03:00Z" w:initials="KA">
+    <w:p>
+      <w:pPr>
+        <w:pStyle w:val="af6"/>
+      </w:pPr>
+      <w:r>
+        <w:rPr>
+          <w:rStyle w:val="ae"/>
+        </w:rPr>
+        <w:annotationRef/>
+      </w:r>
+      <w:r>
         <w:t>Маркерный список</w:t>
       </w:r>
     </w:p>
   </w:comment>
-  <w:comment w:id="63" w:author="Chuwi" w:date="2026-09-16T12:12:00Z" w:initials="C">
+  <w:comment w:id="77" w:author="Chuwi" w:date="2026-09-16T12:12:00Z" w:initials="C">
     <w:p>
       <w:pPr>
         <w:pStyle w:val="af6"/>
@@ -12608,7 +14334,7 @@
       </w:r>
     </w:p>
   </w:comment>
-  <w:comment w:id="78" w:author="Kalentyev Alexey" w:date="2026-09-16T10:04:00Z" w:initials="KA">
+  <w:comment w:id="88" w:author="Kalentyev Alexey" w:date="2026-09-23T02:53:00Z" w:initials="KA">
     <w:p>
       <w:pPr>
         <w:pStyle w:val="af6"/>
@@ -12620,11 +14346,43 @@
         <w:annotationRef/>
       </w:r>
       <w:r>
+        <w:t>В третьем этапе укажите реализацию плагина наряду с модульным тестированием. Сейчас в «Составе работ» стоят только модульные тесты, хотя результатом этапа должен быть программный код.</w:t>
+      </w:r>
+    </w:p>
+  </w:comment>
+  <w:comment w:id="89" w:author="Chuwi" w:date="2026-09-23T10:14:00Z" w:initials="C">
+    <w:p>
+      <w:pPr>
+        <w:pStyle w:val="af6"/>
+      </w:pPr>
+      <w:r>
+        <w:rPr>
+          <w:rStyle w:val="ae"/>
+        </w:rPr>
+        <w:annotationRef/>
+      </w:r>
+      <w:r>
+        <w:t>+</w:t>
+      </w:r>
+    </w:p>
+  </w:comment>
+  <w:comment w:id="96" w:author="Kalentyev Alexey" w:date="2026-09-16T10:04:00Z" w:initials="KA">
+    <w:p>
+      <w:pPr>
+        <w:pStyle w:val="af6"/>
+      </w:pPr>
+      <w:r>
+        <w:rPr>
+          <w:rStyle w:val="ae"/>
+        </w:rPr>
+        <w:annotationRef/>
+      </w:r>
+      <w:r>
         <w:t>?</w:t>
       </w:r>
     </w:p>
   </w:comment>
-  <w:comment w:id="79" w:author="Chuwi" w:date="2026-09-20T20:10:00Z" w:initials="C">
+  <w:comment w:id="97" w:author="Chuwi" w:date="2026-09-20T20:10:00Z" w:initials="C">
     <w:p>
       <w:pPr>
         <w:pStyle w:val="af6"/>
@@ -12640,7 +14398,7 @@
       </w:r>
     </w:p>
   </w:comment>
-  <w:comment w:id="80" w:author="Kalentyev Alexey" w:initials="KA" w:date="2026-09-23T02:53:27Z">
+  <w:comment w:id="106" w:author="Kalentyev Alexey" w:date="2026-09-23T02:53:00Z" w:initials="KA">
     <w:p>
       <w:pPr>
         <w:pStyle w:val="af6"/>
@@ -12652,151 +14410,7 @@
         <w:annotationRef/>
       </w:r>
       <w:r>
-        <w:t>Дополните подраздел сведениями об исполнителе разработки: ФИО, группа и принадлежность к организации, если применимо. Сейчас приведены только сведения о заказчике.</w:t>
-      </w:r>
-    </w:p>
-  </w:comment>
-  <w:comment w:id="81" w:author="Kalentyev Alexey" w:initials="KA" w:date="2026-09-23T02:53:27Z">
-    <w:p>
-      <w:pPr>
-        <w:pStyle w:val="af6"/>
-      </w:pPr>
-      <w:r>
-        <w:rPr>
-          <w:rStyle w:val="ae"/>
-        </w:rPr>
-        <w:annotationRef/>
-      </w:r>
-      <w:r>
-        <w:t>Учтите ширину верхнего динамика и оба края панели по высоте. Сейчас W=150 мм,D1=100 мм,D2=190 мм,H=500 мм проходит указанные проверки, хотя верхний динамик шире корпуса. Также при H=200 мм,D1=100 мм,D2=85 мм и зазоре 15 мм сумма равна 200 мм, но обязательный нижний отступ 15 мм уже не помещается. Задайте положения центров и полные ограничения с отступами.</w:t>
-      </w:r>
-    </w:p>
-  </w:comment>
-  <w:comment w:id="82" w:author="Kalentyev Alexey" w:initials="KA" w:date="2026-09-23T02:53:27Z">
-    <w:p>
-      <w:pPr>
-        <w:pStyle w:val="af6"/>
-      </w:pPr>
-      <w:r>
-        <w:rPr>
-          <w:rStyle w:val="ae"/>
-        </w:rPr>
-        <w:annotationRef/>
-      </w:r>
-      <w:r>
-        <w:t>Используйте в формулах те же обозначения, что в списке и на чертеже: D1,D2,W,H. Если сохраняете Dwoofer,Dtweeter и g, явно определите их соответствие D1,D2 и зазору 15 мм. Опишите изменение допустимых диапазонов в обе стороны при вводе каждого из связанных параметров.</w:t>
-      </w:r>
-    </w:p>
-  </w:comment>
-  <w:comment w:id="83" w:author="Kalentyev Alexey" w:initials="KA" w:date="2026-09-23T02:53:27Z">
-    <w:p>
-      <w:pPr>
-        <w:pStyle w:val="af6"/>
-      </w:pPr>
-      <w:r>
-        <w:rPr>
-          <w:rStyle w:val="ae"/>
-        </w:rPr>
-        <w:annotationRef/>
-      </w:r>
-      <w:r>
-        <w:t>Сведите требования к видеокарте в один согласованный пункт: укажите минимальный объем видеопамяти, пропускную способность и необходимые графические API. Сейчас отдельно приведены 2 ГБ/80 ГБ·с⁻¹ и 1 ГБ/29 ГБ·с⁻¹.</w:t>
-      </w:r>
-    </w:p>
-  </w:comment>
-  <w:comment w:id="84" w:author="Kalentyev Alexey" w:initials="KA" w:date="2026-09-23T02:53:27Z">
-    <w:p>
-      <w:pPr>
-        <w:pStyle w:val="af6"/>
-      </w:pPr>
-      <w:r>
-        <w:rPr>
-          <w:rStyle w:val="ae"/>
-        </w:rPr>
-        <w:annotationRef/>
-      </w:r>
-      <w:r>
-        <w:t>В третьем этапе укажите реализацию плагина наряду с модульным тестированием. Сейчас в «Составе работ» стоят только модульные тесты, хотя результатом этапа должен быть программный код.</w:t>
-      </w:r>
-    </w:p>
-  </w:comment>
-  <w:comment w:id="85" w:author="Kalentyev Alexey" w:initials="KA" w:date="2026-09-23T02:53:27Z">
-    <w:p>
-      <w:pPr>
-        <w:pStyle w:val="af6"/>
-      </w:pPr>
-      <w:r>
-        <w:rPr>
-          <w:rStyle w:val="ae"/>
-        </w:rPr>
-        <w:annotationRef/>
-      </w:r>
-      <w:r>
-        <w:t>Замените «Содержание» на «Оглавление».</w:t>
-      </w:r>
-    </w:p>
-  </w:comment>
-  <w:comment w:id="86" w:author="Kalentyev Alexey" w:initials="KA" w:date="2026-09-23T02:53:27Z">
-    <w:p>
-      <w:pPr>
-        <w:pStyle w:val="af6"/>
-      </w:pPr>
-      <w:r>
-        <w:rPr>
-          <w:rStyle w:val="ae"/>
-        </w:rPr>
-        <w:annotationRef/>
-      </w:r>
-      <w:r>
-        <w:t>Выделите заголовки подразделов и пунктов полужирным шрифтом и приведите их расположение к единому стилю по центру. Например,1.1–1.4 и 3.1.1 сейчас набраны обычным начертанием.</w:t>
-      </w:r>
-    </w:p>
-  </w:comment>
-  <w:comment w:id="87" w:author="Kalentyev Alexey" w:initials="KA" w:date="2026-09-23T02:53:27Z">
-    <w:p>
-      <w:pPr>
-        <w:pStyle w:val="af6"/>
-      </w:pPr>
-      <w:r>
-        <w:rPr>
-          <w:rStyle w:val="ae"/>
-        </w:rPr>
-        <w:annotationRef/>
-      </w:r>
-      <w:r>
-        <w:t>Начните раздел 2 с новой страницы после раздела 1, а раздел 7 — с новой страницы после раздела 6. Сейчас раздел 2 начинается посреди страницы 5, раздел 7 — после абзаца приемки на странице 15.</w:t>
-      </w:r>
-    </w:p>
-  </w:comment>
-  <w:comment w:id="88" w:author="Kalentyev Alexey" w:initials="KA" w:date="2026-09-23T02:53:27Z">
-    <w:p>
-      <w:pPr>
-        <w:pStyle w:val="af6"/>
-      </w:pPr>
-      <w:r>
-        <w:rPr>
-          <w:rStyle w:val="ae"/>
-        </w:rPr>
-        <w:annotationRef/>
-      </w:r>
-      <w:r>
         <w:t>Уберите отрыв абзаца о комплектности документации: он один остается в начале страницы 15 перед новым разделом. Перераспределите предыдущий раздел так, чтобы этот абзац находился вместе с текстом приемки.</w:t>
-      </w:r>
-    </w:p>
-  </w:comment>
-  <w:comment w:id="89" w:author="Kalentyev Alexey" w:initials="KA" w:date="2026-09-23T02:53:27Z">
-    <w:p>
-      <w:pPr>
-        <w:pStyle w:val="af6"/>
-      </w:pPr>
-      <w:r>
-        <w:rPr>
-          <w:rStyle w:val="ae"/>
-        </w:rPr>
-        <w:annotationRef/>
-      </w:r>
-      <w:r>
-        <w:t>Исправьте название системы стандартов: ГОСТ 19.103-77 относится к ЕСПД, то есть к программной документации, а не к конструкторской.</w:t>
       </w:r>
     </w:p>
   </w:comment>
@@ -12805,64 +14419,85 @@
 
 <file path=word/commentsExtended.xml><?xml version="1.0" encoding="utf-8"?>
 <w15:commentsEx xmlns:wpc="http://schemas.microsoft.com/office/word/2010/wordprocessingCanvas" xmlns:cx="http://schemas.microsoft.com/office/drawing/2014/chartex" xmlns:cx1="http://schemas.microsoft.com/office/drawing/2015/9/8/chartex" xmlns:cx2="http://schemas.microsoft.com/office/drawing/2015/10/21/chartex" xmlns:cx3="http://schemas.microsoft.com/office/drawing/2016/5/9/chartex" xmlns:cx4="http://schemas.microsoft.com/office/drawing/2016/5/10/chartex" xmlns:cx5="http://schemas.microsoft.com/office/drawing/2016/5/11/chartex" xmlns:cx6="http://schemas.microsoft.com/office/drawing/2016/5/12/chartex" xmlns:cx7="http://schemas.microsoft.com/office/drawing/2016/5/13/chartex" xmlns:cx8="http://schemas.microsoft.com/office/drawing/2016/5/14/chartex" xmlns:mc="http://schemas.openxmlformats.org/markup-compatibility/2006" xmlns:aink="http://schemas.microsoft.com/office/drawing/2016/ink" xmlns:am3d="http://schemas.microsoft.com/office/drawing/2017/model3d" xmlns:o="urn:schemas-microsoft-com:office:office" xmlns:oel="http://schemas.microsoft.com/office/2019/extlst" xmlns:r="http://schemas.openxmlformats.org/officeDocument/2006/relationships" xmlns:m="http://schemas.openxmlformats.org/officeDocument/2006/math" xmlns:v="urn:schemas-microsoft-com:vml" xmlns:wp14="http://schemas.microsoft.com/office/word/2010/wordprocessingDrawing" xmlns:wp="http://schemas.openxmlformats.org/drawingml/2006/wordprocessingDrawing" xmlns:w10="urn:schemas-microsoft-com:office:word" xmlns:w="http://schemas.openxmlformats.org/wordprocessingml/2006/main" xmlns:w14="http://schemas.microsoft.com/office/word/2010/wordml" xmlns:w15="http://schemas.microsoft.com/office/word/2012/wordml" xmlns:w16cex="http://schemas.microsoft.com/office/word/2018/wordml/cex" xmlns:w16cid="http://schemas.microsoft.com/office/word/2016/wordml/cid" xmlns:w16="http://schemas.microsoft.com/office/word/2018/wordml" xmlns:w16du="http://schemas.microsoft.com/office/word/2023/wordml/word16du" xmlns:w16sdtdh="http://schemas.microsoft.com/office/word/2020/wordml/sdtdatahash" xmlns:w16sdtfl="http://schemas.microsoft.com/office/word/2024/wordml/sdtformatlock" xmlns:w16se="http://schemas.microsoft.com/office/word/2015/wordml/symex" xmlns:wpg="http://schemas.microsoft.com/office/word/2010/wordprocessingGroup" xmlns:wpi="http://schemas.microsoft.com/office/word/2010/wordprocessingInk" xmlns:wne="http://schemas.microsoft.com/office/word/2006/wordml" xmlns:wps="http://schemas.microsoft.com/office/word/2010/wordprocessingShape" mc:Ignorable="w14 w15 w16se w16cid w16 w16cex w16sdtdh w16sdtfl w16du wp14">
+  <w15:commentEx w15:paraId="6411AD9E" w15:done="0"/>
+  <w15:commentEx w15:paraId="63EA2562" w15:paraIdParent="6411AD9E" w15:done="0"/>
+  <w15:commentEx w15:paraId="486F1FFE" w15:done="0"/>
+  <w15:commentEx w15:paraId="0964AFBA" w15:paraIdParent="486F1FFE" w15:done="0"/>
+  <w15:commentEx w15:paraId="0449AE33" w15:done="0"/>
+  <w15:commentEx w15:paraId="221D0D58" w15:paraIdParent="0449AE33" w15:done="0"/>
+  <w15:commentEx w15:paraId="07F99103" w15:done="0"/>
+  <w15:commentEx w15:paraId="4744A8C4" w15:paraIdParent="07F99103" w15:done="0"/>
+  <w15:commentEx w15:paraId="42DFC440" w15:done="0"/>
+  <w15:commentEx w15:paraId="55E89D61" w15:paraIdParent="42DFC440" w15:done="0"/>
+  <w15:commentEx w15:paraId="0CACCB6F" w15:done="0"/>
+  <w15:commentEx w15:paraId="3341904F" w15:paraIdParent="0CACCB6F" w15:done="0"/>
+  <w15:commentEx w15:paraId="20984571" w15:done="0"/>
+  <w15:commentEx w15:paraId="6D95068E" w15:paraIdParent="20984571" w15:done="0"/>
   <w15:commentEx w15:paraId="77C094C8" w15:done="0"/>
   <w15:commentEx w15:paraId="3C1CF95F" w15:paraIdParent="77C094C8" w15:done="0"/>
+  <w15:commentEx w15:paraId="5C050A75" w15:done="0"/>
+  <w15:commentEx w15:paraId="6AE35A18" w15:paraIdParent="5C050A75" w15:done="0"/>
   <w15:commentEx w15:paraId="323E482F" w15:done="0"/>
   <w15:commentEx w15:paraId="4B9E81F5" w15:paraIdParent="323E482F" w15:done="0"/>
+  <w15:commentEx w15:paraId="4826FCD7" w15:done="0"/>
+  <w15:commentEx w15:paraId="56F17DD5" w15:paraIdParent="4826FCD7" w15:done="0"/>
   <w15:commentEx w15:paraId="050FAEEE" w15:done="0"/>
   <w15:commentEx w15:paraId="75BA09B1" w15:paraIdParent="050FAEEE" w15:done="0"/>
-  <w15:commentEx w15:paraId="0449AE33" w15:done="0"/>
-  <w15:commentEx w15:paraId="BEF7A3A0" w15:done="0"/>
-  <w15:commentEx w15:paraId="BEC2D7B2" w15:done="0"/>
-  <w15:commentEx w15:paraId="CBF3A9B9" w15:done="0"/>
-  <w15:commentEx w15:paraId="49DC9C25" w15:done="0"/>
-  <w15:commentEx w15:paraId="6411AD9E" w15:done="0"/>
-  <w15:commentEx w15:paraId="BF3AE297" w15:done="0"/>
-  <w15:commentEx w15:paraId="42DFC440" w15:done="0"/>
   <w15:commentEx w15:paraId="4846800C" w15:done="0"/>
-  <w15:commentEx w15:paraId="07F99103" w15:done="0"/>
 </w15:commentsEx>
 </file>
 
 <file path=word/commentsExtensible.xml><?xml version="1.0" encoding="utf-8"?>
 <w16cex:commentsExtensible xmlns:wpc="http://schemas.microsoft.com/office/word/2010/wordprocessingCanvas" xmlns:cx="http://schemas.microsoft.com/office/drawing/2014/chartex" xmlns:cx1="http://schemas.microsoft.com/office/drawing/2015/9/8/chartex" xmlns:cx2="http://schemas.microsoft.com/office/drawing/2015/10/21/chartex" xmlns:cx3="http://schemas.microsoft.com/office/drawing/2016/5/9/chartex" xmlns:cx4="http://schemas.microsoft.com/office/drawing/2016/5/10/chartex" xmlns:cx5="http://schemas.microsoft.com/office/drawing/2016/5/11/chartex" xmlns:cx6="http://schemas.microsoft.com/office/drawing/2016/5/12/chartex" xmlns:cx7="http://schemas.microsoft.com/office/drawing/2016/5/13/chartex" xmlns:cx8="http://schemas.microsoft.com/office/drawing/2016/5/14/chartex" xmlns:cr="http://schemas.microsoft.com/office/comments/2020/reactions" xmlns:mc="http://schemas.openxmlformats.org/markup-compatibility/2006" xmlns:aink="http://schemas.microsoft.com/office/drawing/2016/ink" xmlns:am3d="http://schemas.microsoft.com/office/drawing/2017/model3d" xmlns:o="urn:schemas-microsoft-com:office:office" xmlns:oel="http://schemas.microsoft.com/office/2019/extlst" xmlns:r="http://schemas.openxmlformats.org/officeDocument/2006/relationships" xmlns:m="http://schemas.openxmlformats.org/officeDocument/2006/math" xmlns:v="urn:schemas-microsoft-com:vml" xmlns:wp14="http://schemas.microsoft.com/office/word/2010/wordprocessingDrawing" xmlns:wp="http://schemas.openxmlformats.org/drawingml/2006/wordprocessingDrawing" xmlns:w10="urn:schemas-microsoft-com:office:word" xmlns:w="http://schemas.openxmlformats.org/wordprocessingml/2006/main" xmlns:w14="http://schemas.microsoft.com/office/word/2010/wordml" xmlns:w15="http://schemas.microsoft.com/office/word/2012/wordml" xmlns:w16cex="http://schemas.microsoft.com/office/word/2018/wordml/cex" xmlns:w16cid="http://schemas.microsoft.com/office/word/2016/wordml/cid" xmlns:w16="http://schemas.microsoft.com/office/word/2018/wordml" xmlns:w16du="http://schemas.microsoft.com/office/word/2023/wordml/word16du" xmlns:w16sdtdh="http://schemas.microsoft.com/office/word/2020/wordml/sdtdatahash" xmlns:w16sdtfl="http://schemas.microsoft.com/office/word/2024/wordml/sdtformatlock" xmlns:w16se="http://schemas.microsoft.com/office/word/2015/wordml/symex" xmlns:wpg="http://schemas.microsoft.com/office/word/2010/wordprocessingGroup" xmlns:wpi="http://schemas.microsoft.com/office/word/2010/wordprocessingInk" xmlns:wne="http://schemas.microsoft.com/office/word/2006/wordml" xmlns:wps="http://schemas.microsoft.com/office/word/2010/wordprocessingShape" mc:Ignorable="w14 w15 w16se w16cid w16 w16cex w16sdtdh w16sdtfl cr w16du wp14">
+  <w16cex:commentExtensible w16cex:durableId="645E13CC" w16cex:dateUtc="2026-09-23T03:17:00Z"/>
+  <w16cex:commentExtensible w16cex:durableId="73FC51AA" w16cex:dateUtc="2026-09-23T03:32:00Z"/>
+  <w16cex:commentExtensible w16cex:durableId="0CBDAA38" w16cex:dateUtc="2026-09-23T02:53:00Z"/>
+  <w16cex:commentExtensible w16cex:durableId="26F5EF30" w16cex:dateUtc="2026-09-23T03:24:00Z"/>
+  <w16cex:commentExtensible w16cex:durableId="64020611" w16cex:dateUtc="2026-09-23T02:53:00Z"/>
+  <w16cex:commentExtensible w16cex:durableId="5D173B82" w16cex:dateUtc="2026-09-23T03:26:00Z"/>
+  <w16cex:commentExtensible w16cex:durableId="18D4BDEF" w16cex:dateUtc="2026-09-23T03:28:00Z"/>
+  <w16cex:commentExtensible w16cex:durableId="51D519D5" w16cex:dateUtc="2026-09-23T05:10:00Z"/>
+  <w16cex:commentExtensible w16cex:durableId="7FB0590C" w16cex:dateUtc="2026-09-23T05:10:00Z"/>
   <w16cex:commentExtensible w16cex:durableId="37E20E72" w16cex:dateUtc="2026-09-16T03:02:00Z"/>
   <w16cex:commentExtensible w16cex:durableId="652B077E" w16cex:dateUtc="2026-09-16T05:12:00Z"/>
+  <w16cex:commentExtensible w16cex:durableId="2B075142" w16cex:dateUtc="2026-09-23T03:11:00Z"/>
   <w16cex:commentExtensible w16cex:durableId="30A0321E" w16cex:dateUtc="2026-09-16T03:03:00Z"/>
   <w16cex:commentExtensible w16cex:durableId="1DD9FD14" w16cex:dateUtc="2026-09-16T05:12:00Z"/>
+  <w16cex:commentExtensible w16cex:durableId="6471ACBF" w16cex:dateUtc="2026-09-23T02:53:00Z"/>
+  <w16cex:commentExtensible w16cex:durableId="5F021B72" w16cex:dateUtc="2026-09-23T03:14:00Z"/>
   <w16cex:commentExtensible w16cex:durableId="5C85841B" w16cex:dateUtc="2026-09-16T03:04:00Z"/>
   <w16cex:commentExtensible w16cex:durableId="28B6E14A" w16cex:dateUtc="2026-09-20T13:10:00Z"/>
-  <w16cex:commentExtensible w16cex:durableId="0CBDAA38" w16cex:dateUtc="2026-09-23T02:53:27Z"/>
-  <w16cex:commentExtensible w16cex:durableId="6159E4D1" w16cex:dateUtc="2026-09-23T02:53:27Z"/>
-  <w16cex:commentExtensible w16cex:durableId="4E9D81D4" w16cex:dateUtc="2026-09-23T02:53:27Z"/>
-  <w16cex:commentExtensible w16cex:durableId="18ECA8FD" w16cex:dateUtc="2026-09-23T02:53:27Z"/>
-  <w16cex:commentExtensible w16cex:durableId="4953C8CF" w16cex:dateUtc="2026-09-23T02:53:27Z"/>
-  <w16cex:commentExtensible w16cex:durableId="D25DB8E7" w16cex:dateUtc="2026-09-23T02:53:27Z"/>
-  <w16cex:commentExtensible w16cex:durableId="BDECD401" w16cex:dateUtc="2026-09-23T02:53:27Z"/>
-  <w16cex:commentExtensible w16cex:durableId="F093A631" w16cex:dateUtc="2026-09-23T02:53:27Z"/>
-  <w16cex:commentExtensible w16cex:durableId="61452775" w16cex:dateUtc="2026-09-23T02:53:27Z"/>
-  <w16cex:commentExtensible w16cex:durableId="64020611" w16cex:dateUtc="2026-09-23T02:53:27Z"/>
+  <w16cex:commentExtensible w16cex:durableId="61452775" w16cex:dateUtc="2026-09-23T02:53:00Z"/>
 </w16cex:commentsExtensible>
 </file>
 
 <file path=word/commentsIds.xml><?xml version="1.0" encoding="utf-8"?>
 <w16cid:commentsIds xmlns:wpc="http://schemas.microsoft.com/office/word/2010/wordprocessingCanvas" xmlns:cx="http://schemas.microsoft.com/office/drawing/2014/chartex" xmlns:cx1="http://schemas.microsoft.com/office/drawing/2015/9/8/chartex" xmlns:cx2="http://schemas.microsoft.com/office/drawing/2015/10/21/chartex" xmlns:cx3="http://schemas.microsoft.com/office/drawing/2016/5/9/chartex" xmlns:cx4="http://schemas.microsoft.com/office/drawing/2016/5/10/chartex" xmlns:cx5="http://schemas.microsoft.com/office/drawing/2016/5/11/chartex" xmlns:cx6="http://schemas.microsoft.com/office/drawing/2016/5/12/chartex" xmlns:cx7="http://schemas.microsoft.com/office/drawing/2016/5/13/chartex" xmlns:cx8="http://schemas.microsoft.com/office/drawing/2016/5/14/chartex" xmlns:mc="http://schemas.openxmlformats.org/markup-compatibility/2006" xmlns:aink="http://schemas.microsoft.com/office/drawing/2016/ink" xmlns:am3d="http://schemas.microsoft.com/office/drawing/2017/model3d" xmlns:o="urn:schemas-microsoft-com:office:office" xmlns:oel="http://schemas.microsoft.com/office/2019/extlst" xmlns:r="http://schemas.openxmlformats.org/officeDocument/2006/relationships" xmlns:m="http://schemas.openxmlformats.org/officeDocument/2006/math" xmlns:v="urn:schemas-microsoft-com:vml" xmlns:wp14="http://schemas.microsoft.com/office/word/2010/wordprocessingDrawing" xmlns:wp="http://schemas.openxmlformats.org/drawingml/2006/wordprocessingDrawing" xmlns:w10="urn:schemas-microsoft-com:office:word" xmlns:w="http://schemas.openxmlformats.org/wordprocessingml/2006/main" xmlns:w14="http://schemas.microsoft.com/office/word/2010/wordml" xmlns:w15="http://schemas.microsoft.com/office/word/2012/wordml" xmlns:w16cex="http://schemas.microsoft.com/office/word/2018/wordml/cex" xmlns:w16cid="http://schemas.microsoft.com/office/word/2016/wordml/cid" xmlns:w16="http://schemas.microsoft.com/office/word/2018/wordml" xmlns:w16du="http://schemas.microsoft.com/office/word/2023/wordml/word16du" xmlns:w16sdtdh="http://schemas.microsoft.com/office/word/2020/wordml/sdtdatahash" xmlns:w16sdtfl="http://schemas.microsoft.com/office/word/2024/wordml/sdtformatlock" xmlns:w16se="http://schemas.microsoft.com/office/word/2015/wordml/symex" xmlns:wpg="http://schemas.microsoft.com/office/word/2010/wordprocessingGroup" xmlns:wpi="http://schemas.microsoft.com/office/word/2010/wordprocessingInk" xmlns:wne="http://schemas.microsoft.com/office/word/2006/wordml" xmlns:wps="http://schemas.microsoft.com/office/word/2010/wordprocessingShape" mc:Ignorable="w14 w15 w16se w16cid w16 w16cex w16sdtdh w16sdtfl w16du wp14">
+  <w16cid:commentId w16cid:paraId="6411AD9E" w16cid:durableId="525DB8E7"/>
+  <w16cid:commentId w16cid:paraId="63EA2562" w16cid:durableId="645E13CC"/>
+  <w16cid:commentId w16cid:paraId="486F1FFE" w16cid:durableId="486F1FFE"/>
+  <w16cid:commentId w16cid:paraId="0964AFBA" w16cid:durableId="73FC51AA"/>
+  <w16cid:commentId w16cid:paraId="0449AE33" w16cid:durableId="0CBDAA38"/>
+  <w16cid:commentId w16cid:paraId="221D0D58" w16cid:durableId="26F5EF30"/>
+  <w16cid:commentId w16cid:paraId="07F99103" w16cid:durableId="64020611"/>
+  <w16cid:commentId w16cid:paraId="4744A8C4" w16cid:durableId="5D173B82"/>
+  <w16cid:commentId w16cid:paraId="42DFC440" w16cid:durableId="7093A631"/>
+  <w16cid:commentId w16cid:paraId="55E89D61" w16cid:durableId="18D4BDEF"/>
+  <w16cid:commentId w16cid:paraId="0CACCB6F" w16cid:durableId="0CACCB6F"/>
+  <w16cid:commentId w16cid:paraId="3341904F" w16cid:durableId="51D519D5"/>
+  <w16cid:commentId w16cid:paraId="20984571" w16cid:durableId="20984571"/>
+  <w16cid:commentId w16cid:paraId="6D95068E" w16cid:durableId="7FB0590C"/>
   <w16cid:commentId w16cid:paraId="77C094C8" w16cid:durableId="37E20E72"/>
   <w16cid:commentId w16cid:paraId="3C1CF95F" w16cid:durableId="652B077E"/>
+  <w16cid:commentId w16cid:paraId="5C050A75" w16cid:durableId="5C050A75"/>
+  <w16cid:commentId w16cid:paraId="6AE35A18" w16cid:durableId="2B075142"/>
   <w16cid:commentId w16cid:paraId="323E482F" w16cid:durableId="30A0321E"/>
   <w16cid:commentId w16cid:paraId="4B9E81F5" w16cid:durableId="1DD9FD14"/>
+  <w16cid:commentId w16cid:paraId="4826FCD7" w16cid:durableId="6471ACBF"/>
+  <w16cid:commentId w16cid:paraId="56F17DD5" w16cid:durableId="5F021B72"/>
   <w16cid:commentId w16cid:paraId="050FAEEE" w16cid:durableId="5C85841B"/>
   <w16cid:commentId w16cid:paraId="75BA09B1" w16cid:durableId="28B6E14A"/>
-  <w16cid:commentId w16cid:paraId="0449AE33" w16cid:durableId="0CBDAA38"/>
-  <w16cid:commentId w16cid:paraId="BEF7A3A0" w16cid:durableId="6159E4D1"/>
-  <w16cid:commentId w16cid:paraId="BEC2D7B2" w16cid:durableId="4E9D81D4"/>
-  <w16cid:commentId w16cid:paraId="CBF3A9B9" w16cid:durableId="18ECA8FD"/>
-  <w16cid:commentId w16cid:paraId="49DC9C25" w16cid:durableId="4953C8CF"/>
-  <w16cid:commentId w16cid:paraId="6411AD9E" w16cid:durableId="D25DB8E7"/>
-  <w16cid:commentId w16cid:paraId="BF3AE297" w16cid:durableId="BDECD401"/>
-  <w16cid:commentId w16cid:paraId="42DFC440" w16cid:durableId="F093A631"/>
   <w16cid:commentId w16cid:paraId="4846800C" w16cid:durableId="61452775"/>
-  <w16cid:commentId w16cid:paraId="07F99103" w16cid:durableId="64020611"/>
 </w16cid:commentsIds>
 </file>
 
@@ -15554,6 +17189,92 @@
         <w:rFonts w:hint="default"/>
         <w:lang w:val="ru-RU" w:eastAsia="en-US" w:bidi="ar-SA"/>
       </w:rPr>
+    </w:lvl>
+  </w:abstractNum>
+  <w:abstractNum w:abstractNumId="23" w15:restartNumberingAfterBreak="0">
+    <w:nsid w:val="742B57F5"/>
+    <w:multiLevelType w:val="hybridMultilevel"/>
+    <w:tmpl w:val="49AC9FCC"/>
+    <w:lvl w:ilvl="0" w:tplc="0419000F">
+      <w:start w:val="1"/>
+      <w:numFmt w:val="decimal"/>
+      <w:lvlText w:val="%1."/>
+      <w:lvlJc w:val="left"/>
+      <w:pPr>
+        <w:ind w:left="720" w:hanging="360"/>
+      </w:pPr>
+    </w:lvl>
+    <w:lvl w:ilvl="1" w:tplc="04190019" w:tentative="1">
+      <w:start w:val="1"/>
+      <w:numFmt w:val="lowerLetter"/>
+      <w:lvlText w:val="%2."/>
+      <w:lvlJc w:val="left"/>
+      <w:pPr>
+        <w:ind w:left="1440" w:hanging="360"/>
+      </w:pPr>
+    </w:lvl>
+    <w:lvl w:ilvl="2" w:tplc="0419001B" w:tentative="1">
+      <w:start w:val="1"/>
+      <w:numFmt w:val="lowerRoman"/>
+      <w:lvlText w:val="%3."/>
+      <w:lvlJc w:val="right"/>
+      <w:pPr>
+        <w:ind w:left="2160" w:hanging="180"/>
+      </w:pPr>
+    </w:lvl>
+    <w:lvl w:ilvl="3" w:tplc="0419000F" w:tentative="1">
+      <w:start w:val="1"/>
+      <w:numFmt w:val="decimal"/>
+      <w:lvlText w:val="%4."/>
+      <w:lvlJc w:val="left"/>
+      <w:pPr>
+        <w:ind w:left="2880" w:hanging="360"/>
+      </w:pPr>
+    </w:lvl>
+    <w:lvl w:ilvl="4" w:tplc="04190019" w:tentative="1">
+      <w:start w:val="1"/>
+      <w:numFmt w:val="lowerLetter"/>
+      <w:lvlText w:val="%5."/>
+      <w:lvlJc w:val="left"/>
+      <w:pPr>
+        <w:ind w:left="3600" w:hanging="360"/>
+      </w:pPr>
+    </w:lvl>
+    <w:lvl w:ilvl="5" w:tplc="0419001B" w:tentative="1">
+      <w:start w:val="1"/>
+      <w:numFmt w:val="lowerRoman"/>
+      <w:lvlText w:val="%6."/>
+      <w:lvlJc w:val="right"/>
+      <w:pPr>
+        <w:ind w:left="4320" w:hanging="180"/>
+      </w:pPr>
+    </w:lvl>
+    <w:lvl w:ilvl="6" w:tplc="0419000F" w:tentative="1">
+      <w:start w:val="1"/>
+      <w:numFmt w:val="decimal"/>
+      <w:lvlText w:val="%7."/>
+      <w:lvlJc w:val="left"/>
+      <w:pPr>
+        <w:ind w:left="5040" w:hanging="360"/>
+      </w:pPr>
+    </w:lvl>
+    <w:lvl w:ilvl="7" w:tplc="04190019" w:tentative="1">
+      <w:start w:val="1"/>
+      <w:numFmt w:val="lowerLetter"/>
+      <w:lvlText w:val="%8."/>
+      <w:lvlJc w:val="left"/>
+      <w:pPr>
+        <w:ind w:left="5760" w:hanging="360"/>
+      </w:pPr>
+    </w:lvl>
+    <w:lvl w:ilvl="8" w:tplc="0419001B" w:tentative="1">
+      <w:start w:val="1"/>
+      <w:numFmt w:val="lowerRoman"/>
+      <w:lvlText w:val="%9."/>
+      <w:lvlJc w:val="right"/>
+      <w:pPr>
+        <w:ind w:left="6480" w:hanging="180"/>
+      </w:pPr>
     </w:lvl>
   </w:abstractNum>
   <w:num w:numId="1" w16cid:durableId="1455322475">
@@ -15624,6 +17345,9 @@
   </w:num>
   <w:num w:numId="23" w16cid:durableId="459685169">
     <w:abstractNumId w:val="19"/>
+  </w:num>
+  <w:num w:numId="24" w16cid:durableId="1967856674">
+    <w:abstractNumId w:val="23"/>
   </w:num>
 </w:numbering>
 </file>

--- a/docs/ТЗ ОРСАПР.docx
+++ b/docs/ТЗ ОРСАПР.docx
@@ -1201,7 +1201,7 @@
                 <w:sz w:val="28"/>
                 <w:szCs w:val="28"/>
               </w:rPr>
-              <w:t>8</w:t>
+              <w:t>7</w:t>
             </w:r>
             <w:r>
               <w:rPr>
@@ -1309,7 +1309,7 @@
                 <w:sz w:val="28"/>
                 <w:szCs w:val="28"/>
               </w:rPr>
-              <w:t>8</w:t>
+              <w:t>7</w:t>
             </w:r>
             <w:r>
               <w:rPr>
@@ -1406,7 +1406,7 @@
                 <w:sz w:val="28"/>
                 <w:szCs w:val="28"/>
               </w:rPr>
-              <w:t>8</w:t>
+              <w:t>7</w:t>
             </w:r>
             <w:r>
               <w:rPr>
@@ -1503,7 +1503,7 @@
                 <w:sz w:val="28"/>
                 <w:szCs w:val="28"/>
               </w:rPr>
-              <w:t>9</w:t>
+              <w:t>8</w:t>
             </w:r>
             <w:r>
               <w:rPr>
@@ -1600,7 +1600,7 @@
                 <w:sz w:val="28"/>
                 <w:szCs w:val="28"/>
               </w:rPr>
-              <w:t>9</w:t>
+              <w:t>8</w:t>
             </w:r>
             <w:r>
               <w:rPr>
@@ -2473,7 +2473,7 @@
                 <w:sz w:val="28"/>
                 <w:szCs w:val="28"/>
               </w:rPr>
-              <w:t>10</w:t>
+              <w:t>11</w:t>
             </w:r>
             <w:r>
               <w:rPr>
@@ -2581,7 +2581,7 @@
                 <w:sz w:val="28"/>
                 <w:szCs w:val="28"/>
               </w:rPr>
-              <w:t>10</w:t>
+              <w:t>11</w:t>
             </w:r>
             <w:r>
               <w:rPr>
@@ -2678,7 +2678,7 @@
                 <w:sz w:val="28"/>
                 <w:szCs w:val="28"/>
               </w:rPr>
-              <w:t>10</w:t>
+              <w:t>11</w:t>
             </w:r>
             <w:r>
               <w:rPr>
@@ -2980,7 +2980,7 @@
                 <w:sz w:val="28"/>
                 <w:szCs w:val="28"/>
               </w:rPr>
-              <w:t>11</w:t>
+              <w:t>12</w:t>
             </w:r>
             <w:r>
               <w:rPr>
@@ -3077,7 +3077,7 @@
                 <w:sz w:val="28"/>
                 <w:szCs w:val="28"/>
               </w:rPr>
-              <w:t>11</w:t>
+              <w:t>12</w:t>
             </w:r>
             <w:r>
               <w:rPr>
@@ -3174,7 +3174,7 @@
                 <w:sz w:val="28"/>
                 <w:szCs w:val="28"/>
               </w:rPr>
-              <w:t>11</w:t>
+              <w:t>12</w:t>
             </w:r>
             <w:r>
               <w:rPr>
@@ -3271,7 +3271,7 @@
                 <w:sz w:val="28"/>
                 <w:szCs w:val="28"/>
               </w:rPr>
-              <w:t>11</w:t>
+              <w:t>12</w:t>
             </w:r>
             <w:r>
               <w:rPr>
@@ -3368,7 +3368,7 @@
                 <w:sz w:val="28"/>
                 <w:szCs w:val="28"/>
               </w:rPr>
-              <w:t>12</w:t>
+              <w:t>13</w:t>
             </w:r>
             <w:r>
               <w:rPr>
@@ -3465,7 +3465,7 @@
                 <w:sz w:val="28"/>
                 <w:szCs w:val="28"/>
               </w:rPr>
-              <w:t>12</w:t>
+              <w:t>13</w:t>
             </w:r>
             <w:r>
               <w:rPr>
@@ -3573,7 +3573,7 @@
                 <w:sz w:val="28"/>
                 <w:szCs w:val="28"/>
               </w:rPr>
-              <w:t>12</w:t>
+              <w:t>13</w:t>
             </w:r>
             <w:r>
               <w:rPr>
@@ -3672,7 +3672,7 @@
                 <w:sz w:val="28"/>
                 <w:szCs w:val="28"/>
               </w:rPr>
-              <w:t>13</w:t>
+              <w:t>14</w:t>
             </w:r>
             <w:r>
               <w:rPr>
@@ -3771,7 +3771,7 @@
                 <w:sz w:val="28"/>
                 <w:szCs w:val="28"/>
               </w:rPr>
-              <w:t>14</w:t>
+              <w:t>15</w:t>
             </w:r>
             <w:r>
               <w:rPr>
@@ -3879,7 +3879,7 @@
                 <w:sz w:val="28"/>
                 <w:szCs w:val="28"/>
               </w:rPr>
-              <w:t>14</w:t>
+              <w:t>15</w:t>
             </w:r>
             <w:r>
               <w:rPr>
@@ -3987,7 +3987,7 @@
                 <w:sz w:val="28"/>
                 <w:szCs w:val="28"/>
               </w:rPr>
-              <w:t>14</w:t>
+              <w:t>15</w:t>
             </w:r>
             <w:r>
               <w:rPr>
@@ -4095,7 +4095,7 @@
                 <w:sz w:val="28"/>
                 <w:szCs w:val="28"/>
               </w:rPr>
-              <w:t>14</w:t>
+              <w:t>15</w:t>
             </w:r>
             <w:r>
               <w:rPr>
@@ -4194,7 +4194,7 @@
                 <w:sz w:val="28"/>
                 <w:szCs w:val="28"/>
               </w:rPr>
-              <w:t>15</w:t>
+              <w:t>16</w:t>
             </w:r>
             <w:r>
               <w:rPr>
@@ -4302,7 +4302,7 @@
                 <w:sz w:val="28"/>
                 <w:szCs w:val="28"/>
               </w:rPr>
-              <w:t>15</w:t>
+              <w:t>16</w:t>
             </w:r>
             <w:r>
               <w:rPr>
@@ -4410,7 +4410,7 @@
                 <w:sz w:val="28"/>
                 <w:szCs w:val="28"/>
               </w:rPr>
-              <w:t>15</w:t>
+              <w:t>16</w:t>
             </w:r>
             <w:r>
               <w:rPr>
@@ -4509,7 +4509,7 @@
                 <w:sz w:val="28"/>
                 <w:szCs w:val="28"/>
               </w:rPr>
-              <w:t>16</w:t>
+              <w:t>17</w:t>
             </w:r>
             <w:r>
               <w:rPr>
@@ -4617,7 +4617,7 @@
                 <w:sz w:val="28"/>
                 <w:szCs w:val="28"/>
               </w:rPr>
-              <w:t>16</w:t>
+              <w:t>17</w:t>
             </w:r>
             <w:r>
               <w:rPr>
@@ -4725,7 +4725,7 @@
                 <w:sz w:val="28"/>
                 <w:szCs w:val="28"/>
               </w:rPr>
-              <w:t>16</w:t>
+              <w:t>17</w:t>
             </w:r>
             <w:r>
               <w:rPr>
@@ -4833,7 +4833,7 @@
                 <w:sz w:val="28"/>
                 <w:szCs w:val="28"/>
               </w:rPr>
-              <w:t>16</w:t>
+              <w:t>17</w:t>
             </w:r>
             <w:r>
               <w:rPr>
@@ -4930,7 +4930,7 @@
                 <w:sz w:val="28"/>
                 <w:szCs w:val="28"/>
               </w:rPr>
-              <w:t>18</w:t>
+              <w:t>19</w:t>
             </w:r>
             <w:r>
               <w:rPr>
@@ -6200,6 +6200,7 @@
       <w:r>
         <w:rPr>
           <w:rFonts w:ascii="Times New Roman" w:hAnsi="Times New Roman" w:cs="Times New Roman"/>
+          <w:noProof/>
           <w:sz w:val="28"/>
           <w:szCs w:val="28"/>
         </w:rPr>
@@ -6610,6 +6611,9 @@
     </w:p>
     <w:p>
       <w:pPr>
+        <w:tabs>
+          <w:tab w:val="left" w:pos="7350"/>
+        </w:tabs>
         <w:spacing w:after="0" w:line="360" w:lineRule="auto"/>
         <w:ind w:left="708"/>
         <w:jc w:val="both"/>
@@ -6675,6 +6679,13 @@
         </w:rPr>
         <w:t>00мм);</w:t>
       </w:r>
+      <w:r>
+        <w:rPr>
+          <w:rFonts w:ascii="Times New Roman" w:hAnsi="Times New Roman" w:cs="Times New Roman"/>
+          <w:sz w:val="28"/>
+        </w:rPr>
+        <w:tab/>
+      </w:r>
     </w:p>
     <w:p>
       <w:pPr>
@@ -7028,6 +7039,8 @@
         <w:jc w:val="both"/>
         <w:rPr>
           <w:rFonts w:ascii="Times New Roman" w:hAnsi="Times New Roman" w:cs="Times New Roman"/>
+          <w:b/>
+          <w:bCs/>
           <w:sz w:val="28"/>
           <w:szCs w:val="28"/>
         </w:rPr>
@@ -7047,7 +7060,40 @@
           <w:sz w:val="28"/>
           <w:szCs w:val="28"/>
         </w:rPr>
-        <w:t xml:space="preserve">Нижний динамик должен физически помещаться на лицевой панели по ширине с обязательными отступами 25мм с боковых </w:t>
+        <w:t>Нижний динамик</w:t>
+      </w:r>
+      <w:r>
+        <w:rPr>
+          <w:rFonts w:ascii="Times New Roman" w:hAnsi="Times New Roman" w:cs="Times New Roman"/>
+          <w:sz w:val="28"/>
+          <w:szCs w:val="28"/>
+        </w:rPr>
+        <w:t xml:space="preserve"> </w:t>
+      </w:r>
+      <w:r>
+        <w:rPr>
+          <w:rFonts w:ascii="Times New Roman" w:hAnsi="Times New Roman" w:cs="Times New Roman"/>
+          <w:sz w:val="28"/>
+          <w:szCs w:val="28"/>
+          <w:lang w:val="en-US"/>
+        </w:rPr>
+        <w:t>D</w:t>
+      </w:r>
+      <w:r>
+        <w:rPr>
+          <w:rFonts w:ascii="Times New Roman" w:hAnsi="Times New Roman" w:cs="Times New Roman"/>
+          <w:sz w:val="28"/>
+          <w:szCs w:val="28"/>
+        </w:rPr>
+        <w:t>1</w:t>
+      </w:r>
+      <w:r>
+        <w:rPr>
+          <w:rFonts w:ascii="Times New Roman" w:hAnsi="Times New Roman" w:cs="Times New Roman"/>
+          <w:sz w:val="28"/>
+          <w:szCs w:val="28"/>
+        </w:rPr>
+        <w:t xml:space="preserve"> должен физически помещаться на лицевой панели по ширине с обязательными отступами 25мм с боковых </w:t>
       </w:r>
       <w:r>
         <w:rPr>
@@ -7196,7 +7242,23 @@
           <w:sz w:val="28"/>
           <w:szCs w:val="28"/>
         </w:rPr>
-        <w:t xml:space="preserve">динамически ограничивается текущим значением ширины </w:t>
+        <w:t>динамически ограничивается текущим значением ширины</w:t>
+      </w:r>
+      <w:r>
+        <w:rPr>
+          <w:rFonts w:ascii="Times New Roman" w:hAnsi="Times New Roman" w:cs="Times New Roman"/>
+          <w:sz w:val="28"/>
+          <w:szCs w:val="28"/>
+        </w:rPr>
+        <w:t>:</w:t>
+      </w:r>
+      <w:r>
+        <w:rPr>
+          <w:rFonts w:ascii="Times New Roman" w:hAnsi="Times New Roman" w:cs="Times New Roman"/>
+          <w:sz w:val="28"/>
+          <w:szCs w:val="28"/>
+        </w:rPr>
+        <w:t xml:space="preserve"> </w:t>
       </w:r>
       <w:r>
         <w:rPr>
@@ -7206,6 +7268,14 @@
           <w:lang w:val="en-US"/>
         </w:rPr>
         <w:t>D</w:t>
+      </w:r>
+      <w:r>
+        <w:rPr>
+          <w:rFonts w:ascii="Times New Roman" w:hAnsi="Times New Roman" w:cs="Times New Roman"/>
+          <w:sz w:val="28"/>
+          <w:szCs w:val="28"/>
+        </w:rPr>
+        <w:t>1</w:t>
       </w:r>
       <w:r>
         <w:rPr>
@@ -7281,23 +7351,39 @@
           <w:sz w:val="28"/>
           <w:szCs w:val="28"/>
         </w:rPr>
-        <w:t>Также п</w:t>
-      </w:r>
-      <w:r>
-        <w:rPr>
-          <w:rFonts w:ascii="Times New Roman" w:hAnsi="Times New Roman" w:cs="Times New Roman"/>
-          <w:sz w:val="28"/>
-          <w:szCs w:val="28"/>
-        </w:rPr>
-        <w:t xml:space="preserve">ри изменении </w:t>
-      </w:r>
-      <w:r>
-        <w:rPr>
-          <w:rFonts w:ascii="Times New Roman" w:hAnsi="Times New Roman" w:cs="Times New Roman"/>
-          <w:sz w:val="28"/>
-          <w:szCs w:val="28"/>
-        </w:rPr>
-        <w:t>диаметра динамика</w:t>
+        <w:t>П</w:t>
+      </w:r>
+      <w:r>
+        <w:rPr>
+          <w:rFonts w:ascii="Times New Roman" w:hAnsi="Times New Roman" w:cs="Times New Roman"/>
+          <w:sz w:val="28"/>
+          <w:szCs w:val="28"/>
+        </w:rPr>
+        <w:t>ри изменении диаметр</w:t>
+      </w:r>
+      <w:r>
+        <w:rPr>
+          <w:rFonts w:ascii="Times New Roman" w:hAnsi="Times New Roman" w:cs="Times New Roman"/>
+          <w:sz w:val="28"/>
+          <w:szCs w:val="28"/>
+        </w:rPr>
+        <w:t>ов</w:t>
+      </w:r>
+      <w:r>
+        <w:rPr>
+          <w:rFonts w:ascii="Times New Roman" w:hAnsi="Times New Roman" w:cs="Times New Roman"/>
+          <w:sz w:val="28"/>
+          <w:szCs w:val="28"/>
+        </w:rPr>
+        <w:t xml:space="preserve"> динамик</w:t>
+      </w:r>
+      <w:r>
+        <w:rPr>
+          <w:rFonts w:ascii="Times New Roman" w:hAnsi="Times New Roman" w:cs="Times New Roman"/>
+          <w:sz w:val="28"/>
+          <w:szCs w:val="28"/>
+        </w:rPr>
+        <w:t>ов</w:t>
       </w:r>
       <w:r>
         <w:rPr>
@@ -7330,6 +7416,31 @@
           <w:sz w:val="28"/>
           <w:szCs w:val="28"/>
         </w:rPr>
+        <w:t xml:space="preserve"> и </w:t>
+      </w:r>
+      <w:r>
+        <w:rPr>
+          <w:rFonts w:ascii="Times New Roman" w:hAnsi="Times New Roman" w:cs="Times New Roman"/>
+          <w:sz w:val="28"/>
+          <w:szCs w:val="28"/>
+          <w:lang w:val="en-US"/>
+        </w:rPr>
+        <w:t>D</w:t>
+      </w:r>
+      <w:r>
+        <w:rPr>
+          <w:rFonts w:ascii="Times New Roman" w:hAnsi="Times New Roman" w:cs="Times New Roman"/>
+          <w:sz w:val="28"/>
+          <w:szCs w:val="28"/>
+        </w:rPr>
+        <w:t>2</w:t>
+      </w:r>
+      <w:r>
+        <w:rPr>
+          <w:rFonts w:ascii="Times New Roman" w:hAnsi="Times New Roman" w:cs="Times New Roman"/>
+          <w:sz w:val="28"/>
+          <w:szCs w:val="28"/>
+        </w:rPr>
         <w:t xml:space="preserve"> </w:t>
       </w:r>
       <w:r>
@@ -7338,23 +7449,16 @@
           <w:sz w:val="28"/>
           <w:szCs w:val="28"/>
         </w:rPr>
-        <w:t>нижний</w:t>
-      </w:r>
-      <w:r>
-        <w:rPr>
-          <w:rFonts w:ascii="Times New Roman" w:hAnsi="Times New Roman" w:cs="Times New Roman"/>
-          <w:sz w:val="28"/>
-          <w:szCs w:val="28"/>
-        </w:rPr>
-        <w:t xml:space="preserve"> предел допустимого диапазона для </w:t>
-      </w:r>
-      <w:r>
-        <w:rPr>
-          <w:rFonts w:ascii="Times New Roman" w:hAnsi="Times New Roman" w:cs="Times New Roman"/>
-          <w:sz w:val="28"/>
-          <w:szCs w:val="28"/>
-        </w:rPr>
-        <w:t>ширины</w:t>
+        <w:t xml:space="preserve">нижний предел допустимого диапазона для ширины </w:t>
+      </w:r>
+      <w:r>
+        <w:rPr>
+          <w:rFonts w:ascii="Times New Roman" w:hAnsi="Times New Roman" w:cs="Times New Roman"/>
+          <w:sz w:val="28"/>
+          <w:szCs w:val="28"/>
+          <w:lang w:val="en-US"/>
+        </w:rPr>
+        <w:t>W</w:t>
       </w:r>
       <w:r>
         <w:rPr>
@@ -7369,33 +7473,24 @@
           <w:rFonts w:ascii="Times New Roman" w:hAnsi="Times New Roman" w:cs="Times New Roman"/>
           <w:sz w:val="28"/>
           <w:szCs w:val="28"/>
-          <w:lang w:val="en-US"/>
-        </w:rPr>
-        <w:t>W</w:t>
-      </w:r>
-      <w:r>
-        <w:rPr>
-          <w:rFonts w:ascii="Times New Roman" w:hAnsi="Times New Roman" w:cs="Times New Roman"/>
-          <w:sz w:val="28"/>
-          <w:szCs w:val="28"/>
-        </w:rPr>
-        <w:t xml:space="preserve"> </w:t>
-      </w:r>
-      <w:r>
-        <w:rPr>
-          <w:rFonts w:ascii="Times New Roman" w:hAnsi="Times New Roman" w:cs="Times New Roman"/>
-          <w:sz w:val="28"/>
-          <w:szCs w:val="28"/>
-        </w:rPr>
-        <w:t xml:space="preserve">динамически </w:t>
-      </w:r>
-      <w:r>
-        <w:rPr>
-          <w:rFonts w:ascii="Times New Roman" w:hAnsi="Times New Roman" w:cs="Times New Roman"/>
-          <w:sz w:val="28"/>
-          <w:szCs w:val="28"/>
-        </w:rPr>
-        <w:t>сдвигается в большую сторону в зависимости от диаметра</w:t>
+        </w:rPr>
+        <w:t>динамически сдвигается в большую сторону в зависимости от диаметр</w:t>
+      </w:r>
+      <w:r>
+        <w:rPr>
+          <w:rFonts w:ascii="Times New Roman" w:hAnsi="Times New Roman" w:cs="Times New Roman"/>
+          <w:sz w:val="28"/>
+          <w:szCs w:val="28"/>
+        </w:rPr>
+        <w:t>ов</w:t>
+      </w:r>
+      <w:r>
+        <w:rPr>
+          <w:rFonts w:ascii="Times New Roman" w:hAnsi="Times New Roman" w:cs="Times New Roman"/>
+          <w:sz w:val="28"/>
+          <w:szCs w:val="28"/>
+        </w:rPr>
+        <w:t>:</w:t>
       </w:r>
       <w:r>
         <w:rPr>
@@ -7422,7 +7517,180 @@
           <w:vertAlign w:val="subscript"/>
           <w:lang w:val="en-US"/>
         </w:rPr>
-        <w:t>m</w:t>
+        <w:t>min</w:t>
+      </w:r>
+      <w:r>
+        <w:rPr>
+          <w:rFonts w:ascii="Times New Roman" w:hAnsi="Times New Roman" w:cs="Times New Roman"/>
+          <w:sz w:val="28"/>
+          <w:szCs w:val="28"/>
+        </w:rPr>
+        <w:t xml:space="preserve"> = </w:t>
+      </w:r>
+      <w:r>
+        <w:rPr>
+          <w:rFonts w:ascii="Times New Roman" w:hAnsi="Times New Roman" w:cs="Times New Roman"/>
+          <w:sz w:val="28"/>
+          <w:szCs w:val="28"/>
+          <w:lang w:val="en-US"/>
+        </w:rPr>
+        <w:t>max</w:t>
+      </w:r>
+      <w:r>
+        <w:rPr>
+          <w:rFonts w:ascii="Times New Roman" w:hAnsi="Times New Roman" w:cs="Times New Roman"/>
+          <w:sz w:val="28"/>
+          <w:szCs w:val="28"/>
+        </w:rPr>
+        <w:t>(</w:t>
+      </w:r>
+      <w:r>
+        <w:rPr>
+          <w:rFonts w:ascii="Times New Roman" w:hAnsi="Times New Roman" w:cs="Times New Roman"/>
+          <w:sz w:val="28"/>
+          <w:szCs w:val="28"/>
+        </w:rPr>
+        <w:t>1</w:t>
+      </w:r>
+      <w:r>
+        <w:rPr>
+          <w:rFonts w:ascii="Times New Roman" w:hAnsi="Times New Roman" w:cs="Times New Roman"/>
+          <w:sz w:val="28"/>
+          <w:szCs w:val="28"/>
+        </w:rPr>
+        <w:t xml:space="preserve">50; </w:t>
+      </w:r>
+      <w:r>
+        <w:rPr>
+          <w:rFonts w:ascii="Times New Roman" w:hAnsi="Times New Roman" w:cs="Times New Roman"/>
+          <w:sz w:val="28"/>
+          <w:szCs w:val="28"/>
+          <w:lang w:val="en-US"/>
+        </w:rPr>
+        <w:t>D</w:t>
+      </w:r>
+      <w:r>
+        <w:rPr>
+          <w:rFonts w:ascii="Times New Roman" w:hAnsi="Times New Roman" w:cs="Times New Roman"/>
+          <w:sz w:val="28"/>
+          <w:szCs w:val="28"/>
+        </w:rPr>
+        <w:t>1 + 50</w:t>
+      </w:r>
+      <w:r>
+        <w:rPr>
+          <w:rFonts w:ascii="Times New Roman" w:hAnsi="Times New Roman" w:cs="Times New Roman"/>
+          <w:sz w:val="28"/>
+          <w:szCs w:val="28"/>
+        </w:rPr>
+        <w:t xml:space="preserve">; </w:t>
+      </w:r>
+      <w:r>
+        <w:rPr>
+          <w:rFonts w:ascii="Times New Roman" w:hAnsi="Times New Roman" w:cs="Times New Roman"/>
+          <w:sz w:val="28"/>
+          <w:szCs w:val="28"/>
+          <w:lang w:val="en-US"/>
+        </w:rPr>
+        <w:t>D</w:t>
+      </w:r>
+      <w:r>
+        <w:rPr>
+          <w:rFonts w:ascii="Times New Roman" w:hAnsi="Times New Roman" w:cs="Times New Roman"/>
+          <w:sz w:val="28"/>
+          <w:szCs w:val="28"/>
+        </w:rPr>
+        <w:t>2 + 110</w:t>
+      </w:r>
+      <w:r>
+        <w:rPr>
+          <w:rFonts w:ascii="Times New Roman" w:hAnsi="Times New Roman" w:cs="Times New Roman"/>
+          <w:sz w:val="28"/>
+          <w:szCs w:val="28"/>
+        </w:rPr>
+        <w:t>)</w:t>
+      </w:r>
+      <w:r>
+        <w:rPr>
+          <w:rFonts w:ascii="Times New Roman" w:hAnsi="Times New Roman" w:cs="Times New Roman"/>
+          <w:sz w:val="28"/>
+          <w:szCs w:val="28"/>
+        </w:rPr>
+        <w:t xml:space="preserve"> </w:t>
+      </w:r>
+      <w:r>
+        <w:rPr>
+          <w:rFonts w:ascii="Times New Roman" w:hAnsi="Times New Roman" w:cs="Times New Roman"/>
+          <w:sz w:val="28"/>
+          <w:szCs w:val="28"/>
+        </w:rPr>
+        <w:t xml:space="preserve">и </w:t>
+      </w:r>
+      <w:r>
+        <w:rPr>
+          <w:rFonts w:ascii="Times New Roman" w:hAnsi="Times New Roman" w:cs="Times New Roman"/>
+          <w:sz w:val="28"/>
+          <w:szCs w:val="28"/>
+        </w:rPr>
+        <w:t xml:space="preserve">точно </w:t>
+      </w:r>
+      <w:r>
+        <w:rPr>
+          <w:rFonts w:ascii="Times New Roman" w:hAnsi="Times New Roman" w:cs="Times New Roman"/>
+          <w:sz w:val="28"/>
+          <w:szCs w:val="28"/>
+        </w:rPr>
+        <w:t>также для вас высот</w:t>
+      </w:r>
+      <w:r>
+        <w:rPr>
+          <w:rFonts w:ascii="Times New Roman" w:hAnsi="Times New Roman" w:cs="Times New Roman"/>
+          <w:sz w:val="28"/>
+          <w:szCs w:val="28"/>
+        </w:rPr>
+        <w:t>ы</w:t>
+      </w:r>
+      <w:r>
+        <w:rPr>
+          <w:rFonts w:ascii="Times New Roman" w:hAnsi="Times New Roman" w:cs="Times New Roman"/>
+          <w:sz w:val="28"/>
+          <w:szCs w:val="28"/>
+        </w:rPr>
+        <w:t xml:space="preserve"> </w:t>
+      </w:r>
+      <w:r>
+        <w:rPr>
+          <w:rFonts w:ascii="Times New Roman" w:hAnsi="Times New Roman" w:cs="Times New Roman"/>
+          <w:sz w:val="28"/>
+          <w:szCs w:val="28"/>
+          <w:lang w:val="en-US"/>
+        </w:rPr>
+        <w:t>H</w:t>
+      </w:r>
+      <w:r>
+        <w:rPr>
+          <w:rFonts w:ascii="Times New Roman" w:hAnsi="Times New Roman" w:cs="Times New Roman"/>
+          <w:sz w:val="28"/>
+          <w:szCs w:val="28"/>
+        </w:rPr>
+        <w:t xml:space="preserve"> нижний предел сдвигается вверх</w:t>
+      </w:r>
+      <w:r>
+        <w:rPr>
+          <w:rFonts w:ascii="Times New Roman" w:hAnsi="Times New Roman" w:cs="Times New Roman"/>
+          <w:sz w:val="28"/>
+          <w:szCs w:val="28"/>
+        </w:rPr>
+        <w:t xml:space="preserve">: </w:t>
+      </w:r>
+      <w:r>
+        <w:rPr>
+          <w:rFonts w:ascii="Times New Roman" w:hAnsi="Times New Roman" w:cs="Times New Roman"/>
+          <w:sz w:val="28"/>
+          <w:szCs w:val="28"/>
+          <w:lang w:val="en-US"/>
+        </w:rPr>
+        <w:t>H</w:t>
       </w:r>
       <w:r>
         <w:rPr>
@@ -7432,7 +7700,7 @@
           <w:vertAlign w:val="subscript"/>
           <w:lang w:val="en-US"/>
         </w:rPr>
-        <w:t>in</w:t>
+        <w:t>min</w:t>
       </w:r>
       <w:r>
         <w:rPr>
@@ -7449,7 +7717,15 @@
           <w:szCs w:val="28"/>
           <w:lang w:val="en-US"/>
         </w:rPr>
-        <w:t>m</w:t>
+        <w:t>max</w:t>
+      </w:r>
+      <w:r>
+        <w:rPr>
+          <w:rFonts w:ascii="Times New Roman" w:hAnsi="Times New Roman" w:cs="Times New Roman"/>
+          <w:sz w:val="28"/>
+          <w:szCs w:val="28"/>
+        </w:rPr>
+        <w:t xml:space="preserve">(200; </w:t>
       </w:r>
       <w:r>
         <w:rPr>
@@ -7458,15 +7734,179 @@
           <w:szCs w:val="28"/>
           <w:lang w:val="en-US"/>
         </w:rPr>
-        <w:t>ax</w:t>
-      </w:r>
-      <w:r>
-        <w:rPr>
-          <w:rFonts w:ascii="Times New Roman" w:hAnsi="Times New Roman" w:cs="Times New Roman"/>
-          <w:sz w:val="28"/>
-          <w:szCs w:val="28"/>
-        </w:rPr>
-        <w:t>(</w:t>
+        <w:t>D</w:t>
+      </w:r>
+      <w:r>
+        <w:rPr>
+          <w:rFonts w:ascii="Times New Roman" w:hAnsi="Times New Roman" w:cs="Times New Roman"/>
+          <w:sz w:val="28"/>
+          <w:szCs w:val="28"/>
+        </w:rPr>
+        <w:t xml:space="preserve">1 + </w:t>
+      </w:r>
+      <w:r>
+        <w:rPr>
+          <w:rFonts w:ascii="Times New Roman" w:hAnsi="Times New Roman" w:cs="Times New Roman"/>
+          <w:sz w:val="28"/>
+          <w:szCs w:val="28"/>
+          <w:lang w:val="en-US"/>
+        </w:rPr>
+        <w:t>D</w:t>
+      </w:r>
+      <w:r>
+        <w:rPr>
+          <w:rFonts w:ascii="Times New Roman" w:hAnsi="Times New Roman" w:cs="Times New Roman"/>
+          <w:sz w:val="28"/>
+          <w:szCs w:val="28"/>
+        </w:rPr>
+        <w:t xml:space="preserve">2 + </w:t>
+      </w:r>
+      <w:r>
+        <w:rPr>
+          <w:rFonts w:ascii="Times New Roman" w:hAnsi="Times New Roman" w:cs="Times New Roman"/>
+          <w:sz w:val="28"/>
+          <w:szCs w:val="28"/>
+        </w:rPr>
+        <w:lastRenderedPageBreak/>
+        <w:t xml:space="preserve">45 + </w:t>
+      </w:r>
+      <w:r>
+        <w:rPr>
+          <w:rFonts w:ascii="Times New Roman" w:hAnsi="Times New Roman" w:cs="Times New Roman"/>
+          <w:sz w:val="28"/>
+          <w:szCs w:val="28"/>
+          <w:lang w:val="en-US"/>
+        </w:rPr>
+        <w:t>g</w:t>
+      </w:r>
+      <w:r>
+        <w:rPr>
+          <w:rFonts w:ascii="Times New Roman" w:hAnsi="Times New Roman" w:cs="Times New Roman"/>
+          <w:sz w:val="28"/>
+          <w:szCs w:val="28"/>
+        </w:rPr>
+        <w:t>)</w:t>
+      </w:r>
+      <w:r>
+        <w:rPr>
+          <w:rFonts w:ascii="Times New Roman" w:hAnsi="Times New Roman" w:cs="Times New Roman"/>
+          <w:sz w:val="28"/>
+          <w:szCs w:val="28"/>
+        </w:rPr>
+        <w:t xml:space="preserve">. </w:t>
+      </w:r>
+      <w:r>
+        <w:rPr>
+          <w:rFonts w:ascii="Times New Roman" w:hAnsi="Times New Roman" w:cs="Times New Roman"/>
+          <w:sz w:val="28"/>
+          <w:szCs w:val="28"/>
+        </w:rPr>
+        <w:t xml:space="preserve">При изменении высоты </w:t>
+      </w:r>
+      <w:r>
+        <w:rPr>
+          <w:rFonts w:ascii="Times New Roman" w:hAnsi="Times New Roman" w:cs="Times New Roman"/>
+          <w:sz w:val="28"/>
+          <w:szCs w:val="28"/>
+          <w:lang w:val="en-US"/>
+        </w:rPr>
+        <w:t>H</w:t>
+      </w:r>
+      <w:r>
+        <w:rPr>
+          <w:rFonts w:ascii="Times New Roman" w:hAnsi="Times New Roman" w:cs="Times New Roman"/>
+          <w:sz w:val="28"/>
+          <w:szCs w:val="28"/>
+        </w:rPr>
+        <w:drawing>
+          <wp:inline distT="0" distB="0" distL="0" distR="0" wp14:anchorId="79FF519E" wp14:editId="50783F03">
+            <wp:extent cx="12700" cy="12700"/>
+            <wp:effectExtent l="0" t="0" r="0" b="0"/>
+            <wp:docPr id="1959242268" name="Рисунок 2"/>
+            <wp:cNvGraphicFramePr>
+              <a:graphicFrameLocks xmlns:a="http://schemas.openxmlformats.org/drawingml/2006/main" noChangeAspect="1"/>
+            </wp:cNvGraphicFramePr>
+            <a:graphic xmlns:a="http://schemas.openxmlformats.org/drawingml/2006/main">
+              <a:graphicData uri="http://schemas.openxmlformats.org/drawingml/2006/picture">
+                <pic:pic xmlns:pic="http://schemas.openxmlformats.org/drawingml/2006/picture">
+                  <pic:nvPicPr>
+                    <pic:cNvPr id="0" name="Picture 8"/>
+                    <pic:cNvPicPr>
+                      <a:picLocks noChangeAspect="1" noChangeArrowheads="1"/>
+                    </pic:cNvPicPr>
+                  </pic:nvPicPr>
+                  <pic:blipFill>
+                    <a:blip r:embed="rId13">
+                      <a:extLst>
+                        <a:ext uri="{28A0092B-C50C-407E-A947-70E740481C1C}">
+                          <a14:useLocalDpi xmlns:a14="http://schemas.microsoft.com/office/drawing/2010/main" val="0"/>
+                        </a:ext>
+                      </a:extLst>
+                    </a:blip>
+                    <a:srcRect/>
+                    <a:stretch>
+                      <a:fillRect/>
+                    </a:stretch>
+                  </pic:blipFill>
+                  <pic:spPr bwMode="auto">
+                    <a:xfrm>
+                      <a:off x="0" y="0"/>
+                      <a:ext cx="12700" cy="12700"/>
+                    </a:xfrm>
+                    <a:prstGeom prst="rect">
+                      <a:avLst/>
+                    </a:prstGeom>
+                    <a:noFill/>
+                    <a:ln>
+                      <a:noFill/>
+                    </a:ln>
+                  </pic:spPr>
+                </pic:pic>
+              </a:graphicData>
+            </a:graphic>
+          </wp:inline>
+        </w:drawing>
+      </w:r>
+      <w:r>
+        <w:rPr>
+          <w:rFonts w:ascii="Times New Roman" w:hAnsi="Times New Roman" w:cs="Times New Roman"/>
+          <w:sz w:val="28"/>
+          <w:szCs w:val="28"/>
+        </w:rPr>
+        <w:t xml:space="preserve"> верхние границы диаметров динамически пересчитываются относительно текущего значения</w:t>
+      </w:r>
+      <w:r>
+        <w:rPr>
+          <w:rFonts w:ascii="Times New Roman" w:hAnsi="Times New Roman" w:cs="Times New Roman"/>
+          <w:sz w:val="28"/>
+          <w:szCs w:val="28"/>
+        </w:rPr>
+        <w:t xml:space="preserve"> соседнего</w:t>
+      </w:r>
+      <w:r>
+        <w:rPr>
+          <w:rFonts w:ascii="Times New Roman" w:hAnsi="Times New Roman" w:cs="Times New Roman"/>
+          <w:sz w:val="28"/>
+          <w:szCs w:val="28"/>
+        </w:rPr>
+        <w:t xml:space="preserve"> динамика</w:t>
+      </w:r>
+      <w:r>
+        <w:rPr>
+          <w:rFonts w:ascii="Times New Roman" w:hAnsi="Times New Roman" w:cs="Times New Roman"/>
+          <w:sz w:val="28"/>
+          <w:szCs w:val="28"/>
+        </w:rPr>
+        <w:t xml:space="preserve"> </w:t>
+      </w:r>
+      <w:r>
+        <w:rPr>
+          <w:rFonts w:ascii="Times New Roman" w:hAnsi="Times New Roman" w:cs="Times New Roman"/>
+          <w:sz w:val="28"/>
+          <w:szCs w:val="28"/>
+          <w:lang w:val="en-US"/>
+        </w:rPr>
+        <w:t>D</w:t>
       </w:r>
       <w:r>
         <w:rPr>
@@ -7481,16 +7921,76 @@
           <w:rFonts w:ascii="Times New Roman" w:hAnsi="Times New Roman" w:cs="Times New Roman"/>
           <w:sz w:val="28"/>
           <w:szCs w:val="28"/>
-        </w:rPr>
-        <w:t xml:space="preserve">50; </w:t>
-      </w:r>
-      <w:r>
-        <w:rPr>
-          <w:rFonts w:ascii="Times New Roman" w:hAnsi="Times New Roman" w:cs="Times New Roman"/>
-          <w:sz w:val="28"/>
-          <w:szCs w:val="28"/>
+          <w:vertAlign w:val="subscript"/>
           <w:lang w:val="en-US"/>
         </w:rPr>
+        <w:t>max</w:t>
+      </w:r>
+      <w:r>
+        <w:rPr>
+          <w:rFonts w:ascii="Times New Roman" w:hAnsi="Times New Roman" w:cs="Times New Roman"/>
+          <w:sz w:val="28"/>
+          <w:szCs w:val="28"/>
+        </w:rPr>
+        <w:t xml:space="preserve"> = </w:t>
+      </w:r>
+      <w:r>
+        <w:rPr>
+          <w:rFonts w:ascii="Times New Roman" w:hAnsi="Times New Roman" w:cs="Times New Roman"/>
+          <w:sz w:val="28"/>
+          <w:szCs w:val="28"/>
+          <w:lang w:val="en-US"/>
+        </w:rPr>
+        <w:t>min</w:t>
+      </w:r>
+      <w:r>
+        <w:rPr>
+          <w:rFonts w:ascii="Times New Roman" w:hAnsi="Times New Roman" w:cs="Times New Roman"/>
+          <w:sz w:val="28"/>
+          <w:szCs w:val="28"/>
+        </w:rPr>
+        <w:t xml:space="preserve">(250; </w:t>
+      </w:r>
+      <w:r>
+        <w:rPr>
+          <w:rFonts w:ascii="Times New Roman" w:hAnsi="Times New Roman" w:cs="Times New Roman"/>
+          <w:sz w:val="28"/>
+          <w:szCs w:val="28"/>
+          <w:lang w:val="en-US"/>
+        </w:rPr>
+        <w:t>H</w:t>
+      </w:r>
+      <w:r>
+        <w:rPr>
+          <w:rFonts w:ascii="Times New Roman" w:hAnsi="Times New Roman" w:cs="Times New Roman"/>
+          <w:sz w:val="28"/>
+          <w:szCs w:val="28"/>
+        </w:rPr>
+        <w:t xml:space="preserve"> </w:t>
+      </w:r>
+      <w:r>
+        <w:rPr>
+          <w:rFonts w:ascii="Times New Roman" w:hAnsi="Times New Roman" w:cs="Times New Roman"/>
+          <w:sz w:val="28"/>
+          <w:szCs w:val="28"/>
+        </w:rPr>
+        <w:t>–</w:t>
+      </w:r>
+      <w:r>
+        <w:rPr>
+          <w:rFonts w:ascii="Times New Roman" w:hAnsi="Times New Roman" w:cs="Times New Roman"/>
+          <w:sz w:val="28"/>
+          <w:szCs w:val="28"/>
+        </w:rPr>
+        <w:t xml:space="preserve"> </w:t>
+      </w:r>
+      <w:r>
+        <w:rPr>
+          <w:rFonts w:ascii="Times New Roman" w:hAnsi="Times New Roman" w:cs="Times New Roman"/>
+          <w:sz w:val="28"/>
+          <w:szCs w:val="28"/>
+          <w:lang w:val="en-US"/>
+        </w:rPr>
         <w:t>D</w:t>
       </w:r>
       <w:r>
@@ -7499,7 +7999,7 @@
           <w:sz w:val="28"/>
           <w:szCs w:val="28"/>
         </w:rPr>
-        <w:t>1</w:t>
+        <w:t>2</w:t>
       </w:r>
       <w:r>
         <w:rPr>
@@ -7515,15 +8015,56 @@
           <w:sz w:val="28"/>
           <w:szCs w:val="28"/>
         </w:rPr>
-        <w:t>+</w:t>
-      </w:r>
-      <w:r>
-        <w:rPr>
-          <w:rFonts w:ascii="Times New Roman" w:hAnsi="Times New Roman" w:cs="Times New Roman"/>
-          <w:sz w:val="28"/>
-          <w:szCs w:val="28"/>
-        </w:rPr>
-        <w:t xml:space="preserve"> 50)</w:t>
+        <w:t>–</w:t>
+      </w:r>
+      <w:r>
+        <w:rPr>
+          <w:rFonts w:ascii="Times New Roman" w:hAnsi="Times New Roman" w:cs="Times New Roman"/>
+          <w:sz w:val="28"/>
+          <w:szCs w:val="28"/>
+        </w:rPr>
+        <w:t xml:space="preserve"> </w:t>
+      </w:r>
+      <w:r>
+        <w:rPr>
+          <w:rFonts w:ascii="Times New Roman" w:hAnsi="Times New Roman" w:cs="Times New Roman"/>
+          <w:sz w:val="28"/>
+          <w:szCs w:val="28"/>
+        </w:rPr>
+        <w:t xml:space="preserve">45 </w:t>
+      </w:r>
+      <w:r>
+        <w:rPr>
+          <w:rFonts w:ascii="Times New Roman" w:hAnsi="Times New Roman" w:cs="Times New Roman"/>
+          <w:sz w:val="28"/>
+          <w:szCs w:val="28"/>
+        </w:rPr>
+        <w:t>–</w:t>
+      </w:r>
+      <w:r>
+        <w:rPr>
+          <w:rFonts w:ascii="Times New Roman" w:hAnsi="Times New Roman" w:cs="Times New Roman"/>
+          <w:sz w:val="28"/>
+          <w:szCs w:val="28"/>
+        </w:rPr>
+        <w:t xml:space="preserve"> </w:t>
+      </w:r>
+      <w:r>
+        <w:rPr>
+          <w:rFonts w:ascii="Times New Roman" w:hAnsi="Times New Roman" w:cs="Times New Roman"/>
+          <w:sz w:val="28"/>
+          <w:szCs w:val="28"/>
+          <w:lang w:val="en-US"/>
+        </w:rPr>
+        <w:t>g</w:t>
+      </w:r>
+      <w:r>
+        <w:rPr>
+          <w:rFonts w:ascii="Times New Roman" w:hAnsi="Times New Roman" w:cs="Times New Roman"/>
+          <w:sz w:val="28"/>
+          <w:szCs w:val="28"/>
+        </w:rPr>
+        <w:t>)</w:t>
       </w:r>
       <w:r>
         <w:rPr>
@@ -7537,6 +8078,8 @@
         <w:rPr>
           <w:rStyle w:val="ae"/>
           <w:rFonts w:ascii="Times New Roman" w:hAnsi="Times New Roman" w:cs="Times New Roman"/>
+          <w:b/>
+          <w:bCs/>
           <w:sz w:val="28"/>
           <w:szCs w:val="28"/>
         </w:rPr>
@@ -7547,6 +8090,8 @@
         <w:rPr>
           <w:rStyle w:val="ae"/>
           <w:rFonts w:ascii="Times New Roman" w:hAnsi="Times New Roman" w:cs="Times New Roman"/>
+          <w:b/>
+          <w:bCs/>
           <w:sz w:val="28"/>
           <w:szCs w:val="28"/>
         </w:rPr>
@@ -7571,7 +8116,6 @@
           <w:rFonts w:ascii="Times New Roman" w:hAnsi="Times New Roman" w:cs="Times New Roman"/>
           <w:sz w:val="28"/>
         </w:rPr>
-        <w:lastRenderedPageBreak/>
         <w:t xml:space="preserve">− </w:t>
       </w:r>
       <w:r>
@@ -7580,7 +8124,73 @@
           <w:sz w:val="28"/>
           <w:szCs w:val="28"/>
         </w:rPr>
-        <w:t>Верхний динамик располагается строго выше нижнего динамика. Их суммарный диаметр вместе с обязательным зазором между ними (</w:t>
+        <w:t>Верхний динамик</w:t>
+      </w:r>
+      <w:r>
+        <w:rPr>
+          <w:rFonts w:ascii="Times New Roman" w:hAnsi="Times New Roman" w:cs="Times New Roman"/>
+          <w:sz w:val="28"/>
+          <w:szCs w:val="28"/>
+        </w:rPr>
+        <w:t xml:space="preserve"> </w:t>
+      </w:r>
+      <w:r>
+        <w:rPr>
+          <w:rFonts w:ascii="Times New Roman" w:hAnsi="Times New Roman" w:cs="Times New Roman"/>
+          <w:sz w:val="28"/>
+          <w:szCs w:val="28"/>
+          <w:lang w:val="en-US"/>
+        </w:rPr>
+        <w:t>D</w:t>
+      </w:r>
+      <w:r>
+        <w:rPr>
+          <w:rFonts w:ascii="Times New Roman" w:hAnsi="Times New Roman" w:cs="Times New Roman"/>
+          <w:sz w:val="28"/>
+          <w:szCs w:val="28"/>
+        </w:rPr>
+        <w:t>2</w:t>
+      </w:r>
+      <w:r>
+        <w:rPr>
+          <w:rFonts w:ascii="Times New Roman" w:hAnsi="Times New Roman" w:cs="Times New Roman"/>
+          <w:sz w:val="28"/>
+          <w:szCs w:val="28"/>
+        </w:rPr>
+        <w:t xml:space="preserve"> располагается строго выше нижнего динамика</w:t>
+      </w:r>
+      <w:r>
+        <w:rPr>
+          <w:rFonts w:ascii="Times New Roman" w:hAnsi="Times New Roman" w:cs="Times New Roman"/>
+          <w:sz w:val="28"/>
+          <w:szCs w:val="28"/>
+        </w:rPr>
+        <w:t xml:space="preserve"> </w:t>
+      </w:r>
+      <w:r>
+        <w:rPr>
+          <w:rFonts w:ascii="Times New Roman" w:hAnsi="Times New Roman" w:cs="Times New Roman"/>
+          <w:sz w:val="28"/>
+          <w:szCs w:val="28"/>
+          <w:lang w:val="en-US"/>
+        </w:rPr>
+        <w:t>D</w:t>
+      </w:r>
+      <w:r>
+        <w:rPr>
+          <w:rFonts w:ascii="Times New Roman" w:hAnsi="Times New Roman" w:cs="Times New Roman"/>
+          <w:sz w:val="28"/>
+          <w:szCs w:val="28"/>
+        </w:rPr>
+        <w:t>1</w:t>
+      </w:r>
+      <w:r>
+        <w:rPr>
+          <w:rFonts w:ascii="Times New Roman" w:hAnsi="Times New Roman" w:cs="Times New Roman"/>
+          <w:sz w:val="28"/>
+          <w:szCs w:val="28"/>
+        </w:rPr>
+        <w:t xml:space="preserve">. Их суммарный диаметр вместе с обязательным зазором между ними </w:t>
       </w:r>
       <w:r>
         <w:rPr>
@@ -7596,23 +8206,113 @@
           <w:sz w:val="28"/>
           <w:szCs w:val="28"/>
         </w:rPr>
-        <w:t>мм) и</w:t>
-      </w:r>
-      <w:r>
-        <w:rPr>
-          <w:rFonts w:ascii="Times New Roman" w:hAnsi="Times New Roman" w:cs="Times New Roman"/>
-          <w:sz w:val="28"/>
-          <w:szCs w:val="28"/>
-        </w:rPr>
-        <w:t xml:space="preserve"> с обязательными отступами 55мм с боковых граней и 30мм от верхнего края</w:t>
-      </w:r>
-      <w:r>
-        <w:rPr>
-          <w:rFonts w:ascii="Times New Roman" w:hAnsi="Times New Roman" w:cs="Times New Roman"/>
-          <w:sz w:val="28"/>
-          <w:szCs w:val="28"/>
-        </w:rPr>
-        <w:t xml:space="preserve"> не должен превышать общую высоту колонки</w:t>
+        <w:t>мм и</w:t>
+      </w:r>
+      <w:r>
+        <w:rPr>
+          <w:rFonts w:ascii="Times New Roman" w:hAnsi="Times New Roman" w:cs="Times New Roman"/>
+          <w:sz w:val="28"/>
+          <w:szCs w:val="28"/>
+        </w:rPr>
+        <w:t xml:space="preserve"> с обязательными отступами </w:t>
+      </w:r>
+      <w:r>
+        <w:rPr>
+          <w:rFonts w:ascii="Times New Roman" w:hAnsi="Times New Roman" w:cs="Times New Roman"/>
+          <w:sz w:val="28"/>
+          <w:szCs w:val="28"/>
+        </w:rPr>
+        <w:t xml:space="preserve">для верхнего динамика </w:t>
+      </w:r>
+      <w:r>
+        <w:rPr>
+          <w:rFonts w:ascii="Times New Roman" w:hAnsi="Times New Roman" w:cs="Times New Roman"/>
+          <w:sz w:val="28"/>
+          <w:szCs w:val="28"/>
+          <w:lang w:val="en-US"/>
+        </w:rPr>
+        <w:t>D</w:t>
+      </w:r>
+      <w:r>
+        <w:rPr>
+          <w:rFonts w:ascii="Times New Roman" w:hAnsi="Times New Roman" w:cs="Times New Roman"/>
+          <w:sz w:val="28"/>
+          <w:szCs w:val="28"/>
+        </w:rPr>
+        <w:t>2</w:t>
+      </w:r>
+      <w:r>
+        <w:rPr>
+          <w:rFonts w:ascii="Times New Roman" w:hAnsi="Times New Roman" w:cs="Times New Roman"/>
+          <w:sz w:val="28"/>
+          <w:szCs w:val="28"/>
+        </w:rPr>
+        <w:t xml:space="preserve"> </w:t>
+      </w:r>
+      <w:r>
+        <w:rPr>
+          <w:rFonts w:ascii="Times New Roman" w:hAnsi="Times New Roman" w:cs="Times New Roman"/>
+          <w:sz w:val="28"/>
+          <w:szCs w:val="28"/>
+        </w:rPr>
+        <w:t>55мм с боковых граней</w:t>
+      </w:r>
+      <w:r>
+        <w:rPr>
+          <w:rFonts w:ascii="Times New Roman" w:hAnsi="Times New Roman" w:cs="Times New Roman"/>
+          <w:sz w:val="28"/>
+          <w:szCs w:val="28"/>
+        </w:rPr>
+        <w:t>,</w:t>
+      </w:r>
+      <w:r>
+        <w:rPr>
+          <w:rFonts w:ascii="Times New Roman" w:hAnsi="Times New Roman" w:cs="Times New Roman"/>
+          <w:sz w:val="28"/>
+          <w:szCs w:val="28"/>
+        </w:rPr>
+        <w:t xml:space="preserve"> 30мм от верхнего края</w:t>
+      </w:r>
+      <w:r>
+        <w:rPr>
+          <w:rFonts w:ascii="Times New Roman" w:hAnsi="Times New Roman" w:cs="Times New Roman"/>
+          <w:sz w:val="28"/>
+          <w:szCs w:val="28"/>
+        </w:rPr>
+        <w:t xml:space="preserve"> </w:t>
+      </w:r>
+      <w:r>
+        <w:rPr>
+          <w:rFonts w:ascii="Times New Roman" w:hAnsi="Times New Roman" w:cs="Times New Roman"/>
+          <w:sz w:val="28"/>
+          <w:szCs w:val="28"/>
+        </w:rPr>
+        <w:t xml:space="preserve">и 15мм от нижнего края для нижнего динамика </w:t>
+      </w:r>
+      <w:r>
+        <w:rPr>
+          <w:rFonts w:ascii="Times New Roman" w:hAnsi="Times New Roman" w:cs="Times New Roman"/>
+          <w:sz w:val="28"/>
+          <w:szCs w:val="28"/>
+          <w:lang w:val="en-US"/>
+        </w:rPr>
+        <w:t>D</w:t>
+      </w:r>
+      <w:r>
+        <w:rPr>
+          <w:rFonts w:ascii="Times New Roman" w:hAnsi="Times New Roman" w:cs="Times New Roman"/>
+          <w:sz w:val="28"/>
+          <w:szCs w:val="28"/>
+        </w:rPr>
+        <w:t xml:space="preserve">1 </w:t>
+      </w:r>
+      <w:r>
+        <w:rPr>
+          <w:rFonts w:ascii="Times New Roman" w:hAnsi="Times New Roman" w:cs="Times New Roman"/>
+          <w:sz w:val="28"/>
+          <w:szCs w:val="28"/>
+        </w:rPr>
+        <w:t>не должен превышать общую высоту колонки</w:t>
       </w:r>
       <w:r>
         <w:rPr>
@@ -7720,7 +8420,15 @@
           <w:sz w:val="28"/>
           <w:szCs w:val="28"/>
         </w:rPr>
-        <w:t xml:space="preserve"> 30</w:t>
+        <w:t xml:space="preserve"> </w:t>
+      </w:r>
+      <w:r>
+        <w:rPr>
+          <w:rFonts w:ascii="Times New Roman" w:hAnsi="Times New Roman" w:cs="Times New Roman"/>
+          <w:sz w:val="28"/>
+          <w:szCs w:val="28"/>
+        </w:rPr>
+        <w:t>45</w:t>
       </w:r>
       <w:r>
         <w:rPr>
@@ -7765,6 +8473,281 @@
           <w:szCs w:val="28"/>
         </w:rPr>
         <w:commentReference w:id="35"/>
+      </w:r>
+      <w:r>
+        <w:rPr>
+          <w:rFonts w:ascii="Times New Roman" w:hAnsi="Times New Roman" w:cs="Times New Roman"/>
+          <w:sz w:val="28"/>
+          <w:szCs w:val="28"/>
+        </w:rPr>
+        <w:t xml:space="preserve"> При изменении высоты </w:t>
+      </w:r>
+      <w:r>
+        <w:rPr>
+          <w:rFonts w:ascii="Times New Roman" w:hAnsi="Times New Roman" w:cs="Times New Roman"/>
+          <w:sz w:val="28"/>
+          <w:szCs w:val="28"/>
+          <w:lang w:val="en-US"/>
+        </w:rPr>
+        <w:t>H</w:t>
+      </w:r>
+      <w:r>
+        <w:rPr>
+          <w:rFonts w:ascii="Times New Roman" w:hAnsi="Times New Roman" w:cs="Times New Roman"/>
+          <w:sz w:val="28"/>
+          <w:szCs w:val="28"/>
+        </w:rPr>
+        <w:t xml:space="preserve"> </w:t>
+      </w:r>
+      <w:r>
+        <w:rPr>
+          <w:rFonts w:ascii="Times New Roman" w:hAnsi="Times New Roman" w:cs="Times New Roman"/>
+          <w:sz w:val="28"/>
+          <w:szCs w:val="28"/>
+        </w:rPr>
+        <w:t>максимально допустимый</w:t>
+      </w:r>
+      <w:r>
+        <w:rPr>
+          <w:rFonts w:ascii="Times New Roman" w:hAnsi="Times New Roman" w:cs="Times New Roman"/>
+          <w:sz w:val="28"/>
+          <w:szCs w:val="28"/>
+        </w:rPr>
+        <w:t xml:space="preserve"> диаметр</w:t>
+      </w:r>
+      <w:r>
+        <w:rPr>
+          <w:rFonts w:ascii="Times New Roman" w:hAnsi="Times New Roman" w:cs="Times New Roman"/>
+          <w:sz w:val="28"/>
+          <w:szCs w:val="28"/>
+        </w:rPr>
+        <w:t xml:space="preserve"> </w:t>
+      </w:r>
+      <w:r>
+        <w:rPr>
+          <w:rFonts w:ascii="Times New Roman" w:hAnsi="Times New Roman" w:cs="Times New Roman"/>
+          <w:sz w:val="28"/>
+          <w:szCs w:val="28"/>
+          <w:lang w:val="en-US"/>
+        </w:rPr>
+        <w:t>D</w:t>
+      </w:r>
+      <w:r>
+        <w:rPr>
+          <w:rFonts w:ascii="Times New Roman" w:hAnsi="Times New Roman" w:cs="Times New Roman"/>
+          <w:sz w:val="28"/>
+          <w:szCs w:val="28"/>
+        </w:rPr>
+        <w:t xml:space="preserve">2 </w:t>
+      </w:r>
+      <w:r>
+        <w:rPr>
+          <w:rFonts w:ascii="Times New Roman" w:hAnsi="Times New Roman" w:cs="Times New Roman"/>
+          <w:sz w:val="28"/>
+          <w:szCs w:val="28"/>
+        </w:rPr>
+        <w:t xml:space="preserve">ограничивается текущими значениями </w:t>
+      </w:r>
+      <w:r>
+        <w:rPr>
+          <w:rFonts w:ascii="Times New Roman" w:hAnsi="Times New Roman" w:cs="Times New Roman"/>
+          <w:sz w:val="28"/>
+          <w:szCs w:val="28"/>
+          <w:lang w:val="en-US"/>
+        </w:rPr>
+        <w:t>H</w:t>
+      </w:r>
+      <w:r>
+        <w:rPr>
+          <w:rFonts w:ascii="Times New Roman" w:hAnsi="Times New Roman" w:cs="Times New Roman"/>
+          <w:sz w:val="28"/>
+          <w:szCs w:val="28"/>
+        </w:rPr>
+        <w:t xml:space="preserve"> </w:t>
+      </w:r>
+      <w:r>
+        <w:rPr>
+          <w:rFonts w:ascii="Times New Roman" w:hAnsi="Times New Roman" w:cs="Times New Roman"/>
+          <w:sz w:val="28"/>
+          <w:szCs w:val="28"/>
+        </w:rPr>
+        <w:t xml:space="preserve">и </w:t>
+      </w:r>
+      <w:r>
+        <w:rPr>
+          <w:rFonts w:ascii="Times New Roman" w:hAnsi="Times New Roman" w:cs="Times New Roman"/>
+          <w:sz w:val="28"/>
+          <w:szCs w:val="28"/>
+          <w:lang w:val="en-US"/>
+        </w:rPr>
+        <w:t>D</w:t>
+      </w:r>
+      <w:r>
+        <w:rPr>
+          <w:rFonts w:ascii="Times New Roman" w:hAnsi="Times New Roman" w:cs="Times New Roman"/>
+          <w:sz w:val="28"/>
+          <w:szCs w:val="28"/>
+        </w:rPr>
+        <w:t xml:space="preserve">1: </w:t>
+      </w:r>
+      <w:r>
+        <w:rPr>
+          <w:rFonts w:ascii="Times New Roman" w:hAnsi="Times New Roman" w:cs="Times New Roman"/>
+          <w:sz w:val="28"/>
+          <w:szCs w:val="28"/>
+          <w:lang w:val="en-US"/>
+        </w:rPr>
+        <w:t>D</w:t>
+      </w:r>
+      <w:r>
+        <w:rPr>
+          <w:rFonts w:ascii="Times New Roman" w:hAnsi="Times New Roman" w:cs="Times New Roman"/>
+          <w:sz w:val="28"/>
+          <w:szCs w:val="28"/>
+        </w:rPr>
+        <w:t>2</w:t>
+      </w:r>
+      <w:r>
+        <w:rPr>
+          <w:rFonts w:ascii="Times New Roman" w:hAnsi="Times New Roman" w:cs="Times New Roman"/>
+          <w:sz w:val="28"/>
+          <w:szCs w:val="28"/>
+          <w:vertAlign w:val="subscript"/>
+          <w:lang w:val="en-US"/>
+        </w:rPr>
+        <w:t>max</w:t>
+      </w:r>
+      <w:r>
+        <w:rPr>
+          <w:rFonts w:ascii="Times New Roman" w:hAnsi="Times New Roman" w:cs="Times New Roman"/>
+          <w:sz w:val="28"/>
+          <w:szCs w:val="28"/>
+        </w:rPr>
+        <w:t xml:space="preserve"> = </w:t>
+      </w:r>
+      <w:r>
+        <w:rPr>
+          <w:rFonts w:ascii="Times New Roman" w:hAnsi="Times New Roman" w:cs="Times New Roman"/>
+          <w:sz w:val="28"/>
+          <w:szCs w:val="28"/>
+          <w:lang w:val="en-US"/>
+        </w:rPr>
+        <w:t>min</w:t>
+      </w:r>
+      <w:r>
+        <w:rPr>
+          <w:rFonts w:ascii="Times New Roman" w:hAnsi="Times New Roman" w:cs="Times New Roman"/>
+          <w:sz w:val="28"/>
+          <w:szCs w:val="28"/>
+        </w:rPr>
+        <w:t xml:space="preserve">(190; </w:t>
+      </w:r>
+      <w:r>
+        <w:rPr>
+          <w:rFonts w:ascii="Times New Roman" w:hAnsi="Times New Roman" w:cs="Times New Roman"/>
+          <w:sz w:val="28"/>
+          <w:szCs w:val="28"/>
+          <w:lang w:val="en-US"/>
+        </w:rPr>
+        <w:t>H</w:t>
+      </w:r>
+      <w:r>
+        <w:rPr>
+          <w:rFonts w:ascii="Times New Roman" w:hAnsi="Times New Roman" w:cs="Times New Roman"/>
+          <w:sz w:val="28"/>
+          <w:szCs w:val="28"/>
+        </w:rPr>
+        <w:t xml:space="preserve"> </w:t>
+      </w:r>
+      <w:r>
+        <w:rPr>
+          <w:rFonts w:ascii="Times New Roman" w:hAnsi="Times New Roman" w:cs="Times New Roman"/>
+          <w:sz w:val="28"/>
+          <w:szCs w:val="28"/>
+        </w:rPr>
+        <w:t>–</w:t>
+      </w:r>
+      <w:r>
+        <w:rPr>
+          <w:rFonts w:ascii="Times New Roman" w:hAnsi="Times New Roman" w:cs="Times New Roman"/>
+          <w:sz w:val="28"/>
+          <w:szCs w:val="28"/>
+        </w:rPr>
+        <w:t xml:space="preserve"> </w:t>
+      </w:r>
+      <w:r>
+        <w:rPr>
+          <w:rFonts w:ascii="Times New Roman" w:hAnsi="Times New Roman" w:cs="Times New Roman"/>
+          <w:sz w:val="28"/>
+          <w:szCs w:val="28"/>
+          <w:lang w:val="en-US"/>
+        </w:rPr>
+        <w:t>D</w:t>
+      </w:r>
+      <w:r>
+        <w:rPr>
+          <w:rFonts w:ascii="Times New Roman" w:hAnsi="Times New Roman" w:cs="Times New Roman"/>
+          <w:sz w:val="28"/>
+          <w:szCs w:val="28"/>
+        </w:rPr>
+        <w:t xml:space="preserve">1 </w:t>
+      </w:r>
+      <w:r>
+        <w:rPr>
+          <w:rFonts w:ascii="Times New Roman" w:hAnsi="Times New Roman" w:cs="Times New Roman"/>
+          <w:sz w:val="28"/>
+          <w:szCs w:val="28"/>
+        </w:rPr>
+        <w:t>–</w:t>
+      </w:r>
+      <w:r>
+        <w:rPr>
+          <w:rFonts w:ascii="Times New Roman" w:hAnsi="Times New Roman" w:cs="Times New Roman"/>
+          <w:sz w:val="28"/>
+          <w:szCs w:val="28"/>
+        </w:rPr>
+        <w:t xml:space="preserve"> 45 </w:t>
+      </w:r>
+      <w:r>
+        <w:rPr>
+          <w:rFonts w:ascii="Times New Roman" w:hAnsi="Times New Roman" w:cs="Times New Roman"/>
+          <w:sz w:val="28"/>
+          <w:szCs w:val="28"/>
+        </w:rPr>
+        <w:t>–</w:t>
+      </w:r>
+      <w:r>
+        <w:rPr>
+          <w:rFonts w:ascii="Times New Roman" w:hAnsi="Times New Roman" w:cs="Times New Roman"/>
+          <w:sz w:val="28"/>
+          <w:szCs w:val="28"/>
+        </w:rPr>
+        <w:t xml:space="preserve"> </w:t>
+      </w:r>
+      <w:r>
+        <w:rPr>
+          <w:rFonts w:ascii="Times New Roman" w:hAnsi="Times New Roman" w:cs="Times New Roman"/>
+          <w:sz w:val="28"/>
+          <w:szCs w:val="28"/>
+          <w:lang w:val="en-US"/>
+        </w:rPr>
+        <w:t>g</w:t>
+      </w:r>
+      <w:r>
+        <w:rPr>
+          <w:rFonts w:ascii="Times New Roman" w:hAnsi="Times New Roman" w:cs="Times New Roman"/>
+          <w:sz w:val="28"/>
+          <w:szCs w:val="28"/>
+        </w:rPr>
+        <w:t>)</w:t>
+      </w:r>
+      <w:r>
+        <w:rPr>
+          <w:rFonts w:ascii="Times New Roman" w:hAnsi="Times New Roman" w:cs="Times New Roman"/>
+          <w:sz w:val="28"/>
+          <w:szCs w:val="28"/>
+        </w:rPr>
+        <w:t>.</w:t>
       </w:r>
     </w:p>
     <w:p>
@@ -8015,6 +8998,7 @@
           <w:sz w:val="28"/>
           <w:szCs w:val="28"/>
         </w:rPr>
+        <w:lastRenderedPageBreak/>
         <w:t>−</w:t>
       </w:r>
       <w:r>
@@ -8122,7 +9106,6 @@
           <w:sz w:val="28"/>
           <w:szCs w:val="28"/>
         </w:rPr>
-        <w:lastRenderedPageBreak/>
         <w:t>−</w:t>
       </w:r>
       <w:r>
@@ -8513,14 +9496,20 @@
     </w:p>
     <w:p>
       <w:pPr>
-        <w:spacing w:after="0" w:line="360" w:lineRule="auto"/>
-        <w:jc w:val="center"/>
-        <w:rPr>
-          <w:rFonts w:ascii="Times New Roman" w:hAnsi="Times New Roman" w:cs="Times New Roman"/>
-          <w:sz w:val="28"/>
-          <w:szCs w:val="28"/>
-        </w:rPr>
-      </w:pPr>
+        <w:rPr>
+          <w:rFonts w:ascii="Times New Roman" w:hAnsi="Times New Roman" w:cs="Times New Roman"/>
+          <w:sz w:val="28"/>
+          <w:szCs w:val="28"/>
+        </w:rPr>
+      </w:pPr>
+      <w:r>
+        <w:rPr>
+          <w:rFonts w:ascii="Times New Roman" w:hAnsi="Times New Roman" w:cs="Times New Roman"/>
+          <w:sz w:val="28"/>
+          <w:szCs w:val="28"/>
+        </w:rPr>
+        <w:br w:type="page"/>
+      </w:r>
     </w:p>
     <w:p>
       <w:pPr>
@@ -8551,6 +9540,7 @@
           <w:sz w:val="28"/>
           <w:szCs w:val="28"/>
         </w:rPr>
+        <w:lastRenderedPageBreak/>
         <w:t>Требования к эксплуатации, техническому обслуживанию, ремонту и хранению компонентов системы</w:t>
       </w:r>
       <w:bookmarkEnd w:id="48"/>
@@ -8692,20 +9682,7 @@
     <w:p>
       <w:pPr>
         <w:spacing w:after="0" w:line="360" w:lineRule="auto"/>
-        <w:ind w:firstLine="708"/>
-        <w:jc w:val="both"/>
-        <w:rPr>
-          <w:rFonts w:ascii="Times New Roman" w:hAnsi="Times New Roman" w:cs="Times New Roman"/>
-          <w:sz w:val="28"/>
-          <w:szCs w:val="28"/>
-        </w:rPr>
-      </w:pPr>
-    </w:p>
-    <w:p>
-      <w:pPr>
-        <w:spacing w:after="0" w:line="360" w:lineRule="auto"/>
-        <w:ind w:firstLine="708"/>
-        <w:jc w:val="both"/>
+        <w:jc w:val="center"/>
         <w:rPr>
           <w:rFonts w:ascii="Times New Roman" w:hAnsi="Times New Roman" w:cs="Times New Roman"/>
           <w:sz w:val="28"/>
@@ -8786,7 +9763,6 @@
     <w:p>
       <w:pPr>
         <w:spacing w:after="0" w:line="360" w:lineRule="auto"/>
-        <w:ind w:firstLine="708"/>
         <w:jc w:val="center"/>
         <w:rPr>
           <w:rFonts w:ascii="Times New Roman" w:hAnsi="Times New Roman" w:cs="Times New Roman"/>
@@ -8948,14 +9924,20 @@
     </w:p>
     <w:p>
       <w:pPr>
-        <w:spacing w:after="0" w:line="360" w:lineRule="auto"/>
-        <w:jc w:val="center"/>
-        <w:rPr>
-          <w:rFonts w:ascii="Times New Roman" w:hAnsi="Times New Roman" w:cs="Times New Roman"/>
-          <w:sz w:val="28"/>
-          <w:szCs w:val="28"/>
-        </w:rPr>
-      </w:pPr>
+        <w:rPr>
+          <w:rFonts w:ascii="Times New Roman" w:hAnsi="Times New Roman" w:cs="Times New Roman"/>
+          <w:sz w:val="28"/>
+          <w:szCs w:val="28"/>
+        </w:rPr>
+      </w:pPr>
+      <w:r>
+        <w:rPr>
+          <w:rFonts w:ascii="Times New Roman" w:hAnsi="Times New Roman" w:cs="Times New Roman"/>
+          <w:sz w:val="28"/>
+          <w:szCs w:val="28"/>
+        </w:rPr>
+        <w:br w:type="page"/>
+      </w:r>
     </w:p>
     <w:p>
       <w:pPr>
@@ -8986,6 +9968,7 @@
           <w:sz w:val="28"/>
           <w:szCs w:val="28"/>
         </w:rPr>
+        <w:lastRenderedPageBreak/>
         <w:t>Требования по стандартизации и унификации</w:t>
       </w:r>
       <w:bookmarkEnd w:id="58"/>
@@ -9032,8 +10015,7 @@
     <w:p>
       <w:pPr>
         <w:spacing w:after="0" w:line="360" w:lineRule="auto"/>
-        <w:ind w:firstLine="704"/>
-        <w:jc w:val="both"/>
+        <w:jc w:val="center"/>
         <w:rPr>
           <w:rFonts w:ascii="Times New Roman" w:hAnsi="Times New Roman" w:cs="Times New Roman"/>
           <w:sz w:val="28"/>
@@ -9079,7 +10061,8 @@
       <w:pPr>
         <w:pStyle w:val="a7"/>
         <w:spacing w:after="0" w:line="360" w:lineRule="auto"/>
-        <w:ind w:left="340"/>
+        <w:ind w:left="0"/>
+        <w:jc w:val="center"/>
         <w:outlineLvl w:val="1"/>
         <w:rPr>
           <w:rFonts w:ascii="Times New Roman" w:hAnsi="Times New Roman" w:cs="Times New Roman"/>
@@ -9117,7 +10100,6 @@
           <w:sz w:val="28"/>
           <w:szCs w:val="28"/>
         </w:rPr>
-        <w:lastRenderedPageBreak/>
         <w:t>Перечень функций, задач или их комплексов</w:t>
       </w:r>
       <w:bookmarkEnd w:id="62"/>
@@ -9351,14 +10333,20 @@
     </w:p>
     <w:p>
       <w:pPr>
-        <w:spacing w:after="0" w:line="360" w:lineRule="auto"/>
-        <w:jc w:val="center"/>
-        <w:rPr>
-          <w:rFonts w:ascii="Times New Roman" w:hAnsi="Times New Roman" w:cs="Times New Roman"/>
-          <w:sz w:val="28"/>
-          <w:szCs w:val="28"/>
-        </w:rPr>
-      </w:pPr>
+        <w:rPr>
+          <w:rFonts w:ascii="Times New Roman" w:hAnsi="Times New Roman" w:cs="Times New Roman"/>
+          <w:sz w:val="28"/>
+          <w:szCs w:val="28"/>
+        </w:rPr>
+      </w:pPr>
+      <w:r>
+        <w:rPr>
+          <w:rFonts w:ascii="Times New Roman" w:hAnsi="Times New Roman" w:cs="Times New Roman"/>
+          <w:sz w:val="28"/>
+          <w:szCs w:val="28"/>
+        </w:rPr>
+        <w:br w:type="page"/>
+      </w:r>
     </w:p>
     <w:p>
       <w:pPr>
@@ -9389,6 +10377,7 @@
           <w:sz w:val="28"/>
           <w:szCs w:val="28"/>
         </w:rPr>
+        <w:lastRenderedPageBreak/>
         <w:t>Требования к информационному обеспечению системы</w:t>
       </w:r>
       <w:bookmarkEnd w:id="68"/>
@@ -10065,17 +11054,6 @@
     </w:p>
     <w:p>
       <w:pPr>
-        <w:spacing w:after="0" w:line="360" w:lineRule="auto"/>
-        <w:jc w:val="center"/>
-        <w:rPr>
-          <w:rFonts w:ascii="Times New Roman" w:hAnsi="Times New Roman" w:cs="Times New Roman"/>
-          <w:sz w:val="28"/>
-          <w:szCs w:val="28"/>
-        </w:rPr>
-      </w:pPr>
-    </w:p>
-    <w:p>
-      <w:pPr>
         <w:pStyle w:val="a7"/>
         <w:numPr>
           <w:ilvl w:val="2"/>
@@ -10103,6 +11081,7 @@
           <w:sz w:val="28"/>
           <w:szCs w:val="28"/>
         </w:rPr>
+        <w:lastRenderedPageBreak/>
         <w:t>Требования к метрологическому обеспечению</w:t>
       </w:r>
       <w:bookmarkEnd w:id="80"/>
@@ -10265,7 +11244,6 @@
           <w:sz w:val="28"/>
           <w:szCs w:val="28"/>
         </w:rPr>
-        <w:lastRenderedPageBreak/>
         <w:t>Общие технические требования к АС</w:t>
       </w:r>
       <w:bookmarkEnd w:id="84"/>
@@ -10333,7 +11311,7 @@
           <w:szCs w:val="28"/>
         </w:rPr>
         <w:sectPr>
-          <w:footerReference w:type="default" r:id="rId13"/>
+          <w:footerReference w:type="default" r:id="rId14"/>
           <w:pgSz w:w="11906" w:h="16838"/>
           <w:pgMar w:top="1134" w:right="850" w:bottom="1134" w:left="1701" w:header="708" w:footer="708" w:gutter="0"/>
           <w:cols w:space="708"/>
@@ -10482,12 +11460,12 @@
         <w:tblLook w:val="04A0" w:firstRow="1" w:lastRow="0" w:firstColumn="1" w:lastColumn="0" w:noHBand="0" w:noVBand="1"/>
       </w:tblPr>
       <w:tblGrid>
-        <w:gridCol w:w="797"/>
-        <w:gridCol w:w="2102"/>
-        <w:gridCol w:w="4084"/>
-        <w:gridCol w:w="1840"/>
-        <w:gridCol w:w="3334"/>
-        <w:gridCol w:w="2403"/>
+        <w:gridCol w:w="798"/>
+        <w:gridCol w:w="2113"/>
+        <w:gridCol w:w="4079"/>
+        <w:gridCol w:w="1839"/>
+        <w:gridCol w:w="3330"/>
+        <w:gridCol w:w="2401"/>
       </w:tblGrid>
       <w:tr>
         <w:trPr>
@@ -18510,6 +19488,16 @@
       <w:szCs w:val="20"/>
     </w:rPr>
   </w:style>
+  <w:style w:type="character" w:styleId="afa">
+    <w:name w:val="Placeholder Text"/>
+    <w:basedOn w:val="a0"/>
+    <w:uiPriority w:val="99"/>
+    <w:semiHidden/>
+    <w:rsid w:val="00586733"/>
+    <w:rPr>
+      <w:color w:val="666666"/>
+    </w:rPr>
+  </w:style>
 </w:styles>
 </file>
 

--- a/docs/ТЗ ОРСАПР.docx
+++ b/docs/ТЗ ОРСАПР.docx
@@ -190,32 +190,6 @@
         </w:rPr>
         <w:lastRenderedPageBreak/>
         <w:t>Оглавление</w:t>
-      </w:r>
-      <w:commentRangeStart w:id="0"/>
-      <w:commentRangeStart w:id="1"/>
-      <w:commentRangeEnd w:id="0"/>
-      <w:r>
-        <w:rPr>
-          <w:rStyle w:val="ae"/>
-          <w:rFonts w:ascii="Times New Roman" w:hAnsi="Times New Roman" w:cs="Times New Roman"/>
-          <w:b/>
-          <w:bCs/>
-          <w:sz w:val="28"/>
-          <w:szCs w:val="28"/>
-        </w:rPr>
-        <w:commentReference w:id="0"/>
-      </w:r>
-      <w:commentRangeEnd w:id="1"/>
-      <w:r>
-        <w:rPr>
-          <w:rStyle w:val="ae"/>
-          <w:rFonts w:ascii="Times New Roman" w:hAnsi="Times New Roman" w:cs="Times New Roman"/>
-          <w:b/>
-          <w:bCs/>
-          <w:sz w:val="28"/>
-          <w:szCs w:val="28"/>
-        </w:rPr>
-        <w:commentReference w:id="1"/>
       </w:r>
     </w:p>
     <w:sdt>
@@ -5001,8 +4975,8 @@
           <w:lang w:val="en-US"/>
         </w:rPr>
       </w:pPr>
-      <w:bookmarkStart w:id="2" w:name="_Toc147234563"/>
-      <w:bookmarkStart w:id="3" w:name="_Toc240384791"/>
+      <w:bookmarkStart w:id="0" w:name="_Toc147234563"/>
+      <w:bookmarkStart w:id="1" w:name="_Toc240384791"/>
       <w:r>
         <w:rPr>
           <w:rFonts w:ascii="Times New Roman" w:hAnsi="Times New Roman" w:cs="Times New Roman"/>
@@ -5014,8 +4988,8 @@
         <w:lastRenderedPageBreak/>
         <w:t>ОБЩИЕ СВЕДЕНИЯ</w:t>
       </w:r>
-      <w:bookmarkEnd w:id="2"/>
-      <w:bookmarkEnd w:id="3"/>
+      <w:bookmarkEnd w:id="0"/>
+      <w:bookmarkEnd w:id="1"/>
     </w:p>
     <w:p>
       <w:pPr>
@@ -5053,10 +5027,8 @@
           <w:szCs w:val="28"/>
         </w:rPr>
       </w:pPr>
-      <w:bookmarkStart w:id="4" w:name="_Toc147234564"/>
-      <w:bookmarkStart w:id="5" w:name="_Toc240384792"/>
-      <w:commentRangeStart w:id="6"/>
-      <w:commentRangeStart w:id="7"/>
+      <w:bookmarkStart w:id="2" w:name="_Toc147234564"/>
+      <w:bookmarkStart w:id="3" w:name="_Toc240384792"/>
       <w:r>
         <w:rPr>
           <w:rFonts w:ascii="Times New Roman" w:hAnsi="Times New Roman" w:cs="Times New Roman"/>
@@ -5067,32 +5039,8 @@
         </w:rPr>
         <w:t>Полное наименование автоматизированной системы и ее условное обозначение</w:t>
       </w:r>
-      <w:bookmarkEnd w:id="4"/>
-      <w:bookmarkEnd w:id="5"/>
-      <w:commentRangeEnd w:id="6"/>
-      <w:r>
-        <w:rPr>
-          <w:rStyle w:val="ae"/>
-          <w:rFonts w:ascii="Times New Roman" w:hAnsi="Times New Roman" w:cs="Times New Roman"/>
-          <w:b/>
-          <w:bCs/>
-          <w:sz w:val="28"/>
-          <w:szCs w:val="28"/>
-        </w:rPr>
-        <w:commentReference w:id="6"/>
-      </w:r>
-      <w:commentRangeEnd w:id="7"/>
-      <w:r>
-        <w:rPr>
-          <w:rStyle w:val="ae"/>
-          <w:rFonts w:ascii="Times New Roman" w:hAnsi="Times New Roman" w:cs="Times New Roman"/>
-          <w:b/>
-          <w:bCs/>
-          <w:sz w:val="28"/>
-          <w:szCs w:val="28"/>
-        </w:rPr>
-        <w:commentReference w:id="7"/>
-      </w:r>
+      <w:bookmarkEnd w:id="2"/>
+      <w:bookmarkEnd w:id="3"/>
     </w:p>
     <w:p>
       <w:pPr>
@@ -5191,10 +5139,8 @@
           <w:szCs w:val="28"/>
         </w:rPr>
       </w:pPr>
-      <w:bookmarkStart w:id="8" w:name="_Toc147234565"/>
-      <w:bookmarkStart w:id="9" w:name="_Toc240384793"/>
-      <w:commentRangeStart w:id="10"/>
-      <w:commentRangeStart w:id="11"/>
+      <w:bookmarkStart w:id="4" w:name="_Toc147234565"/>
+      <w:bookmarkStart w:id="5" w:name="_Toc240384793"/>
       <w:r>
         <w:rPr>
           <w:rFonts w:ascii="Times New Roman" w:hAnsi="Times New Roman" w:cs="Times New Roman"/>
@@ -5205,32 +5151,8 @@
         </w:rPr>
         <w:t>Наименование заказчика</w:t>
       </w:r>
-      <w:bookmarkEnd w:id="8"/>
-      <w:bookmarkEnd w:id="9"/>
-      <w:commentRangeEnd w:id="10"/>
-      <w:r>
-        <w:rPr>
-          <w:rStyle w:val="ae"/>
-          <w:rFonts w:ascii="Times New Roman" w:hAnsi="Times New Roman" w:cs="Times New Roman"/>
-          <w:b/>
-          <w:bCs/>
-          <w:sz w:val="28"/>
-          <w:szCs w:val="28"/>
-        </w:rPr>
-        <w:commentReference w:id="10"/>
-      </w:r>
-      <w:commentRangeEnd w:id="11"/>
-      <w:r>
-        <w:rPr>
-          <w:rStyle w:val="ae"/>
-          <w:rFonts w:ascii="Times New Roman" w:hAnsi="Times New Roman" w:cs="Times New Roman"/>
-          <w:b/>
-          <w:bCs/>
-          <w:sz w:val="28"/>
-          <w:szCs w:val="28"/>
-        </w:rPr>
-        <w:commentReference w:id="11"/>
-      </w:r>
+      <w:bookmarkEnd w:id="4"/>
+      <w:bookmarkEnd w:id="5"/>
     </w:p>
     <w:p>
       <w:pPr>
@@ -5448,8 +5370,8 @@
           <w:szCs w:val="28"/>
         </w:rPr>
       </w:pPr>
-      <w:bookmarkStart w:id="12" w:name="_Toc147234566"/>
-      <w:bookmarkStart w:id="13" w:name="_Toc240384794"/>
+      <w:bookmarkStart w:id="6" w:name="_Toc147234566"/>
+      <w:bookmarkStart w:id="7" w:name="_Toc240384794"/>
       <w:r>
         <w:rPr>
           <w:rFonts w:ascii="Times New Roman" w:hAnsi="Times New Roman" w:cs="Times New Roman"/>
@@ -5460,8 +5382,8 @@
         </w:rPr>
         <w:t>Перечень документов, на основании которых создается АС</w:t>
       </w:r>
-      <w:bookmarkEnd w:id="12"/>
-      <w:bookmarkEnd w:id="13"/>
+      <w:bookmarkEnd w:id="6"/>
+      <w:bookmarkEnd w:id="7"/>
     </w:p>
     <w:p>
       <w:pPr>
@@ -5617,8 +5539,6 @@
           <w:szCs w:val="28"/>
         </w:rPr>
       </w:pPr>
-      <w:commentRangeStart w:id="14"/>
-      <w:commentRangeStart w:id="15"/>
       <w:r>
         <w:rPr>
           <w:rFonts w:ascii="Times New Roman" w:hAnsi="Times New Roman" w:cs="Times New Roman"/>
@@ -5658,26 +5578,6 @@
           <w:szCs w:val="28"/>
         </w:rPr>
         <w:t xml:space="preserve"> документации. Обозначения программ и программных документов”.</w:t>
-      </w:r>
-      <w:commentRangeEnd w:id="14"/>
-      <w:r>
-        <w:rPr>
-          <w:rStyle w:val="ae"/>
-          <w:rFonts w:ascii="Times New Roman" w:hAnsi="Times New Roman" w:cs="Times New Roman"/>
-          <w:sz w:val="28"/>
-          <w:szCs w:val="28"/>
-        </w:rPr>
-        <w:commentReference w:id="14"/>
-      </w:r>
-      <w:commentRangeEnd w:id="15"/>
-      <w:r>
-        <w:rPr>
-          <w:rStyle w:val="ae"/>
-          <w:rFonts w:ascii="Times New Roman" w:hAnsi="Times New Roman" w:cs="Times New Roman"/>
-          <w:sz w:val="28"/>
-          <w:szCs w:val="28"/>
-        </w:rPr>
-        <w:commentReference w:id="15"/>
       </w:r>
     </w:p>
     <w:p>
@@ -5710,8 +5610,8 @@
           <w:szCs w:val="28"/>
         </w:rPr>
       </w:pPr>
-      <w:bookmarkStart w:id="16" w:name="_Toc147234567"/>
-      <w:bookmarkStart w:id="17" w:name="_Toc240384795"/>
+      <w:bookmarkStart w:id="8" w:name="_Toc147234567"/>
+      <w:bookmarkStart w:id="9" w:name="_Toc240384795"/>
       <w:r>
         <w:rPr>
           <w:rFonts w:ascii="Times New Roman" w:hAnsi="Times New Roman" w:cs="Times New Roman"/>
@@ -5722,8 +5622,8 @@
         </w:rPr>
         <w:t>Плановые сроки начала и окончания работ по созданию АС</w:t>
       </w:r>
-      <w:bookmarkEnd w:id="16"/>
-      <w:bookmarkEnd w:id="17"/>
+      <w:bookmarkEnd w:id="8"/>
+      <w:bookmarkEnd w:id="9"/>
     </w:p>
     <w:p>
       <w:pPr>
@@ -5887,8 +5787,8 @@
           <w:szCs w:val="28"/>
         </w:rPr>
       </w:pPr>
-      <w:bookmarkStart w:id="18" w:name="_Toc147234568"/>
-      <w:bookmarkStart w:id="19" w:name="_Toc240384796"/>
+      <w:bookmarkStart w:id="10" w:name="_Toc147234568"/>
+      <w:bookmarkStart w:id="11" w:name="_Toc240384796"/>
       <w:r>
         <w:rPr>
           <w:rFonts w:ascii="Times New Roman" w:hAnsi="Times New Roman" w:cs="Times New Roman"/>
@@ -5900,34 +5800,8 @@
         <w:lastRenderedPageBreak/>
         <w:t>ЦЕЛИ И НАЗНАЧЕНИЕ СОЗДАНИЯ АВТОМАТИЗИРОВАННОЙ СИСТЕМЫ</w:t>
       </w:r>
-      <w:bookmarkEnd w:id="18"/>
-      <w:bookmarkEnd w:id="19"/>
-      <w:commentRangeStart w:id="20"/>
-      <w:commentRangeStart w:id="21"/>
-      <w:commentRangeEnd w:id="20"/>
-      <w:r>
-        <w:rPr>
-          <w:rStyle w:val="ae"/>
-          <w:rFonts w:ascii="Times New Roman" w:hAnsi="Times New Roman" w:cs="Times New Roman"/>
-          <w:b/>
-          <w:bCs/>
-          <w:sz w:val="28"/>
-          <w:szCs w:val="28"/>
-        </w:rPr>
-        <w:commentReference w:id="20"/>
-      </w:r>
-      <w:commentRangeEnd w:id="21"/>
-      <w:r>
-        <w:rPr>
-          <w:rStyle w:val="ae"/>
-          <w:rFonts w:ascii="Times New Roman" w:hAnsi="Times New Roman" w:cs="Times New Roman"/>
-          <w:b/>
-          <w:bCs/>
-          <w:sz w:val="28"/>
-          <w:szCs w:val="28"/>
-        </w:rPr>
-        <w:commentReference w:id="21"/>
-      </w:r>
+      <w:bookmarkEnd w:id="10"/>
+      <w:bookmarkEnd w:id="11"/>
     </w:p>
     <w:p>
       <w:pPr>
@@ -5963,8 +5837,8 @@
           <w:szCs w:val="28"/>
         </w:rPr>
       </w:pPr>
-      <w:bookmarkStart w:id="22" w:name="_Toc147234569"/>
-      <w:bookmarkStart w:id="23" w:name="_Toc240384797"/>
+      <w:bookmarkStart w:id="12" w:name="_Toc147234569"/>
+      <w:bookmarkStart w:id="13" w:name="_Toc240384797"/>
       <w:r>
         <w:rPr>
           <w:rFonts w:ascii="Times New Roman" w:hAnsi="Times New Roman" w:cs="Times New Roman"/>
@@ -5975,8 +5849,8 @@
         </w:rPr>
         <w:t>Цели создания АС</w:t>
       </w:r>
-      <w:bookmarkEnd w:id="22"/>
-      <w:bookmarkEnd w:id="23"/>
+      <w:bookmarkEnd w:id="12"/>
+      <w:bookmarkEnd w:id="13"/>
     </w:p>
     <w:p>
       <w:pPr>
@@ -6075,8 +5949,8 @@
           <w:szCs w:val="28"/>
         </w:rPr>
       </w:pPr>
-      <w:bookmarkStart w:id="24" w:name="_Toc147234570"/>
-      <w:bookmarkStart w:id="25" w:name="_Toc240384798"/>
+      <w:bookmarkStart w:id="14" w:name="_Toc147234570"/>
+      <w:bookmarkStart w:id="15" w:name="_Toc240384798"/>
       <w:r>
         <w:rPr>
           <w:rFonts w:ascii="Times New Roman" w:hAnsi="Times New Roman" w:cs="Times New Roman"/>
@@ -6087,8 +5961,8 @@
         </w:rPr>
         <w:t>Назначение АС</w:t>
       </w:r>
-      <w:bookmarkEnd w:id="24"/>
-      <w:bookmarkEnd w:id="25"/>
+      <w:bookmarkEnd w:id="14"/>
+      <w:bookmarkEnd w:id="15"/>
     </w:p>
     <w:p>
       <w:pPr>
@@ -6220,7 +6094,7 @@
                     <pic:cNvPicPr/>
                   </pic:nvPicPr>
                   <pic:blipFill>
-                    <a:blip r:embed="rId12"/>
+                    <a:blip r:embed="rId8"/>
                     <a:stretch>
                       <a:fillRect/>
                     </a:stretch>
@@ -6311,8 +6185,8 @@
           <w:szCs w:val="28"/>
         </w:rPr>
       </w:pPr>
-      <w:bookmarkStart w:id="26" w:name="_Toc147234571"/>
-      <w:bookmarkStart w:id="27" w:name="_Toc240384799"/>
+      <w:bookmarkStart w:id="16" w:name="_Toc147234571"/>
+      <w:bookmarkStart w:id="17" w:name="_Toc240384799"/>
       <w:r>
         <w:rPr>
           <w:rFonts w:ascii="Times New Roman" w:hAnsi="Times New Roman" w:cs="Times New Roman"/>
@@ -6324,8 +6198,8 @@
         <w:lastRenderedPageBreak/>
         <w:t>ТРЕБОВАНИЯ К АВТОМАТИЗИРОВАННОЙ СИСТЕМЕ</w:t>
       </w:r>
-      <w:bookmarkEnd w:id="26"/>
-      <w:bookmarkEnd w:id="27"/>
+      <w:bookmarkEnd w:id="16"/>
+      <w:bookmarkEnd w:id="17"/>
     </w:p>
     <w:p>
       <w:pPr>
@@ -6361,8 +6235,8 @@
           <w:szCs w:val="28"/>
         </w:rPr>
       </w:pPr>
-      <w:bookmarkStart w:id="28" w:name="_Toc147234572"/>
-      <w:bookmarkStart w:id="29" w:name="_Toc240384800"/>
+      <w:bookmarkStart w:id="18" w:name="_Toc147234572"/>
+      <w:bookmarkStart w:id="19" w:name="_Toc240384800"/>
       <w:r>
         <w:rPr>
           <w:rFonts w:ascii="Times New Roman" w:hAnsi="Times New Roman" w:cs="Times New Roman"/>
@@ -6373,8 +6247,8 @@
         </w:rPr>
         <w:t>Требования к структуре АС в целом</w:t>
       </w:r>
-      <w:bookmarkEnd w:id="28"/>
-      <w:bookmarkEnd w:id="29"/>
+      <w:bookmarkEnd w:id="18"/>
+      <w:bookmarkEnd w:id="19"/>
     </w:p>
     <w:p>
       <w:pPr>
@@ -6408,8 +6282,8 @@
           <w:szCs w:val="28"/>
         </w:rPr>
       </w:pPr>
-      <w:bookmarkStart w:id="30" w:name="_Toc147234573"/>
-      <w:bookmarkStart w:id="31" w:name="_Toc240384801"/>
+      <w:bookmarkStart w:id="20" w:name="_Toc147234573"/>
+      <w:bookmarkStart w:id="21" w:name="_Toc240384801"/>
       <w:r>
         <w:rPr>
           <w:rFonts w:ascii="Times New Roman" w:hAnsi="Times New Roman" w:cs="Times New Roman"/>
@@ -6420,8 +6294,8 @@
         </w:rPr>
         <w:t>Требования к структуре и функционированию системы</w:t>
       </w:r>
-      <w:bookmarkEnd w:id="30"/>
-      <w:bookmarkEnd w:id="31"/>
+      <w:bookmarkEnd w:id="20"/>
+      <w:bookmarkEnd w:id="21"/>
     </w:p>
     <w:p>
       <w:pPr>
@@ -7045,8 +6919,9 @@
           <w:szCs w:val="28"/>
         </w:rPr>
       </w:pPr>
-      <w:commentRangeStart w:id="32"/>
-      <w:commentRangeStart w:id="33"/>
+      <w:commentRangeStart w:id="22"/>
+      <w:commentRangeStart w:id="23"/>
+      <w:commentRangeStart w:id="24"/>
       <w:r>
         <w:rPr>
           <w:rFonts w:ascii="Times New Roman" w:hAnsi="Times New Roman" w:cs="Times New Roman"/>
@@ -7815,6 +7690,7 @@
       <w:r>
         <w:rPr>
           <w:rFonts w:ascii="Times New Roman" w:hAnsi="Times New Roman" w:cs="Times New Roman"/>
+          <w:noProof/>
           <w:sz w:val="28"/>
           <w:szCs w:val="28"/>
         </w:rPr>
@@ -7836,7 +7712,7 @@
                     </pic:cNvPicPr>
                   </pic:nvPicPr>
                   <pic:blipFill>
-                    <a:blip r:embed="rId13">
+                    <a:blip r:embed="rId9">
                       <a:extLst>
                         <a:ext uri="{28A0092B-C50C-407E-A947-70E740481C1C}">
                           <a14:useLocalDpi xmlns:a14="http://schemas.microsoft.com/office/drawing/2010/main" val="0"/>
@@ -8073,7 +7949,7 @@
         </w:rPr>
         <w:t xml:space="preserve">; </w:t>
       </w:r>
-      <w:commentRangeEnd w:id="32"/>
+      <w:commentRangeEnd w:id="22"/>
       <w:r>
         <w:rPr>
           <w:rStyle w:val="ae"/>
@@ -8083,9 +7959,9 @@
           <w:sz w:val="28"/>
           <w:szCs w:val="28"/>
         </w:rPr>
-        <w:commentReference w:id="32"/>
-      </w:r>
-      <w:commentRangeEnd w:id="33"/>
+        <w:commentReference w:id="22"/>
+      </w:r>
+      <w:commentRangeEnd w:id="23"/>
       <w:r>
         <w:rPr>
           <w:rStyle w:val="ae"/>
@@ -8095,7 +7971,19 @@
           <w:sz w:val="28"/>
           <w:szCs w:val="28"/>
         </w:rPr>
-        <w:commentReference w:id="33"/>
+        <w:commentReference w:id="23"/>
+      </w:r>
+      <w:commentRangeEnd w:id="24"/>
+      <w:r>
+        <w:rPr>
+          <w:rStyle w:val="ae"/>
+          <w:rFonts w:ascii="Times New Roman" w:hAnsi="Times New Roman" w:cs="Times New Roman"/>
+          <w:b/>
+          <w:bCs/>
+          <w:sz w:val="28"/>
+          <w:szCs w:val="28"/>
+        </w:rPr>
+        <w:commentReference w:id="24"/>
       </w:r>
     </w:p>
     <w:p>
@@ -8109,8 +7997,9 @@
           <w:szCs w:val="28"/>
         </w:rPr>
       </w:pPr>
-      <w:commentRangeStart w:id="34"/>
-      <w:commentRangeStart w:id="35"/>
+      <w:commentRangeStart w:id="25"/>
+      <w:commentRangeStart w:id="26"/>
+      <w:commentRangeStart w:id="27"/>
       <w:r>
         <w:rPr>
           <w:rFonts w:ascii="Times New Roman" w:hAnsi="Times New Roman" w:cs="Times New Roman"/>
@@ -8454,7 +8343,7 @@
         </w:rPr>
         <w:t>.</w:t>
       </w:r>
-      <w:commentRangeEnd w:id="34"/>
+      <w:commentRangeEnd w:id="25"/>
       <w:r>
         <w:rPr>
           <w:rStyle w:val="ae"/>
@@ -8462,9 +8351,9 @@
           <w:sz w:val="28"/>
           <w:szCs w:val="28"/>
         </w:rPr>
-        <w:commentReference w:id="34"/>
-      </w:r>
-      <w:commentRangeEnd w:id="35"/>
+        <w:commentReference w:id="25"/>
+      </w:r>
+      <w:commentRangeEnd w:id="26"/>
       <w:r>
         <w:rPr>
           <w:rStyle w:val="ae"/>
@@ -8472,7 +8361,17 @@
           <w:sz w:val="28"/>
           <w:szCs w:val="28"/>
         </w:rPr>
-        <w:commentReference w:id="35"/>
+        <w:commentReference w:id="26"/>
+      </w:r>
+      <w:commentRangeEnd w:id="27"/>
+      <w:r>
+        <w:rPr>
+          <w:rStyle w:val="ae"/>
+          <w:rFonts w:ascii="Times New Roman" w:hAnsi="Times New Roman" w:cs="Times New Roman"/>
+          <w:sz w:val="28"/>
+          <w:szCs w:val="28"/>
+        </w:rPr>
+        <w:commentReference w:id="27"/>
       </w:r>
       <w:r>
         <w:rPr>
@@ -8849,8 +8748,8 @@
           <w:szCs w:val="28"/>
         </w:rPr>
       </w:pPr>
-      <w:bookmarkStart w:id="36" w:name="_Toc147234574"/>
-      <w:bookmarkStart w:id="37" w:name="_Toc240384802"/>
+      <w:bookmarkStart w:id="28" w:name="_Toc147234574"/>
+      <w:bookmarkStart w:id="29" w:name="_Toc240384802"/>
       <w:r>
         <w:rPr>
           <w:rFonts w:ascii="Times New Roman" w:hAnsi="Times New Roman" w:cs="Times New Roman"/>
@@ -8861,8 +8760,8 @@
         </w:rPr>
         <w:t>Требования к численности и квалификации персонала системы</w:t>
       </w:r>
-      <w:bookmarkEnd w:id="36"/>
-      <w:bookmarkEnd w:id="37"/>
+      <w:bookmarkEnd w:id="28"/>
+      <w:bookmarkEnd w:id="29"/>
     </w:p>
     <w:p>
       <w:pPr>
@@ -8930,8 +8829,8 @@
           <w:szCs w:val="28"/>
         </w:rPr>
       </w:pPr>
-      <w:bookmarkStart w:id="38" w:name="_Toc147234575"/>
-      <w:bookmarkStart w:id="39" w:name="_Toc240384803"/>
+      <w:bookmarkStart w:id="30" w:name="_Toc147234575"/>
+      <w:bookmarkStart w:id="31" w:name="_Toc240384803"/>
       <w:r>
         <w:rPr>
           <w:rFonts w:ascii="Times New Roman" w:hAnsi="Times New Roman" w:cs="Times New Roman"/>
@@ -8942,8 +8841,8 @@
         </w:rPr>
         <w:t>Показатели назначения</w:t>
       </w:r>
-      <w:bookmarkEnd w:id="38"/>
-      <w:bookmarkEnd w:id="39"/>
+      <w:bookmarkEnd w:id="30"/>
+      <w:bookmarkEnd w:id="31"/>
     </w:p>
     <w:p>
       <w:pPr>
@@ -9017,6 +8916,7 @@
         </w:rPr>
         <w:t xml:space="preserve">Время построения детали при учете уже запущенной программы САПР не должно превышать </w:t>
       </w:r>
+      <w:commentRangeStart w:id="32"/>
       <w:r>
         <w:rPr>
           <w:rFonts w:ascii="Times New Roman" w:hAnsi="Times New Roman" w:cs="Times New Roman"/>
@@ -9032,7 +8932,25 @@
           <w:sz w:val="28"/>
           <w:szCs w:val="28"/>
         </w:rPr>
-        <w:t xml:space="preserve"> минуты;</w:t>
+        <w:t xml:space="preserve"> </w:t>
+      </w:r>
+      <w:commentRangeEnd w:id="32"/>
+      <w:r>
+        <w:rPr>
+          <w:rStyle w:val="ae"/>
+          <w:rFonts w:ascii="Times New Roman" w:hAnsi="Times New Roman" w:cs="Times New Roman"/>
+          <w:sz w:val="28"/>
+          <w:szCs w:val="28"/>
+        </w:rPr>
+        <w:commentReference w:id="32"/>
+      </w:r>
+      <w:r>
+        <w:rPr>
+          <w:rFonts w:ascii="Times New Roman" w:hAnsi="Times New Roman" w:cs="Times New Roman"/>
+          <w:sz w:val="28"/>
+          <w:szCs w:val="28"/>
+        </w:rPr>
+        <w:t>минуты;</w:t>
       </w:r>
     </w:p>
     <w:p>
@@ -9156,8 +9074,8 @@
           <w:szCs w:val="28"/>
         </w:rPr>
       </w:pPr>
-      <w:bookmarkStart w:id="40" w:name="_Toc147234576"/>
-      <w:bookmarkStart w:id="41" w:name="_Toc240384804"/>
+      <w:bookmarkStart w:id="33" w:name="_Toc147234576"/>
+      <w:bookmarkStart w:id="34" w:name="_Toc240384804"/>
       <w:r>
         <w:rPr>
           <w:rFonts w:ascii="Times New Roman" w:hAnsi="Times New Roman" w:cs="Times New Roman"/>
@@ -9168,8 +9086,8 @@
         </w:rPr>
         <w:t>Требования к надежности</w:t>
       </w:r>
-      <w:bookmarkEnd w:id="40"/>
-      <w:bookmarkEnd w:id="41"/>
+      <w:bookmarkEnd w:id="33"/>
+      <w:bookmarkEnd w:id="34"/>
     </w:p>
     <w:p>
       <w:pPr>
@@ -9245,8 +9163,8 @@
           <w:szCs w:val="28"/>
         </w:rPr>
       </w:pPr>
-      <w:bookmarkStart w:id="42" w:name="_Toc147234577"/>
-      <w:bookmarkStart w:id="43" w:name="_Toc240384805"/>
+      <w:bookmarkStart w:id="35" w:name="_Toc147234577"/>
+      <w:bookmarkStart w:id="36" w:name="_Toc240384805"/>
       <w:r>
         <w:rPr>
           <w:rFonts w:ascii="Times New Roman" w:hAnsi="Times New Roman" w:cs="Times New Roman"/>
@@ -9257,8 +9175,8 @@
         </w:rPr>
         <w:t>Требования к безопасности</w:t>
       </w:r>
-      <w:bookmarkEnd w:id="42"/>
-      <w:bookmarkEnd w:id="43"/>
+      <w:bookmarkEnd w:id="35"/>
+      <w:bookmarkEnd w:id="36"/>
     </w:p>
     <w:p>
       <w:pPr>
@@ -9342,8 +9260,8 @@
           <w:szCs w:val="28"/>
         </w:rPr>
       </w:pPr>
-      <w:bookmarkStart w:id="44" w:name="_Toc147234578"/>
-      <w:bookmarkStart w:id="45" w:name="_Toc240384806"/>
+      <w:bookmarkStart w:id="37" w:name="_Toc147234578"/>
+      <w:bookmarkStart w:id="38" w:name="_Toc240384806"/>
       <w:r>
         <w:rPr>
           <w:rFonts w:ascii="Times New Roman" w:hAnsi="Times New Roman" w:cs="Times New Roman"/>
@@ -9354,8 +9272,8 @@
         </w:rPr>
         <w:t>Требования к эргономике и технической эстетике</w:t>
       </w:r>
-      <w:bookmarkEnd w:id="44"/>
-      <w:bookmarkEnd w:id="45"/>
+      <w:bookmarkEnd w:id="37"/>
+      <w:bookmarkEnd w:id="38"/>
     </w:p>
     <w:p>
       <w:pPr>
@@ -9406,17 +9324,7 @@
           <w:sz w:val="28"/>
           <w:szCs w:val="28"/>
         </w:rPr>
-        <w:t xml:space="preserve">интерфейсов с помощью фреймворков WindowsForms, WPF или аналогичных </w:t>
-      </w:r>
-      <w:commentRangeStart w:id="46"/>
-      <w:commentRangeStart w:id="47"/>
-      <w:r>
-        <w:rPr>
-          <w:rFonts w:ascii="Times New Roman" w:hAnsi="Times New Roman" w:cs="Times New Roman"/>
-          <w:sz w:val="28"/>
-          <w:szCs w:val="28"/>
-        </w:rPr>
-        <w:t>им, позволяющих создавать пользовательские интерфейсы для ОС Windows 10 и выше.</w:t>
+        <w:t>интерфейсов с помощью фреймворков WindowsForms, WPF или аналогичных им, позволяющих создавать пользовательские интерфейсы для ОС Windows 10 и выше.</w:t>
       </w:r>
     </w:p>
     <w:p>
@@ -9443,35 +9351,7 @@
           <w:sz w:val="28"/>
           <w:szCs w:val="28"/>
         </w:rPr>
-        <w:t xml:space="preserve">Интерфейсы </w:t>
-      </w:r>
-      <w:commentRangeEnd w:id="46"/>
-      <w:r>
-        <w:rPr>
-          <w:rStyle w:val="ae"/>
-          <w:rFonts w:ascii="Times New Roman" w:hAnsi="Times New Roman" w:cs="Times New Roman"/>
-          <w:sz w:val="28"/>
-          <w:szCs w:val="28"/>
-        </w:rPr>
-        <w:commentReference w:id="46"/>
-      </w:r>
-      <w:commentRangeEnd w:id="47"/>
-      <w:r>
-        <w:rPr>
-          <w:rStyle w:val="ae"/>
-          <w:rFonts w:ascii="Times New Roman" w:hAnsi="Times New Roman" w:cs="Times New Roman"/>
-          <w:sz w:val="28"/>
-          <w:szCs w:val="28"/>
-        </w:rPr>
-        <w:commentReference w:id="47"/>
-      </w:r>
-      <w:r>
-        <w:rPr>
-          <w:rFonts w:ascii="Times New Roman" w:hAnsi="Times New Roman" w:cs="Times New Roman"/>
-          <w:sz w:val="28"/>
-          <w:szCs w:val="28"/>
-        </w:rPr>
-        <w:t>должны быть адаптированы под минимальную высоту экрана 1080 пикселя и ширину экрана 1920.</w:t>
+        <w:t>Интерфейсы должны быть адаптированы под минимальную высоту экрана 1080 пикселя и ширину экрана 1920.</w:t>
       </w:r>
     </w:p>
     <w:p>
@@ -9530,8 +9410,8 @@
           <w:szCs w:val="28"/>
         </w:rPr>
       </w:pPr>
-      <w:bookmarkStart w:id="48" w:name="_Toc147234579"/>
-      <w:bookmarkStart w:id="49" w:name="_Toc240384807"/>
+      <w:bookmarkStart w:id="39" w:name="_Toc147234579"/>
+      <w:bookmarkStart w:id="40" w:name="_Toc240384807"/>
       <w:r>
         <w:rPr>
           <w:rFonts w:ascii="Times New Roman" w:hAnsi="Times New Roman" w:cs="Times New Roman"/>
@@ -9543,8 +9423,8 @@
         <w:lastRenderedPageBreak/>
         <w:t>Требования к эксплуатации, техническому обслуживанию, ремонту и хранению компонентов системы</w:t>
       </w:r>
-      <w:bookmarkEnd w:id="48"/>
-      <w:bookmarkEnd w:id="49"/>
+      <w:bookmarkEnd w:id="39"/>
+      <w:bookmarkEnd w:id="40"/>
     </w:p>
     <w:p>
       <w:pPr>
@@ -9612,8 +9492,8 @@
           <w:szCs w:val="28"/>
         </w:rPr>
       </w:pPr>
-      <w:bookmarkStart w:id="50" w:name="_Toc147234580"/>
-      <w:bookmarkStart w:id="51" w:name="_Toc240384808"/>
+      <w:bookmarkStart w:id="41" w:name="_Toc147234580"/>
+      <w:bookmarkStart w:id="42" w:name="_Toc240384808"/>
       <w:r>
         <w:rPr>
           <w:rFonts w:ascii="Times New Roman" w:hAnsi="Times New Roman" w:cs="Times New Roman"/>
@@ -9624,8 +9504,8 @@
         </w:rPr>
         <w:t>Требования к защите информации от несанкционированного доступа</w:t>
       </w:r>
-      <w:bookmarkEnd w:id="50"/>
-      <w:bookmarkEnd w:id="51"/>
+      <w:bookmarkEnd w:id="41"/>
+      <w:bookmarkEnd w:id="42"/>
     </w:p>
     <w:p>
       <w:pPr>
@@ -9709,8 +9589,8 @@
           <w:szCs w:val="28"/>
         </w:rPr>
       </w:pPr>
-      <w:bookmarkStart w:id="52" w:name="_Toc147234581"/>
-      <w:bookmarkStart w:id="53" w:name="_Toc240384809"/>
+      <w:bookmarkStart w:id="43" w:name="_Toc147234581"/>
+      <w:bookmarkStart w:id="44" w:name="_Toc240384809"/>
       <w:r>
         <w:rPr>
           <w:rFonts w:ascii="Times New Roman" w:hAnsi="Times New Roman" w:cs="Times New Roman"/>
@@ -9721,8 +9601,8 @@
         </w:rPr>
         <w:t>Требования по сохранности информации при авариях</w:t>
       </w:r>
-      <w:bookmarkEnd w:id="52"/>
-      <w:bookmarkEnd w:id="53"/>
+      <w:bookmarkEnd w:id="43"/>
+      <w:bookmarkEnd w:id="44"/>
     </w:p>
     <w:p>
       <w:pPr>
@@ -9790,8 +9670,8 @@
           <w:szCs w:val="28"/>
         </w:rPr>
       </w:pPr>
-      <w:bookmarkStart w:id="54" w:name="_Toc147234582"/>
-      <w:bookmarkStart w:id="55" w:name="_Toc240384810"/>
+      <w:bookmarkStart w:id="45" w:name="_Toc147234582"/>
+      <w:bookmarkStart w:id="46" w:name="_Toc240384810"/>
       <w:r>
         <w:rPr>
           <w:rFonts w:ascii="Times New Roman" w:hAnsi="Times New Roman" w:cs="Times New Roman"/>
@@ -9802,8 +9682,8 @@
         </w:rPr>
         <w:t>Требования к защите от влияния внешних воздействий</w:t>
       </w:r>
-      <w:bookmarkEnd w:id="54"/>
-      <w:bookmarkEnd w:id="55"/>
+      <w:bookmarkEnd w:id="45"/>
+      <w:bookmarkEnd w:id="46"/>
     </w:p>
     <w:p>
       <w:pPr>
@@ -9871,8 +9751,8 @@
           <w:szCs w:val="28"/>
         </w:rPr>
       </w:pPr>
-      <w:bookmarkStart w:id="56" w:name="_Toc147234583"/>
-      <w:bookmarkStart w:id="57" w:name="_Toc240384811"/>
+      <w:bookmarkStart w:id="47" w:name="_Toc147234583"/>
+      <w:bookmarkStart w:id="48" w:name="_Toc240384811"/>
       <w:r>
         <w:rPr>
           <w:rFonts w:ascii="Times New Roman" w:hAnsi="Times New Roman" w:cs="Times New Roman"/>
@@ -9883,8 +9763,8 @@
         </w:rPr>
         <w:t>Требования к патентной чистоте</w:t>
       </w:r>
-      <w:bookmarkEnd w:id="56"/>
-      <w:bookmarkEnd w:id="57"/>
+      <w:bookmarkEnd w:id="47"/>
+      <w:bookmarkEnd w:id="48"/>
     </w:p>
     <w:p>
       <w:pPr>
@@ -9958,8 +9838,8 @@
           <w:szCs w:val="28"/>
         </w:rPr>
       </w:pPr>
-      <w:bookmarkStart w:id="58" w:name="_Toc147234584"/>
-      <w:bookmarkStart w:id="59" w:name="_Toc240384812"/>
+      <w:bookmarkStart w:id="49" w:name="_Toc147234584"/>
+      <w:bookmarkStart w:id="50" w:name="_Toc240384812"/>
       <w:r>
         <w:rPr>
           <w:rFonts w:ascii="Times New Roman" w:hAnsi="Times New Roman" w:cs="Times New Roman"/>
@@ -9971,8 +9851,8 @@
         <w:lastRenderedPageBreak/>
         <w:t>Требования по стандартизации и унификации</w:t>
       </w:r>
-      <w:bookmarkEnd w:id="58"/>
-      <w:bookmarkEnd w:id="59"/>
+      <w:bookmarkEnd w:id="49"/>
+      <w:bookmarkEnd w:id="50"/>
     </w:p>
     <w:p>
       <w:pPr>
@@ -10042,8 +9922,8 @@
           <w:szCs w:val="28"/>
         </w:rPr>
       </w:pPr>
-      <w:bookmarkStart w:id="60" w:name="_Toc147234585"/>
-      <w:bookmarkStart w:id="61" w:name="_Toc240384813"/>
+      <w:bookmarkStart w:id="51" w:name="_Toc147234585"/>
+      <w:bookmarkStart w:id="52" w:name="_Toc240384813"/>
       <w:r>
         <w:rPr>
           <w:rFonts w:ascii="Times New Roman" w:hAnsi="Times New Roman" w:cs="Times New Roman"/>
@@ -10054,8 +9934,8 @@
         </w:rPr>
         <w:t>Требования к функциям (задачам), выполняемым АС</w:t>
       </w:r>
-      <w:bookmarkEnd w:id="60"/>
-      <w:bookmarkEnd w:id="61"/>
+      <w:bookmarkEnd w:id="51"/>
+      <w:bookmarkEnd w:id="52"/>
     </w:p>
     <w:p>
       <w:pPr>
@@ -10090,8 +9970,8 @@
           <w:szCs w:val="28"/>
         </w:rPr>
       </w:pPr>
-      <w:bookmarkStart w:id="62" w:name="_Toc147234586"/>
-      <w:bookmarkStart w:id="63" w:name="_Toc240384814"/>
+      <w:bookmarkStart w:id="53" w:name="_Toc147234586"/>
+      <w:bookmarkStart w:id="54" w:name="_Toc240384814"/>
       <w:r>
         <w:rPr>
           <w:rFonts w:ascii="Times New Roman" w:hAnsi="Times New Roman" w:cs="Times New Roman"/>
@@ -10102,8 +9982,8 @@
         </w:rPr>
         <w:t>Перечень функций, задач или их комплексов</w:t>
       </w:r>
-      <w:bookmarkEnd w:id="62"/>
-      <w:bookmarkEnd w:id="63"/>
+      <w:bookmarkEnd w:id="53"/>
+      <w:bookmarkEnd w:id="54"/>
     </w:p>
     <w:p>
       <w:pPr>
@@ -10232,8 +10112,8 @@
           <w:szCs w:val="28"/>
         </w:rPr>
       </w:pPr>
-      <w:bookmarkStart w:id="64" w:name="_Toc147234587"/>
-      <w:bookmarkStart w:id="65" w:name="_Toc240384815"/>
+      <w:bookmarkStart w:id="55" w:name="_Toc147234587"/>
+      <w:bookmarkStart w:id="56" w:name="_Toc240384815"/>
       <w:r>
         <w:rPr>
           <w:rFonts w:ascii="Times New Roman" w:hAnsi="Times New Roman" w:cs="Times New Roman"/>
@@ -10244,8 +10124,8 @@
         </w:rPr>
         <w:t>Требования к видам обеспечения АС</w:t>
       </w:r>
-      <w:bookmarkEnd w:id="64"/>
-      <w:bookmarkEnd w:id="65"/>
+      <w:bookmarkEnd w:id="55"/>
+      <w:bookmarkEnd w:id="56"/>
     </w:p>
     <w:p>
       <w:pPr>
@@ -10280,8 +10160,8 @@
           <w:szCs w:val="28"/>
         </w:rPr>
       </w:pPr>
-      <w:bookmarkStart w:id="66" w:name="_Toc147234588"/>
-      <w:bookmarkStart w:id="67" w:name="_Toc240384816"/>
+      <w:bookmarkStart w:id="57" w:name="_Toc147234588"/>
+      <w:bookmarkStart w:id="58" w:name="_Toc240384816"/>
       <w:r>
         <w:rPr>
           <w:rFonts w:ascii="Times New Roman" w:hAnsi="Times New Roman" w:cs="Times New Roman"/>
@@ -10292,8 +10172,8 @@
         </w:rPr>
         <w:t>Требования к математическому обеспечению системы</w:t>
       </w:r>
-      <w:bookmarkEnd w:id="66"/>
-      <w:bookmarkEnd w:id="67"/>
+      <w:bookmarkEnd w:id="57"/>
+      <w:bookmarkEnd w:id="58"/>
     </w:p>
     <w:p>
       <w:pPr>
@@ -10367,8 +10247,8 @@
           <w:szCs w:val="28"/>
         </w:rPr>
       </w:pPr>
-      <w:bookmarkStart w:id="68" w:name="_Toc147234589"/>
-      <w:bookmarkStart w:id="69" w:name="_Toc240384817"/>
+      <w:bookmarkStart w:id="59" w:name="_Toc147234589"/>
+      <w:bookmarkStart w:id="60" w:name="_Toc240384817"/>
       <w:r>
         <w:rPr>
           <w:rFonts w:ascii="Times New Roman" w:hAnsi="Times New Roman" w:cs="Times New Roman"/>
@@ -10380,8 +10260,8 @@
         <w:lastRenderedPageBreak/>
         <w:t>Требования к информационному обеспечению системы</w:t>
       </w:r>
-      <w:bookmarkEnd w:id="68"/>
-      <w:bookmarkEnd w:id="69"/>
+      <w:bookmarkEnd w:id="59"/>
+      <w:bookmarkEnd w:id="60"/>
     </w:p>
     <w:p>
       <w:pPr>
@@ -10449,8 +10329,8 @@
           <w:szCs w:val="28"/>
         </w:rPr>
       </w:pPr>
-      <w:bookmarkStart w:id="70" w:name="_Toc147234590"/>
-      <w:bookmarkStart w:id="71" w:name="_Toc240384818"/>
+      <w:bookmarkStart w:id="61" w:name="_Toc147234590"/>
+      <w:bookmarkStart w:id="62" w:name="_Toc240384818"/>
       <w:r>
         <w:rPr>
           <w:rFonts w:ascii="Times New Roman" w:hAnsi="Times New Roman" w:cs="Times New Roman"/>
@@ -10461,8 +10341,8 @@
         </w:rPr>
         <w:t>Требования к лингвистическому обеспечению системы</w:t>
       </w:r>
-      <w:bookmarkEnd w:id="70"/>
-      <w:bookmarkEnd w:id="71"/>
+      <w:bookmarkEnd w:id="61"/>
+      <w:bookmarkEnd w:id="62"/>
     </w:p>
     <w:p>
       <w:pPr>
@@ -10530,8 +10410,8 @@
           <w:szCs w:val="28"/>
         </w:rPr>
       </w:pPr>
-      <w:bookmarkStart w:id="72" w:name="_Toc147234591"/>
-      <w:bookmarkStart w:id="73" w:name="_Toc240384819"/>
+      <w:bookmarkStart w:id="63" w:name="_Toc147234591"/>
+      <w:bookmarkStart w:id="64" w:name="_Toc240384819"/>
       <w:r>
         <w:rPr>
           <w:rFonts w:ascii="Times New Roman" w:hAnsi="Times New Roman" w:cs="Times New Roman"/>
@@ -10542,8 +10422,8 @@
         </w:rPr>
         <w:t>Требования к программному обеспечению системы</w:t>
       </w:r>
-      <w:bookmarkEnd w:id="72"/>
-      <w:bookmarkEnd w:id="73"/>
+      <w:bookmarkEnd w:id="63"/>
+      <w:bookmarkEnd w:id="64"/>
     </w:p>
     <w:p>
       <w:pPr>
@@ -10697,8 +10577,8 @@
           <w:szCs w:val="28"/>
         </w:rPr>
       </w:pPr>
-      <w:bookmarkStart w:id="74" w:name="_Toc147234592"/>
-      <w:bookmarkStart w:id="75" w:name="_Toc240384820"/>
+      <w:bookmarkStart w:id="65" w:name="_Toc147234592"/>
+      <w:bookmarkStart w:id="66" w:name="_Toc240384820"/>
       <w:r>
         <w:rPr>
           <w:rFonts w:ascii="Times New Roman" w:hAnsi="Times New Roman" w:cs="Times New Roman"/>
@@ -10709,8 +10589,8 @@
         </w:rPr>
         <w:t>Требования к техническому обеспечению системы</w:t>
       </w:r>
-      <w:bookmarkEnd w:id="74"/>
-      <w:bookmarkEnd w:id="75"/>
+      <w:bookmarkEnd w:id="65"/>
+      <w:bookmarkEnd w:id="66"/>
     </w:p>
     <w:p>
       <w:pPr>
@@ -10755,8 +10635,6 @@
         </w:rPr>
         <w:t xml:space="preserve"> </w:t>
       </w:r>
-      <w:commentRangeStart w:id="76"/>
-      <w:commentRangeStart w:id="77"/>
       <w:r>
         <w:rPr>
           <w:rFonts w:ascii="Times New Roman" w:hAnsi="Times New Roman" w:cs="Times New Roman"/>
@@ -10793,8 +10671,6 @@
           <w:szCs w:val="28"/>
         </w:rPr>
       </w:pPr>
-      <w:commentRangeStart w:id="78"/>
-      <w:commentRangeStart w:id="79"/>
       <w:r>
         <w:rPr>
           <w:rFonts w:ascii="Times New Roman" w:hAnsi="Times New Roman" w:cs="Times New Roman"/>
@@ -10906,26 +10782,6 @@
           <w:szCs w:val="28"/>
         </w:rPr>
         <w:t>;</w:t>
-      </w:r>
-      <w:commentRangeEnd w:id="78"/>
-      <w:r>
-        <w:rPr>
-          <w:rStyle w:val="ae"/>
-          <w:rFonts w:ascii="Times New Roman" w:hAnsi="Times New Roman" w:cs="Times New Roman"/>
-          <w:sz w:val="28"/>
-          <w:szCs w:val="28"/>
-        </w:rPr>
-        <w:commentReference w:id="78"/>
-      </w:r>
-      <w:commentRangeEnd w:id="79"/>
-      <w:r>
-        <w:rPr>
-          <w:rStyle w:val="ae"/>
-          <w:rFonts w:ascii="Times New Roman" w:hAnsi="Times New Roman" w:cs="Times New Roman"/>
-          <w:sz w:val="28"/>
-          <w:szCs w:val="28"/>
-        </w:rPr>
-        <w:commentReference w:id="79"/>
       </w:r>
     </w:p>
     <w:p>
@@ -11030,26 +10886,6 @@
           <w:szCs w:val="28"/>
         </w:rPr>
         <w:t xml:space="preserve"> </w:t>
-      </w:r>
-      <w:commentRangeEnd w:id="76"/>
-      <w:r>
-        <w:rPr>
-          <w:rStyle w:val="ae"/>
-          <w:rFonts w:ascii="Times New Roman" w:hAnsi="Times New Roman" w:cs="Times New Roman"/>
-          <w:sz w:val="28"/>
-          <w:szCs w:val="28"/>
-        </w:rPr>
-        <w:commentReference w:id="76"/>
-      </w:r>
-      <w:commentRangeEnd w:id="77"/>
-      <w:r>
-        <w:rPr>
-          <w:rStyle w:val="ae"/>
-          <w:rFonts w:ascii="Times New Roman" w:hAnsi="Times New Roman" w:cs="Times New Roman"/>
-          <w:sz w:val="28"/>
-          <w:szCs w:val="28"/>
-        </w:rPr>
-        <w:commentReference w:id="77"/>
       </w:r>
     </w:p>
     <w:p>
@@ -11071,8 +10907,8 @@
           <w:szCs w:val="28"/>
         </w:rPr>
       </w:pPr>
-      <w:bookmarkStart w:id="80" w:name="_Toc147234593"/>
-      <w:bookmarkStart w:id="81" w:name="_Toc240384821"/>
+      <w:bookmarkStart w:id="67" w:name="_Toc147234593"/>
+      <w:bookmarkStart w:id="68" w:name="_Toc240384821"/>
       <w:r>
         <w:rPr>
           <w:rFonts w:ascii="Times New Roman" w:hAnsi="Times New Roman" w:cs="Times New Roman"/>
@@ -11084,8 +10920,8 @@
         <w:lastRenderedPageBreak/>
         <w:t>Требования к метрологическому обеспечению</w:t>
       </w:r>
-      <w:bookmarkEnd w:id="80"/>
-      <w:bookmarkEnd w:id="81"/>
+      <w:bookmarkEnd w:id="67"/>
+      <w:bookmarkEnd w:id="68"/>
     </w:p>
     <w:p>
       <w:pPr>
@@ -11153,8 +10989,8 @@
           <w:szCs w:val="28"/>
         </w:rPr>
       </w:pPr>
-      <w:bookmarkStart w:id="82" w:name="_Toc147234594"/>
-      <w:bookmarkStart w:id="83" w:name="_Toc240384822"/>
+      <w:bookmarkStart w:id="69" w:name="_Toc147234594"/>
+      <w:bookmarkStart w:id="70" w:name="_Toc240384822"/>
       <w:r>
         <w:rPr>
           <w:rFonts w:ascii="Times New Roman" w:hAnsi="Times New Roman" w:cs="Times New Roman"/>
@@ -11165,8 +11001,8 @@
         </w:rPr>
         <w:t>Требования к организационному обеспечению</w:t>
       </w:r>
-      <w:bookmarkEnd w:id="82"/>
-      <w:bookmarkEnd w:id="83"/>
+      <w:bookmarkEnd w:id="69"/>
+      <w:bookmarkEnd w:id="70"/>
     </w:p>
     <w:p>
       <w:pPr>
@@ -11234,8 +11070,8 @@
           <w:szCs w:val="28"/>
         </w:rPr>
       </w:pPr>
-      <w:bookmarkStart w:id="84" w:name="_Toc147234595"/>
-      <w:bookmarkStart w:id="85" w:name="_Toc240384823"/>
+      <w:bookmarkStart w:id="71" w:name="_Toc147234595"/>
+      <w:bookmarkStart w:id="72" w:name="_Toc240384823"/>
       <w:r>
         <w:rPr>
           <w:rFonts w:ascii="Times New Roman" w:hAnsi="Times New Roman" w:cs="Times New Roman"/>
@@ -11246,8 +11082,8 @@
         </w:rPr>
         <w:t>Общие технические требования к АС</w:t>
       </w:r>
-      <w:bookmarkEnd w:id="84"/>
-      <w:bookmarkEnd w:id="85"/>
+      <w:bookmarkEnd w:id="71"/>
+      <w:bookmarkEnd w:id="72"/>
     </w:p>
     <w:p>
       <w:pPr>
@@ -11339,8 +11175,8 @@
           <w:szCs w:val="28"/>
         </w:rPr>
       </w:pPr>
-      <w:bookmarkStart w:id="86" w:name="_Toc147234596"/>
-      <w:bookmarkStart w:id="87" w:name="_Toc240384824"/>
+      <w:bookmarkStart w:id="73" w:name="_Toc147234596"/>
+      <w:bookmarkStart w:id="74" w:name="_Toc240384824"/>
       <w:r>
         <w:rPr>
           <w:rFonts w:ascii="Times New Roman" w:hAnsi="Times New Roman" w:cs="Times New Roman"/>
@@ -11350,10 +11186,33 @@
           <w:szCs w:val="28"/>
         </w:rPr>
         <w:lastRenderedPageBreak/>
-        <w:t>СОСТАВ И СОДЕРЖАНИЕ РАБОТ ПО СОЗДАНИЮ АВТОМАТИЗИРОВАННОЙ СИСТЕМЫ</w:t>
-      </w:r>
-      <w:bookmarkEnd w:id="86"/>
-      <w:bookmarkEnd w:id="87"/>
+        <w:t xml:space="preserve">СОСТАВ И СОДЕРЖАНИЕ РАБОТ ПО СОЗДАНИЮ АВТОМАТИЗИРОВАННОЙ </w:t>
+      </w:r>
+      <w:commentRangeStart w:id="75"/>
+      <w:r>
+        <w:rPr>
+          <w:rFonts w:ascii="Times New Roman" w:hAnsi="Times New Roman" w:cs="Times New Roman"/>
+          <w:b/>
+          <w:bCs/>
+          <w:sz w:val="28"/>
+          <w:szCs w:val="28"/>
+        </w:rPr>
+        <w:t>СИСТЕМЫ</w:t>
+      </w:r>
+      <w:bookmarkEnd w:id="73"/>
+      <w:bookmarkEnd w:id="74"/>
+      <w:commentRangeEnd w:id="75"/>
+      <w:r>
+        <w:rPr>
+          <w:rStyle w:val="ae"/>
+          <w:rFonts w:ascii="Times New Roman" w:hAnsi="Times New Roman" w:cs="Times New Roman"/>
+          <w:b/>
+          <w:bCs/>
+          <w:sz w:val="28"/>
+          <w:szCs w:val="28"/>
+        </w:rPr>
+        <w:commentReference w:id="75"/>
+      </w:r>
     </w:p>
     <w:p>
       <w:pPr>
@@ -11460,12 +11319,12 @@
         <w:tblLook w:val="04A0" w:firstRow="1" w:lastRow="0" w:firstColumn="1" w:lastColumn="0" w:noHBand="0" w:noVBand="1"/>
       </w:tblPr>
       <w:tblGrid>
-        <w:gridCol w:w="798"/>
-        <w:gridCol w:w="2113"/>
-        <w:gridCol w:w="4079"/>
-        <w:gridCol w:w="1839"/>
-        <w:gridCol w:w="3330"/>
-        <w:gridCol w:w="2401"/>
+        <w:gridCol w:w="797"/>
+        <w:gridCol w:w="2102"/>
+        <w:gridCol w:w="4084"/>
+        <w:gridCol w:w="1840"/>
+        <w:gridCol w:w="3334"/>
+        <w:gridCol w:w="2403"/>
       </w:tblGrid>
       <w:tr>
         <w:trPr>
@@ -11651,11 +11510,22 @@
                 <w:rFonts w:ascii="Times New Roman" w:hAnsi="Times New Roman" w:cs="Times New Roman"/>
               </w:rPr>
             </w:pPr>
+            <w:commentRangeStart w:id="76"/>
             <w:r>
               <w:rPr>
                 <w:rFonts w:ascii="Times New Roman" w:hAnsi="Times New Roman" w:cs="Times New Roman"/>
               </w:rPr>
               <w:t>Создание технического задания</w:t>
+            </w:r>
+            <w:commentRangeEnd w:id="76"/>
+            <w:r>
+              <w:rPr>
+                <w:rStyle w:val="ae"/>
+                <w:rFonts w:ascii="Times New Roman" w:hAnsi="Times New Roman" w:cs="Times New Roman"/>
+                <w:sz w:val="24"/>
+                <w:szCs w:val="24"/>
+              </w:rPr>
+              <w:commentReference w:id="76"/>
             </w:r>
           </w:p>
         </w:tc>
@@ -11982,33 +11852,11 @@
                 <w:rFonts w:ascii="Times New Roman" w:hAnsi="Times New Roman" w:cs="Times New Roman"/>
               </w:rPr>
             </w:pPr>
-            <w:commentRangeStart w:id="88"/>
-            <w:commentRangeStart w:id="89"/>
             <w:r>
               <w:rPr>
                 <w:rFonts w:ascii="Times New Roman" w:hAnsi="Times New Roman" w:cs="Times New Roman"/>
               </w:rPr>
               <w:t>Модульные тесты</w:t>
-            </w:r>
-            <w:commentRangeEnd w:id="88"/>
-            <w:r>
-              <w:rPr>
-                <w:rStyle w:val="ae"/>
-                <w:rFonts w:ascii="Times New Roman" w:hAnsi="Times New Roman" w:cs="Times New Roman"/>
-                <w:sz w:val="24"/>
-                <w:szCs w:val="24"/>
-              </w:rPr>
-              <w:commentReference w:id="88"/>
-            </w:r>
-            <w:commentRangeEnd w:id="89"/>
-            <w:r>
-              <w:rPr>
-                <w:rStyle w:val="ae"/>
-                <w:rFonts w:ascii="Times New Roman" w:hAnsi="Times New Roman" w:cs="Times New Roman"/>
-                <w:sz w:val="24"/>
-                <w:szCs w:val="24"/>
-              </w:rPr>
-              <w:commentReference w:id="89"/>
             </w:r>
           </w:p>
         </w:tc>
@@ -12773,8 +12621,8 @@
           <w:szCs w:val="28"/>
         </w:rPr>
       </w:pPr>
-      <w:bookmarkStart w:id="90" w:name="_Toc147234597"/>
-      <w:bookmarkStart w:id="91" w:name="_Toc240384825"/>
+      <w:bookmarkStart w:id="77" w:name="_Toc147234597"/>
+      <w:bookmarkStart w:id="78" w:name="_Toc240384825"/>
       <w:r>
         <w:rPr>
           <w:rFonts w:ascii="Times New Roman" w:hAnsi="Times New Roman" w:cs="Times New Roman"/>
@@ -12786,8 +12634,8 @@
         <w:lastRenderedPageBreak/>
         <w:t>ПОРЯДОК РАЗРАБОТКИ АВТОМАТИЗИРОВАННОЙ СИСТЕМЫ</w:t>
       </w:r>
-      <w:bookmarkEnd w:id="90"/>
-      <w:bookmarkEnd w:id="91"/>
+      <w:bookmarkEnd w:id="77"/>
+      <w:bookmarkEnd w:id="78"/>
     </w:p>
     <w:p>
       <w:pPr>
@@ -12824,8 +12672,8 @@
           <w:szCs w:val="28"/>
         </w:rPr>
       </w:pPr>
-      <w:bookmarkStart w:id="92" w:name="_Toc147234598"/>
-      <w:bookmarkStart w:id="93" w:name="_Toc240384826"/>
+      <w:bookmarkStart w:id="79" w:name="_Toc147234598"/>
+      <w:bookmarkStart w:id="80" w:name="_Toc240384826"/>
       <w:r>
         <w:rPr>
           <w:rFonts w:ascii="Times New Roman" w:hAnsi="Times New Roman" w:cs="Times New Roman"/>
@@ -12836,8 +12684,8 @@
         </w:rPr>
         <w:t>Порядок организации разработки АС</w:t>
       </w:r>
-      <w:bookmarkEnd w:id="92"/>
-      <w:bookmarkEnd w:id="93"/>
+      <w:bookmarkEnd w:id="79"/>
+      <w:bookmarkEnd w:id="80"/>
     </w:p>
     <w:p>
       <w:pPr>
@@ -12919,8 +12767,8 @@
           <w:szCs w:val="28"/>
         </w:rPr>
       </w:pPr>
-      <w:bookmarkStart w:id="94" w:name="_Toc147234599"/>
-      <w:bookmarkStart w:id="95" w:name="_Toc240384827"/>
+      <w:bookmarkStart w:id="81" w:name="_Toc147234599"/>
+      <w:bookmarkStart w:id="82" w:name="_Toc240384827"/>
       <w:r>
         <w:rPr>
           <w:rFonts w:ascii="Times New Roman" w:hAnsi="Times New Roman" w:cs="Times New Roman"/>
@@ -12931,8 +12779,8 @@
         </w:rPr>
         <w:t>Перечень документов и исходных данных для разработки АС</w:t>
       </w:r>
-      <w:bookmarkEnd w:id="94"/>
-      <w:bookmarkEnd w:id="95"/>
+      <w:bookmarkEnd w:id="81"/>
+      <w:bookmarkEnd w:id="82"/>
     </w:p>
     <w:p>
       <w:pPr>
@@ -13082,8 +12930,6 @@
         </w:rPr>
         <w:t xml:space="preserve"> </w:t>
       </w:r>
-      <w:commentRangeStart w:id="96"/>
-      <w:commentRangeStart w:id="97"/>
       <w:r>
         <w:rPr>
           <w:rFonts w:ascii="Times New Roman" w:hAnsi="Times New Roman" w:cs="Times New Roman"/>
@@ -13119,26 +12965,6 @@
           <w:szCs w:val="28"/>
         </w:rPr>
         <w:t>»</w:t>
-      </w:r>
-      <w:commentRangeEnd w:id="96"/>
-      <w:r>
-        <w:rPr>
-          <w:rStyle w:val="ae"/>
-          <w:rFonts w:ascii="Times New Roman" w:hAnsi="Times New Roman" w:cs="Times New Roman"/>
-          <w:sz w:val="28"/>
-          <w:szCs w:val="28"/>
-        </w:rPr>
-        <w:commentReference w:id="96"/>
-      </w:r>
-      <w:commentRangeEnd w:id="97"/>
-      <w:r>
-        <w:rPr>
-          <w:rStyle w:val="ae"/>
-          <w:rFonts w:ascii="Times New Roman" w:hAnsi="Times New Roman" w:cs="Times New Roman"/>
-          <w:sz w:val="28"/>
-          <w:szCs w:val="28"/>
-        </w:rPr>
-        <w:commentReference w:id="97"/>
       </w:r>
       <w:r>
         <w:rPr>
@@ -13223,8 +13049,8 @@
           <w:szCs w:val="28"/>
         </w:rPr>
       </w:pPr>
-      <w:bookmarkStart w:id="98" w:name="_Toc147234600"/>
-      <w:bookmarkStart w:id="99" w:name="_Toc240384828"/>
+      <w:bookmarkStart w:id="83" w:name="_Toc147234600"/>
+      <w:bookmarkStart w:id="84" w:name="_Toc240384828"/>
       <w:r>
         <w:rPr>
           <w:rFonts w:ascii="Times New Roman" w:hAnsi="Times New Roman" w:cs="Times New Roman"/>
@@ -13235,8 +13061,8 @@
         </w:rPr>
         <w:t>Перечень документов, предъявляемых по окончании соответствующих этапов работ</w:t>
       </w:r>
-      <w:bookmarkEnd w:id="98"/>
-      <w:bookmarkEnd w:id="99"/>
+      <w:bookmarkEnd w:id="83"/>
+      <w:bookmarkEnd w:id="84"/>
     </w:p>
     <w:p>
       <w:pPr>
@@ -13490,8 +13316,8 @@
           <w:szCs w:val="28"/>
         </w:rPr>
       </w:pPr>
-      <w:bookmarkStart w:id="100" w:name="_Toc147234601"/>
-      <w:bookmarkStart w:id="101" w:name="_Toc240384829"/>
+      <w:bookmarkStart w:id="85" w:name="_Toc147234601"/>
+      <w:bookmarkStart w:id="86" w:name="_Toc240384829"/>
       <w:r>
         <w:rPr>
           <w:rFonts w:ascii="Times New Roman" w:hAnsi="Times New Roman" w:cs="Times New Roman"/>
@@ -13503,8 +13329,8 @@
         <w:lastRenderedPageBreak/>
         <w:t>ПОРЯДОК КОНТРОЛЯ И ПРИЕМКИ АВТОМАТИЗИРОВАННОЙ СИСТЕМЫ</w:t>
       </w:r>
-      <w:bookmarkEnd w:id="100"/>
-      <w:bookmarkEnd w:id="101"/>
+      <w:bookmarkEnd w:id="85"/>
+      <w:bookmarkEnd w:id="86"/>
     </w:p>
     <w:p>
       <w:pPr>
@@ -13541,8 +13367,8 @@
           <w:szCs w:val="28"/>
         </w:rPr>
       </w:pPr>
-      <w:bookmarkStart w:id="102" w:name="_Toc147234602"/>
-      <w:bookmarkStart w:id="103" w:name="_Toc240384830"/>
+      <w:bookmarkStart w:id="87" w:name="_Toc147234602"/>
+      <w:bookmarkStart w:id="88" w:name="_Toc240384830"/>
       <w:r>
         <w:rPr>
           <w:rFonts w:ascii="Times New Roman" w:hAnsi="Times New Roman" w:cs="Times New Roman"/>
@@ -13553,8 +13379,8 @@
         </w:rPr>
         <w:t>Виды, состав и методы испытаний АС и ее составных частей</w:t>
       </w:r>
-      <w:bookmarkEnd w:id="102"/>
-      <w:bookmarkEnd w:id="103"/>
+      <w:bookmarkEnd w:id="87"/>
+      <w:bookmarkEnd w:id="88"/>
     </w:p>
     <w:p>
       <w:pPr>
@@ -13944,8 +13770,8 @@
           <w:szCs w:val="28"/>
         </w:rPr>
       </w:pPr>
-      <w:bookmarkStart w:id="104" w:name="_Toc147234603"/>
-      <w:bookmarkStart w:id="105" w:name="_Toc240384831"/>
+      <w:bookmarkStart w:id="89" w:name="_Toc147234603"/>
+      <w:bookmarkStart w:id="90" w:name="_Toc240384831"/>
       <w:r>
         <w:rPr>
           <w:rFonts w:ascii="Times New Roman" w:hAnsi="Times New Roman" w:cs="Times New Roman"/>
@@ -13956,8 +13782,8 @@
         </w:rPr>
         <w:t>Общие требования к приёмке работ по стадиям</w:t>
       </w:r>
-      <w:bookmarkEnd w:id="104"/>
-      <w:bookmarkEnd w:id="105"/>
+      <w:bookmarkEnd w:id="89"/>
+      <w:bookmarkEnd w:id="90"/>
     </w:p>
     <w:p>
       <w:pPr>
@@ -14054,7 +13880,7 @@
           <w:szCs w:val="28"/>
         </w:rPr>
       </w:pPr>
-      <w:commentRangeStart w:id="106"/>
+      <w:commentRangeStart w:id="91"/>
       <w:r>
         <w:rPr>
           <w:rFonts w:ascii="Times New Roman" w:hAnsi="Times New Roman" w:cs="Times New Roman"/>
@@ -14063,7 +13889,7 @@
         </w:rPr>
         <w:t>Комплектность передаваемой отчётной документации подлежит проверке Заказчиком.</w:t>
       </w:r>
-      <w:commentRangeEnd w:id="106"/>
+      <w:commentRangeEnd w:id="91"/>
       <w:r>
         <w:rPr>
           <w:rStyle w:val="ae"/>
@@ -14073,7 +13899,7 @@
           <w:sz w:val="28"/>
           <w:szCs w:val="28"/>
         </w:rPr>
-        <w:commentReference w:id="106"/>
+        <w:commentReference w:id="91"/>
       </w:r>
     </w:p>
     <w:p>
@@ -14095,8 +13921,8 @@
           <w:szCs w:val="28"/>
         </w:rPr>
       </w:pPr>
-      <w:bookmarkStart w:id="107" w:name="_Toc147234604"/>
-      <w:bookmarkStart w:id="108" w:name="_Toc240384832"/>
+      <w:bookmarkStart w:id="92" w:name="_Toc147234604"/>
+      <w:bookmarkStart w:id="93" w:name="_Toc240384832"/>
       <w:r>
         <w:rPr>
           <w:rFonts w:ascii="Times New Roman" w:hAnsi="Times New Roman" w:cs="Times New Roman"/>
@@ -14108,8 +13934,8 @@
         <w:lastRenderedPageBreak/>
         <w:t>ТРЕБОВАНИЯ К ДОКУМЕНТИРОВАНИЮ</w:t>
       </w:r>
-      <w:bookmarkEnd w:id="107"/>
-      <w:bookmarkEnd w:id="108"/>
+      <w:bookmarkEnd w:id="92"/>
+      <w:bookmarkEnd w:id="93"/>
     </w:p>
     <w:p>
       <w:pPr>
@@ -14177,8 +14003,8 @@
           <w:szCs w:val="28"/>
         </w:rPr>
       </w:pPr>
-      <w:bookmarkStart w:id="109" w:name="_Toc147234605"/>
-      <w:bookmarkStart w:id="110" w:name="_Toc240384833"/>
+      <w:bookmarkStart w:id="94" w:name="_Toc147234605"/>
+      <w:bookmarkStart w:id="95" w:name="_Toc240384833"/>
       <w:r>
         <w:rPr>
           <w:rFonts w:ascii="Times New Roman" w:hAnsi="Times New Roman" w:cs="Times New Roman"/>
@@ -14189,8 +14015,8 @@
         </w:rPr>
         <w:t>Перечень подлежащих разработке документов</w:t>
       </w:r>
-      <w:bookmarkEnd w:id="109"/>
-      <w:bookmarkEnd w:id="110"/>
+      <w:bookmarkEnd w:id="94"/>
+      <w:bookmarkEnd w:id="95"/>
     </w:p>
     <w:p>
       <w:pPr>
@@ -14258,8 +14084,8 @@
           <w:szCs w:val="28"/>
         </w:rPr>
       </w:pPr>
-      <w:bookmarkStart w:id="111" w:name="_Toc147234606"/>
-      <w:bookmarkStart w:id="112" w:name="_Toc240384834"/>
+      <w:bookmarkStart w:id="96" w:name="_Toc147234606"/>
+      <w:bookmarkStart w:id="97" w:name="_Toc240384834"/>
       <w:r>
         <w:rPr>
           <w:rFonts w:ascii="Times New Roman" w:hAnsi="Times New Roman" w:cs="Times New Roman"/>
@@ -14270,8 +14096,8 @@
         </w:rPr>
         <w:t>Вид представления и количество документов</w:t>
       </w:r>
-      <w:bookmarkEnd w:id="111"/>
-      <w:bookmarkEnd w:id="112"/>
+      <w:bookmarkEnd w:id="96"/>
+      <w:bookmarkEnd w:id="97"/>
     </w:p>
     <w:p>
       <w:pPr>
@@ -14419,8 +14245,8 @@
           <w:szCs w:val="28"/>
         </w:rPr>
       </w:pPr>
-      <w:bookmarkStart w:id="113" w:name="_Toc147234607"/>
-      <w:bookmarkStart w:id="114" w:name="_Toc240384835"/>
+      <w:bookmarkStart w:id="98" w:name="_Toc147234607"/>
+      <w:bookmarkStart w:id="99" w:name="_Toc240384835"/>
       <w:r>
         <w:rPr>
           <w:rFonts w:ascii="Times New Roman" w:hAnsi="Times New Roman" w:cs="Times New Roman"/>
@@ -14431,8 +14257,8 @@
         </w:rPr>
         <w:t>Требования по использованию ЕСКД и ЕСПД при разработке документов</w:t>
       </w:r>
-      <w:bookmarkEnd w:id="113"/>
-      <w:bookmarkEnd w:id="114"/>
+      <w:bookmarkEnd w:id="98"/>
+      <w:bookmarkEnd w:id="99"/>
     </w:p>
     <w:p>
       <w:pPr>
@@ -14769,8 +14595,8 @@
           <w:szCs w:val="28"/>
         </w:rPr>
       </w:pPr>
-      <w:bookmarkStart w:id="115" w:name="_Toc147234608"/>
-      <w:bookmarkStart w:id="116" w:name="_Toc240384836"/>
+      <w:bookmarkStart w:id="100" w:name="_Toc147234608"/>
+      <w:bookmarkStart w:id="101" w:name="_Toc240384836"/>
       <w:r>
         <w:rPr>
           <w:rFonts w:ascii="Times New Roman" w:hAnsi="Times New Roman" w:cs="Times New Roman"/>
@@ -14782,8 +14608,8 @@
         <w:lastRenderedPageBreak/>
         <w:t>ИСТОЧНИКИ РАЗРАБОТКИ</w:t>
       </w:r>
-      <w:bookmarkEnd w:id="115"/>
-      <w:bookmarkEnd w:id="116"/>
+      <w:bookmarkEnd w:id="100"/>
+      <w:bookmarkEnd w:id="101"/>
     </w:p>
     <w:p>
       <w:pPr>
@@ -14992,7 +14818,7 @@
 
 <file path=word/comments.xml><?xml version="1.0" encoding="utf-8"?>
 <w:comments xmlns:wpc="http://schemas.microsoft.com/office/word/2010/wordprocessingCanvas" xmlns:cx="http://schemas.microsoft.com/office/drawing/2014/chartex" xmlns:cx1="http://schemas.microsoft.com/office/drawing/2015/9/8/chartex" xmlns:cx2="http://schemas.microsoft.com/office/drawing/2015/10/21/chartex" xmlns:cx3="http://schemas.microsoft.com/office/drawing/2016/5/9/chartex" xmlns:cx4="http://schemas.microsoft.com/office/drawing/2016/5/10/chartex" xmlns:cx5="http://schemas.microsoft.com/office/drawing/2016/5/11/chartex" xmlns:cx6="http://schemas.microsoft.com/office/drawing/2016/5/12/chartex" xmlns:cx7="http://schemas.microsoft.com/office/drawing/2016/5/13/chartex" xmlns:cx8="http://schemas.microsoft.com/office/drawing/2016/5/14/chartex" xmlns:mc="http://schemas.openxmlformats.org/markup-compatibility/2006" xmlns:aink="http://schemas.microsoft.com/office/drawing/2016/ink" xmlns:am3d="http://schemas.microsoft.com/office/drawing/2017/model3d" xmlns:o="urn:schemas-microsoft-com:office:office" xmlns:oel="http://schemas.microsoft.com/office/2019/extlst" xmlns:r="http://schemas.openxmlformats.org/officeDocument/2006/relationships" xmlns:m="http://schemas.openxmlformats.org/officeDocument/2006/math" xmlns:v="urn:schemas-microsoft-com:vml" xmlns:wp14="http://schemas.microsoft.com/office/word/2010/wordprocessingDrawing" xmlns:wp="http://schemas.openxmlformats.org/drawingml/2006/wordprocessingDrawing" xmlns:w10="urn:schemas-microsoft-com:office:word" xmlns:w="http://schemas.openxmlformats.org/wordprocessingml/2006/main" xmlns:w14="http://schemas.microsoft.com/office/word/2010/wordml" xmlns:w15="http://schemas.microsoft.com/office/word/2012/wordml" xmlns:w16cex="http://schemas.microsoft.com/office/word/2018/wordml/cex" xmlns:w16cid="http://schemas.microsoft.com/office/word/2016/wordml/cid" xmlns:w16="http://schemas.microsoft.com/office/word/2018/wordml" xmlns:w16du="http://schemas.microsoft.com/office/word/2023/wordml/word16du" xmlns:w16sdtdh="http://schemas.microsoft.com/office/word/2020/wordml/sdtdatahash" xmlns:w16sdtfl="http://schemas.microsoft.com/office/word/2024/wordml/sdtformatlock" xmlns:w16se="http://schemas.microsoft.com/office/word/2015/wordml/symex" xmlns:wpg="http://schemas.microsoft.com/office/word/2010/wordprocessingGroup" xmlns:wpi="http://schemas.microsoft.com/office/word/2010/wordprocessingInk" xmlns:wne="http://schemas.microsoft.com/office/word/2006/wordml" xmlns:wps="http://schemas.microsoft.com/office/word/2010/wordprocessingShape" mc:Ignorable="w14 w15 w16se w16cid w16 w16cex w16sdtdh w16sdtfl w16du wp14">
-  <w:comment w:id="0" w:author="Kalentyev Alexey" w:date="2026-09-23T02:53:00Z" w:initials="KA">
+  <w:comment w:id="22" w:author="Kalentyev Alexey" w:date="2026-09-23T02:53:00Z" w:initials="KA">
     <w:p>
       <w:pPr>
         <w:pStyle w:val="af6"/>
@@ -15004,11 +14830,11 @@
         <w:annotationRef/>
       </w:r>
       <w:r>
-        <w:t>Замените «Содержание» на «Оглавление».</w:t>
+        <w:t>Используйте в формулах те же обозначения, что в списке и на чертеже: D1,D2,W,H. Если сохраняете Dwoofer,Dtweeter и g, явно определите их соответствие D1,D2 и зазору 15 мм. Опишите изменение допустимых диапазонов в обе стороны при вводе каждого из связанных параметров.</w:t>
       </w:r>
     </w:p>
   </w:comment>
-  <w:comment w:id="1" w:author="Chuwi" w:date="2026-09-23T10:17:00Z" w:initials="C">
+  <w:comment w:id="23" w:author="Chuwi" w:date="2026-09-23T12:10:00Z" w:initials="C">
     <w:p>
       <w:pPr>
         <w:pStyle w:val="af6"/>
@@ -15024,7 +14850,7 @@
       </w:r>
     </w:p>
   </w:comment>
-  <w:comment w:id="6" w:author="Kalentyev Alexey" w:date="2026-09-23T02:53:00Z" w:initials="KA">
+  <w:comment w:id="24" w:author="Kalentyev Alexey" w:date="2026-10-07T10:19:00Z" w:initials="KA">
     <w:p>
       <w:pPr>
         <w:pStyle w:val="af6"/>
@@ -15036,11 +14862,11 @@
         <w:annotationRef/>
       </w:r>
       <w:r>
-        <w:t>Выделите заголовки подразделов и пунктов полужирным шрифтом и приведите их расположение к единому стилю по центру. Например,1.1–1.4 и 3.1.1 сейчас набраны обычным начертанием.</w:t>
+        <w:t>Обозначения приведены к D1, D2, W, H; g определён как 15 мм, добавлены обратные ограничения Wmin и Hmin. Однако D1max задан двумя отдельными формулами без одновременного учёта ширины и высоты, а D2max не учитывает W−110. При W=150, H=500, D1=100, D2=40 формулы по высоте дают пределы 250 и 190 мм вместо допустимых по ширине 100 и 40 мм. Требуются D1max=min(250; W−50; H−D2−45−g) и D2max=min(190; W−110; H−D1−45−g), пересчитываемые при изменении любого связанного параметра. Меняться должны диапазоны, без автоматической подмены введённых значений.</w:t>
       </w:r>
     </w:p>
   </w:comment>
-  <w:comment w:id="7" w:author="Chuwi" w:date="2026-09-23T10:32:00Z" w:initials="C">
+  <w:comment w:id="25" w:author="Kalentyev Alexey" w:date="2026-09-23T02:53:00Z" w:initials="KA">
     <w:p>
       <w:pPr>
         <w:pStyle w:val="af6"/>
@@ -15052,11 +14878,27 @@
         <w:annotationRef/>
       </w:r>
       <w:r>
+        <w:t>Учтите ширину верхнего динамика и оба края панели по высоте. Сейчас W=150 мм,D1=100 мм,D2=190 мм,H=500 мм проходит указанные проверки, хотя верхний динамик шире корпуса. Также при H=200 мм,D1=100 мм,D2=85 мм и зазоре 15 мм сумма равна 200 мм, но обязательный нижний отступ 15 мм уже не помещается. Задайте положения центров и полные ограничения с отступами.</w:t>
+      </w:r>
+    </w:p>
+  </w:comment>
+  <w:comment w:id="26" w:author="Chuwi" w:date="2026-09-23T12:10:00Z" w:initials="C">
+    <w:p>
+      <w:pPr>
+        <w:pStyle w:val="af6"/>
+      </w:pPr>
+      <w:r>
+        <w:rPr>
+          <w:rStyle w:val="ae"/>
+        </w:rPr>
+        <w:annotationRef/>
+      </w:r>
+      <w:r>
         <w:t>+</w:t>
       </w:r>
     </w:p>
   </w:comment>
-  <w:comment w:id="10" w:author="Kalentyev Alexey" w:date="2026-09-23T02:53:00Z" w:initials="KA">
+  <w:comment w:id="27" w:author="Kalentyev Alexey" w:date="2026-10-07T10:19:00Z" w:initials="KA">
     <w:p>
       <w:pPr>
         <w:pStyle w:val="af6"/>
@@ -15068,11 +14910,11 @@
         <w:annotationRef/>
       </w:r>
       <w:r>
-        <w:t>Дополните подраздел сведениями об исполнителе разработки: ФИО, группа и принадлежность к организации, если применимо. Сейчас приведены только сведения о заказчике.</w:t>
+        <w:t>Добавлены ограничение ширины через D2+110 и высоты через D1+D2+45+g; обе ранее приведённые невозможные комбинации теперь нарушают эти ограничения. Однако явно требовавшееся правило расположения центров не сформулировано. Не уточнено также, являются ли отступы 25, 55, 15 и 30 мм минимальными или точными: точное толкование боковых отступов требует W=D1+50=D2+110, чего заданные диапазоны не обеспечивают. На рисунке 2.1 размеры этих отступов не нанесены.</w:t>
       </w:r>
     </w:p>
   </w:comment>
-  <w:comment w:id="11" w:author="Chuwi" w:date="2026-09-23T10:24:00Z" w:initials="C">
+  <w:comment w:id="32" w:author="Kalentyev Alexey" w:date="2026-10-07T10:17:00Z" w:initials="KA">
     <w:p>
       <w:pPr>
         <w:pStyle w:val="af6"/>
@@ -15084,11 +14926,11 @@
         <w:annotationRef/>
       </w:r>
       <w:r>
-        <w:t>+</w:t>
+        <w:t>Уберите подчёркивание слова «одной». Если требуется выделение, используйте допустимое начертание шрифта.</w:t>
       </w:r>
     </w:p>
   </w:comment>
-  <w:comment w:id="14" w:author="Kalentyev Alexey" w:date="2026-09-23T02:53:00Z" w:initials="KA">
+  <w:comment w:id="75" w:author="Kalentyev Alexey" w:date="2026-10-07T10:17:00Z" w:initials="KA">
     <w:p>
       <w:pPr>
         <w:pStyle w:val="af6"/>
@@ -15100,11 +14942,11 @@
         <w:annotationRef/>
       </w:r>
       <w:r>
-        <w:t>Исправьте название системы стандартов: ГОСТ 19.103-77 относится к ЕСПД, то есть к программной документации, а не к конструкторской.</w:t>
+        <w:t>Отделите заголовок раздела 4 от следующего абзаца пустой строкой.</w:t>
       </w:r>
     </w:p>
   </w:comment>
-  <w:comment w:id="15" w:author="Chuwi" w:date="2026-09-23T10:26:00Z" w:initials="C">
+  <w:comment w:id="76" w:author="Kalentyev Alexey" w:date="2026-10-07T10:17:00Z" w:initials="KA">
     <w:p>
       <w:pPr>
         <w:pStyle w:val="af6"/>
@@ -15116,267 +14958,11 @@
         <w:annotationRef/>
       </w:r>
       <w:r>
-        <w:t>+</w:t>
+        <w:t>Установите одинарный междустрочный интервал в ячейках таблицы 4.1.</w:t>
       </w:r>
     </w:p>
   </w:comment>
-  <w:comment w:id="20" w:author="Kalentyev Alexey" w:date="2026-09-23T02:53:00Z" w:initials="KA">
-    <w:p>
-      <w:pPr>
-        <w:pStyle w:val="af6"/>
-      </w:pPr>
-      <w:r>
-        <w:rPr>
-          <w:rStyle w:val="ae"/>
-        </w:rPr>
-        <w:annotationRef/>
-      </w:r>
-      <w:r>
-        <w:t>Начните раздел 2 с новой страницы после раздела 1, а раздел 7 — с новой страницы после раздела 6. Сейчас раздел 2 начинается посреди страницы 5, раздел 7 — после абзаца приемки на странице 15.</w:t>
-      </w:r>
-    </w:p>
-  </w:comment>
-  <w:comment w:id="21" w:author="Chuwi" w:date="2026-09-23T10:28:00Z" w:initials="C">
-    <w:p>
-      <w:pPr>
-        <w:pStyle w:val="af6"/>
-      </w:pPr>
-      <w:r>
-        <w:rPr>
-          <w:rStyle w:val="ae"/>
-        </w:rPr>
-        <w:annotationRef/>
-      </w:r>
-      <w:r>
-        <w:t>+</w:t>
-      </w:r>
-    </w:p>
-  </w:comment>
-  <w:comment w:id="32" w:author="Kalentyev Alexey" w:date="2026-09-23T02:53:00Z" w:initials="KA">
-    <w:p>
-      <w:pPr>
-        <w:pStyle w:val="af6"/>
-      </w:pPr>
-      <w:r>
-        <w:rPr>
-          <w:rStyle w:val="ae"/>
-        </w:rPr>
-        <w:annotationRef/>
-      </w:r>
-      <w:r>
-        <w:t>Используйте в формулах те же обозначения, что в списке и на чертеже: D1,D2,W,H. Если сохраняете Dwoofer,Dtweeter и g, явно определите их соответствие D1,D2 и зазору 15 мм. Опишите изменение допустимых диапазонов в обе стороны при вводе каждого из связанных параметров.</w:t>
-      </w:r>
-    </w:p>
-  </w:comment>
-  <w:comment w:id="33" w:author="Chuwi" w:date="2026-09-23T12:10:00Z" w:initials="C">
-    <w:p>
-      <w:pPr>
-        <w:pStyle w:val="af6"/>
-      </w:pPr>
-      <w:r>
-        <w:rPr>
-          <w:rStyle w:val="ae"/>
-        </w:rPr>
-        <w:annotationRef/>
-      </w:r>
-      <w:r>
-        <w:t>+</w:t>
-      </w:r>
-    </w:p>
-  </w:comment>
-  <w:comment w:id="34" w:author="Kalentyev Alexey" w:date="2026-09-23T02:53:00Z" w:initials="KA">
-    <w:p>
-      <w:pPr>
-        <w:pStyle w:val="af6"/>
-      </w:pPr>
-      <w:r>
-        <w:rPr>
-          <w:rStyle w:val="ae"/>
-        </w:rPr>
-        <w:annotationRef/>
-      </w:r>
-      <w:r>
-        <w:t>Учтите ширину верхнего динамика и оба края панели по высоте. Сейчас W=150 мм,D1=100 мм,D2=190 мм,H=500 мм проходит указанные проверки, хотя верхний динамик шире корпуса. Также при H=200 мм,D1=100 мм,D2=85 мм и зазоре 15 мм сумма равна 200 мм, но обязательный нижний отступ 15 мм уже не помещается. Задайте положения центров и полные ограничения с отступами.</w:t>
-      </w:r>
-    </w:p>
-  </w:comment>
-  <w:comment w:id="35" w:author="Chuwi" w:date="2026-09-23T12:10:00Z" w:initials="C">
-    <w:p>
-      <w:pPr>
-        <w:pStyle w:val="af6"/>
-      </w:pPr>
-      <w:r>
-        <w:rPr>
-          <w:rStyle w:val="ae"/>
-        </w:rPr>
-        <w:annotationRef/>
-      </w:r>
-      <w:r>
-        <w:t>+</w:t>
-      </w:r>
-    </w:p>
-  </w:comment>
-  <w:comment w:id="46" w:author="Kalentyev Alexey" w:date="2026-09-16T10:02:00Z" w:initials="KA">
-    <w:p>
-      <w:pPr>
-        <w:pStyle w:val="af6"/>
-      </w:pPr>
-      <w:r>
-        <w:rPr>
-          <w:rStyle w:val="ae"/>
-        </w:rPr>
-        <w:annotationRef/>
-      </w:r>
-      <w:r>
-        <w:t>Перепроверить все межабзацные отсупы и до и после должно быть 0.</w:t>
-      </w:r>
-    </w:p>
-  </w:comment>
-  <w:comment w:id="47" w:author="Chuwi" w:date="2026-09-16T12:12:00Z" w:initials="C">
-    <w:p>
-      <w:pPr>
-        <w:pStyle w:val="af6"/>
-      </w:pPr>
-      <w:r>
-        <w:rPr>
-          <w:rStyle w:val="ae"/>
-        </w:rPr>
-        <w:annotationRef/>
-      </w:r>
-      <w:r>
-        <w:t>+</w:t>
-      </w:r>
-    </w:p>
-  </w:comment>
-  <w:comment w:id="78" w:author="Kalentyev Alexey" w:date="2026-09-23T02:53:00Z" w:initials="KA">
-    <w:p>
-      <w:pPr>
-        <w:pStyle w:val="af6"/>
-      </w:pPr>
-      <w:r>
-        <w:rPr>
-          <w:rStyle w:val="ae"/>
-        </w:rPr>
-        <w:annotationRef/>
-      </w:r>
-      <w:r>
-        <w:t>Сведите требования к видеокарте в один согласованный пункт: укажите минимальный объем видеопамяти, пропускную способность и необходимые графические API. Сейчас отдельно приведены 2 ГБ/80 ГБ·с⁻¹ и 1 ГБ/29 ГБ·с⁻¹.</w:t>
-      </w:r>
-    </w:p>
-  </w:comment>
-  <w:comment w:id="79" w:author="Chuwi" w:date="2026-09-23T10:11:00Z" w:initials="C">
-    <w:p>
-      <w:pPr>
-        <w:pStyle w:val="af6"/>
-      </w:pPr>
-      <w:r>
-        <w:rPr>
-          <w:rStyle w:val="ae"/>
-        </w:rPr>
-        <w:annotationRef/>
-      </w:r>
-      <w:r>
-        <w:t>+</w:t>
-      </w:r>
-    </w:p>
-  </w:comment>
-  <w:comment w:id="76" w:author="Kalentyev Alexey" w:date="2026-09-16T10:03:00Z" w:initials="KA">
-    <w:p>
-      <w:pPr>
-        <w:pStyle w:val="af6"/>
-      </w:pPr>
-      <w:r>
-        <w:rPr>
-          <w:rStyle w:val="ae"/>
-        </w:rPr>
-        <w:annotationRef/>
-      </w:r>
-      <w:r>
-        <w:t>Маркерный список</w:t>
-      </w:r>
-    </w:p>
-  </w:comment>
-  <w:comment w:id="77" w:author="Chuwi" w:date="2026-09-16T12:12:00Z" w:initials="C">
-    <w:p>
-      <w:pPr>
-        <w:pStyle w:val="af6"/>
-      </w:pPr>
-      <w:r>
-        <w:rPr>
-          <w:rStyle w:val="ae"/>
-        </w:rPr>
-        <w:annotationRef/>
-      </w:r>
-      <w:r>
-        <w:t>+</w:t>
-      </w:r>
-    </w:p>
-  </w:comment>
-  <w:comment w:id="88" w:author="Kalentyev Alexey" w:date="2026-09-23T02:53:00Z" w:initials="KA">
-    <w:p>
-      <w:pPr>
-        <w:pStyle w:val="af6"/>
-      </w:pPr>
-      <w:r>
-        <w:rPr>
-          <w:rStyle w:val="ae"/>
-        </w:rPr>
-        <w:annotationRef/>
-      </w:r>
-      <w:r>
-        <w:t>В третьем этапе укажите реализацию плагина наряду с модульным тестированием. Сейчас в «Составе работ» стоят только модульные тесты, хотя результатом этапа должен быть программный код.</w:t>
-      </w:r>
-    </w:p>
-  </w:comment>
-  <w:comment w:id="89" w:author="Chuwi" w:date="2026-09-23T10:14:00Z" w:initials="C">
-    <w:p>
-      <w:pPr>
-        <w:pStyle w:val="af6"/>
-      </w:pPr>
-      <w:r>
-        <w:rPr>
-          <w:rStyle w:val="ae"/>
-        </w:rPr>
-        <w:annotationRef/>
-      </w:r>
-      <w:r>
-        <w:t>+</w:t>
-      </w:r>
-    </w:p>
-  </w:comment>
-  <w:comment w:id="96" w:author="Kalentyev Alexey" w:date="2026-09-16T10:04:00Z" w:initials="KA">
-    <w:p>
-      <w:pPr>
-        <w:pStyle w:val="af6"/>
-      </w:pPr>
-      <w:r>
-        <w:rPr>
-          <w:rStyle w:val="ae"/>
-        </w:rPr>
-        <w:annotationRef/>
-      </w:r>
-      <w:r>
-        <w:t>?</w:t>
-      </w:r>
-    </w:p>
-  </w:comment>
-  <w:comment w:id="97" w:author="Chuwi" w:date="2026-09-20T20:10:00Z" w:initials="C">
-    <w:p>
-      <w:pPr>
-        <w:pStyle w:val="af6"/>
-      </w:pPr>
-      <w:r>
-        <w:rPr>
-          <w:rStyle w:val="ae"/>
-        </w:rPr>
-        <w:annotationRef/>
-      </w:r>
-      <w:r>
-        <w:t>+</w:t>
-      </w:r>
-    </w:p>
-  </w:comment>
-  <w:comment w:id="106" w:author="Kalentyev Alexey" w:date="2026-09-23T02:53:00Z" w:initials="KA">
+  <w:comment w:id="91" w:author="Kalentyev Alexey" w:date="2026-09-23T02:53:00Z" w:initials="KA">
     <w:p>
       <w:pPr>
         <w:pStyle w:val="af6"/>
@@ -15397,84 +14983,43 @@
 
 <file path=word/commentsExtended.xml><?xml version="1.0" encoding="utf-8"?>
 <w15:commentsEx xmlns:wpc="http://schemas.microsoft.com/office/word/2010/wordprocessingCanvas" xmlns:cx="http://schemas.microsoft.com/office/drawing/2014/chartex" xmlns:cx1="http://schemas.microsoft.com/office/drawing/2015/9/8/chartex" xmlns:cx2="http://schemas.microsoft.com/office/drawing/2015/10/21/chartex" xmlns:cx3="http://schemas.microsoft.com/office/drawing/2016/5/9/chartex" xmlns:cx4="http://schemas.microsoft.com/office/drawing/2016/5/10/chartex" xmlns:cx5="http://schemas.microsoft.com/office/drawing/2016/5/11/chartex" xmlns:cx6="http://schemas.microsoft.com/office/drawing/2016/5/12/chartex" xmlns:cx7="http://schemas.microsoft.com/office/drawing/2016/5/13/chartex" xmlns:cx8="http://schemas.microsoft.com/office/drawing/2016/5/14/chartex" xmlns:mc="http://schemas.openxmlformats.org/markup-compatibility/2006" xmlns:aink="http://schemas.microsoft.com/office/drawing/2016/ink" xmlns:am3d="http://schemas.microsoft.com/office/drawing/2017/model3d" xmlns:o="urn:schemas-microsoft-com:office:office" xmlns:oel="http://schemas.microsoft.com/office/2019/extlst" xmlns:r="http://schemas.openxmlformats.org/officeDocument/2006/relationships" xmlns:m="http://schemas.openxmlformats.org/officeDocument/2006/math" xmlns:v="urn:schemas-microsoft-com:vml" xmlns:wp14="http://schemas.microsoft.com/office/word/2010/wordprocessingDrawing" xmlns:wp="http://schemas.openxmlformats.org/drawingml/2006/wordprocessingDrawing" xmlns:w10="urn:schemas-microsoft-com:office:word" xmlns:w="http://schemas.openxmlformats.org/wordprocessingml/2006/main" xmlns:w14="http://schemas.microsoft.com/office/word/2010/wordml" xmlns:w15="http://schemas.microsoft.com/office/word/2012/wordml" xmlns:w16cex="http://schemas.microsoft.com/office/word/2018/wordml/cex" xmlns:w16cid="http://schemas.microsoft.com/office/word/2016/wordml/cid" xmlns:w16="http://schemas.microsoft.com/office/word/2018/wordml" xmlns:w16du="http://schemas.microsoft.com/office/word/2023/wordml/word16du" xmlns:w16sdtdh="http://schemas.microsoft.com/office/word/2020/wordml/sdtdatahash" xmlns:w16sdtfl="http://schemas.microsoft.com/office/word/2024/wordml/sdtformatlock" xmlns:w16se="http://schemas.microsoft.com/office/word/2015/wordml/symex" xmlns:wpg="http://schemas.microsoft.com/office/word/2010/wordprocessingGroup" xmlns:wpi="http://schemas.microsoft.com/office/word/2010/wordprocessingInk" xmlns:wne="http://schemas.microsoft.com/office/word/2006/wordml" xmlns:wps="http://schemas.microsoft.com/office/word/2010/wordprocessingShape" mc:Ignorable="w14 w15 w16se w16cid w16 w16cex w16sdtdh w16sdtfl w16du wp14">
-  <w15:commentEx w15:paraId="6411AD9E" w15:done="0"/>
-  <w15:commentEx w15:paraId="63EA2562" w15:paraIdParent="6411AD9E" w15:done="0"/>
-  <w15:commentEx w15:paraId="486F1FFE" w15:done="0"/>
-  <w15:commentEx w15:paraId="0964AFBA" w15:paraIdParent="486F1FFE" w15:done="0"/>
-  <w15:commentEx w15:paraId="0449AE33" w15:done="0"/>
-  <w15:commentEx w15:paraId="221D0D58" w15:paraIdParent="0449AE33" w15:done="0"/>
-  <w15:commentEx w15:paraId="07F99103" w15:done="0"/>
-  <w15:commentEx w15:paraId="4744A8C4" w15:paraIdParent="07F99103" w15:done="0"/>
-  <w15:commentEx w15:paraId="42DFC440" w15:done="0"/>
-  <w15:commentEx w15:paraId="55E89D61" w15:paraIdParent="42DFC440" w15:done="0"/>
   <w15:commentEx w15:paraId="0CACCB6F" w15:done="0"/>
   <w15:commentEx w15:paraId="3341904F" w15:paraIdParent="0CACCB6F" w15:done="0"/>
+  <w15:commentEx w15:paraId="7E72DC73" w15:paraIdParent="0CACCB6F" w15:done="0"/>
   <w15:commentEx w15:paraId="20984571" w15:done="0"/>
   <w15:commentEx w15:paraId="6D95068E" w15:paraIdParent="20984571" w15:done="0"/>
-  <w15:commentEx w15:paraId="77C094C8" w15:done="0"/>
-  <w15:commentEx w15:paraId="3C1CF95F" w15:paraIdParent="77C094C8" w15:done="0"/>
-  <w15:commentEx w15:paraId="5C050A75" w15:done="0"/>
-  <w15:commentEx w15:paraId="6AE35A18" w15:paraIdParent="5C050A75" w15:done="0"/>
-  <w15:commentEx w15:paraId="323E482F" w15:done="0"/>
-  <w15:commentEx w15:paraId="4B9E81F5" w15:paraIdParent="323E482F" w15:done="0"/>
-  <w15:commentEx w15:paraId="4826FCD7" w15:done="0"/>
-  <w15:commentEx w15:paraId="56F17DD5" w15:paraIdParent="4826FCD7" w15:done="0"/>
-  <w15:commentEx w15:paraId="050FAEEE" w15:done="0"/>
-  <w15:commentEx w15:paraId="75BA09B1" w15:paraIdParent="050FAEEE" w15:done="0"/>
+  <w15:commentEx w15:paraId="675D331C" w15:paraIdParent="20984571" w15:done="0"/>
+  <w15:commentEx w15:paraId="0586C083" w15:done="0"/>
+  <w15:commentEx w15:paraId="011A34AA" w15:done="0"/>
+  <w15:commentEx w15:paraId="6E96F9E9" w15:done="0"/>
   <w15:commentEx w15:paraId="4846800C" w15:done="0"/>
 </w15:commentsEx>
 </file>
 
 <file path=word/commentsExtensible.xml><?xml version="1.0" encoding="utf-8"?>
 <w16cex:commentsExtensible xmlns:wpc="http://schemas.microsoft.com/office/word/2010/wordprocessingCanvas" xmlns:cx="http://schemas.microsoft.com/office/drawing/2014/chartex" xmlns:cx1="http://schemas.microsoft.com/office/drawing/2015/9/8/chartex" xmlns:cx2="http://schemas.microsoft.com/office/drawing/2015/10/21/chartex" xmlns:cx3="http://schemas.microsoft.com/office/drawing/2016/5/9/chartex" xmlns:cx4="http://schemas.microsoft.com/office/drawing/2016/5/10/chartex" xmlns:cx5="http://schemas.microsoft.com/office/drawing/2016/5/11/chartex" xmlns:cx6="http://schemas.microsoft.com/office/drawing/2016/5/12/chartex" xmlns:cx7="http://schemas.microsoft.com/office/drawing/2016/5/13/chartex" xmlns:cx8="http://schemas.microsoft.com/office/drawing/2016/5/14/chartex" xmlns:cr="http://schemas.microsoft.com/office/comments/2020/reactions" xmlns:mc="http://schemas.openxmlformats.org/markup-compatibility/2006" xmlns:aink="http://schemas.microsoft.com/office/drawing/2016/ink" xmlns:am3d="http://schemas.microsoft.com/office/drawing/2017/model3d" xmlns:o="urn:schemas-microsoft-com:office:office" xmlns:oel="http://schemas.microsoft.com/office/2019/extlst" xmlns:r="http://schemas.openxmlformats.org/officeDocument/2006/relationships" xmlns:m="http://schemas.openxmlformats.org/officeDocument/2006/math" xmlns:v="urn:schemas-microsoft-com:vml" xmlns:wp14="http://schemas.microsoft.com/office/word/2010/wordprocessingDrawing" xmlns:wp="http://schemas.openxmlformats.org/drawingml/2006/wordprocessingDrawing" xmlns:w10="urn:schemas-microsoft-com:office:word" xmlns:w="http://schemas.openxmlformats.org/wordprocessingml/2006/main" xmlns:w14="http://schemas.microsoft.com/office/word/2010/wordml" xmlns:w15="http://schemas.microsoft.com/office/word/2012/wordml" xmlns:w16cex="http://schemas.microsoft.com/office/word/2018/wordml/cex" xmlns:w16cid="http://schemas.microsoft.com/office/word/2016/wordml/cid" xmlns:w16="http://schemas.microsoft.com/office/word/2018/wordml" xmlns:w16du="http://schemas.microsoft.com/office/word/2023/wordml/word16du" xmlns:w16sdtdh="http://schemas.microsoft.com/office/word/2020/wordml/sdtdatahash" xmlns:w16sdtfl="http://schemas.microsoft.com/office/word/2024/wordml/sdtformatlock" xmlns:w16se="http://schemas.microsoft.com/office/word/2015/wordml/symex" xmlns:wpg="http://schemas.microsoft.com/office/word/2010/wordprocessingGroup" xmlns:wpi="http://schemas.microsoft.com/office/word/2010/wordprocessingInk" xmlns:wne="http://schemas.microsoft.com/office/word/2006/wordml" xmlns:wps="http://schemas.microsoft.com/office/word/2010/wordprocessingShape" mc:Ignorable="w14 w15 w16se w16cid w16 w16cex w16sdtdh w16sdtfl cr w16du wp14">
-  <w16cex:commentExtensible w16cex:durableId="645E13CC" w16cex:dateUtc="2026-09-23T03:17:00Z"/>
-  <w16cex:commentExtensible w16cex:durableId="73FC51AA" w16cex:dateUtc="2026-09-23T03:32:00Z"/>
-  <w16cex:commentExtensible w16cex:durableId="0CBDAA38" w16cex:dateUtc="2026-09-23T02:53:00Z"/>
-  <w16cex:commentExtensible w16cex:durableId="26F5EF30" w16cex:dateUtc="2026-09-23T03:24:00Z"/>
-  <w16cex:commentExtensible w16cex:durableId="64020611" w16cex:dateUtc="2026-09-23T02:53:00Z"/>
-  <w16cex:commentExtensible w16cex:durableId="5D173B82" w16cex:dateUtc="2026-09-23T03:26:00Z"/>
-  <w16cex:commentExtensible w16cex:durableId="18D4BDEF" w16cex:dateUtc="2026-09-23T03:28:00Z"/>
   <w16cex:commentExtensible w16cex:durableId="51D519D5" w16cex:dateUtc="2026-09-23T05:10:00Z"/>
+  <w16cex:commentExtensible w16cex:durableId="0BBA36D2" w16cex:dateUtc="2026-10-07T03:19:00Z"/>
   <w16cex:commentExtensible w16cex:durableId="7FB0590C" w16cex:dateUtc="2026-09-23T05:10:00Z"/>
-  <w16cex:commentExtensible w16cex:durableId="37E20E72" w16cex:dateUtc="2026-09-16T03:02:00Z"/>
-  <w16cex:commentExtensible w16cex:durableId="652B077E" w16cex:dateUtc="2026-09-16T05:12:00Z"/>
-  <w16cex:commentExtensible w16cex:durableId="2B075142" w16cex:dateUtc="2026-09-23T03:11:00Z"/>
-  <w16cex:commentExtensible w16cex:durableId="30A0321E" w16cex:dateUtc="2026-09-16T03:03:00Z"/>
-  <w16cex:commentExtensible w16cex:durableId="1DD9FD14" w16cex:dateUtc="2026-09-16T05:12:00Z"/>
-  <w16cex:commentExtensible w16cex:durableId="6471ACBF" w16cex:dateUtc="2026-09-23T02:53:00Z"/>
-  <w16cex:commentExtensible w16cex:durableId="5F021B72" w16cex:dateUtc="2026-09-23T03:14:00Z"/>
-  <w16cex:commentExtensible w16cex:durableId="5C85841B" w16cex:dateUtc="2026-09-16T03:04:00Z"/>
-  <w16cex:commentExtensible w16cex:durableId="28B6E14A" w16cex:dateUtc="2026-09-20T13:10:00Z"/>
+  <w16cex:commentExtensible w16cex:durableId="6A56A7E7" w16cex:dateUtc="2026-10-07T03:19:00Z"/>
+  <w16cex:commentExtensible w16cex:durableId="00E2305D" w16cex:dateUtc="2026-10-07T03:17:00Z"/>
+  <w16cex:commentExtensible w16cex:durableId="43F6881B" w16cex:dateUtc="2026-10-07T03:17:00Z"/>
+  <w16cex:commentExtensible w16cex:durableId="31AB9048" w16cex:dateUtc="2026-10-07T03:17:00Z"/>
   <w16cex:commentExtensible w16cex:durableId="61452775" w16cex:dateUtc="2026-09-23T02:53:00Z"/>
 </w16cex:commentsExtensible>
 </file>
 
 <file path=word/commentsIds.xml><?xml version="1.0" encoding="utf-8"?>
 <w16cid:commentsIds xmlns:wpc="http://schemas.microsoft.com/office/word/2010/wordprocessingCanvas" xmlns:cx="http://schemas.microsoft.com/office/drawing/2014/chartex" xmlns:cx1="http://schemas.microsoft.com/office/drawing/2015/9/8/chartex" xmlns:cx2="http://schemas.microsoft.com/office/drawing/2015/10/21/chartex" xmlns:cx3="http://schemas.microsoft.com/office/drawing/2016/5/9/chartex" xmlns:cx4="http://schemas.microsoft.com/office/drawing/2016/5/10/chartex" xmlns:cx5="http://schemas.microsoft.com/office/drawing/2016/5/11/chartex" xmlns:cx6="http://schemas.microsoft.com/office/drawing/2016/5/12/chartex" xmlns:cx7="http://schemas.microsoft.com/office/drawing/2016/5/13/chartex" xmlns:cx8="http://schemas.microsoft.com/office/drawing/2016/5/14/chartex" xmlns:mc="http://schemas.openxmlformats.org/markup-compatibility/2006" xmlns:aink="http://schemas.microsoft.com/office/drawing/2016/ink" xmlns:am3d="http://schemas.microsoft.com/office/drawing/2017/model3d" xmlns:o="urn:schemas-microsoft-com:office:office" xmlns:oel="http://schemas.microsoft.com/office/2019/extlst" xmlns:r="http://schemas.openxmlformats.org/officeDocument/2006/relationships" xmlns:m="http://schemas.openxmlformats.org/officeDocument/2006/math" xmlns:v="urn:schemas-microsoft-com:vml" xmlns:wp14="http://schemas.microsoft.com/office/word/2010/wordprocessingDrawing" xmlns:wp="http://schemas.openxmlformats.org/drawingml/2006/wordprocessingDrawing" xmlns:w10="urn:schemas-microsoft-com:office:word" xmlns:w="http://schemas.openxmlformats.org/wordprocessingml/2006/main" xmlns:w14="http://schemas.microsoft.com/office/word/2010/wordml" xmlns:w15="http://schemas.microsoft.com/office/word/2012/wordml" xmlns:w16cex="http://schemas.microsoft.com/office/word/2018/wordml/cex" xmlns:w16cid="http://schemas.microsoft.com/office/word/2016/wordml/cid" xmlns:w16="http://schemas.microsoft.com/office/word/2018/wordml" xmlns:w16du="http://schemas.microsoft.com/office/word/2023/wordml/word16du" xmlns:w16sdtdh="http://schemas.microsoft.com/office/word/2020/wordml/sdtdatahash" xmlns:w16sdtfl="http://schemas.microsoft.com/office/word/2024/wordml/sdtformatlock" xmlns:w16se="http://schemas.microsoft.com/office/word/2015/wordml/symex" xmlns:wpg="http://schemas.microsoft.com/office/word/2010/wordprocessingGroup" xmlns:wpi="http://schemas.microsoft.com/office/word/2010/wordprocessingInk" xmlns:wne="http://schemas.microsoft.com/office/word/2006/wordml" xmlns:wps="http://schemas.microsoft.com/office/word/2010/wordprocessingShape" mc:Ignorable="w14 w15 w16se w16cid w16 w16cex w16sdtdh w16sdtfl w16du wp14">
-  <w16cid:commentId w16cid:paraId="6411AD9E" w16cid:durableId="525DB8E7"/>
-  <w16cid:commentId w16cid:paraId="63EA2562" w16cid:durableId="645E13CC"/>
-  <w16cid:commentId w16cid:paraId="486F1FFE" w16cid:durableId="486F1FFE"/>
-  <w16cid:commentId w16cid:paraId="0964AFBA" w16cid:durableId="73FC51AA"/>
-  <w16cid:commentId w16cid:paraId="0449AE33" w16cid:durableId="0CBDAA38"/>
-  <w16cid:commentId w16cid:paraId="221D0D58" w16cid:durableId="26F5EF30"/>
-  <w16cid:commentId w16cid:paraId="07F99103" w16cid:durableId="64020611"/>
-  <w16cid:commentId w16cid:paraId="4744A8C4" w16cid:durableId="5D173B82"/>
-  <w16cid:commentId w16cid:paraId="42DFC440" w16cid:durableId="7093A631"/>
-  <w16cid:commentId w16cid:paraId="55E89D61" w16cid:durableId="18D4BDEF"/>
   <w16cid:commentId w16cid:paraId="0CACCB6F" w16cid:durableId="0CACCB6F"/>
   <w16cid:commentId w16cid:paraId="3341904F" w16cid:durableId="51D519D5"/>
+  <w16cid:commentId w16cid:paraId="7E72DC73" w16cid:durableId="0BBA36D2"/>
   <w16cid:commentId w16cid:paraId="20984571" w16cid:durableId="20984571"/>
   <w16cid:commentId w16cid:paraId="6D95068E" w16cid:durableId="7FB0590C"/>
-  <w16cid:commentId w16cid:paraId="77C094C8" w16cid:durableId="37E20E72"/>
-  <w16cid:commentId w16cid:paraId="3C1CF95F" w16cid:durableId="652B077E"/>
-  <w16cid:commentId w16cid:paraId="5C050A75" w16cid:durableId="5C050A75"/>
-  <w16cid:commentId w16cid:paraId="6AE35A18" w16cid:durableId="2B075142"/>
-  <w16cid:commentId w16cid:paraId="323E482F" w16cid:durableId="30A0321E"/>
-  <w16cid:commentId w16cid:paraId="4B9E81F5" w16cid:durableId="1DD9FD14"/>
-  <w16cid:commentId w16cid:paraId="4826FCD7" w16cid:durableId="6471ACBF"/>
-  <w16cid:commentId w16cid:paraId="56F17DD5" w16cid:durableId="5F021B72"/>
-  <w16cid:commentId w16cid:paraId="050FAEEE" w16cid:durableId="5C85841B"/>
-  <w16cid:commentId w16cid:paraId="75BA09B1" w16cid:durableId="28B6E14A"/>
+  <w16cid:commentId w16cid:paraId="675D331C" w16cid:durableId="6A56A7E7"/>
+  <w16cid:commentId w16cid:paraId="0586C083" w16cid:durableId="00E2305D"/>
+  <w16cid:commentId w16cid:paraId="011A34AA" w16cid:durableId="43F6881B"/>
+  <w16cid:commentId w16cid:paraId="6E96F9E9" w16cid:durableId="31AB9048"/>
   <w16cid:commentId w16cid:paraId="4846800C" w16cid:durableId="61452775"/>
 </w16cid:commentsIds>
 </file>
@@ -18944,6 +18489,7 @@
   <w:style w:type="character" w:default="1" w:styleId="a0">
     <w:name w:val="Default Paragraph Font"/>
     <w:uiPriority w:val="1"/>
+    <w:semiHidden/>
     <w:unhideWhenUsed/>
   </w:style>
   <w:style w:type="table" w:default="1" w:styleId="a1">
